--- a/codex/cdx2_advanced_automation_using_codex_CLI.docx
+++ b/codex/cdx2_advanced_automation_using_codex_CLI.docx
@@ -6,12 +6,14 @@
       <w:pPr>
         <w:jc w:val="center"/>
         <w:rPr>
-          <w:sz w:val="32"/>
-          <w:szCs w:val="32"/>
-        </w:rPr>
-      </w:pPr>
-      <w:r>
-        <w:rPr>
+          <w:rFonts w:ascii="Carlito" w:hAnsi="Carlito" w:cs="Carlito"/>
+          <w:sz w:val="32"/>
+          <w:szCs w:val="32"/>
+        </w:rPr>
+      </w:pPr>
+      <w:r>
+        <w:rPr>
+          <w:rFonts w:ascii="Carlito" w:hAnsi="Carlito" w:cs="Carlito"/>
           <w:b/>
           <w:bCs/>
           <w:sz w:val="40"/>
@@ -29,86 +31,79 @@
         </w:numPr>
         <w:jc w:val="both"/>
         <w:rPr>
-          <w:sz w:val="32"/>
-          <w:szCs w:val="32"/>
-        </w:rPr>
-      </w:pPr>
-      <w:r>
-        <w:rPr>
-          <w:sz w:val="32"/>
-          <w:szCs w:val="32"/>
-        </w:rPr>
-        <w:t>Advanced Automation with Codex CLI……………………………</w:t>
-      </w:r>
-      <w:proofErr w:type="gramStart"/>
-      <w:r>
-        <w:rPr>
-          <w:sz w:val="32"/>
-          <w:szCs w:val="32"/>
-        </w:rPr>
-        <w:t>…</w:t>
-      </w:r>
-      <w:r>
-        <w:rPr>
-          <w:sz w:val="32"/>
-          <w:szCs w:val="32"/>
-        </w:rPr>
-        <w:t>..</w:t>
-      </w:r>
-      <w:proofErr w:type="gramEnd"/>
-      <w:r>
-        <w:rPr>
-          <w:sz w:val="32"/>
-          <w:szCs w:val="32"/>
-        </w:rPr>
-        <w:t>2</w:t>
-      </w:r>
-    </w:p>
-    <w:p>
-      <w:pPr>
-        <w:jc w:val="both"/>
-        <w:rPr>
-          <w:sz w:val="32"/>
-          <w:szCs w:val="32"/>
-        </w:rPr>
-      </w:pPr>
-    </w:p>
-    <w:p>
-      <w:pPr>
-        <w:jc w:val="both"/>
-        <w:rPr>
-          <w:sz w:val="32"/>
-          <w:szCs w:val="32"/>
-        </w:rPr>
-      </w:pPr>
-    </w:p>
-    <w:p>
-      <w:pPr>
-        <w:jc w:val="both"/>
-        <w:rPr>
-          <w:sz w:val="32"/>
-          <w:szCs w:val="32"/>
-        </w:rPr>
-      </w:pPr>
-    </w:p>
-    <w:p>
-      <w:pPr>
-        <w:jc w:val="both"/>
-        <w:rPr>
-          <w:sz w:val="32"/>
-          <w:szCs w:val="32"/>
-        </w:rPr>
-      </w:pPr>
-    </w:p>
-    <w:p>
-      <w:pPr>
-        <w:rPr>
-          <w:sz w:val="32"/>
-          <w:szCs w:val="32"/>
-        </w:rPr>
-      </w:pPr>
-      <w:r>
-        <w:rPr>
+          <w:rFonts w:ascii="Carlito" w:hAnsi="Carlito" w:cs="Carlito"/>
+          <w:sz w:val="32"/>
+          <w:szCs w:val="32"/>
+        </w:rPr>
+      </w:pPr>
+      <w:r>
+        <w:rPr>
+          <w:rFonts w:ascii="Carlito" w:hAnsi="Carlito" w:cs="Carlito"/>
+          <w:sz w:val="32"/>
+          <w:szCs w:val="32"/>
+        </w:rPr>
+        <w:t>Advanced Automation with Codex CLI………………………………</w:t>
+      </w:r>
+      <w:r>
+        <w:rPr>
+          <w:rFonts w:ascii="Carlito" w:hAnsi="Carlito" w:cs="Carlito"/>
+          <w:sz w:val="32"/>
+          <w:szCs w:val="32"/>
+        </w:rPr>
+        <w:t>..2</w:t>
+      </w:r>
+    </w:p>
+    <w:p>
+      <w:pPr>
+        <w:jc w:val="both"/>
+        <w:rPr>
+          <w:rFonts w:ascii="Carlito" w:hAnsi="Carlito" w:cs="Carlito"/>
+          <w:sz w:val="32"/>
+          <w:szCs w:val="32"/>
+        </w:rPr>
+      </w:pPr>
+    </w:p>
+    <w:p>
+      <w:pPr>
+        <w:jc w:val="both"/>
+        <w:rPr>
+          <w:rFonts w:ascii="Carlito" w:hAnsi="Carlito" w:cs="Carlito"/>
+          <w:sz w:val="32"/>
+          <w:szCs w:val="32"/>
+        </w:rPr>
+      </w:pPr>
+    </w:p>
+    <w:p>
+      <w:pPr>
+        <w:jc w:val="both"/>
+        <w:rPr>
+          <w:rFonts w:ascii="Carlito" w:hAnsi="Carlito" w:cs="Carlito"/>
+          <w:sz w:val="32"/>
+          <w:szCs w:val="32"/>
+        </w:rPr>
+      </w:pPr>
+    </w:p>
+    <w:p>
+      <w:pPr>
+        <w:jc w:val="both"/>
+        <w:rPr>
+          <w:rFonts w:ascii="Carlito" w:hAnsi="Carlito" w:cs="Carlito"/>
+          <w:sz w:val="32"/>
+          <w:szCs w:val="32"/>
+        </w:rPr>
+      </w:pPr>
+    </w:p>
+    <w:p>
+      <w:pPr>
+        <w:rPr>
+          <w:rFonts w:ascii="Carlito" w:hAnsi="Carlito" w:cs="Carlito"/>
+          <w:sz w:val="32"/>
+          <w:szCs w:val="32"/>
+        </w:rPr>
+      </w:pPr>
+      <w:r>
+        <w:rPr>
+          <w:rFonts w:ascii="Carlito" w:hAnsi="Carlito" w:cs="Carlito"/>
           <w:sz w:val="32"/>
           <w:szCs w:val="32"/>
         </w:rPr>
@@ -119,14 +114,16 @@
       <w:pPr>
         <w:jc w:val="both"/>
         <w:rPr>
-          <w:b/>
-          <w:bCs/>
-          <w:sz w:val="32"/>
-          <w:szCs w:val="32"/>
-        </w:rPr>
-      </w:pPr>
-      <w:r>
-        <w:rPr>
+          <w:rFonts w:ascii="Carlito" w:hAnsi="Carlito" w:cs="Carlito"/>
+          <w:b/>
+          <w:bCs/>
+          <w:sz w:val="32"/>
+          <w:szCs w:val="32"/>
+        </w:rPr>
+      </w:pPr>
+      <w:r>
+        <w:rPr>
+          <w:rFonts w:ascii="Carlito" w:hAnsi="Carlito" w:cs="Carlito"/>
           <w:b/>
           <w:bCs/>
           <w:sz w:val="32"/>
@@ -140,12 +137,14 @@
       <w:pPr>
         <w:jc w:val="both"/>
         <w:rPr>
-          <w:sz w:val="32"/>
-          <w:szCs w:val="32"/>
-        </w:rPr>
-      </w:pPr>
-      <w:r>
-        <w:rPr>
+          <w:rFonts w:ascii="Carlito" w:hAnsi="Carlito" w:cs="Carlito"/>
+          <w:sz w:val="32"/>
+          <w:szCs w:val="32"/>
+        </w:rPr>
+      </w:pPr>
+      <w:r>
+        <w:rPr>
+          <w:rFonts w:ascii="Carlito" w:hAnsi="Carlito" w:cs="Carlito"/>
           <w:sz w:val="32"/>
           <w:szCs w:val="32"/>
         </w:rPr>
@@ -156,21 +155,24 @@
       <w:pPr>
         <w:jc w:val="both"/>
         <w:rPr>
-          <w:sz w:val="32"/>
-          <w:szCs w:val="32"/>
-        </w:rPr>
-      </w:pPr>
-    </w:p>
-    <w:p>
-      <w:pPr>
-        <w:jc w:val="both"/>
-        <w:rPr>
-          <w:sz w:val="32"/>
-          <w:szCs w:val="32"/>
-        </w:rPr>
-      </w:pPr>
-      <w:r>
-        <w:rPr>
+          <w:rFonts w:ascii="Carlito" w:hAnsi="Carlito" w:cs="Carlito"/>
+          <w:sz w:val="32"/>
+          <w:szCs w:val="32"/>
+        </w:rPr>
+      </w:pPr>
+    </w:p>
+    <w:p>
+      <w:pPr>
+        <w:jc w:val="both"/>
+        <w:rPr>
+          <w:rFonts w:ascii="Carlito" w:hAnsi="Carlito" w:cs="Carlito"/>
+          <w:sz w:val="32"/>
+          <w:szCs w:val="32"/>
+        </w:rPr>
+      </w:pPr>
+      <w:r>
+        <w:rPr>
+          <w:rFonts w:ascii="Carlito" w:hAnsi="Carlito" w:cs="Carlito"/>
           <w:sz w:val="32"/>
           <w:szCs w:val="32"/>
         </w:rPr>
@@ -181,12 +183,14 @@
       <w:pPr>
         <w:jc w:val="both"/>
         <w:rPr>
-          <w:sz w:val="32"/>
-          <w:szCs w:val="32"/>
-        </w:rPr>
-      </w:pPr>
-      <w:r>
-        <w:rPr>
+          <w:rFonts w:ascii="Carlito" w:hAnsi="Carlito" w:cs="Carlito"/>
+          <w:sz w:val="32"/>
+          <w:szCs w:val="32"/>
+        </w:rPr>
+      </w:pPr>
+      <w:r>
+        <w:rPr>
+          <w:rFonts w:ascii="Carlito" w:hAnsi="Carlito" w:cs="Carlito"/>
           <w:sz w:val="32"/>
           <w:szCs w:val="32"/>
         </w:rPr>
@@ -197,6 +201,7 @@
       <w:pPr>
         <w:jc w:val="both"/>
         <w:rPr>
+          <w:rFonts w:ascii="Carlito" w:hAnsi="Carlito" w:cs="Carlito"/>
           <w:b/>
           <w:bCs/>
           <w:color w:val="60CAF3" w:themeColor="accent4" w:themeTint="99"/>
@@ -206,6 +211,7 @@
       </w:pPr>
       <w:r>
         <w:rPr>
+          <w:rFonts w:ascii="Carlito" w:hAnsi="Carlito" w:cs="Carlito"/>
           <w:b/>
           <w:bCs/>
           <w:color w:val="60CAF3" w:themeColor="accent4" w:themeTint="99"/>
@@ -219,12 +225,14 @@
       <w:pPr>
         <w:jc w:val="both"/>
         <w:rPr>
-          <w:sz w:val="32"/>
-          <w:szCs w:val="32"/>
-        </w:rPr>
-      </w:pPr>
-      <w:r>
-        <w:rPr>
+          <w:rFonts w:ascii="Carlito" w:hAnsi="Carlito" w:cs="Carlito"/>
+          <w:sz w:val="32"/>
+          <w:szCs w:val="32"/>
+        </w:rPr>
+      </w:pPr>
+      <w:r>
+        <w:rPr>
+          <w:rFonts w:ascii="Carlito" w:hAnsi="Carlito" w:cs="Carlito"/>
           <w:sz w:val="32"/>
           <w:szCs w:val="32"/>
         </w:rPr>
@@ -232,6 +240,7 @@
       </w:r>
       <w:r>
         <w:rPr>
+          <w:rFonts w:ascii="Carlito" w:hAnsi="Carlito" w:cs="Carlito"/>
           <w:b/>
           <w:bCs/>
           <w:sz w:val="32"/>
@@ -241,26 +250,11 @@
       </w:r>
       <w:r>
         <w:rPr>
-          <w:sz w:val="32"/>
-          <w:szCs w:val="32"/>
-        </w:rPr>
-        <w:t xml:space="preserve">is designed for scripts, Git hooks, </w:t>
-      </w:r>
-      <w:proofErr w:type="spellStart"/>
-      <w:r>
-        <w:rPr>
-          <w:sz w:val="32"/>
-          <w:szCs w:val="32"/>
-        </w:rPr>
-        <w:t>cron</w:t>
-      </w:r>
-      <w:proofErr w:type="spellEnd"/>
-      <w:r>
-        <w:rPr>
-          <w:sz w:val="32"/>
-          <w:szCs w:val="32"/>
-        </w:rPr>
-        <w:t xml:space="preserve"> jobs and CI pipelines. It:</w:t>
+          <w:rFonts w:ascii="Carlito" w:hAnsi="Carlito" w:cs="Carlito"/>
+          <w:sz w:val="32"/>
+          <w:szCs w:val="32"/>
+        </w:rPr>
+        <w:t>is designed for scripts, Git hooks, cron jobs and CI pipelines. It:</w:t>
       </w:r>
     </w:p>
     <w:p>
@@ -272,12 +266,14 @@
         </w:numPr>
         <w:jc w:val="both"/>
         <w:rPr>
-          <w:sz w:val="32"/>
-          <w:szCs w:val="32"/>
-        </w:rPr>
-      </w:pPr>
-      <w:r>
-        <w:rPr>
+          <w:rFonts w:ascii="Carlito" w:hAnsi="Carlito" w:cs="Carlito"/>
+          <w:sz w:val="32"/>
+          <w:szCs w:val="32"/>
+        </w:rPr>
+      </w:pPr>
+      <w:r>
+        <w:rPr>
+          <w:rFonts w:ascii="Carlito" w:hAnsi="Carlito" w:cs="Carlito"/>
           <w:sz w:val="32"/>
           <w:szCs w:val="32"/>
         </w:rPr>
@@ -293,12 +289,14 @@
         </w:numPr>
         <w:jc w:val="both"/>
         <w:rPr>
-          <w:sz w:val="32"/>
-          <w:szCs w:val="32"/>
-        </w:rPr>
-      </w:pPr>
-      <w:r>
-        <w:rPr>
+          <w:rFonts w:ascii="Carlito" w:hAnsi="Carlito" w:cs="Carlito"/>
+          <w:sz w:val="32"/>
+          <w:szCs w:val="32"/>
+        </w:rPr>
+      </w:pPr>
+      <w:r>
+        <w:rPr>
+          <w:rFonts w:ascii="Carlito" w:hAnsi="Carlito" w:cs="Carlito"/>
           <w:sz w:val="32"/>
           <w:szCs w:val="32"/>
         </w:rPr>
@@ -314,12 +312,14 @@
         </w:numPr>
         <w:jc w:val="both"/>
         <w:rPr>
-          <w:sz w:val="32"/>
-          <w:szCs w:val="32"/>
-        </w:rPr>
-      </w:pPr>
-      <w:r>
-        <w:rPr>
+          <w:rFonts w:ascii="Carlito" w:hAnsi="Carlito" w:cs="Carlito"/>
+          <w:sz w:val="32"/>
+          <w:szCs w:val="32"/>
+        </w:rPr>
+      </w:pPr>
+      <w:r>
+        <w:rPr>
+          <w:rFonts w:ascii="Carlito" w:hAnsi="Carlito" w:cs="Carlito"/>
           <w:sz w:val="32"/>
           <w:szCs w:val="32"/>
         </w:rPr>
@@ -330,12 +330,14 @@
       <w:pPr>
         <w:jc w:val="both"/>
         <w:rPr>
-          <w:sz w:val="32"/>
-          <w:szCs w:val="32"/>
-        </w:rPr>
-      </w:pPr>
-      <w:r>
-        <w:rPr>
+          <w:rFonts w:ascii="Carlito" w:hAnsi="Carlito" w:cs="Carlito"/>
+          <w:sz w:val="32"/>
+          <w:szCs w:val="32"/>
+        </w:rPr>
+      </w:pPr>
+      <w:r>
+        <w:rPr>
+          <w:rFonts w:ascii="Carlito" w:hAnsi="Carlito" w:cs="Carlito"/>
           <w:sz w:val="32"/>
           <w:szCs w:val="32"/>
         </w:rPr>
@@ -346,14 +348,16 @@
       <w:pPr>
         <w:jc w:val="both"/>
         <w:rPr>
-          <w:b/>
-          <w:bCs/>
-          <w:sz w:val="28"/>
-          <w:szCs w:val="28"/>
-        </w:rPr>
-      </w:pPr>
-      <w:r>
-        <w:rPr>
+          <w:rFonts w:ascii="Carlito" w:hAnsi="Carlito" w:cs="Carlito"/>
+          <w:b/>
+          <w:bCs/>
+          <w:sz w:val="28"/>
+          <w:szCs w:val="28"/>
+        </w:rPr>
+      </w:pPr>
+      <w:r>
+        <w:rPr>
+          <w:rFonts w:ascii="Carlito" w:hAnsi="Carlito" w:cs="Carlito"/>
           <w:b/>
           <w:bCs/>
           <w:sz w:val="28"/>
@@ -366,14 +370,16 @@
       <w:pPr>
         <w:jc w:val="both"/>
         <w:rPr>
-          <w:b/>
-          <w:bCs/>
-          <w:sz w:val="28"/>
-          <w:szCs w:val="28"/>
-        </w:rPr>
-      </w:pPr>
-      <w:r>
-        <w:rPr>
+          <w:rFonts w:ascii="Carlito" w:hAnsi="Carlito" w:cs="Carlito"/>
+          <w:b/>
+          <w:bCs/>
+          <w:sz w:val="28"/>
+          <w:szCs w:val="28"/>
+        </w:rPr>
+      </w:pPr>
+      <w:r>
+        <w:rPr>
+          <w:rFonts w:ascii="Carlito" w:hAnsi="Carlito" w:cs="Carlito"/>
           <w:b/>
           <w:bCs/>
           <w:sz w:val="28"/>
@@ -386,14 +392,16 @@
       <w:pPr>
         <w:jc w:val="both"/>
         <w:rPr>
-          <w:b/>
-          <w:bCs/>
-          <w:sz w:val="28"/>
-          <w:szCs w:val="28"/>
-        </w:rPr>
-      </w:pPr>
-      <w:r>
-        <w:rPr>
+          <w:rFonts w:ascii="Carlito" w:hAnsi="Carlito" w:cs="Carlito"/>
+          <w:b/>
+          <w:bCs/>
+          <w:sz w:val="28"/>
+          <w:szCs w:val="28"/>
+        </w:rPr>
+      </w:pPr>
+      <w:r>
+        <w:rPr>
+          <w:rFonts w:ascii="Carlito" w:hAnsi="Carlito" w:cs="Carlito"/>
           <w:b/>
           <w:bCs/>
           <w:sz w:val="28"/>
@@ -406,14 +414,16 @@
       <w:pPr>
         <w:jc w:val="both"/>
         <w:rPr>
-          <w:b/>
-          <w:bCs/>
-          <w:sz w:val="28"/>
-          <w:szCs w:val="28"/>
-        </w:rPr>
-      </w:pPr>
-      <w:r>
-        <w:rPr>
+          <w:rFonts w:ascii="Carlito" w:hAnsi="Carlito" w:cs="Carlito"/>
+          <w:b/>
+          <w:bCs/>
+          <w:sz w:val="28"/>
+          <w:szCs w:val="28"/>
+        </w:rPr>
+      </w:pPr>
+      <w:r>
+        <w:rPr>
+          <w:rFonts w:ascii="Carlito" w:hAnsi="Carlito" w:cs="Carlito"/>
           <w:b/>
           <w:bCs/>
           <w:sz w:val="28"/>
@@ -426,21 +436,24 @@
       <w:pPr>
         <w:jc w:val="both"/>
         <w:rPr>
-          <w:sz w:val="32"/>
-          <w:szCs w:val="32"/>
-        </w:rPr>
-      </w:pPr>
-    </w:p>
-    <w:p>
-      <w:pPr>
-        <w:jc w:val="both"/>
-        <w:rPr>
-          <w:sz w:val="32"/>
-          <w:szCs w:val="32"/>
-        </w:rPr>
-      </w:pPr>
-      <w:r>
-        <w:rPr>
+          <w:rFonts w:ascii="Carlito" w:hAnsi="Carlito" w:cs="Carlito"/>
+          <w:sz w:val="32"/>
+          <w:szCs w:val="32"/>
+        </w:rPr>
+      </w:pPr>
+    </w:p>
+    <w:p>
+      <w:pPr>
+        <w:jc w:val="both"/>
+        <w:rPr>
+          <w:rFonts w:ascii="Carlito" w:hAnsi="Carlito" w:cs="Carlito"/>
+          <w:sz w:val="32"/>
+          <w:szCs w:val="32"/>
+        </w:rPr>
+      </w:pPr>
+      <w:r>
+        <w:rPr>
+          <w:rFonts w:ascii="Carlito" w:hAnsi="Carlito" w:cs="Carlito"/>
           <w:sz w:val="32"/>
           <w:szCs w:val="32"/>
         </w:rPr>
@@ -451,108 +464,43 @@
       <w:pPr>
         <w:jc w:val="both"/>
         <w:rPr>
-          <w:sz w:val="32"/>
-          <w:szCs w:val="32"/>
-        </w:rPr>
-      </w:pPr>
-      <w:r>
-        <w:rPr>
-          <w:sz w:val="32"/>
-          <w:szCs w:val="32"/>
-        </w:rPr>
-        <w:t xml:space="preserve"># </w:t>
-      </w:r>
-      <w:r>
-        <w:rPr>
-          <w:sz w:val="32"/>
-          <w:szCs w:val="32"/>
-        </w:rPr>
-        <w:t xml:space="preserve">Imagine every time </w:t>
-      </w:r>
-      <w:r>
-        <w:rPr>
-          <w:sz w:val="32"/>
-          <w:szCs w:val="32"/>
-        </w:rPr>
-        <w:t>we</w:t>
-      </w:r>
-      <w:r>
-        <w:rPr>
-          <w:sz w:val="32"/>
-          <w:szCs w:val="32"/>
-        </w:rPr>
-        <w:t xml:space="preserve"> finish coding, instead of manually asking</w:t>
-      </w:r>
-    </w:p>
-    <w:p>
-      <w:pPr>
-        <w:jc w:val="both"/>
-        <w:rPr>
-          <w:sz w:val="32"/>
-          <w:szCs w:val="32"/>
-        </w:rPr>
-      </w:pPr>
-      <w:r>
-        <w:rPr>
-          <w:sz w:val="32"/>
-          <w:szCs w:val="32"/>
-        </w:rPr>
-        <w:t>“</w:t>
-      </w:r>
-      <w:r>
-        <w:rPr>
-          <w:sz w:val="32"/>
-          <w:szCs w:val="32"/>
-        </w:rPr>
-        <w:t>Rev</w:t>
-      </w:r>
-      <w:r>
-        <w:rPr>
-          <w:sz w:val="32"/>
-          <w:szCs w:val="32"/>
-        </w:rPr>
-        <w:t>i</w:t>
-      </w:r>
-      <w:r>
-        <w:rPr>
-          <w:sz w:val="32"/>
-          <w:szCs w:val="32"/>
-        </w:rPr>
-        <w:t>ew my code</w:t>
-      </w:r>
-      <w:r>
-        <w:rPr>
-          <w:sz w:val="32"/>
-          <w:szCs w:val="32"/>
-        </w:rPr>
-        <w:t>”</w:t>
-      </w:r>
-      <w:r>
-        <w:rPr>
-          <w:sz w:val="32"/>
-          <w:szCs w:val="32"/>
-        </w:rPr>
-        <w:t>.</w:t>
-      </w:r>
-      <w:r>
-        <w:rPr>
-          <w:sz w:val="32"/>
-          <w:szCs w:val="32"/>
-        </w:rPr>
-        <w:t xml:space="preserve"> O</w:t>
-      </w:r>
-      <w:r>
-        <w:rPr>
-          <w:sz w:val="32"/>
-          <w:szCs w:val="32"/>
-        </w:rPr>
-        <w:t>ur computer runs:</w:t>
-      </w:r>
-    </w:p>
-    <w:p>
-      <w:pPr>
-        <w:jc w:val="both"/>
-        <w:rPr>
+          <w:rFonts w:ascii="Carlito" w:hAnsi="Carlito" w:cs="Carlito"/>
+          <w:sz w:val="32"/>
+          <w:szCs w:val="32"/>
+        </w:rPr>
+      </w:pPr>
+      <w:r>
+        <w:rPr>
+          <w:rFonts w:ascii="Carlito" w:hAnsi="Carlito" w:cs="Carlito"/>
+          <w:sz w:val="32"/>
+          <w:szCs w:val="32"/>
+        </w:rPr>
+        <w:t># Imagine every time we finish coding, instead of manually asking</w:t>
+      </w:r>
+    </w:p>
+    <w:p>
+      <w:pPr>
+        <w:jc w:val="both"/>
+        <w:rPr>
+          <w:rFonts w:ascii="Carlito" w:hAnsi="Carlito" w:cs="Carlito"/>
+          <w:sz w:val="32"/>
+          <w:szCs w:val="32"/>
+        </w:rPr>
+      </w:pPr>
+      <w:r>
+        <w:rPr>
+          <w:rFonts w:ascii="Carlito" w:hAnsi="Carlito" w:cs="Carlito"/>
+          <w:sz w:val="32"/>
+          <w:szCs w:val="32"/>
+        </w:rPr>
+        <w:t>“Review my code”. Our computer runs:</w:t>
+      </w:r>
+    </w:p>
+    <w:p>
+      <w:pPr>
+        <w:jc w:val="both"/>
+        <w:rPr>
+          <w:rFonts w:ascii="Carlito" w:hAnsi="Carlito" w:cs="Carlito"/>
           <w:b/>
           <w:bCs/>
           <w:color w:val="60CAF3" w:themeColor="accent4" w:themeTint="99"/>
@@ -562,46 +510,236 @@
       </w:pPr>
       <w:r>
         <w:rPr>
+          <w:rFonts w:ascii="Carlito" w:hAnsi="Carlito" w:cs="Carlito"/>
           <w:b/>
           <w:bCs/>
           <w:color w:val="60CAF3" w:themeColor="accent4" w:themeTint="99"/>
           <w:sz w:val="32"/>
           <w:szCs w:val="32"/>
         </w:rPr>
-        <w:t xml:space="preserve">flutter </w:t>
-      </w:r>
-      <w:proofErr w:type="gramStart"/>
-      <w:r>
-        <w:rPr>
+        <w:t>flutter analyze</w:t>
+      </w:r>
+    </w:p>
+    <w:p>
+      <w:pPr>
+        <w:jc w:val="both"/>
+        <w:rPr>
+          <w:rFonts w:ascii="Carlito" w:hAnsi="Carlito" w:cs="Carlito"/>
           <w:b/>
           <w:bCs/>
           <w:color w:val="60CAF3" w:themeColor="accent4" w:themeTint="99"/>
           <w:sz w:val="32"/>
           <w:szCs w:val="32"/>
         </w:rPr>
-        <w:t>analyze</w:t>
-      </w:r>
-      <w:proofErr w:type="gramEnd"/>
-    </w:p>
-    <w:p>
-      <w:pPr>
-        <w:jc w:val="both"/>
-        <w:rPr>
+      </w:pPr>
+      <w:r>
+        <w:rPr>
+          <w:rFonts w:ascii="Carlito" w:hAnsi="Carlito" w:cs="Carlito"/>
           <w:b/>
           <w:bCs/>
           <w:color w:val="60CAF3" w:themeColor="accent4" w:themeTint="99"/>
           <w:sz w:val="32"/>
           <w:szCs w:val="32"/>
         </w:rPr>
-      </w:pPr>
-      <w:r>
-        <w:rPr>
+        <w:t>flutter test</w:t>
+      </w:r>
+    </w:p>
+    <w:p>
+      <w:pPr>
+        <w:jc w:val="both"/>
+        <w:rPr>
+          <w:rFonts w:ascii="Carlito" w:hAnsi="Carlito" w:cs="Carlito"/>
           <w:b/>
           <w:bCs/>
           <w:color w:val="60CAF3" w:themeColor="accent4" w:themeTint="99"/>
           <w:sz w:val="32"/>
           <w:szCs w:val="32"/>
         </w:rPr>
+      </w:pPr>
+      <w:r>
+        <w:rPr>
+          <w:rFonts w:ascii="Carlito" w:hAnsi="Carlito" w:cs="Carlito"/>
+          <w:b/>
+          <w:bCs/>
+          <w:color w:val="60CAF3" w:themeColor="accent4" w:themeTint="99"/>
+          <w:sz w:val="32"/>
+          <w:szCs w:val="32"/>
+        </w:rPr>
+        <w:t>codex exec "Review only today's changes."</w:t>
+      </w:r>
+    </w:p>
+    <w:p>
+      <w:pPr>
+        <w:jc w:val="both"/>
+        <w:rPr>
+          <w:rFonts w:ascii="Carlito" w:hAnsi="Carlito" w:cs="Carlito"/>
+          <w:sz w:val="32"/>
+          <w:szCs w:val="32"/>
+        </w:rPr>
+      </w:pPr>
+      <w:r>
+        <w:rPr>
+          <w:rFonts w:ascii="Carlito" w:hAnsi="Carlito" w:cs="Carlito"/>
+          <w:sz w:val="32"/>
+          <w:szCs w:val="32"/>
+        </w:rPr>
+        <w:lastRenderedPageBreak/>
+        <w:t># Automatically that saves several minutes every development session.</w:t>
+      </w:r>
+    </w:p>
+    <w:p>
+      <w:pPr>
+        <w:jc w:val="both"/>
+        <w:rPr>
+          <w:rFonts w:ascii="Carlito" w:hAnsi="Carlito" w:cs="Carlito"/>
+          <w:sz w:val="32"/>
+          <w:szCs w:val="32"/>
+        </w:rPr>
+      </w:pPr>
+    </w:p>
+    <w:p>
+      <w:pPr>
+        <w:jc w:val="both"/>
+        <w:rPr>
+          <w:rFonts w:ascii="Carlito" w:hAnsi="Carlito" w:cs="Carlito"/>
+          <w:sz w:val="32"/>
+          <w:szCs w:val="32"/>
+        </w:rPr>
+      </w:pPr>
+      <w:r>
+        <w:rPr>
+          <w:rFonts w:ascii="Carlito" w:hAnsi="Carlito" w:cs="Carlito"/>
+          <w:sz w:val="32"/>
+          <w:szCs w:val="32"/>
+        </w:rPr>
+        <w:t>Stage-3, Git Hooks:</w:t>
+      </w:r>
+    </w:p>
+    <w:p>
+      <w:pPr>
+        <w:jc w:val="both"/>
+        <w:rPr>
+          <w:rFonts w:ascii="Carlito" w:hAnsi="Carlito" w:cs="Carlito"/>
+          <w:sz w:val="32"/>
+          <w:szCs w:val="32"/>
+        </w:rPr>
+      </w:pPr>
+      <w:r>
+        <w:rPr>
+          <w:rFonts w:ascii="Carlito" w:hAnsi="Carlito" w:cs="Carlito"/>
+          <w:sz w:val="32"/>
+          <w:szCs w:val="32"/>
+        </w:rPr>
+        <w:t># Git hooks let Git execute scripts at certain events. Examples:</w:t>
+      </w:r>
+    </w:p>
+    <w:p>
+      <w:pPr>
+        <w:jc w:val="both"/>
+        <w:rPr>
+          <w:rFonts w:ascii="Carlito" w:hAnsi="Carlito" w:cs="Carlito"/>
+          <w:b/>
+          <w:bCs/>
+          <w:sz w:val="28"/>
+          <w:szCs w:val="28"/>
+        </w:rPr>
+      </w:pPr>
+      <w:r>
+        <w:rPr>
+          <w:rFonts w:ascii="Carlito" w:hAnsi="Carlito" w:cs="Carlito"/>
+          <w:b/>
+          <w:bCs/>
+          <w:sz w:val="28"/>
+          <w:szCs w:val="28"/>
+        </w:rPr>
+        <w:t>Before commit</w:t>
+      </w:r>
+    </w:p>
+    <w:p>
+      <w:pPr>
+        <w:jc w:val="both"/>
+        <w:rPr>
+          <w:rFonts w:ascii="Carlito" w:hAnsi="Carlito" w:cs="Carlito"/>
+          <w:b/>
+          <w:bCs/>
+          <w:sz w:val="28"/>
+          <w:szCs w:val="28"/>
+        </w:rPr>
+      </w:pPr>
+      <w:r>
+        <w:rPr>
+          <w:rFonts w:ascii="Carlito" w:hAnsi="Carlito" w:cs="Carlito"/>
+          <w:b/>
+          <w:bCs/>
+          <w:sz w:val="28"/>
+          <w:szCs w:val="28"/>
+        </w:rPr>
+        <w:t>↓</w:t>
+      </w:r>
+    </w:p>
+    <w:p>
+      <w:pPr>
+        <w:jc w:val="both"/>
+        <w:rPr>
+          <w:rFonts w:ascii="Carlito" w:hAnsi="Carlito" w:cs="Carlito"/>
+          <w:b/>
+          <w:bCs/>
+          <w:sz w:val="28"/>
+          <w:szCs w:val="28"/>
+        </w:rPr>
+      </w:pPr>
+      <w:r>
+        <w:rPr>
+          <w:rFonts w:ascii="Carlito" w:hAnsi="Carlito" w:cs="Carlito"/>
+          <w:b/>
+          <w:bCs/>
+          <w:sz w:val="28"/>
+          <w:szCs w:val="28"/>
+        </w:rPr>
+        <w:t>flutter analyze</w:t>
+      </w:r>
+    </w:p>
+    <w:p>
+      <w:pPr>
+        <w:jc w:val="both"/>
+        <w:rPr>
+          <w:rFonts w:ascii="Carlito" w:hAnsi="Carlito" w:cs="Carlito"/>
+          <w:b/>
+          <w:bCs/>
+          <w:sz w:val="28"/>
+          <w:szCs w:val="28"/>
+        </w:rPr>
+      </w:pPr>
+      <w:r>
+        <w:rPr>
+          <w:rFonts w:ascii="Carlito" w:hAnsi="Carlito" w:cs="Carlito"/>
+          <w:b/>
+          <w:bCs/>
+          <w:sz w:val="28"/>
+          <w:szCs w:val="28"/>
+        </w:rPr>
+        <w:t>↓</w:t>
+      </w:r>
+    </w:p>
+    <w:p>
+      <w:pPr>
+        <w:jc w:val="both"/>
+        <w:rPr>
+          <w:rFonts w:ascii="Carlito" w:hAnsi="Carlito" w:cs="Carlito"/>
+          <w:b/>
+          <w:bCs/>
+          <w:sz w:val="28"/>
+          <w:szCs w:val="28"/>
+        </w:rPr>
+      </w:pPr>
+      <w:r>
+        <w:rPr>
+          <w:rFonts w:ascii="Carlito" w:hAnsi="Carlito" w:cs="Carlito"/>
+          <w:b/>
+          <w:bCs/>
+          <w:sz w:val="28"/>
+          <w:szCs w:val="28"/>
+        </w:rPr>
         <w:t>flutter test</w:t>
       </w:r>
     </w:p>
@@ -609,156 +747,16 @@
       <w:pPr>
         <w:jc w:val="both"/>
         <w:rPr>
-          <w:b/>
-          <w:bCs/>
-          <w:color w:val="60CAF3" w:themeColor="accent4" w:themeTint="99"/>
-          <w:sz w:val="32"/>
-          <w:szCs w:val="32"/>
-        </w:rPr>
-      </w:pPr>
-      <w:r>
-        <w:rPr>
-          <w:b/>
-          <w:bCs/>
-          <w:color w:val="60CAF3" w:themeColor="accent4" w:themeTint="99"/>
-          <w:sz w:val="32"/>
-          <w:szCs w:val="32"/>
-        </w:rPr>
-        <w:t>codex exec "Review only today's changes."</w:t>
-      </w:r>
-    </w:p>
-    <w:p>
-      <w:pPr>
-        <w:jc w:val="both"/>
-        <w:rPr>
-          <w:sz w:val="32"/>
-          <w:szCs w:val="32"/>
-        </w:rPr>
-      </w:pPr>
-      <w:r>
-        <w:rPr>
-          <w:sz w:val="32"/>
-          <w:szCs w:val="32"/>
-        </w:rPr>
-        <w:lastRenderedPageBreak/>
-        <w:t># A</w:t>
-      </w:r>
-      <w:r>
-        <w:rPr>
-          <w:sz w:val="32"/>
-          <w:szCs w:val="32"/>
-        </w:rPr>
-        <w:t>utomatically</w:t>
-      </w:r>
-      <w:r>
-        <w:rPr>
-          <w:sz w:val="32"/>
-          <w:szCs w:val="32"/>
-        </w:rPr>
-        <w:t xml:space="preserve"> t</w:t>
-      </w:r>
-      <w:r>
-        <w:rPr>
-          <w:sz w:val="32"/>
-          <w:szCs w:val="32"/>
-        </w:rPr>
-        <w:t>hat saves several minutes every development session.</w:t>
-      </w:r>
-    </w:p>
-    <w:p>
-      <w:pPr>
-        <w:jc w:val="both"/>
-        <w:rPr>
-          <w:sz w:val="32"/>
-          <w:szCs w:val="32"/>
-        </w:rPr>
-      </w:pPr>
-    </w:p>
-    <w:p>
-      <w:pPr>
-        <w:jc w:val="both"/>
-        <w:rPr>
-          <w:sz w:val="32"/>
-          <w:szCs w:val="32"/>
-        </w:rPr>
-      </w:pPr>
-      <w:r>
-        <w:rPr>
-          <w:sz w:val="32"/>
-          <w:szCs w:val="32"/>
-        </w:rPr>
-        <w:t>Stage-3, Git Hooks:</w:t>
-      </w:r>
-    </w:p>
-    <w:p>
-      <w:pPr>
-        <w:jc w:val="both"/>
-        <w:rPr>
-          <w:sz w:val="32"/>
-          <w:szCs w:val="32"/>
-        </w:rPr>
-      </w:pPr>
-      <w:r>
-        <w:rPr>
-          <w:sz w:val="32"/>
-          <w:szCs w:val="32"/>
-        </w:rPr>
-        <w:t xml:space="preserve"># </w:t>
-      </w:r>
-      <w:r>
-        <w:rPr>
-          <w:sz w:val="32"/>
-          <w:szCs w:val="32"/>
-        </w:rPr>
-        <w:t>Git hooks let Git execute scripts at certain events.</w:t>
-      </w:r>
-      <w:r>
-        <w:rPr>
-          <w:sz w:val="32"/>
-          <w:szCs w:val="32"/>
-        </w:rPr>
-        <w:t xml:space="preserve"> </w:t>
-      </w:r>
-      <w:r>
-        <w:rPr>
-          <w:sz w:val="32"/>
-          <w:szCs w:val="32"/>
-        </w:rPr>
-        <w:t>Examples:</w:t>
-      </w:r>
-    </w:p>
-    <w:p>
-      <w:pPr>
-        <w:jc w:val="both"/>
-        <w:rPr>
-          <w:b/>
-          <w:bCs/>
-          <w:sz w:val="28"/>
-          <w:szCs w:val="28"/>
-        </w:rPr>
-      </w:pPr>
-      <w:r>
-        <w:rPr>
-          <w:b/>
-          <w:bCs/>
-          <w:sz w:val="28"/>
-          <w:szCs w:val="28"/>
-        </w:rPr>
-        <w:t>Before commit</w:t>
-      </w:r>
-    </w:p>
-    <w:p>
-      <w:pPr>
-        <w:jc w:val="both"/>
-        <w:rPr>
-          <w:b/>
-          <w:bCs/>
-          <w:sz w:val="28"/>
-          <w:szCs w:val="28"/>
-        </w:rPr>
-      </w:pPr>
-      <w:r>
-        <w:rPr>
+          <w:rFonts w:ascii="Carlito" w:hAnsi="Carlito" w:cs="Carlito"/>
+          <w:b/>
+          <w:bCs/>
+          <w:sz w:val="28"/>
+          <w:szCs w:val="28"/>
+        </w:rPr>
+      </w:pPr>
+      <w:r>
+        <w:rPr>
+          <w:rFonts w:ascii="Carlito" w:hAnsi="Carlito" w:cs="Carlito"/>
           <w:b/>
           <w:bCs/>
           <w:sz w:val="28"/>
@@ -771,45 +769,38 @@
       <w:pPr>
         <w:jc w:val="both"/>
         <w:rPr>
-          <w:b/>
-          <w:bCs/>
-          <w:sz w:val="28"/>
-          <w:szCs w:val="28"/>
-        </w:rPr>
-      </w:pPr>
-      <w:r>
-        <w:rPr>
-          <w:b/>
-          <w:bCs/>
-          <w:sz w:val="28"/>
-          <w:szCs w:val="28"/>
-        </w:rPr>
-        <w:t xml:space="preserve">flutter </w:t>
-      </w:r>
-      <w:proofErr w:type="gramStart"/>
-      <w:r>
-        <w:rPr>
-          <w:b/>
-          <w:bCs/>
-          <w:sz w:val="28"/>
-          <w:szCs w:val="28"/>
-        </w:rPr>
-        <w:t>analyze</w:t>
-      </w:r>
-      <w:proofErr w:type="gramEnd"/>
-    </w:p>
-    <w:p>
-      <w:pPr>
-        <w:jc w:val="both"/>
-        <w:rPr>
-          <w:b/>
-          <w:bCs/>
-          <w:sz w:val="28"/>
-          <w:szCs w:val="28"/>
-        </w:rPr>
-      </w:pPr>
-      <w:r>
-        <w:rPr>
+          <w:rFonts w:ascii="Carlito" w:hAnsi="Carlito" w:cs="Carlito"/>
+          <w:b/>
+          <w:bCs/>
+          <w:sz w:val="28"/>
+          <w:szCs w:val="28"/>
+        </w:rPr>
+      </w:pPr>
+      <w:r>
+        <w:rPr>
+          <w:rFonts w:ascii="Carlito" w:hAnsi="Carlito" w:cs="Carlito"/>
+          <w:b/>
+          <w:bCs/>
+          <w:sz w:val="28"/>
+          <w:szCs w:val="28"/>
+        </w:rPr>
+        <w:t>Codex Review</w:t>
+      </w:r>
+    </w:p>
+    <w:p>
+      <w:pPr>
+        <w:jc w:val="both"/>
+        <w:rPr>
+          <w:rFonts w:ascii="Carlito" w:hAnsi="Carlito" w:cs="Carlito"/>
+          <w:b/>
+          <w:bCs/>
+          <w:sz w:val="28"/>
+          <w:szCs w:val="28"/>
+        </w:rPr>
+      </w:pPr>
+      <w:r>
+        <w:rPr>
+          <w:rFonts w:ascii="Carlito" w:hAnsi="Carlito" w:cs="Carlito"/>
           <w:b/>
           <w:bCs/>
           <w:sz w:val="28"/>
@@ -822,94 +813,16 @@
       <w:pPr>
         <w:jc w:val="both"/>
         <w:rPr>
-          <w:b/>
-          <w:bCs/>
-          <w:sz w:val="28"/>
-          <w:szCs w:val="28"/>
-        </w:rPr>
-      </w:pPr>
-      <w:r>
-        <w:rPr>
-          <w:b/>
-          <w:bCs/>
-          <w:sz w:val="28"/>
-          <w:szCs w:val="28"/>
-        </w:rPr>
-        <w:t>flutter test</w:t>
-      </w:r>
-    </w:p>
-    <w:p>
-      <w:pPr>
-        <w:jc w:val="both"/>
-        <w:rPr>
-          <w:b/>
-          <w:bCs/>
-          <w:sz w:val="28"/>
-          <w:szCs w:val="28"/>
-        </w:rPr>
-      </w:pPr>
-      <w:r>
-        <w:rPr>
-          <w:b/>
-          <w:bCs/>
-          <w:sz w:val="28"/>
-          <w:szCs w:val="28"/>
-        </w:rPr>
-        <w:t>↓</w:t>
-      </w:r>
-    </w:p>
-    <w:p>
-      <w:pPr>
-        <w:jc w:val="both"/>
-        <w:rPr>
-          <w:b/>
-          <w:bCs/>
-          <w:sz w:val="28"/>
-          <w:szCs w:val="28"/>
-        </w:rPr>
-      </w:pPr>
-      <w:r>
-        <w:rPr>
-          <w:b/>
-          <w:bCs/>
-          <w:sz w:val="28"/>
-          <w:szCs w:val="28"/>
-        </w:rPr>
-        <w:t>Codex Review</w:t>
-      </w:r>
-    </w:p>
-    <w:p>
-      <w:pPr>
-        <w:jc w:val="both"/>
-        <w:rPr>
-          <w:b/>
-          <w:bCs/>
-          <w:sz w:val="28"/>
-          <w:szCs w:val="28"/>
-        </w:rPr>
-      </w:pPr>
-      <w:r>
-        <w:rPr>
-          <w:b/>
-          <w:bCs/>
-          <w:sz w:val="28"/>
-          <w:szCs w:val="28"/>
-        </w:rPr>
-        <w:t>↓</w:t>
-      </w:r>
-    </w:p>
-    <w:p>
-      <w:pPr>
-        <w:jc w:val="both"/>
-        <w:rPr>
-          <w:b/>
-          <w:bCs/>
-          <w:sz w:val="28"/>
-          <w:szCs w:val="28"/>
-        </w:rPr>
-      </w:pPr>
-      <w:r>
-        <w:rPr>
+          <w:rFonts w:ascii="Carlito" w:hAnsi="Carlito" w:cs="Carlito"/>
+          <w:b/>
+          <w:bCs/>
+          <w:sz w:val="28"/>
+          <w:szCs w:val="28"/>
+        </w:rPr>
+      </w:pPr>
+      <w:r>
+        <w:rPr>
+          <w:rFonts w:ascii="Carlito" w:hAnsi="Carlito" w:cs="Carlito"/>
           <w:b/>
           <w:bCs/>
           <w:sz w:val="28"/>
@@ -922,60 +835,36 @@
       <w:pPr>
         <w:jc w:val="both"/>
         <w:rPr>
-          <w:sz w:val="32"/>
-          <w:szCs w:val="32"/>
-        </w:rPr>
-      </w:pPr>
-      <w:r>
-        <w:rPr>
-          <w:sz w:val="32"/>
-          <w:szCs w:val="32"/>
-        </w:rPr>
-        <w:t># We</w:t>
-      </w:r>
-      <w:r>
-        <w:rPr>
-          <w:sz w:val="32"/>
-          <w:szCs w:val="32"/>
-        </w:rPr>
-        <w:t xml:space="preserve"> can also make the hook stop the commit if analysis or tests fail.</w:t>
-      </w:r>
-    </w:p>
-    <w:p>
-      <w:pPr>
-        <w:jc w:val="both"/>
-        <w:rPr>
-          <w:sz w:val="32"/>
-          <w:szCs w:val="32"/>
-        </w:rPr>
-      </w:pPr>
-      <w:r>
-        <w:rPr>
-          <w:sz w:val="32"/>
-          <w:szCs w:val="32"/>
-        </w:rPr>
-        <w:t xml:space="preserve"># </w:t>
-      </w:r>
-      <w:r>
-        <w:rPr>
-          <w:sz w:val="32"/>
-          <w:szCs w:val="32"/>
-        </w:rPr>
-        <w:t>Pre-commit</w:t>
-      </w:r>
-      <w:r>
-        <w:rPr>
-          <w:sz w:val="32"/>
-          <w:szCs w:val="32"/>
-        </w:rPr>
-        <w:t>, r</w:t>
-      </w:r>
-      <w:r>
-        <w:rPr>
-          <w:sz w:val="32"/>
-          <w:szCs w:val="32"/>
-        </w:rPr>
-        <w:t>un:</w:t>
+          <w:rFonts w:ascii="Carlito" w:hAnsi="Carlito" w:cs="Carlito"/>
+          <w:sz w:val="32"/>
+          <w:szCs w:val="32"/>
+        </w:rPr>
+      </w:pPr>
+      <w:r>
+        <w:rPr>
+          <w:rFonts w:ascii="Carlito" w:hAnsi="Carlito" w:cs="Carlito"/>
+          <w:sz w:val="32"/>
+          <w:szCs w:val="32"/>
+        </w:rPr>
+        <w:t># We can also make the hook stop the commit if analysis or tests fail.</w:t>
+      </w:r>
+    </w:p>
+    <w:p>
+      <w:pPr>
+        <w:jc w:val="both"/>
+        <w:rPr>
+          <w:rFonts w:ascii="Carlito" w:hAnsi="Carlito" w:cs="Carlito"/>
+          <w:sz w:val="32"/>
+          <w:szCs w:val="32"/>
+        </w:rPr>
+      </w:pPr>
+      <w:r>
+        <w:rPr>
+          <w:rFonts w:ascii="Carlito" w:hAnsi="Carlito" w:cs="Carlito"/>
+          <w:sz w:val="32"/>
+          <w:szCs w:val="32"/>
+        </w:rPr>
+        <w:t># Pre-commit, run:</w:t>
       </w:r>
     </w:p>
     <w:p>
@@ -987,32 +876,23 @@
         </w:numPr>
         <w:jc w:val="both"/>
         <w:rPr>
-          <w:b/>
-          <w:bCs/>
-          <w:sz w:val="32"/>
-          <w:szCs w:val="32"/>
-        </w:rPr>
-      </w:pPr>
-      <w:r>
-        <w:rPr>
-          <w:b/>
-          <w:bCs/>
-          <w:sz w:val="32"/>
-          <w:szCs w:val="32"/>
-        </w:rPr>
-        <w:t xml:space="preserve">flutter </w:t>
-      </w:r>
-      <w:proofErr w:type="gramStart"/>
-      <w:r>
-        <w:rPr>
-          <w:b/>
-          <w:bCs/>
-          <w:sz w:val="32"/>
-          <w:szCs w:val="32"/>
-        </w:rPr>
-        <w:t>analyze</w:t>
-      </w:r>
-      <w:proofErr w:type="gramEnd"/>
+          <w:rFonts w:ascii="Carlito" w:hAnsi="Carlito" w:cs="Carlito"/>
+          <w:b/>
+          <w:bCs/>
+          <w:sz w:val="32"/>
+          <w:szCs w:val="32"/>
+        </w:rPr>
+      </w:pPr>
+      <w:r>
+        <w:rPr>
+          <w:rFonts w:ascii="Carlito" w:hAnsi="Carlito" w:cs="Carlito"/>
+          <w:b/>
+          <w:bCs/>
+          <w:sz w:val="32"/>
+          <w:szCs w:val="32"/>
+        </w:rPr>
+        <w:t>flutter analyze</w:t>
+      </w:r>
     </w:p>
     <w:p>
       <w:pPr>
@@ -1023,14 +903,16 @@
         </w:numPr>
         <w:jc w:val="both"/>
         <w:rPr>
-          <w:b/>
-          <w:bCs/>
-          <w:sz w:val="32"/>
-          <w:szCs w:val="32"/>
-        </w:rPr>
-      </w:pPr>
-      <w:r>
-        <w:rPr>
+          <w:rFonts w:ascii="Carlito" w:hAnsi="Carlito" w:cs="Carlito"/>
+          <w:b/>
+          <w:bCs/>
+          <w:sz w:val="32"/>
+          <w:szCs w:val="32"/>
+        </w:rPr>
+      </w:pPr>
+      <w:r>
+        <w:rPr>
+          <w:rFonts w:ascii="Carlito" w:hAnsi="Carlito" w:cs="Carlito"/>
           <w:b/>
           <w:bCs/>
           <w:sz w:val="32"/>
@@ -1048,14 +930,16 @@
         </w:numPr>
         <w:jc w:val="both"/>
         <w:rPr>
-          <w:b/>
-          <w:bCs/>
-          <w:sz w:val="32"/>
-          <w:szCs w:val="32"/>
-        </w:rPr>
-      </w:pPr>
-      <w:r>
-        <w:rPr>
+          <w:rFonts w:ascii="Carlito" w:hAnsi="Carlito" w:cs="Carlito"/>
+          <w:b/>
+          <w:bCs/>
+          <w:sz w:val="32"/>
+          <w:szCs w:val="32"/>
+        </w:rPr>
+      </w:pPr>
+      <w:r>
+        <w:rPr>
+          <w:rFonts w:ascii="Carlito" w:hAnsi="Carlito" w:cs="Carlito"/>
           <w:b/>
           <w:bCs/>
           <w:sz w:val="32"/>
@@ -1068,37 +952,18 @@
       <w:pPr>
         <w:jc w:val="both"/>
         <w:rPr>
-          <w:sz w:val="32"/>
-          <w:szCs w:val="32"/>
-        </w:rPr>
-      </w:pPr>
-      <w:r>
-        <w:rPr>
-          <w:sz w:val="32"/>
-          <w:szCs w:val="32"/>
-        </w:rPr>
-        <w:t xml:space="preserve"># </w:t>
-      </w:r>
-      <w:r>
-        <w:rPr>
-          <w:sz w:val="32"/>
-          <w:szCs w:val="32"/>
-        </w:rPr>
-        <w:t>Pre-push</w:t>
-      </w:r>
-      <w:r>
-        <w:rPr>
-          <w:sz w:val="32"/>
-          <w:szCs w:val="32"/>
-        </w:rPr>
-        <w:t>, r</w:t>
-      </w:r>
-      <w:r>
-        <w:rPr>
-          <w:sz w:val="32"/>
-          <w:szCs w:val="32"/>
-        </w:rPr>
-        <w:t>un:</w:t>
+          <w:rFonts w:ascii="Carlito" w:hAnsi="Carlito" w:cs="Carlito"/>
+          <w:sz w:val="32"/>
+          <w:szCs w:val="32"/>
+        </w:rPr>
+      </w:pPr>
+      <w:r>
+        <w:rPr>
+          <w:rFonts w:ascii="Carlito" w:hAnsi="Carlito" w:cs="Carlito"/>
+          <w:sz w:val="32"/>
+          <w:szCs w:val="32"/>
+        </w:rPr>
+        <w:t># Pre-push, run:</w:t>
       </w:r>
     </w:p>
     <w:p>
@@ -1110,14 +975,16 @@
         </w:numPr>
         <w:jc w:val="both"/>
         <w:rPr>
-          <w:b/>
-          <w:bCs/>
-          <w:sz w:val="32"/>
-          <w:szCs w:val="32"/>
-        </w:rPr>
-      </w:pPr>
-      <w:r>
-        <w:rPr>
+          <w:rFonts w:ascii="Carlito" w:hAnsi="Carlito" w:cs="Carlito"/>
+          <w:b/>
+          <w:bCs/>
+          <w:sz w:val="32"/>
+          <w:szCs w:val="32"/>
+        </w:rPr>
+      </w:pPr>
+      <w:r>
+        <w:rPr>
+          <w:rFonts w:ascii="Carlito" w:hAnsi="Carlito" w:cs="Carlito"/>
           <w:b/>
           <w:bCs/>
           <w:sz w:val="32"/>
@@ -1135,12 +1002,14 @@
         </w:numPr>
         <w:jc w:val="both"/>
         <w:rPr>
-          <w:sz w:val="32"/>
-          <w:szCs w:val="32"/>
-        </w:rPr>
-      </w:pPr>
-      <w:r>
-        <w:rPr>
+          <w:rFonts w:ascii="Carlito" w:hAnsi="Carlito" w:cs="Carlito"/>
+          <w:sz w:val="32"/>
+          <w:szCs w:val="32"/>
+        </w:rPr>
+      </w:pPr>
+      <w:r>
+        <w:rPr>
+          <w:rFonts w:ascii="Carlito" w:hAnsi="Carlito" w:cs="Carlito"/>
           <w:sz w:val="32"/>
           <w:szCs w:val="32"/>
         </w:rPr>
@@ -1151,47 +1020,46 @@
       <w:pPr>
         <w:jc w:val="both"/>
         <w:rPr>
-          <w:sz w:val="32"/>
-          <w:szCs w:val="32"/>
-        </w:rPr>
-      </w:pPr>
-      <w:r>
-        <w:rPr>
-          <w:sz w:val="32"/>
-          <w:szCs w:val="32"/>
-        </w:rPr>
-        <w:t xml:space="preserve"># </w:t>
-      </w:r>
-      <w:r>
-        <w:rPr>
-          <w:sz w:val="32"/>
-          <w:szCs w:val="32"/>
-        </w:rPr>
-        <w:t>Codex becomes another quality gate, not a replacement for Flutter tooling.</w:t>
-      </w:r>
-    </w:p>
-    <w:p>
-      <w:pPr>
-        <w:jc w:val="both"/>
-        <w:rPr>
-          <w:sz w:val="32"/>
-          <w:szCs w:val="32"/>
-        </w:rPr>
-      </w:pPr>
-    </w:p>
-    <w:p>
-      <w:pPr>
-        <w:jc w:val="both"/>
-        <w:rPr>
-          <w:sz w:val="32"/>
-          <w:szCs w:val="32"/>
-        </w:rPr>
-      </w:pPr>
-      <w:r>
-        <w:rPr>
-          <w:sz w:val="32"/>
-          <w:szCs w:val="32"/>
-        </w:rPr>
+          <w:rFonts w:ascii="Carlito" w:hAnsi="Carlito" w:cs="Carlito"/>
+          <w:sz w:val="32"/>
+          <w:szCs w:val="32"/>
+        </w:rPr>
+      </w:pPr>
+      <w:r>
+        <w:rPr>
+          <w:rFonts w:ascii="Carlito" w:hAnsi="Carlito" w:cs="Carlito"/>
+          <w:sz w:val="32"/>
+          <w:szCs w:val="32"/>
+        </w:rPr>
+        <w:t># Codex becomes another quality gate, not a replacement for Flutter tooling.</w:t>
+      </w:r>
+    </w:p>
+    <w:p>
+      <w:pPr>
+        <w:jc w:val="both"/>
+        <w:rPr>
+          <w:rFonts w:ascii="Carlito" w:hAnsi="Carlito" w:cs="Carlito"/>
+          <w:sz w:val="32"/>
+          <w:szCs w:val="32"/>
+        </w:rPr>
+      </w:pPr>
+    </w:p>
+    <w:p>
+      <w:pPr>
+        <w:jc w:val="both"/>
+        <w:rPr>
+          <w:rFonts w:ascii="Carlito" w:hAnsi="Carlito" w:cs="Carlito"/>
+          <w:sz w:val="32"/>
+          <w:szCs w:val="32"/>
+        </w:rPr>
+      </w:pPr>
+      <w:r>
+        <w:rPr>
+          <w:rFonts w:ascii="Carlito" w:hAnsi="Carlito" w:cs="Carlito"/>
+          <w:sz w:val="32"/>
+          <w:szCs w:val="32"/>
+        </w:rPr>
+        <w:lastRenderedPageBreak/>
         <w:t>Stage-4, GitHub Actions:</w:t>
       </w:r>
     </w:p>
@@ -1199,12 +1067,14 @@
       <w:pPr>
         <w:jc w:val="both"/>
         <w:rPr>
-          <w:sz w:val="32"/>
-          <w:szCs w:val="32"/>
-        </w:rPr>
-      </w:pPr>
-      <w:r>
-        <w:rPr>
+          <w:rFonts w:ascii="Carlito" w:hAnsi="Carlito" w:cs="Carlito"/>
+          <w:sz w:val="32"/>
+          <w:szCs w:val="32"/>
+        </w:rPr>
+      </w:pPr>
+      <w:r>
+        <w:rPr>
+          <w:rFonts w:ascii="Carlito" w:hAnsi="Carlito" w:cs="Carlito"/>
           <w:sz w:val="32"/>
           <w:szCs w:val="32"/>
         </w:rPr>
@@ -1215,14 +1085,16 @@
       <w:pPr>
         <w:jc w:val="both"/>
         <w:rPr>
-          <w:b/>
-          <w:bCs/>
-          <w:sz w:val="28"/>
-          <w:szCs w:val="28"/>
-        </w:rPr>
-      </w:pPr>
-      <w:r>
-        <w:rPr>
+          <w:rFonts w:ascii="Carlito" w:hAnsi="Carlito" w:cs="Carlito"/>
+          <w:b/>
+          <w:bCs/>
+          <w:sz w:val="28"/>
+          <w:szCs w:val="28"/>
+        </w:rPr>
+      </w:pPr>
+      <w:r>
+        <w:rPr>
+          <w:rFonts w:ascii="Carlito" w:hAnsi="Carlito" w:cs="Carlito"/>
           <w:b/>
           <w:bCs/>
           <w:sz w:val="28"/>
@@ -1235,14 +1107,16 @@
       <w:pPr>
         <w:jc w:val="both"/>
         <w:rPr>
-          <w:b/>
-          <w:bCs/>
-          <w:sz w:val="28"/>
-          <w:szCs w:val="28"/>
-        </w:rPr>
-      </w:pPr>
-      <w:r>
-        <w:rPr>
+          <w:rFonts w:ascii="Carlito" w:hAnsi="Carlito" w:cs="Carlito"/>
+          <w:b/>
+          <w:bCs/>
+          <w:sz w:val="28"/>
+          <w:szCs w:val="28"/>
+        </w:rPr>
+      </w:pPr>
+      <w:r>
+        <w:rPr>
+          <w:rFonts w:ascii="Carlito" w:hAnsi="Carlito" w:cs="Carlito"/>
           <w:b/>
           <w:bCs/>
           <w:sz w:val="28"/>
@@ -1255,14 +1129,16 @@
       <w:pPr>
         <w:jc w:val="both"/>
         <w:rPr>
-          <w:b/>
-          <w:bCs/>
-          <w:sz w:val="28"/>
-          <w:szCs w:val="28"/>
-        </w:rPr>
-      </w:pPr>
-      <w:r>
-        <w:rPr>
+          <w:rFonts w:ascii="Carlito" w:hAnsi="Carlito" w:cs="Carlito"/>
+          <w:b/>
+          <w:bCs/>
+          <w:sz w:val="28"/>
+          <w:szCs w:val="28"/>
+        </w:rPr>
+      </w:pPr>
+      <w:r>
+        <w:rPr>
+          <w:rFonts w:ascii="Carlito" w:hAnsi="Carlito" w:cs="Carlito"/>
           <w:b/>
           <w:bCs/>
           <w:sz w:val="28"/>
@@ -1275,14 +1151,16 @@
       <w:pPr>
         <w:jc w:val="both"/>
         <w:rPr>
-          <w:b/>
-          <w:bCs/>
-          <w:sz w:val="28"/>
-          <w:szCs w:val="28"/>
-        </w:rPr>
-      </w:pPr>
-      <w:r>
-        <w:rPr>
+          <w:rFonts w:ascii="Carlito" w:hAnsi="Carlito" w:cs="Carlito"/>
+          <w:b/>
+          <w:bCs/>
+          <w:sz w:val="28"/>
+          <w:szCs w:val="28"/>
+        </w:rPr>
+      </w:pPr>
+      <w:r>
+        <w:rPr>
+          <w:rFonts w:ascii="Carlito" w:hAnsi="Carlito" w:cs="Carlito"/>
           <w:b/>
           <w:bCs/>
           <w:sz w:val="28"/>
@@ -1295,14 +1173,16 @@
       <w:pPr>
         <w:jc w:val="both"/>
         <w:rPr>
-          <w:b/>
-          <w:bCs/>
-          <w:sz w:val="28"/>
-          <w:szCs w:val="28"/>
-        </w:rPr>
-      </w:pPr>
-      <w:r>
-        <w:rPr>
+          <w:rFonts w:ascii="Carlito" w:hAnsi="Carlito" w:cs="Carlito"/>
+          <w:b/>
+          <w:bCs/>
+          <w:sz w:val="28"/>
+          <w:szCs w:val="28"/>
+        </w:rPr>
+      </w:pPr>
+      <w:r>
+        <w:rPr>
+          <w:rFonts w:ascii="Carlito" w:hAnsi="Carlito" w:cs="Carlito"/>
           <w:b/>
           <w:bCs/>
           <w:sz w:val="28"/>
@@ -1315,14 +1195,16 @@
       <w:pPr>
         <w:jc w:val="both"/>
         <w:rPr>
-          <w:b/>
-          <w:bCs/>
-          <w:sz w:val="28"/>
-          <w:szCs w:val="28"/>
-        </w:rPr>
-      </w:pPr>
-      <w:r>
-        <w:rPr>
+          <w:rFonts w:ascii="Carlito" w:hAnsi="Carlito" w:cs="Carlito"/>
+          <w:b/>
+          <w:bCs/>
+          <w:sz w:val="28"/>
+          <w:szCs w:val="28"/>
+        </w:rPr>
+      </w:pPr>
+      <w:r>
+        <w:rPr>
+          <w:rFonts w:ascii="Carlito" w:hAnsi="Carlito" w:cs="Carlito"/>
           <w:b/>
           <w:bCs/>
           <w:sz w:val="28"/>
@@ -1335,14 +1217,16 @@
       <w:pPr>
         <w:jc w:val="both"/>
         <w:rPr>
-          <w:b/>
-          <w:bCs/>
-          <w:sz w:val="28"/>
-          <w:szCs w:val="28"/>
-        </w:rPr>
-      </w:pPr>
-      <w:r>
-        <w:rPr>
+          <w:rFonts w:ascii="Carlito" w:hAnsi="Carlito" w:cs="Carlito"/>
+          <w:b/>
+          <w:bCs/>
+          <w:sz w:val="28"/>
+          <w:szCs w:val="28"/>
+        </w:rPr>
+      </w:pPr>
+      <w:r>
+        <w:rPr>
+          <w:rFonts w:ascii="Carlito" w:hAnsi="Carlito" w:cs="Carlito"/>
           <w:b/>
           <w:bCs/>
           <w:sz w:val="28"/>
@@ -1355,14 +1239,16 @@
       <w:pPr>
         <w:jc w:val="both"/>
         <w:rPr>
-          <w:b/>
-          <w:bCs/>
-          <w:sz w:val="28"/>
-          <w:szCs w:val="28"/>
-        </w:rPr>
-      </w:pPr>
-      <w:r>
-        <w:rPr>
+          <w:rFonts w:ascii="Carlito" w:hAnsi="Carlito" w:cs="Carlito"/>
+          <w:b/>
+          <w:bCs/>
+          <w:sz w:val="28"/>
+          <w:szCs w:val="28"/>
+        </w:rPr>
+      </w:pPr>
+      <w:r>
+        <w:rPr>
+          <w:rFonts w:ascii="Carlito" w:hAnsi="Carlito" w:cs="Carlito"/>
           <w:b/>
           <w:bCs/>
           <w:sz w:val="28"/>
@@ -1375,14 +1261,16 @@
       <w:pPr>
         <w:jc w:val="both"/>
         <w:rPr>
-          <w:b/>
-          <w:bCs/>
-          <w:sz w:val="28"/>
-          <w:szCs w:val="28"/>
-        </w:rPr>
-      </w:pPr>
-      <w:r>
-        <w:rPr>
+          <w:rFonts w:ascii="Carlito" w:hAnsi="Carlito" w:cs="Carlito"/>
+          <w:b/>
+          <w:bCs/>
+          <w:sz w:val="28"/>
+          <w:szCs w:val="28"/>
+        </w:rPr>
+      </w:pPr>
+      <w:r>
+        <w:rPr>
+          <w:rFonts w:ascii="Carlito" w:hAnsi="Carlito" w:cs="Carlito"/>
           <w:b/>
           <w:bCs/>
           <w:sz w:val="28"/>
@@ -1395,14 +1283,16 @@
       <w:pPr>
         <w:jc w:val="both"/>
         <w:rPr>
-          <w:b/>
-          <w:bCs/>
-          <w:sz w:val="28"/>
-          <w:szCs w:val="28"/>
-        </w:rPr>
-      </w:pPr>
-      <w:r>
-        <w:rPr>
+          <w:rFonts w:ascii="Carlito" w:hAnsi="Carlito" w:cs="Carlito"/>
+          <w:b/>
+          <w:bCs/>
+          <w:sz w:val="28"/>
+          <w:szCs w:val="28"/>
+        </w:rPr>
+      </w:pPr>
+      <w:r>
+        <w:rPr>
+          <w:rFonts w:ascii="Carlito" w:hAnsi="Carlito" w:cs="Carlito"/>
           <w:b/>
           <w:bCs/>
           <w:sz w:val="28"/>
@@ -1415,14 +1305,16 @@
       <w:pPr>
         <w:jc w:val="both"/>
         <w:rPr>
-          <w:b/>
-          <w:bCs/>
-          <w:sz w:val="28"/>
-          <w:szCs w:val="28"/>
-        </w:rPr>
-      </w:pPr>
-      <w:r>
-        <w:rPr>
+          <w:rFonts w:ascii="Carlito" w:hAnsi="Carlito" w:cs="Carlito"/>
+          <w:b/>
+          <w:bCs/>
+          <w:sz w:val="28"/>
+          <w:szCs w:val="28"/>
+        </w:rPr>
+      </w:pPr>
+      <w:r>
+        <w:rPr>
+          <w:rFonts w:ascii="Carlito" w:hAnsi="Carlito" w:cs="Carlito"/>
           <w:b/>
           <w:bCs/>
           <w:sz w:val="28"/>
@@ -1435,40 +1327,22 @@
       <w:pPr>
         <w:jc w:val="both"/>
         <w:rPr>
-          <w:sz w:val="32"/>
-          <w:szCs w:val="32"/>
-        </w:rPr>
-      </w:pPr>
-      <w:r>
-        <w:rPr>
-          <w:sz w:val="32"/>
-          <w:szCs w:val="32"/>
-        </w:rPr>
-        <w:t># S</w:t>
-      </w:r>
-      <w:r>
-        <w:rPr>
-          <w:sz w:val="32"/>
-          <w:szCs w:val="32"/>
-        </w:rPr>
-        <w:t>ince</w:t>
-      </w:r>
-      <w:r>
-        <w:rPr>
-          <w:sz w:val="32"/>
-          <w:szCs w:val="32"/>
-        </w:rPr>
-        <w:t>,</w:t>
-      </w:r>
-      <w:r>
-        <w:rPr>
-          <w:sz w:val="32"/>
-          <w:szCs w:val="32"/>
-        </w:rPr>
-        <w:t xml:space="preserve"> </w:t>
-      </w:r>
-      <w:r>
-        <w:rPr>
+          <w:rFonts w:ascii="Carlito" w:hAnsi="Carlito" w:cs="Carlito"/>
+          <w:sz w:val="32"/>
+          <w:szCs w:val="32"/>
+        </w:rPr>
+      </w:pPr>
+      <w:r>
+        <w:rPr>
+          <w:rFonts w:ascii="Carlito" w:hAnsi="Carlito" w:cs="Carlito"/>
+          <w:sz w:val="32"/>
+          <w:szCs w:val="32"/>
+        </w:rPr>
+        <w:t xml:space="preserve"># Since, </w:t>
+      </w:r>
+      <w:r>
+        <w:rPr>
+          <w:rFonts w:ascii="Carlito" w:hAnsi="Carlito" w:cs="Carlito"/>
           <w:b/>
           <w:bCs/>
           <w:sz w:val="32"/>
@@ -1478,6 +1352,7 @@
       </w:r>
       <w:r>
         <w:rPr>
+          <w:rFonts w:ascii="Carlito" w:hAnsi="Carlito" w:cs="Carlito"/>
           <w:sz w:val="32"/>
           <w:szCs w:val="32"/>
         </w:rPr>
@@ -1488,21 +1363,24 @@
       <w:pPr>
         <w:jc w:val="both"/>
         <w:rPr>
-          <w:sz w:val="32"/>
-          <w:szCs w:val="32"/>
-        </w:rPr>
-      </w:pPr>
-    </w:p>
-    <w:p>
-      <w:pPr>
-        <w:jc w:val="both"/>
-        <w:rPr>
-          <w:sz w:val="32"/>
-          <w:szCs w:val="32"/>
-        </w:rPr>
-      </w:pPr>
-      <w:r>
-        <w:rPr>
+          <w:rFonts w:ascii="Carlito" w:hAnsi="Carlito" w:cs="Carlito"/>
+          <w:sz w:val="32"/>
+          <w:szCs w:val="32"/>
+        </w:rPr>
+      </w:pPr>
+    </w:p>
+    <w:p>
+      <w:pPr>
+        <w:jc w:val="both"/>
+        <w:rPr>
+          <w:rFonts w:ascii="Carlito" w:hAnsi="Carlito" w:cs="Carlito"/>
+          <w:sz w:val="32"/>
+          <w:szCs w:val="32"/>
+        </w:rPr>
+      </w:pPr>
+      <w:r>
+        <w:rPr>
+          <w:rFonts w:ascii="Carlito" w:hAnsi="Carlito" w:cs="Carlito"/>
           <w:sz w:val="32"/>
           <w:szCs w:val="32"/>
         </w:rPr>
@@ -1513,37 +1391,34 @@
       <w:pPr>
         <w:jc w:val="both"/>
         <w:rPr>
-          <w:sz w:val="32"/>
-          <w:szCs w:val="32"/>
-        </w:rPr>
-      </w:pPr>
-      <w:r>
-        <w:rPr>
-          <w:sz w:val="32"/>
-          <w:szCs w:val="32"/>
-        </w:rPr>
-        <w:t># I</w:t>
-      </w:r>
-      <w:r>
-        <w:rPr>
-          <w:sz w:val="32"/>
-          <w:szCs w:val="32"/>
-        </w:rPr>
-        <w:t>magine every night:</w:t>
-      </w:r>
-    </w:p>
-    <w:p>
-      <w:pPr>
-        <w:jc w:val="both"/>
-        <w:rPr>
-          <w:b/>
-          <w:bCs/>
-          <w:sz w:val="28"/>
-          <w:szCs w:val="28"/>
-        </w:rPr>
-      </w:pPr>
-      <w:r>
-        <w:rPr>
+          <w:rFonts w:ascii="Carlito" w:hAnsi="Carlito" w:cs="Carlito"/>
+          <w:sz w:val="32"/>
+          <w:szCs w:val="32"/>
+        </w:rPr>
+      </w:pPr>
+      <w:r>
+        <w:rPr>
+          <w:rFonts w:ascii="Carlito" w:hAnsi="Carlito" w:cs="Carlito"/>
+          <w:sz w:val="32"/>
+          <w:szCs w:val="32"/>
+        </w:rPr>
+        <w:t># Imagine every night:</w:t>
+      </w:r>
+    </w:p>
+    <w:p>
+      <w:pPr>
+        <w:jc w:val="both"/>
+        <w:rPr>
+          <w:rFonts w:ascii="Carlito" w:hAnsi="Carlito" w:cs="Carlito"/>
+          <w:b/>
+          <w:bCs/>
+          <w:sz w:val="28"/>
+          <w:szCs w:val="28"/>
+        </w:rPr>
+      </w:pPr>
+      <w:r>
+        <w:rPr>
+          <w:rFonts w:ascii="Carlito" w:hAnsi="Carlito" w:cs="Carlito"/>
           <w:b/>
           <w:bCs/>
           <w:sz w:val="28"/>
@@ -1556,14 +1431,16 @@
       <w:pPr>
         <w:jc w:val="both"/>
         <w:rPr>
-          <w:b/>
-          <w:bCs/>
-          <w:sz w:val="28"/>
-          <w:szCs w:val="28"/>
-        </w:rPr>
-      </w:pPr>
-      <w:r>
-        <w:rPr>
+          <w:rFonts w:ascii="Carlito" w:hAnsi="Carlito" w:cs="Carlito"/>
+          <w:b/>
+          <w:bCs/>
+          <w:sz w:val="28"/>
+          <w:szCs w:val="28"/>
+        </w:rPr>
+      </w:pPr>
+      <w:r>
+        <w:rPr>
+          <w:rFonts w:ascii="Carlito" w:hAnsi="Carlito" w:cs="Carlito"/>
           <w:b/>
           <w:bCs/>
           <w:sz w:val="28"/>
@@ -1576,14 +1453,16 @@
       <w:pPr>
         <w:jc w:val="both"/>
         <w:rPr>
-          <w:b/>
-          <w:bCs/>
-          <w:sz w:val="28"/>
-          <w:szCs w:val="28"/>
-        </w:rPr>
-      </w:pPr>
-      <w:r>
-        <w:rPr>
+          <w:rFonts w:ascii="Carlito" w:hAnsi="Carlito" w:cs="Carlito"/>
+          <w:b/>
+          <w:bCs/>
+          <w:sz w:val="28"/>
+          <w:szCs w:val="28"/>
+        </w:rPr>
+      </w:pPr>
+      <w:r>
+        <w:rPr>
+          <w:rFonts w:ascii="Carlito" w:hAnsi="Carlito" w:cs="Carlito"/>
           <w:b/>
           <w:bCs/>
           <w:sz w:val="28"/>
@@ -1596,14 +1475,16 @@
       <w:pPr>
         <w:jc w:val="both"/>
         <w:rPr>
-          <w:b/>
-          <w:bCs/>
-          <w:sz w:val="28"/>
-          <w:szCs w:val="28"/>
-        </w:rPr>
-      </w:pPr>
-      <w:r>
-        <w:rPr>
+          <w:rFonts w:ascii="Carlito" w:hAnsi="Carlito" w:cs="Carlito"/>
+          <w:b/>
+          <w:bCs/>
+          <w:sz w:val="28"/>
+          <w:szCs w:val="28"/>
+        </w:rPr>
+      </w:pPr>
+      <w:r>
+        <w:rPr>
+          <w:rFonts w:ascii="Carlito" w:hAnsi="Carlito" w:cs="Carlito"/>
           <w:b/>
           <w:bCs/>
           <w:sz w:val="28"/>
@@ -1616,14 +1497,16 @@
       <w:pPr>
         <w:jc w:val="both"/>
         <w:rPr>
-          <w:b/>
-          <w:bCs/>
-          <w:sz w:val="28"/>
-          <w:szCs w:val="28"/>
-        </w:rPr>
-      </w:pPr>
-      <w:r>
-        <w:rPr>
+          <w:rFonts w:ascii="Carlito" w:hAnsi="Carlito" w:cs="Carlito"/>
+          <w:b/>
+          <w:bCs/>
+          <w:sz w:val="28"/>
+          <w:szCs w:val="28"/>
+        </w:rPr>
+      </w:pPr>
+      <w:r>
+        <w:rPr>
+          <w:rFonts w:ascii="Carlito" w:hAnsi="Carlito" w:cs="Carlito"/>
           <w:b/>
           <w:bCs/>
           <w:sz w:val="28"/>
@@ -1636,14 +1519,60 @@
       <w:pPr>
         <w:jc w:val="both"/>
         <w:rPr>
-          <w:b/>
-          <w:bCs/>
-          <w:sz w:val="28"/>
-          <w:szCs w:val="28"/>
-        </w:rPr>
-      </w:pPr>
-      <w:r>
-        <w:rPr>
+          <w:rFonts w:ascii="Carlito" w:hAnsi="Carlito" w:cs="Carlito"/>
+          <w:b/>
+          <w:bCs/>
+          <w:sz w:val="28"/>
+          <w:szCs w:val="28"/>
+        </w:rPr>
+      </w:pPr>
+      <w:r>
+        <w:rPr>
+          <w:rFonts w:ascii="Carlito" w:hAnsi="Carlito" w:cs="Carlito"/>
+          <w:b/>
+          <w:bCs/>
+          <w:sz w:val="28"/>
+          <w:szCs w:val="28"/>
+        </w:rPr>
+        <w:t>↓</w:t>
+      </w:r>
+    </w:p>
+    <w:p>
+      <w:pPr>
+        <w:jc w:val="both"/>
+        <w:rPr>
+          <w:rFonts w:ascii="Carlito" w:hAnsi="Carlito" w:cs="Carlito"/>
+          <w:b/>
+          <w:bCs/>
+          <w:sz w:val="28"/>
+          <w:szCs w:val="28"/>
+        </w:rPr>
+      </w:pPr>
+      <w:r>
+        <w:rPr>
+          <w:rFonts w:ascii="Carlito" w:hAnsi="Carlito" w:cs="Carlito"/>
+          <w:b/>
+          <w:bCs/>
+          <w:sz w:val="28"/>
+          <w:szCs w:val="28"/>
+        </w:rPr>
+        <w:t>Find TODOs</w:t>
+      </w:r>
+    </w:p>
+    <w:p>
+      <w:pPr>
+        <w:jc w:val="both"/>
+        <w:rPr>
+          <w:rFonts w:ascii="Carlito" w:hAnsi="Carlito" w:cs="Carlito"/>
+          <w:b/>
+          <w:bCs/>
+          <w:sz w:val="28"/>
+          <w:szCs w:val="28"/>
+        </w:rPr>
+      </w:pPr>
+      <w:r>
+        <w:rPr>
+          <w:rFonts w:ascii="Carlito" w:hAnsi="Carlito" w:cs="Carlito"/>
           <w:b/>
           <w:bCs/>
           <w:sz w:val="28"/>
@@ -1657,34 +1586,38 @@
       <w:pPr>
         <w:jc w:val="both"/>
         <w:rPr>
-          <w:b/>
-          <w:bCs/>
-          <w:sz w:val="28"/>
-          <w:szCs w:val="28"/>
-        </w:rPr>
-      </w:pPr>
-      <w:r>
-        <w:rPr>
-          <w:b/>
-          <w:bCs/>
-          <w:sz w:val="28"/>
-          <w:szCs w:val="28"/>
-        </w:rPr>
-        <w:t>Find TODOs</w:t>
-      </w:r>
-    </w:p>
-    <w:p>
-      <w:pPr>
-        <w:jc w:val="both"/>
-        <w:rPr>
-          <w:b/>
-          <w:bCs/>
-          <w:sz w:val="28"/>
-          <w:szCs w:val="28"/>
-        </w:rPr>
-      </w:pPr>
-      <w:r>
-        <w:rPr>
+          <w:rFonts w:ascii="Carlito" w:hAnsi="Carlito" w:cs="Carlito"/>
+          <w:b/>
+          <w:bCs/>
+          <w:sz w:val="28"/>
+          <w:szCs w:val="28"/>
+        </w:rPr>
+      </w:pPr>
+      <w:r>
+        <w:rPr>
+          <w:rFonts w:ascii="Carlito" w:hAnsi="Carlito" w:cs="Carlito"/>
+          <w:b/>
+          <w:bCs/>
+          <w:sz w:val="28"/>
+          <w:szCs w:val="28"/>
+        </w:rPr>
+        <w:t>Find failing tests</w:t>
+      </w:r>
+    </w:p>
+    <w:p>
+      <w:pPr>
+        <w:jc w:val="both"/>
+        <w:rPr>
+          <w:rFonts w:ascii="Carlito" w:hAnsi="Carlito" w:cs="Carlito"/>
+          <w:b/>
+          <w:bCs/>
+          <w:sz w:val="28"/>
+          <w:szCs w:val="28"/>
+        </w:rPr>
+      </w:pPr>
+      <w:r>
+        <w:rPr>
+          <w:rFonts w:ascii="Carlito" w:hAnsi="Carlito" w:cs="Carlito"/>
           <w:b/>
           <w:bCs/>
           <w:sz w:val="28"/>
@@ -1697,34 +1630,142 @@
       <w:pPr>
         <w:jc w:val="both"/>
         <w:rPr>
-          <w:b/>
-          <w:bCs/>
-          <w:sz w:val="28"/>
-          <w:szCs w:val="28"/>
-        </w:rPr>
-      </w:pPr>
-      <w:r>
-        <w:rPr>
-          <w:b/>
-          <w:bCs/>
-          <w:sz w:val="28"/>
-          <w:szCs w:val="28"/>
-        </w:rPr>
-        <w:t>Find failing tests</w:t>
-      </w:r>
-    </w:p>
-    <w:p>
-      <w:pPr>
-        <w:jc w:val="both"/>
-        <w:rPr>
-          <w:b/>
-          <w:bCs/>
-          <w:sz w:val="28"/>
-          <w:szCs w:val="28"/>
-        </w:rPr>
-      </w:pPr>
-      <w:r>
-        <w:rPr>
+          <w:rFonts w:ascii="Carlito" w:hAnsi="Carlito" w:cs="Carlito"/>
+          <w:b/>
+          <w:bCs/>
+          <w:sz w:val="28"/>
+          <w:szCs w:val="28"/>
+        </w:rPr>
+      </w:pPr>
+      <w:r>
+        <w:rPr>
+          <w:rFonts w:ascii="Carlito" w:hAnsi="Carlito" w:cs="Carlito"/>
+          <w:b/>
+          <w:bCs/>
+          <w:sz w:val="28"/>
+          <w:szCs w:val="28"/>
+        </w:rPr>
+        <w:t>Generate report</w:t>
+      </w:r>
+    </w:p>
+    <w:p>
+      <w:pPr>
+        <w:jc w:val="both"/>
+        <w:rPr>
+          <w:rFonts w:ascii="Carlito" w:hAnsi="Carlito" w:cs="Carlito"/>
+          <w:sz w:val="32"/>
+          <w:szCs w:val="32"/>
+        </w:rPr>
+      </w:pPr>
+      <w:r>
+        <w:rPr>
+          <w:rFonts w:ascii="Carlito" w:hAnsi="Carlito" w:cs="Carlito"/>
+          <w:sz w:val="32"/>
+          <w:szCs w:val="32"/>
+        </w:rPr>
+        <w:t># When you start work in the morning, we already have a report waiting.</w:t>
+      </w:r>
+    </w:p>
+    <w:p>
+      <w:pPr>
+        <w:jc w:val="both"/>
+        <w:rPr>
+          <w:rFonts w:ascii="Carlito" w:hAnsi="Carlito" w:cs="Carlito"/>
+          <w:sz w:val="32"/>
+          <w:szCs w:val="32"/>
+        </w:rPr>
+      </w:pPr>
+      <w:r>
+        <w:rPr>
+          <w:rFonts w:ascii="Carlito" w:hAnsi="Carlito" w:cs="Carlito"/>
+          <w:sz w:val="32"/>
+          <w:szCs w:val="32"/>
+        </w:rPr>
+        <w:t># Good automation candidates include recurring analyses like bug scanning, CI failure summaries, release notes, and code health checks.</w:t>
+      </w:r>
+    </w:p>
+    <w:p>
+      <w:pPr>
+        <w:jc w:val="both"/>
+        <w:rPr>
+          <w:rFonts w:ascii="Carlito" w:hAnsi="Carlito" w:cs="Carlito"/>
+          <w:sz w:val="32"/>
+          <w:szCs w:val="32"/>
+        </w:rPr>
+      </w:pPr>
+    </w:p>
+    <w:p>
+      <w:pPr>
+        <w:jc w:val="both"/>
+        <w:rPr>
+          <w:rFonts w:ascii="Carlito" w:hAnsi="Carlito" w:cs="Carlito"/>
+          <w:sz w:val="32"/>
+          <w:szCs w:val="32"/>
+        </w:rPr>
+      </w:pPr>
+      <w:r>
+        <w:rPr>
+          <w:rFonts w:ascii="Carlito" w:hAnsi="Carlito" w:cs="Carlito"/>
+          <w:sz w:val="32"/>
+          <w:szCs w:val="32"/>
+        </w:rPr>
+        <w:t>Stage-6, Pull Request Review:</w:t>
+      </w:r>
+    </w:p>
+    <w:p>
+      <w:pPr>
+        <w:jc w:val="both"/>
+        <w:rPr>
+          <w:rFonts w:ascii="Carlito" w:hAnsi="Carlito" w:cs="Carlito"/>
+          <w:sz w:val="32"/>
+          <w:szCs w:val="32"/>
+        </w:rPr>
+      </w:pPr>
+      <w:r>
+        <w:rPr>
+          <w:rFonts w:ascii="Carlito" w:hAnsi="Carlito" w:cs="Carlito"/>
+          <w:sz w:val="32"/>
+          <w:szCs w:val="32"/>
+        </w:rPr>
+        <w:t># Whenever a PR is opened:</w:t>
+      </w:r>
+    </w:p>
+    <w:p>
+      <w:pPr>
+        <w:jc w:val="both"/>
+        <w:rPr>
+          <w:rFonts w:ascii="Carlito" w:hAnsi="Carlito" w:cs="Carlito"/>
+          <w:b/>
+          <w:bCs/>
+          <w:sz w:val="28"/>
+          <w:szCs w:val="28"/>
+        </w:rPr>
+      </w:pPr>
+      <w:r>
+        <w:rPr>
+          <w:rFonts w:ascii="Carlito" w:hAnsi="Carlito" w:cs="Carlito"/>
+          <w:b/>
+          <w:bCs/>
+          <w:sz w:val="28"/>
+          <w:szCs w:val="28"/>
+        </w:rPr>
+        <w:t>PR Created</w:t>
+      </w:r>
+    </w:p>
+    <w:p>
+      <w:pPr>
+        <w:jc w:val="both"/>
+        <w:rPr>
+          <w:rFonts w:ascii="Carlito" w:hAnsi="Carlito" w:cs="Carlito"/>
+          <w:b/>
+          <w:bCs/>
+          <w:sz w:val="28"/>
+          <w:szCs w:val="28"/>
+        </w:rPr>
+      </w:pPr>
+      <w:r>
+        <w:rPr>
+          <w:rFonts w:ascii="Carlito" w:hAnsi="Carlito" w:cs="Carlito"/>
           <w:b/>
           <w:bCs/>
           <w:sz w:val="28"/>
@@ -1737,162 +1778,38 @@
       <w:pPr>
         <w:jc w:val="both"/>
         <w:rPr>
-          <w:b/>
-          <w:bCs/>
-          <w:sz w:val="28"/>
-          <w:szCs w:val="28"/>
-        </w:rPr>
-      </w:pPr>
-      <w:r>
-        <w:rPr>
-          <w:b/>
-          <w:bCs/>
-          <w:sz w:val="28"/>
-          <w:szCs w:val="28"/>
-        </w:rPr>
-        <w:t>Generate report</w:t>
-      </w:r>
-    </w:p>
-    <w:p>
-      <w:pPr>
-        <w:jc w:val="both"/>
-        <w:rPr>
-          <w:sz w:val="32"/>
-          <w:szCs w:val="32"/>
-        </w:rPr>
-      </w:pPr>
-      <w:r>
-        <w:rPr>
-          <w:sz w:val="32"/>
-          <w:szCs w:val="32"/>
-        </w:rPr>
-        <w:t xml:space="preserve"># </w:t>
-      </w:r>
-      <w:r>
-        <w:rPr>
-          <w:sz w:val="32"/>
-          <w:szCs w:val="32"/>
-        </w:rPr>
-        <w:t>When you start work in the morning</w:t>
-      </w:r>
-      <w:r>
-        <w:rPr>
-          <w:sz w:val="32"/>
-          <w:szCs w:val="32"/>
-        </w:rPr>
-        <w:t xml:space="preserve">, we </w:t>
-      </w:r>
-      <w:r>
-        <w:rPr>
-          <w:sz w:val="32"/>
-          <w:szCs w:val="32"/>
-        </w:rPr>
-        <w:t>already have a report waiting.</w:t>
-      </w:r>
-    </w:p>
-    <w:p>
-      <w:pPr>
-        <w:jc w:val="both"/>
-        <w:rPr>
-          <w:sz w:val="32"/>
-          <w:szCs w:val="32"/>
-        </w:rPr>
-      </w:pPr>
-      <w:r>
-        <w:rPr>
-          <w:sz w:val="32"/>
-          <w:szCs w:val="32"/>
-        </w:rPr>
-        <w:t xml:space="preserve"># </w:t>
-      </w:r>
-      <w:r>
-        <w:rPr>
-          <w:sz w:val="32"/>
-          <w:szCs w:val="32"/>
-        </w:rPr>
-        <w:t>Good automation candidates include recurring analyses like bug scanning, CI failure summaries, release notes, and code health checks.</w:t>
-      </w:r>
-    </w:p>
-    <w:p>
-      <w:pPr>
-        <w:jc w:val="both"/>
-        <w:rPr>
-          <w:sz w:val="32"/>
-          <w:szCs w:val="32"/>
-        </w:rPr>
-      </w:pPr>
-    </w:p>
-    <w:p>
-      <w:pPr>
-        <w:jc w:val="both"/>
-        <w:rPr>
-          <w:sz w:val="32"/>
-          <w:szCs w:val="32"/>
-        </w:rPr>
-      </w:pPr>
-      <w:r>
-        <w:rPr>
-          <w:sz w:val="32"/>
-          <w:szCs w:val="32"/>
-        </w:rPr>
-        <w:t>Stage-6, Pull Request Review:</w:t>
-      </w:r>
-    </w:p>
-    <w:p>
-      <w:pPr>
-        <w:jc w:val="both"/>
-        <w:rPr>
-          <w:sz w:val="32"/>
-          <w:szCs w:val="32"/>
-        </w:rPr>
-      </w:pPr>
-      <w:r>
-        <w:rPr>
-          <w:sz w:val="32"/>
-          <w:szCs w:val="32"/>
-        </w:rPr>
-        <w:t xml:space="preserve"># </w:t>
-      </w:r>
-      <w:r>
-        <w:rPr>
-          <w:sz w:val="32"/>
-          <w:szCs w:val="32"/>
-        </w:rPr>
-        <w:t>Whenever a PR is opened:</w:t>
-      </w:r>
-    </w:p>
-    <w:p>
-      <w:pPr>
-        <w:jc w:val="both"/>
-        <w:rPr>
-          <w:b/>
-          <w:bCs/>
-          <w:sz w:val="28"/>
-          <w:szCs w:val="28"/>
-        </w:rPr>
-      </w:pPr>
-      <w:r>
-        <w:rPr>
-          <w:b/>
-          <w:bCs/>
-          <w:sz w:val="28"/>
-          <w:szCs w:val="28"/>
-        </w:rPr>
-        <w:t>PR Created</w:t>
-      </w:r>
-    </w:p>
-    <w:p>
-      <w:pPr>
-        <w:jc w:val="both"/>
-        <w:rPr>
-          <w:b/>
-          <w:bCs/>
-          <w:sz w:val="28"/>
-          <w:szCs w:val="28"/>
-        </w:rPr>
-      </w:pPr>
-      <w:r>
-        <w:rPr>
+          <w:rFonts w:ascii="Carlito" w:hAnsi="Carlito" w:cs="Carlito"/>
+          <w:b/>
+          <w:bCs/>
+          <w:sz w:val="28"/>
+          <w:szCs w:val="28"/>
+        </w:rPr>
+      </w:pPr>
+      <w:r>
+        <w:rPr>
+          <w:rFonts w:ascii="Carlito" w:hAnsi="Carlito" w:cs="Carlito"/>
+          <w:b/>
+          <w:bCs/>
+          <w:sz w:val="28"/>
+          <w:szCs w:val="28"/>
+        </w:rPr>
+        <w:t>Codex</w:t>
+      </w:r>
+    </w:p>
+    <w:p>
+      <w:pPr>
+        <w:jc w:val="both"/>
+        <w:rPr>
+          <w:rFonts w:ascii="Carlito" w:hAnsi="Carlito" w:cs="Carlito"/>
+          <w:b/>
+          <w:bCs/>
+          <w:sz w:val="28"/>
+          <w:szCs w:val="28"/>
+        </w:rPr>
+      </w:pPr>
+      <w:r>
+        <w:rPr>
+          <w:rFonts w:ascii="Carlito" w:hAnsi="Carlito" w:cs="Carlito"/>
           <w:b/>
           <w:bCs/>
           <w:sz w:val="28"/>
@@ -1905,34 +1822,38 @@
       <w:pPr>
         <w:jc w:val="both"/>
         <w:rPr>
-          <w:b/>
-          <w:bCs/>
-          <w:sz w:val="28"/>
-          <w:szCs w:val="28"/>
-        </w:rPr>
-      </w:pPr>
-      <w:r>
-        <w:rPr>
-          <w:b/>
-          <w:bCs/>
-          <w:sz w:val="28"/>
-          <w:szCs w:val="28"/>
-        </w:rPr>
-        <w:t>Codex</w:t>
-      </w:r>
-    </w:p>
-    <w:p>
-      <w:pPr>
-        <w:jc w:val="both"/>
-        <w:rPr>
-          <w:b/>
-          <w:bCs/>
-          <w:sz w:val="28"/>
-          <w:szCs w:val="28"/>
-        </w:rPr>
-      </w:pPr>
-      <w:r>
-        <w:rPr>
+          <w:rFonts w:ascii="Carlito" w:hAnsi="Carlito" w:cs="Carlito"/>
+          <w:b/>
+          <w:bCs/>
+          <w:sz w:val="28"/>
+          <w:szCs w:val="28"/>
+        </w:rPr>
+      </w:pPr>
+      <w:r>
+        <w:rPr>
+          <w:rFonts w:ascii="Carlito" w:hAnsi="Carlito" w:cs="Carlito"/>
+          <w:b/>
+          <w:bCs/>
+          <w:sz w:val="28"/>
+          <w:szCs w:val="28"/>
+        </w:rPr>
+        <w:t>Architecture Review</w:t>
+      </w:r>
+    </w:p>
+    <w:p>
+      <w:pPr>
+        <w:jc w:val="both"/>
+        <w:rPr>
+          <w:rFonts w:ascii="Carlito" w:hAnsi="Carlito" w:cs="Carlito"/>
+          <w:b/>
+          <w:bCs/>
+          <w:sz w:val="28"/>
+          <w:szCs w:val="28"/>
+        </w:rPr>
+      </w:pPr>
+      <w:r>
+        <w:rPr>
+          <w:rFonts w:ascii="Carlito" w:hAnsi="Carlito" w:cs="Carlito"/>
           <w:b/>
           <w:bCs/>
           <w:sz w:val="28"/>
@@ -1945,34 +1866,38 @@
       <w:pPr>
         <w:jc w:val="both"/>
         <w:rPr>
-          <w:b/>
-          <w:bCs/>
-          <w:sz w:val="28"/>
-          <w:szCs w:val="28"/>
-        </w:rPr>
-      </w:pPr>
-      <w:r>
-        <w:rPr>
-          <w:b/>
-          <w:bCs/>
-          <w:sz w:val="28"/>
-          <w:szCs w:val="28"/>
-        </w:rPr>
-        <w:t>Architecture Review</w:t>
-      </w:r>
-    </w:p>
-    <w:p>
-      <w:pPr>
-        <w:jc w:val="both"/>
-        <w:rPr>
-          <w:b/>
-          <w:bCs/>
-          <w:sz w:val="28"/>
-          <w:szCs w:val="28"/>
-        </w:rPr>
-      </w:pPr>
-      <w:r>
-        <w:rPr>
+          <w:rFonts w:ascii="Carlito" w:hAnsi="Carlito" w:cs="Carlito"/>
+          <w:b/>
+          <w:bCs/>
+          <w:sz w:val="28"/>
+          <w:szCs w:val="28"/>
+        </w:rPr>
+      </w:pPr>
+      <w:r>
+        <w:rPr>
+          <w:rFonts w:ascii="Carlito" w:hAnsi="Carlito" w:cs="Carlito"/>
+          <w:b/>
+          <w:bCs/>
+          <w:sz w:val="28"/>
+          <w:szCs w:val="28"/>
+        </w:rPr>
+        <w:t>Performance Review</w:t>
+      </w:r>
+    </w:p>
+    <w:p>
+      <w:pPr>
+        <w:jc w:val="both"/>
+        <w:rPr>
+          <w:rFonts w:ascii="Carlito" w:hAnsi="Carlito" w:cs="Carlito"/>
+          <w:b/>
+          <w:bCs/>
+          <w:sz w:val="28"/>
+          <w:szCs w:val="28"/>
+        </w:rPr>
+      </w:pPr>
+      <w:r>
+        <w:rPr>
+          <w:rFonts w:ascii="Carlito" w:hAnsi="Carlito" w:cs="Carlito"/>
           <w:b/>
           <w:bCs/>
           <w:sz w:val="28"/>
@@ -1985,14 +1910,305 @@
       <w:pPr>
         <w:jc w:val="both"/>
         <w:rPr>
-          <w:b/>
-          <w:bCs/>
-          <w:sz w:val="28"/>
-          <w:szCs w:val="28"/>
-        </w:rPr>
-      </w:pPr>
-      <w:r>
-        <w:rPr>
+          <w:rFonts w:ascii="Carlito" w:hAnsi="Carlito" w:cs="Carlito"/>
+          <w:b/>
+          <w:bCs/>
+          <w:sz w:val="28"/>
+          <w:szCs w:val="28"/>
+        </w:rPr>
+      </w:pPr>
+      <w:r>
+        <w:rPr>
+          <w:rFonts w:ascii="Carlito" w:hAnsi="Carlito" w:cs="Carlito"/>
+          <w:b/>
+          <w:bCs/>
+          <w:sz w:val="28"/>
+          <w:szCs w:val="28"/>
+        </w:rPr>
+        <w:t>Testing Review</w:t>
+      </w:r>
+    </w:p>
+    <w:p>
+      <w:pPr>
+        <w:jc w:val="both"/>
+        <w:rPr>
+          <w:rFonts w:ascii="Carlito" w:hAnsi="Carlito" w:cs="Carlito"/>
+          <w:b/>
+          <w:bCs/>
+          <w:sz w:val="28"/>
+          <w:szCs w:val="28"/>
+        </w:rPr>
+      </w:pPr>
+      <w:r>
+        <w:rPr>
+          <w:rFonts w:ascii="Carlito" w:hAnsi="Carlito" w:cs="Carlito"/>
+          <w:b/>
+          <w:bCs/>
+          <w:sz w:val="28"/>
+          <w:szCs w:val="28"/>
+        </w:rPr>
+        <w:t>↓</w:t>
+      </w:r>
+    </w:p>
+    <w:p>
+      <w:pPr>
+        <w:jc w:val="both"/>
+        <w:rPr>
+          <w:rFonts w:ascii="Carlito" w:hAnsi="Carlito" w:cs="Carlito"/>
+          <w:b/>
+          <w:bCs/>
+          <w:sz w:val="28"/>
+          <w:szCs w:val="28"/>
+        </w:rPr>
+      </w:pPr>
+      <w:r>
+        <w:rPr>
+          <w:rFonts w:ascii="Carlito" w:hAnsi="Carlito" w:cs="Carlito"/>
+          <w:b/>
+          <w:bCs/>
+          <w:sz w:val="28"/>
+          <w:szCs w:val="28"/>
+        </w:rPr>
+        <w:t>Security Review</w:t>
+      </w:r>
+    </w:p>
+    <w:p>
+      <w:pPr>
+        <w:jc w:val="both"/>
+        <w:rPr>
+          <w:rFonts w:ascii="Carlito" w:hAnsi="Carlito" w:cs="Carlito"/>
+          <w:b/>
+          <w:bCs/>
+          <w:sz w:val="28"/>
+          <w:szCs w:val="28"/>
+        </w:rPr>
+      </w:pPr>
+      <w:r>
+        <w:rPr>
+          <w:rFonts w:ascii="Carlito" w:hAnsi="Carlito" w:cs="Carlito"/>
+          <w:b/>
+          <w:bCs/>
+          <w:sz w:val="28"/>
+          <w:szCs w:val="28"/>
+        </w:rPr>
+        <w:t>↓</w:t>
+      </w:r>
+    </w:p>
+    <w:p>
+      <w:pPr>
+        <w:jc w:val="both"/>
+        <w:rPr>
+          <w:rFonts w:ascii="Carlito" w:hAnsi="Carlito" w:cs="Carlito"/>
+          <w:b/>
+          <w:bCs/>
+          <w:sz w:val="28"/>
+          <w:szCs w:val="28"/>
+        </w:rPr>
+      </w:pPr>
+      <w:r>
+        <w:rPr>
+          <w:rFonts w:ascii="Carlito" w:hAnsi="Carlito" w:cs="Carlito"/>
+          <w:b/>
+          <w:bCs/>
+          <w:sz w:val="28"/>
+          <w:szCs w:val="28"/>
+        </w:rPr>
+        <w:t>Comments</w:t>
+      </w:r>
+    </w:p>
+    <w:p>
+      <w:pPr>
+        <w:jc w:val="both"/>
+        <w:rPr>
+          <w:rFonts w:ascii="Carlito" w:hAnsi="Carlito" w:cs="Carlito"/>
+          <w:sz w:val="32"/>
+          <w:szCs w:val="32"/>
+        </w:rPr>
+      </w:pPr>
+    </w:p>
+    <w:p>
+      <w:pPr>
+        <w:jc w:val="both"/>
+        <w:rPr>
+          <w:rFonts w:ascii="Carlito" w:hAnsi="Carlito" w:cs="Carlito"/>
+          <w:sz w:val="32"/>
+          <w:szCs w:val="32"/>
+        </w:rPr>
+      </w:pPr>
+      <w:r>
+        <w:rPr>
+          <w:rFonts w:ascii="Carlito" w:hAnsi="Carlito" w:cs="Carlito"/>
+          <w:sz w:val="32"/>
+          <w:szCs w:val="32"/>
+        </w:rPr>
+        <w:lastRenderedPageBreak/>
+        <w:t>Stage-7, Flutter Automation:</w:t>
+      </w:r>
+    </w:p>
+    <w:p>
+      <w:pPr>
+        <w:jc w:val="both"/>
+        <w:rPr>
+          <w:rFonts w:ascii="Carlito" w:hAnsi="Carlito" w:cs="Carlito"/>
+          <w:sz w:val="32"/>
+          <w:szCs w:val="32"/>
+        </w:rPr>
+      </w:pPr>
+      <w:r>
+        <w:rPr>
+          <w:rFonts w:ascii="Carlito" w:hAnsi="Carlito" w:cs="Carlito"/>
+          <w:sz w:val="32"/>
+          <w:szCs w:val="32"/>
+        </w:rPr>
+        <w:t># Imagine our own portfolio project. Where every push automatically runs:</w:t>
+      </w:r>
+    </w:p>
+    <w:p>
+      <w:pPr>
+        <w:jc w:val="both"/>
+        <w:rPr>
+          <w:rFonts w:ascii="Carlito" w:hAnsi="Carlito" w:cs="Carlito"/>
+          <w:b/>
+          <w:bCs/>
+          <w:sz w:val="28"/>
+          <w:szCs w:val="28"/>
+        </w:rPr>
+      </w:pPr>
+      <w:r>
+        <w:rPr>
+          <w:rFonts w:ascii="Carlito" w:hAnsi="Carlito" w:cs="Carlito"/>
+          <w:b/>
+          <w:bCs/>
+          <w:sz w:val="28"/>
+          <w:szCs w:val="28"/>
+        </w:rPr>
+        <w:t>flutter analyze</w:t>
+      </w:r>
+    </w:p>
+    <w:p>
+      <w:pPr>
+        <w:jc w:val="both"/>
+        <w:rPr>
+          <w:rFonts w:ascii="Carlito" w:hAnsi="Carlito" w:cs="Carlito"/>
+          <w:b/>
+          <w:bCs/>
+          <w:sz w:val="28"/>
+          <w:szCs w:val="28"/>
+        </w:rPr>
+      </w:pPr>
+      <w:r>
+        <w:rPr>
+          <w:rFonts w:ascii="Carlito" w:hAnsi="Carlito" w:cs="Carlito"/>
+          <w:b/>
+          <w:bCs/>
+          <w:sz w:val="28"/>
+          <w:szCs w:val="28"/>
+        </w:rPr>
+        <w:t>↓</w:t>
+      </w:r>
+    </w:p>
+    <w:p>
+      <w:pPr>
+        <w:jc w:val="both"/>
+        <w:rPr>
+          <w:rFonts w:ascii="Carlito" w:hAnsi="Carlito" w:cs="Carlito"/>
+          <w:b/>
+          <w:bCs/>
+          <w:sz w:val="28"/>
+          <w:szCs w:val="28"/>
+        </w:rPr>
+      </w:pPr>
+      <w:r>
+        <w:rPr>
+          <w:rFonts w:ascii="Carlito" w:hAnsi="Carlito" w:cs="Carlito"/>
+          <w:b/>
+          <w:bCs/>
+          <w:sz w:val="28"/>
+          <w:szCs w:val="28"/>
+        </w:rPr>
+        <w:t>flutter test</w:t>
+      </w:r>
+    </w:p>
+    <w:p>
+      <w:pPr>
+        <w:jc w:val="both"/>
+        <w:rPr>
+          <w:rFonts w:ascii="Carlito" w:hAnsi="Carlito" w:cs="Carlito"/>
+          <w:b/>
+          <w:bCs/>
+          <w:sz w:val="28"/>
+          <w:szCs w:val="28"/>
+        </w:rPr>
+      </w:pPr>
+      <w:r>
+        <w:rPr>
+          <w:rFonts w:ascii="Carlito" w:hAnsi="Carlito" w:cs="Carlito"/>
+          <w:b/>
+          <w:bCs/>
+          <w:sz w:val="28"/>
+          <w:szCs w:val="28"/>
+        </w:rPr>
+        <w:t>↓</w:t>
+      </w:r>
+    </w:p>
+    <w:p>
+      <w:pPr>
+        <w:jc w:val="both"/>
+        <w:rPr>
+          <w:rFonts w:ascii="Carlito" w:hAnsi="Carlito" w:cs="Carlito"/>
+          <w:b/>
+          <w:bCs/>
+          <w:sz w:val="28"/>
+          <w:szCs w:val="28"/>
+        </w:rPr>
+      </w:pPr>
+      <w:r>
+        <w:rPr>
+          <w:rFonts w:ascii="Carlito" w:hAnsi="Carlito" w:cs="Carlito"/>
+          <w:b/>
+          <w:bCs/>
+          <w:sz w:val="28"/>
+          <w:szCs w:val="28"/>
+        </w:rPr>
+        <w:t>Codex Architecture Review</w:t>
+      </w:r>
+    </w:p>
+    <w:p>
+      <w:pPr>
+        <w:jc w:val="both"/>
+        <w:rPr>
+          <w:rFonts w:ascii="Carlito" w:hAnsi="Carlito" w:cs="Carlito"/>
+          <w:b/>
+          <w:bCs/>
+          <w:sz w:val="28"/>
+          <w:szCs w:val="28"/>
+        </w:rPr>
+      </w:pPr>
+      <w:r>
+        <w:rPr>
+          <w:rFonts w:ascii="Carlito" w:hAnsi="Carlito" w:cs="Carlito"/>
+          <w:b/>
+          <w:bCs/>
+          <w:sz w:val="28"/>
+          <w:szCs w:val="28"/>
+        </w:rPr>
+        <w:t>↓</w:t>
+      </w:r>
+    </w:p>
+    <w:p>
+      <w:pPr>
+        <w:jc w:val="both"/>
+        <w:rPr>
+          <w:rFonts w:ascii="Carlito" w:hAnsi="Carlito" w:cs="Carlito"/>
+          <w:b/>
+          <w:bCs/>
+          <w:sz w:val="28"/>
+          <w:szCs w:val="28"/>
+        </w:rPr>
+      </w:pPr>
+      <w:r>
+        <w:rPr>
+          <w:rFonts w:ascii="Carlito" w:hAnsi="Carlito" w:cs="Carlito"/>
           <w:b/>
           <w:bCs/>
           <w:sz w:val="28"/>
@@ -2005,14 +2221,16 @@
       <w:pPr>
         <w:jc w:val="both"/>
         <w:rPr>
-          <w:b/>
-          <w:bCs/>
-          <w:sz w:val="28"/>
-          <w:szCs w:val="28"/>
-        </w:rPr>
-      </w:pPr>
-      <w:r>
-        <w:rPr>
+          <w:rFonts w:ascii="Carlito" w:hAnsi="Carlito" w:cs="Carlito"/>
+          <w:b/>
+          <w:bCs/>
+          <w:sz w:val="28"/>
+          <w:szCs w:val="28"/>
+        </w:rPr>
+      </w:pPr>
+      <w:r>
+        <w:rPr>
+          <w:rFonts w:ascii="Carlito" w:hAnsi="Carlito" w:cs="Carlito"/>
           <w:b/>
           <w:bCs/>
           <w:sz w:val="28"/>
@@ -2025,34 +2243,38 @@
       <w:pPr>
         <w:jc w:val="both"/>
         <w:rPr>
-          <w:b/>
-          <w:bCs/>
-          <w:sz w:val="28"/>
-          <w:szCs w:val="28"/>
-        </w:rPr>
-      </w:pPr>
-      <w:r>
-        <w:rPr>
-          <w:b/>
-          <w:bCs/>
-          <w:sz w:val="28"/>
-          <w:szCs w:val="28"/>
-        </w:rPr>
-        <w:t>Testing Review</w:t>
-      </w:r>
-    </w:p>
-    <w:p>
-      <w:pPr>
-        <w:jc w:val="both"/>
-        <w:rPr>
-          <w:b/>
-          <w:bCs/>
-          <w:sz w:val="28"/>
-          <w:szCs w:val="28"/>
-        </w:rPr>
-      </w:pPr>
-      <w:r>
-        <w:rPr>
+          <w:rFonts w:ascii="Carlito" w:hAnsi="Carlito" w:cs="Carlito"/>
+          <w:b/>
+          <w:bCs/>
+          <w:sz w:val="28"/>
+          <w:szCs w:val="28"/>
+        </w:rPr>
+      </w:pPr>
+      <w:r>
+        <w:rPr>
+          <w:rFonts w:ascii="Carlito" w:hAnsi="Carlito" w:cs="Carlito"/>
+          <w:b/>
+          <w:bCs/>
+          <w:sz w:val="28"/>
+          <w:szCs w:val="28"/>
+        </w:rPr>
+        <w:t>Generate Markdown Report</w:t>
+      </w:r>
+    </w:p>
+    <w:p>
+      <w:pPr>
+        <w:jc w:val="both"/>
+        <w:rPr>
+          <w:rFonts w:ascii="Carlito" w:hAnsi="Carlito" w:cs="Carlito"/>
+          <w:b/>
+          <w:bCs/>
+          <w:sz w:val="28"/>
+          <w:szCs w:val="28"/>
+        </w:rPr>
+      </w:pPr>
+      <w:r>
+        <w:rPr>
+          <w:rFonts w:ascii="Carlito" w:hAnsi="Carlito" w:cs="Carlito"/>
           <w:b/>
           <w:bCs/>
           <w:sz w:val="28"/>
@@ -2065,327 +2287,16 @@
       <w:pPr>
         <w:jc w:val="both"/>
         <w:rPr>
-          <w:b/>
-          <w:bCs/>
-          <w:sz w:val="28"/>
-          <w:szCs w:val="28"/>
-        </w:rPr>
-      </w:pPr>
-      <w:r>
-        <w:rPr>
-          <w:b/>
-          <w:bCs/>
-          <w:sz w:val="28"/>
-          <w:szCs w:val="28"/>
-        </w:rPr>
-        <w:t>Security Review</w:t>
-      </w:r>
-    </w:p>
-    <w:p>
-      <w:pPr>
-        <w:jc w:val="both"/>
-        <w:rPr>
-          <w:b/>
-          <w:bCs/>
-          <w:sz w:val="28"/>
-          <w:szCs w:val="28"/>
-        </w:rPr>
-      </w:pPr>
-      <w:r>
-        <w:rPr>
-          <w:b/>
-          <w:bCs/>
-          <w:sz w:val="28"/>
-          <w:szCs w:val="28"/>
-        </w:rPr>
-        <w:lastRenderedPageBreak/>
-        <w:t>↓</w:t>
-      </w:r>
-    </w:p>
-    <w:p>
-      <w:pPr>
-        <w:jc w:val="both"/>
-        <w:rPr>
-          <w:b/>
-          <w:bCs/>
-          <w:sz w:val="28"/>
-          <w:szCs w:val="28"/>
-        </w:rPr>
-      </w:pPr>
-      <w:r>
-        <w:rPr>
-          <w:b/>
-          <w:bCs/>
-          <w:sz w:val="28"/>
-          <w:szCs w:val="28"/>
-        </w:rPr>
-        <w:t>Comments</w:t>
-      </w:r>
-    </w:p>
-    <w:p>
-      <w:pPr>
-        <w:jc w:val="both"/>
-        <w:rPr>
-          <w:sz w:val="32"/>
-          <w:szCs w:val="32"/>
-        </w:rPr>
-      </w:pPr>
-    </w:p>
-    <w:p>
-      <w:pPr>
-        <w:jc w:val="both"/>
-        <w:rPr>
-          <w:sz w:val="32"/>
-          <w:szCs w:val="32"/>
-        </w:rPr>
-      </w:pPr>
-      <w:r>
-        <w:rPr>
-          <w:sz w:val="32"/>
-          <w:szCs w:val="32"/>
-        </w:rPr>
-        <w:t>Stage-7, Flutter Automation:</w:t>
-      </w:r>
-    </w:p>
-    <w:p>
-      <w:pPr>
-        <w:jc w:val="both"/>
-        <w:rPr>
-          <w:sz w:val="32"/>
-          <w:szCs w:val="32"/>
-        </w:rPr>
-      </w:pPr>
-      <w:r>
-        <w:rPr>
-          <w:sz w:val="32"/>
-          <w:szCs w:val="32"/>
-        </w:rPr>
-        <w:t># Imagine our own portfolio project. Where every push automatically runs:</w:t>
-      </w:r>
-    </w:p>
-    <w:p>
-      <w:pPr>
-        <w:jc w:val="both"/>
-        <w:rPr>
-          <w:b/>
-          <w:bCs/>
-          <w:sz w:val="28"/>
-          <w:szCs w:val="28"/>
-        </w:rPr>
-      </w:pPr>
-      <w:r>
-        <w:rPr>
-          <w:b/>
-          <w:bCs/>
-          <w:sz w:val="28"/>
-          <w:szCs w:val="28"/>
-        </w:rPr>
-        <w:t xml:space="preserve">flutter </w:t>
-      </w:r>
-      <w:proofErr w:type="gramStart"/>
-      <w:r>
-        <w:rPr>
-          <w:b/>
-          <w:bCs/>
-          <w:sz w:val="28"/>
-          <w:szCs w:val="28"/>
-        </w:rPr>
-        <w:t>analyze</w:t>
-      </w:r>
-      <w:proofErr w:type="gramEnd"/>
-    </w:p>
-    <w:p>
-      <w:pPr>
-        <w:jc w:val="both"/>
-        <w:rPr>
-          <w:b/>
-          <w:bCs/>
-          <w:sz w:val="28"/>
-          <w:szCs w:val="28"/>
-        </w:rPr>
-      </w:pPr>
-      <w:r>
-        <w:rPr>
-          <w:b/>
-          <w:bCs/>
-          <w:sz w:val="28"/>
-          <w:szCs w:val="28"/>
-        </w:rPr>
-        <w:t>↓</w:t>
-      </w:r>
-    </w:p>
-    <w:p>
-      <w:pPr>
-        <w:jc w:val="both"/>
-        <w:rPr>
-          <w:b/>
-          <w:bCs/>
-          <w:sz w:val="28"/>
-          <w:szCs w:val="28"/>
-        </w:rPr>
-      </w:pPr>
-      <w:r>
-        <w:rPr>
-          <w:b/>
-          <w:bCs/>
-          <w:sz w:val="28"/>
-          <w:szCs w:val="28"/>
-        </w:rPr>
-        <w:t>flutter test</w:t>
-      </w:r>
-    </w:p>
-    <w:p>
-      <w:pPr>
-        <w:jc w:val="both"/>
-        <w:rPr>
-          <w:b/>
-          <w:bCs/>
-          <w:sz w:val="28"/>
-          <w:szCs w:val="28"/>
-        </w:rPr>
-      </w:pPr>
-      <w:r>
-        <w:rPr>
-          <w:b/>
-          <w:bCs/>
-          <w:sz w:val="28"/>
-          <w:szCs w:val="28"/>
-        </w:rPr>
-        <w:t>↓</w:t>
-      </w:r>
-    </w:p>
-    <w:p>
-      <w:pPr>
-        <w:jc w:val="both"/>
-        <w:rPr>
-          <w:b/>
-          <w:bCs/>
-          <w:sz w:val="28"/>
-          <w:szCs w:val="28"/>
-        </w:rPr>
-      </w:pPr>
-      <w:r>
-        <w:rPr>
-          <w:b/>
-          <w:bCs/>
-          <w:sz w:val="28"/>
-          <w:szCs w:val="28"/>
-        </w:rPr>
-        <w:t>Codex Architecture Review</w:t>
-      </w:r>
-    </w:p>
-    <w:p>
-      <w:pPr>
-        <w:jc w:val="both"/>
-        <w:rPr>
-          <w:b/>
-          <w:bCs/>
-          <w:sz w:val="28"/>
-          <w:szCs w:val="28"/>
-        </w:rPr>
-      </w:pPr>
-      <w:r>
-        <w:rPr>
-          <w:b/>
-          <w:bCs/>
-          <w:sz w:val="28"/>
-          <w:szCs w:val="28"/>
-        </w:rPr>
-        <w:t>↓</w:t>
-      </w:r>
-    </w:p>
-    <w:p>
-      <w:pPr>
-        <w:jc w:val="both"/>
-        <w:rPr>
-          <w:b/>
-          <w:bCs/>
-          <w:sz w:val="28"/>
-          <w:szCs w:val="28"/>
-        </w:rPr>
-      </w:pPr>
-      <w:r>
-        <w:rPr>
-          <w:b/>
-          <w:bCs/>
-          <w:sz w:val="28"/>
-          <w:szCs w:val="28"/>
-        </w:rPr>
-        <w:t>Performance Review</w:t>
-      </w:r>
-    </w:p>
-    <w:p>
-      <w:pPr>
-        <w:jc w:val="both"/>
-        <w:rPr>
-          <w:b/>
-          <w:bCs/>
-          <w:sz w:val="28"/>
-          <w:szCs w:val="28"/>
-        </w:rPr>
-      </w:pPr>
-      <w:r>
-        <w:rPr>
-          <w:b/>
-          <w:bCs/>
-          <w:sz w:val="28"/>
-          <w:szCs w:val="28"/>
-        </w:rPr>
-        <w:t>↓</w:t>
-      </w:r>
-    </w:p>
-    <w:p>
-      <w:pPr>
-        <w:jc w:val="both"/>
-        <w:rPr>
-          <w:b/>
-          <w:bCs/>
-          <w:sz w:val="28"/>
-          <w:szCs w:val="28"/>
-        </w:rPr>
-      </w:pPr>
-      <w:r>
-        <w:rPr>
-          <w:b/>
-          <w:bCs/>
-          <w:sz w:val="28"/>
-          <w:szCs w:val="28"/>
-        </w:rPr>
-        <w:t>Generate Markdown Report</w:t>
-      </w:r>
-    </w:p>
-    <w:p>
-      <w:pPr>
-        <w:jc w:val="both"/>
-        <w:rPr>
-          <w:b/>
-          <w:bCs/>
-          <w:sz w:val="28"/>
-          <w:szCs w:val="28"/>
-        </w:rPr>
-      </w:pPr>
-      <w:r>
-        <w:rPr>
-          <w:b/>
-          <w:bCs/>
-          <w:sz w:val="28"/>
-          <w:szCs w:val="28"/>
-        </w:rPr>
-        <w:t>↓</w:t>
-      </w:r>
-    </w:p>
-    <w:p>
-      <w:pPr>
-        <w:jc w:val="both"/>
-        <w:rPr>
-          <w:b/>
-          <w:bCs/>
-          <w:sz w:val="28"/>
-          <w:szCs w:val="28"/>
-        </w:rPr>
-      </w:pPr>
-      <w:r>
-        <w:rPr>
+          <w:rFonts w:ascii="Carlito" w:hAnsi="Carlito" w:cs="Carlito"/>
+          <w:b/>
+          <w:bCs/>
+          <w:sz w:val="28"/>
+          <w:szCs w:val="28"/>
+        </w:rPr>
+      </w:pPr>
+      <w:r>
+        <w:rPr>
+          <w:rFonts w:ascii="Carlito" w:hAnsi="Carlito" w:cs="Carlito"/>
           <w:b/>
           <w:bCs/>
           <w:sz w:val="28"/>
@@ -2398,21 +2309,24 @@
       <w:pPr>
         <w:jc w:val="both"/>
         <w:rPr>
-          <w:sz w:val="32"/>
-          <w:szCs w:val="32"/>
-        </w:rPr>
-      </w:pPr>
-    </w:p>
-    <w:p>
-      <w:pPr>
-        <w:jc w:val="both"/>
-        <w:rPr>
-          <w:sz w:val="32"/>
-          <w:szCs w:val="32"/>
-        </w:rPr>
-      </w:pPr>
-      <w:r>
-        <w:rPr>
+          <w:rFonts w:ascii="Carlito" w:hAnsi="Carlito" w:cs="Carlito"/>
+          <w:sz w:val="32"/>
+          <w:szCs w:val="32"/>
+        </w:rPr>
+      </w:pPr>
+    </w:p>
+    <w:p>
+      <w:pPr>
+        <w:jc w:val="both"/>
+        <w:rPr>
+          <w:rFonts w:ascii="Carlito" w:hAnsi="Carlito" w:cs="Carlito"/>
+          <w:sz w:val="32"/>
+          <w:szCs w:val="32"/>
+        </w:rPr>
+      </w:pPr>
+      <w:r>
+        <w:rPr>
+          <w:rFonts w:ascii="Carlito" w:hAnsi="Carlito" w:cs="Carlito"/>
           <w:sz w:val="32"/>
           <w:szCs w:val="32"/>
         </w:rPr>
@@ -2423,12 +2337,14 @@
       <w:pPr>
         <w:jc w:val="both"/>
         <w:rPr>
-          <w:sz w:val="32"/>
-          <w:szCs w:val="32"/>
-        </w:rPr>
-      </w:pPr>
-      <w:r>
-        <w:rPr>
+          <w:rFonts w:ascii="Carlito" w:hAnsi="Carlito" w:cs="Carlito"/>
+          <w:sz w:val="32"/>
+          <w:szCs w:val="32"/>
+        </w:rPr>
+      </w:pPr>
+      <w:r>
+        <w:rPr>
+          <w:rFonts w:ascii="Carlito" w:hAnsi="Carlito" w:cs="Carlito"/>
           <w:sz w:val="32"/>
           <w:szCs w:val="32"/>
         </w:rPr>
@@ -2444,29 +2360,25 @@
         </w:numPr>
         <w:jc w:val="both"/>
         <w:rPr>
-          <w:sz w:val="32"/>
-          <w:szCs w:val="32"/>
-        </w:rPr>
-      </w:pPr>
-      <w:r>
-        <w:rPr>
-          <w:sz w:val="32"/>
-          <w:szCs w:val="32"/>
-        </w:rPr>
-        <w:t>Architecture Review</w:t>
-      </w:r>
-      <w:r>
-        <w:rPr>
-          <w:sz w:val="32"/>
-          <w:szCs w:val="32"/>
-        </w:rPr>
-        <w:t>:</w:t>
-      </w:r>
-    </w:p>
-    <w:p>
-      <w:pPr>
-        <w:jc w:val="both"/>
-        <w:rPr>
+          <w:rFonts w:ascii="Carlito" w:hAnsi="Carlito" w:cs="Carlito"/>
+          <w:sz w:val="32"/>
+          <w:szCs w:val="32"/>
+        </w:rPr>
+      </w:pPr>
+      <w:r>
+        <w:rPr>
+          <w:rFonts w:ascii="Carlito" w:hAnsi="Carlito" w:cs="Carlito"/>
+          <w:sz w:val="32"/>
+          <w:szCs w:val="32"/>
+        </w:rPr>
+        <w:t>Architecture Review:</w:t>
+      </w:r>
+    </w:p>
+    <w:p>
+      <w:pPr>
+        <w:jc w:val="both"/>
+        <w:rPr>
+          <w:rFonts w:ascii="Carlito" w:hAnsi="Carlito" w:cs="Carlito"/>
           <w:b/>
           <w:bCs/>
           <w:color w:val="D86DCB" w:themeColor="accent5" w:themeTint="99"/>
@@ -2476,6 +2388,7 @@
       </w:pPr>
       <w:r>
         <w:rPr>
+          <w:rFonts w:ascii="Carlito" w:hAnsi="Carlito" w:cs="Carlito"/>
           <w:b/>
           <w:bCs/>
           <w:color w:val="D86DCB" w:themeColor="accent5" w:themeTint="99"/>
@@ -2489,6 +2402,7 @@
       <w:pPr>
         <w:jc w:val="both"/>
         <w:rPr>
+          <w:rFonts w:ascii="Carlito" w:hAnsi="Carlito" w:cs="Carlito"/>
           <w:b/>
           <w:bCs/>
           <w:color w:val="D86DCB" w:themeColor="accent5" w:themeTint="99"/>
@@ -2498,6 +2412,7 @@
       </w:pPr>
       <w:r>
         <w:rPr>
+          <w:rFonts w:ascii="Carlito" w:hAnsi="Carlito" w:cs="Carlito"/>
           <w:b/>
           <w:bCs/>
           <w:color w:val="D86DCB" w:themeColor="accent5" w:themeTint="99"/>
@@ -2511,6 +2426,7 @@
       <w:pPr>
         <w:jc w:val="both"/>
         <w:rPr>
+          <w:rFonts w:ascii="Carlito" w:hAnsi="Carlito" w:cs="Carlito"/>
           <w:b/>
           <w:bCs/>
           <w:color w:val="D86DCB" w:themeColor="accent5" w:themeTint="99"/>
@@ -2520,6 +2436,7 @@
       </w:pPr>
       <w:r>
         <w:rPr>
+          <w:rFonts w:ascii="Carlito" w:hAnsi="Carlito" w:cs="Carlito"/>
           <w:b/>
           <w:bCs/>
           <w:color w:val="D86DCB" w:themeColor="accent5" w:themeTint="99"/>
@@ -2533,6 +2450,7 @@
       <w:pPr>
         <w:jc w:val="both"/>
         <w:rPr>
+          <w:rFonts w:ascii="Carlito" w:hAnsi="Carlito" w:cs="Carlito"/>
           <w:b/>
           <w:bCs/>
           <w:color w:val="D86DCB" w:themeColor="accent5" w:themeTint="99"/>
@@ -2542,13 +2460,13 @@
       </w:pPr>
       <w:r>
         <w:rPr>
+          <w:rFonts w:ascii="Carlito" w:hAnsi="Carlito" w:cs="Carlito"/>
           <w:b/>
           <w:bCs/>
           <w:color w:val="D86DCB" w:themeColor="accent5" w:themeTint="99"/>
           <w:sz w:val="32"/>
           <w:szCs w:val="32"/>
         </w:rPr>
-        <w:lastRenderedPageBreak/>
         <w:t>- SOLID</w:t>
       </w:r>
     </w:p>
@@ -2556,6 +2474,7 @@
       <w:pPr>
         <w:jc w:val="both"/>
         <w:rPr>
+          <w:rFonts w:ascii="Carlito" w:hAnsi="Carlito" w:cs="Carlito"/>
           <w:b/>
           <w:bCs/>
           <w:color w:val="D86DCB" w:themeColor="accent5" w:themeTint="99"/>
@@ -2565,6 +2484,7 @@
       </w:pPr>
       <w:r>
         <w:rPr>
+          <w:rFonts w:ascii="Carlito" w:hAnsi="Carlito" w:cs="Carlito"/>
           <w:b/>
           <w:bCs/>
           <w:color w:val="D86DCB" w:themeColor="accent5" w:themeTint="99"/>
@@ -2583,29 +2503,25 @@
         </w:numPr>
         <w:jc w:val="both"/>
         <w:rPr>
-          <w:sz w:val="32"/>
-          <w:szCs w:val="32"/>
-        </w:rPr>
-      </w:pPr>
-      <w:r>
-        <w:rPr>
-          <w:sz w:val="32"/>
-          <w:szCs w:val="32"/>
-        </w:rPr>
-        <w:t>Widget Review</w:t>
-      </w:r>
-      <w:r>
-        <w:rPr>
-          <w:sz w:val="32"/>
-          <w:szCs w:val="32"/>
-        </w:rPr>
-        <w:t>:</w:t>
-      </w:r>
-    </w:p>
-    <w:p>
-      <w:pPr>
-        <w:jc w:val="both"/>
-        <w:rPr>
+          <w:rFonts w:ascii="Carlito" w:hAnsi="Carlito" w:cs="Carlito"/>
+          <w:sz w:val="32"/>
+          <w:szCs w:val="32"/>
+        </w:rPr>
+      </w:pPr>
+      <w:r>
+        <w:rPr>
+          <w:rFonts w:ascii="Carlito" w:hAnsi="Carlito" w:cs="Carlito"/>
+          <w:sz w:val="32"/>
+          <w:szCs w:val="32"/>
+        </w:rPr>
+        <w:t>Widget Review:</w:t>
+      </w:r>
+    </w:p>
+    <w:p>
+      <w:pPr>
+        <w:jc w:val="both"/>
+        <w:rPr>
+          <w:rFonts w:ascii="Carlito" w:hAnsi="Carlito" w:cs="Carlito"/>
           <w:b/>
           <w:bCs/>
           <w:color w:val="D86DCB" w:themeColor="accent5" w:themeTint="99"/>
@@ -2615,12 +2531,14 @@
       </w:pPr>
       <w:r>
         <w:rPr>
+          <w:rFonts w:ascii="Carlito" w:hAnsi="Carlito" w:cs="Carlito"/>
           <w:b/>
           <w:bCs/>
           <w:color w:val="D86DCB" w:themeColor="accent5" w:themeTint="99"/>
           <w:sz w:val="32"/>
           <w:szCs w:val="32"/>
         </w:rPr>
+        <w:lastRenderedPageBreak/>
         <w:t>Review widgets.</w:t>
       </w:r>
     </w:p>
@@ -2628,6 +2546,7 @@
       <w:pPr>
         <w:jc w:val="both"/>
         <w:rPr>
+          <w:rFonts w:ascii="Carlito" w:hAnsi="Carlito" w:cs="Carlito"/>
           <w:b/>
           <w:bCs/>
           <w:color w:val="D86DCB" w:themeColor="accent5" w:themeTint="99"/>
@@ -2637,6 +2556,7 @@
       </w:pPr>
       <w:r>
         <w:rPr>
+          <w:rFonts w:ascii="Carlito" w:hAnsi="Carlito" w:cs="Carlito"/>
           <w:b/>
           <w:bCs/>
           <w:color w:val="D86DCB" w:themeColor="accent5" w:themeTint="99"/>
@@ -2650,6 +2570,7 @@
       <w:pPr>
         <w:jc w:val="both"/>
         <w:rPr>
+          <w:rFonts w:ascii="Carlito" w:hAnsi="Carlito" w:cs="Carlito"/>
           <w:b/>
           <w:bCs/>
           <w:color w:val="D86DCB" w:themeColor="accent5" w:themeTint="99"/>
@@ -2659,6 +2580,7 @@
       </w:pPr>
       <w:r>
         <w:rPr>
+          <w:rFonts w:ascii="Carlito" w:hAnsi="Carlito" w:cs="Carlito"/>
           <w:b/>
           <w:bCs/>
           <w:color w:val="D86DCB" w:themeColor="accent5" w:themeTint="99"/>
@@ -2672,6 +2594,7 @@
       <w:pPr>
         <w:jc w:val="both"/>
         <w:rPr>
+          <w:rFonts w:ascii="Carlito" w:hAnsi="Carlito" w:cs="Carlito"/>
           <w:b/>
           <w:bCs/>
           <w:color w:val="D86DCB" w:themeColor="accent5" w:themeTint="99"/>
@@ -2681,6 +2604,7 @@
       </w:pPr>
       <w:r>
         <w:rPr>
+          <w:rFonts w:ascii="Carlito" w:hAnsi="Carlito" w:cs="Carlito"/>
           <w:b/>
           <w:bCs/>
           <w:color w:val="D86DCB" w:themeColor="accent5" w:themeTint="99"/>
@@ -2694,6 +2618,7 @@
       <w:pPr>
         <w:jc w:val="both"/>
         <w:rPr>
+          <w:rFonts w:ascii="Carlito" w:hAnsi="Carlito" w:cs="Carlito"/>
           <w:b/>
           <w:bCs/>
           <w:color w:val="D86DCB" w:themeColor="accent5" w:themeTint="99"/>
@@ -2703,6 +2628,7 @@
       </w:pPr>
       <w:r>
         <w:rPr>
+          <w:rFonts w:ascii="Carlito" w:hAnsi="Carlito" w:cs="Carlito"/>
           <w:b/>
           <w:bCs/>
           <w:color w:val="D86DCB" w:themeColor="accent5" w:themeTint="99"/>
@@ -2721,12 +2647,14 @@
         </w:numPr>
         <w:jc w:val="both"/>
         <w:rPr>
-          <w:sz w:val="32"/>
-          <w:szCs w:val="32"/>
-        </w:rPr>
-      </w:pPr>
-      <w:r>
-        <w:rPr>
+          <w:rFonts w:ascii="Carlito" w:hAnsi="Carlito" w:cs="Carlito"/>
+          <w:sz w:val="32"/>
+          <w:szCs w:val="32"/>
+        </w:rPr>
+      </w:pPr>
+      <w:r>
+        <w:rPr>
+          <w:rFonts w:ascii="Carlito" w:hAnsi="Carlito" w:cs="Carlito"/>
           <w:sz w:val="32"/>
           <w:szCs w:val="32"/>
         </w:rPr>
@@ -2737,6 +2665,7 @@
       <w:pPr>
         <w:jc w:val="both"/>
         <w:rPr>
+          <w:rFonts w:ascii="Carlito" w:hAnsi="Carlito" w:cs="Carlito"/>
           <w:b/>
           <w:bCs/>
           <w:color w:val="D86DCB" w:themeColor="accent5" w:themeTint="99"/>
@@ -2746,6 +2675,7 @@
       </w:pPr>
       <w:r>
         <w:rPr>
+          <w:rFonts w:ascii="Carlito" w:hAnsi="Carlito" w:cs="Carlito"/>
           <w:b/>
           <w:bCs/>
           <w:color w:val="D86DCB" w:themeColor="accent5" w:themeTint="99"/>
@@ -2759,6 +2689,7 @@
       <w:pPr>
         <w:jc w:val="both"/>
         <w:rPr>
+          <w:rFonts w:ascii="Carlito" w:hAnsi="Carlito" w:cs="Carlito"/>
           <w:b/>
           <w:bCs/>
           <w:color w:val="D86DCB" w:themeColor="accent5" w:themeTint="99"/>
@@ -2768,6 +2699,7 @@
       </w:pPr>
       <w:r>
         <w:rPr>
+          <w:rFonts w:ascii="Carlito" w:hAnsi="Carlito" w:cs="Carlito"/>
           <w:b/>
           <w:bCs/>
           <w:color w:val="D86DCB" w:themeColor="accent5" w:themeTint="99"/>
@@ -2781,6 +2713,7 @@
       <w:pPr>
         <w:jc w:val="both"/>
         <w:rPr>
+          <w:rFonts w:ascii="Carlito" w:hAnsi="Carlito" w:cs="Carlito"/>
           <w:b/>
           <w:bCs/>
           <w:color w:val="D86DCB" w:themeColor="accent5" w:themeTint="99"/>
@@ -2790,6 +2723,7 @@
       </w:pPr>
       <w:r>
         <w:rPr>
+          <w:rFonts w:ascii="Carlito" w:hAnsi="Carlito" w:cs="Carlito"/>
           <w:b/>
           <w:bCs/>
           <w:color w:val="D86DCB" w:themeColor="accent5" w:themeTint="99"/>
@@ -2803,6 +2737,7 @@
       <w:pPr>
         <w:jc w:val="both"/>
         <w:rPr>
+          <w:rFonts w:ascii="Carlito" w:hAnsi="Carlito" w:cs="Carlito"/>
           <w:b/>
           <w:bCs/>
           <w:color w:val="D86DCB" w:themeColor="accent5" w:themeTint="99"/>
@@ -2812,6 +2747,7 @@
       </w:pPr>
       <w:r>
         <w:rPr>
+          <w:rFonts w:ascii="Carlito" w:hAnsi="Carlito" w:cs="Carlito"/>
           <w:b/>
           <w:bCs/>
           <w:color w:val="D86DCB" w:themeColor="accent5" w:themeTint="99"/>
@@ -2825,6 +2761,7 @@
       <w:pPr>
         <w:jc w:val="both"/>
         <w:rPr>
+          <w:rFonts w:ascii="Carlito" w:hAnsi="Carlito" w:cs="Carlito"/>
           <w:b/>
           <w:bCs/>
           <w:color w:val="D86DCB" w:themeColor="accent5" w:themeTint="99"/>
@@ -2834,6 +2771,7 @@
       </w:pPr>
       <w:r>
         <w:rPr>
+          <w:rFonts w:ascii="Carlito" w:hAnsi="Carlito" w:cs="Carlito"/>
           <w:b/>
           <w:bCs/>
           <w:color w:val="D86DCB" w:themeColor="accent5" w:themeTint="99"/>
@@ -2852,29 +2790,25 @@
         </w:numPr>
         <w:jc w:val="both"/>
         <w:rPr>
-          <w:sz w:val="32"/>
-          <w:szCs w:val="32"/>
-        </w:rPr>
-      </w:pPr>
-      <w:r>
-        <w:rPr>
-          <w:sz w:val="32"/>
-          <w:szCs w:val="32"/>
-        </w:rPr>
-        <w:t>Test Coverage Review</w:t>
-      </w:r>
-      <w:r>
-        <w:rPr>
-          <w:sz w:val="32"/>
-          <w:szCs w:val="32"/>
-        </w:rPr>
-        <w:t>:</w:t>
-      </w:r>
-    </w:p>
-    <w:p>
-      <w:pPr>
-        <w:jc w:val="both"/>
-        <w:rPr>
+          <w:rFonts w:ascii="Carlito" w:hAnsi="Carlito" w:cs="Carlito"/>
+          <w:sz w:val="32"/>
+          <w:szCs w:val="32"/>
+        </w:rPr>
+      </w:pPr>
+      <w:r>
+        <w:rPr>
+          <w:rFonts w:ascii="Carlito" w:hAnsi="Carlito" w:cs="Carlito"/>
+          <w:sz w:val="32"/>
+          <w:szCs w:val="32"/>
+        </w:rPr>
+        <w:t>Test Coverage Review:</w:t>
+      </w:r>
+    </w:p>
+    <w:p>
+      <w:pPr>
+        <w:jc w:val="both"/>
+        <w:rPr>
+          <w:rFonts w:ascii="Carlito" w:hAnsi="Carlito" w:cs="Carlito"/>
           <w:b/>
           <w:bCs/>
           <w:color w:val="D86DCB" w:themeColor="accent5" w:themeTint="99"/>
@@ -2884,6 +2818,7 @@
       </w:pPr>
       <w:r>
         <w:rPr>
+          <w:rFonts w:ascii="Carlito" w:hAnsi="Carlito" w:cs="Carlito"/>
           <w:b/>
           <w:bCs/>
           <w:color w:val="D86DCB" w:themeColor="accent5" w:themeTint="99"/>
@@ -2897,6 +2832,7 @@
       <w:pPr>
         <w:jc w:val="both"/>
         <w:rPr>
+          <w:rFonts w:ascii="Carlito" w:hAnsi="Carlito" w:cs="Carlito"/>
           <w:b/>
           <w:bCs/>
           <w:color w:val="D86DCB" w:themeColor="accent5" w:themeTint="99"/>
@@ -2906,6 +2842,7 @@
       </w:pPr>
       <w:r>
         <w:rPr>
+          <w:rFonts w:ascii="Carlito" w:hAnsi="Carlito" w:cs="Carlito"/>
           <w:b/>
           <w:bCs/>
           <w:color w:val="D86DCB" w:themeColor="accent5" w:themeTint="99"/>
@@ -2919,6 +2856,7 @@
       <w:pPr>
         <w:jc w:val="both"/>
         <w:rPr>
+          <w:rFonts w:ascii="Carlito" w:hAnsi="Carlito" w:cs="Carlito"/>
           <w:b/>
           <w:bCs/>
           <w:color w:val="D86DCB" w:themeColor="accent5" w:themeTint="99"/>
@@ -2928,6 +2866,7 @@
       </w:pPr>
       <w:r>
         <w:rPr>
+          <w:rFonts w:ascii="Carlito" w:hAnsi="Carlito" w:cs="Carlito"/>
           <w:b/>
           <w:bCs/>
           <w:color w:val="D86DCB" w:themeColor="accent5" w:themeTint="99"/>
@@ -2941,6 +2880,7 @@
       <w:pPr>
         <w:jc w:val="both"/>
         <w:rPr>
+          <w:rFonts w:ascii="Carlito" w:hAnsi="Carlito" w:cs="Carlito"/>
           <w:b/>
           <w:bCs/>
           <w:color w:val="D86DCB" w:themeColor="accent5" w:themeTint="99"/>
@@ -2950,6 +2890,7 @@
       </w:pPr>
       <w:r>
         <w:rPr>
+          <w:rFonts w:ascii="Carlito" w:hAnsi="Carlito" w:cs="Carlito"/>
           <w:b/>
           <w:bCs/>
           <w:color w:val="D86DCB" w:themeColor="accent5" w:themeTint="99"/>
@@ -2963,21 +2904,24 @@
       <w:pPr>
         <w:jc w:val="both"/>
         <w:rPr>
-          <w:sz w:val="32"/>
-          <w:szCs w:val="32"/>
-        </w:rPr>
-      </w:pPr>
-    </w:p>
-    <w:p>
-      <w:pPr>
-        <w:jc w:val="both"/>
-        <w:rPr>
-          <w:sz w:val="32"/>
-          <w:szCs w:val="32"/>
-        </w:rPr>
-      </w:pPr>
-      <w:r>
-        <w:rPr>
+          <w:rFonts w:ascii="Carlito" w:hAnsi="Carlito" w:cs="Carlito"/>
+          <w:sz w:val="32"/>
+          <w:szCs w:val="32"/>
+        </w:rPr>
+      </w:pPr>
+    </w:p>
+    <w:p>
+      <w:pPr>
+        <w:jc w:val="both"/>
+        <w:rPr>
+          <w:rFonts w:ascii="Carlito" w:hAnsi="Carlito" w:cs="Carlito"/>
+          <w:sz w:val="32"/>
+          <w:szCs w:val="32"/>
+        </w:rPr>
+      </w:pPr>
+      <w:r>
+        <w:rPr>
+          <w:rFonts w:ascii="Carlito" w:hAnsi="Carlito" w:cs="Carlito"/>
           <w:sz w:val="32"/>
           <w:szCs w:val="32"/>
         </w:rPr>
@@ -2988,12 +2932,14 @@
       <w:pPr>
         <w:jc w:val="both"/>
         <w:rPr>
-          <w:sz w:val="32"/>
-          <w:szCs w:val="32"/>
-        </w:rPr>
-      </w:pPr>
-      <w:r>
-        <w:rPr>
+          <w:rFonts w:ascii="Carlito" w:hAnsi="Carlito" w:cs="Carlito"/>
+          <w:sz w:val="32"/>
+          <w:szCs w:val="32"/>
+        </w:rPr>
+      </w:pPr>
+      <w:r>
+        <w:rPr>
+          <w:rFonts w:ascii="Carlito" w:hAnsi="Carlito" w:cs="Carlito"/>
           <w:sz w:val="32"/>
           <w:szCs w:val="32"/>
         </w:rPr>
@@ -3009,12 +2955,14 @@
         </w:numPr>
         <w:jc w:val="both"/>
         <w:rPr>
-          <w:sz w:val="32"/>
-          <w:szCs w:val="32"/>
-        </w:rPr>
-      </w:pPr>
-      <w:r>
-        <w:rPr>
+          <w:rFonts w:ascii="Carlito" w:hAnsi="Carlito" w:cs="Carlito"/>
+          <w:sz w:val="32"/>
+          <w:szCs w:val="32"/>
+        </w:rPr>
+      </w:pPr>
+      <w:r>
+        <w:rPr>
+          <w:rFonts w:ascii="Carlito" w:hAnsi="Carlito" w:cs="Carlito"/>
           <w:sz w:val="32"/>
           <w:szCs w:val="32"/>
         </w:rPr>
@@ -3030,16 +2978,17 @@
         </w:numPr>
         <w:jc w:val="both"/>
         <w:rPr>
-          <w:sz w:val="32"/>
-          <w:szCs w:val="32"/>
-        </w:rPr>
-      </w:pPr>
-      <w:r>
-        <w:rPr>
-          <w:sz w:val="32"/>
-          <w:szCs w:val="32"/>
-        </w:rPr>
-        <w:lastRenderedPageBreak/>
+          <w:rFonts w:ascii="Carlito" w:hAnsi="Carlito" w:cs="Carlito"/>
+          <w:sz w:val="32"/>
+          <w:szCs w:val="32"/>
+        </w:rPr>
+      </w:pPr>
+      <w:r>
+        <w:rPr>
+          <w:rFonts w:ascii="Carlito" w:hAnsi="Carlito" w:cs="Carlito"/>
+          <w:sz w:val="32"/>
+          <w:szCs w:val="32"/>
+        </w:rPr>
         <w:t>Push code</w:t>
       </w:r>
     </w:p>
@@ -3052,12 +3001,14 @@
         </w:numPr>
         <w:jc w:val="both"/>
         <w:rPr>
-          <w:sz w:val="32"/>
-          <w:szCs w:val="32"/>
-        </w:rPr>
-      </w:pPr>
-      <w:r>
-        <w:rPr>
+          <w:rFonts w:ascii="Carlito" w:hAnsi="Carlito" w:cs="Carlito"/>
+          <w:sz w:val="32"/>
+          <w:szCs w:val="32"/>
+        </w:rPr>
+      </w:pPr>
+      <w:r>
+        <w:rPr>
+          <w:rFonts w:ascii="Carlito" w:hAnsi="Carlito" w:cs="Carlito"/>
           <w:sz w:val="32"/>
           <w:szCs w:val="32"/>
         </w:rPr>
@@ -3073,12 +3024,14 @@
         </w:numPr>
         <w:jc w:val="both"/>
         <w:rPr>
-          <w:sz w:val="32"/>
-          <w:szCs w:val="32"/>
-        </w:rPr>
-      </w:pPr>
-      <w:r>
-        <w:rPr>
+          <w:rFonts w:ascii="Carlito" w:hAnsi="Carlito" w:cs="Carlito"/>
+          <w:sz w:val="32"/>
+          <w:szCs w:val="32"/>
+        </w:rPr>
+      </w:pPr>
+      <w:r>
+        <w:rPr>
+          <w:rFonts w:ascii="Carlito" w:hAnsi="Carlito" w:cs="Carlito"/>
           <w:sz w:val="32"/>
           <w:szCs w:val="32"/>
         </w:rPr>
@@ -3094,12 +3047,14 @@
         </w:numPr>
         <w:jc w:val="both"/>
         <w:rPr>
-          <w:sz w:val="32"/>
-          <w:szCs w:val="32"/>
-        </w:rPr>
-      </w:pPr>
-      <w:r>
-        <w:rPr>
+          <w:rFonts w:ascii="Carlito" w:hAnsi="Carlito" w:cs="Carlito"/>
+          <w:sz w:val="32"/>
+          <w:szCs w:val="32"/>
+        </w:rPr>
+      </w:pPr>
+      <w:r>
+        <w:rPr>
+          <w:rFonts w:ascii="Carlito" w:hAnsi="Carlito" w:cs="Carlito"/>
           <w:sz w:val="32"/>
           <w:szCs w:val="32"/>
         </w:rPr>
@@ -3115,15 +3070,18 @@
         </w:numPr>
         <w:jc w:val="both"/>
         <w:rPr>
-          <w:sz w:val="32"/>
-          <w:szCs w:val="32"/>
-        </w:rPr>
-      </w:pPr>
-      <w:r>
-        <w:rPr>
-          <w:sz w:val="32"/>
-          <w:szCs w:val="32"/>
-        </w:rPr>
+          <w:rFonts w:ascii="Carlito" w:hAnsi="Carlito" w:cs="Carlito"/>
+          <w:sz w:val="32"/>
+          <w:szCs w:val="32"/>
+        </w:rPr>
+      </w:pPr>
+      <w:r>
+        <w:rPr>
+          <w:rFonts w:ascii="Carlito" w:hAnsi="Carlito" w:cs="Carlito"/>
+          <w:sz w:val="32"/>
+          <w:szCs w:val="32"/>
+        </w:rPr>
+        <w:lastRenderedPageBreak/>
         <w:t>Deploy to production without human approval</w:t>
       </w:r>
     </w:p>
@@ -3131,12 +3089,14 @@
       <w:pPr>
         <w:jc w:val="both"/>
         <w:rPr>
-          <w:sz w:val="32"/>
-          <w:szCs w:val="32"/>
-        </w:rPr>
-      </w:pPr>
-      <w:r>
-        <w:rPr>
+          <w:rFonts w:ascii="Carlito" w:hAnsi="Carlito" w:cs="Carlito"/>
+          <w:sz w:val="32"/>
+          <w:szCs w:val="32"/>
+        </w:rPr>
+      </w:pPr>
+      <w:r>
+        <w:rPr>
+          <w:rFonts w:ascii="Carlito" w:hAnsi="Carlito" w:cs="Carlito"/>
           <w:sz w:val="32"/>
           <w:szCs w:val="32"/>
         </w:rPr>
@@ -3147,21 +3107,24 @@
       <w:pPr>
         <w:jc w:val="both"/>
         <w:rPr>
-          <w:sz w:val="32"/>
-          <w:szCs w:val="32"/>
-        </w:rPr>
-      </w:pPr>
-    </w:p>
-    <w:p>
-      <w:pPr>
-        <w:jc w:val="both"/>
-        <w:rPr>
-          <w:sz w:val="32"/>
-          <w:szCs w:val="32"/>
-        </w:rPr>
-      </w:pPr>
-      <w:r>
-        <w:rPr>
+          <w:rFonts w:ascii="Carlito" w:hAnsi="Carlito" w:cs="Carlito"/>
+          <w:sz w:val="32"/>
+          <w:szCs w:val="32"/>
+        </w:rPr>
+      </w:pPr>
+    </w:p>
+    <w:p>
+      <w:pPr>
+        <w:jc w:val="both"/>
+        <w:rPr>
+          <w:rFonts w:ascii="Carlito" w:hAnsi="Carlito" w:cs="Carlito"/>
+          <w:sz w:val="32"/>
+          <w:szCs w:val="32"/>
+        </w:rPr>
+      </w:pPr>
+      <w:r>
+        <w:rPr>
+          <w:rFonts w:ascii="Carlito" w:hAnsi="Carlito" w:cs="Carlito"/>
           <w:sz w:val="32"/>
           <w:szCs w:val="32"/>
         </w:rPr>
@@ -3172,26 +3135,22 @@
       <w:pPr>
         <w:jc w:val="both"/>
         <w:rPr>
-          <w:sz w:val="32"/>
-          <w:szCs w:val="32"/>
-        </w:rPr>
-      </w:pPr>
-      <w:r>
-        <w:rPr>
-          <w:sz w:val="32"/>
-          <w:szCs w:val="32"/>
-        </w:rPr>
-        <w:t xml:space="preserve"># </w:t>
-      </w:r>
-      <w:r>
-        <w:rPr>
-          <w:sz w:val="32"/>
-          <w:szCs w:val="32"/>
-        </w:rPr>
-        <w:t xml:space="preserve">This keeps </w:t>
-      </w:r>
-      <w:r>
-        <w:rPr>
+          <w:rFonts w:ascii="Carlito" w:hAnsi="Carlito" w:cs="Carlito"/>
+          <w:sz w:val="32"/>
+          <w:szCs w:val="32"/>
+        </w:rPr>
+      </w:pPr>
+      <w:r>
+        <w:rPr>
+          <w:rFonts w:ascii="Carlito" w:hAnsi="Carlito" w:cs="Carlito"/>
+          <w:sz w:val="32"/>
+          <w:szCs w:val="32"/>
+        </w:rPr>
+        <w:t xml:space="preserve"># This keeps </w:t>
+      </w:r>
+      <w:r>
+        <w:rPr>
+          <w:rFonts w:ascii="Carlito" w:hAnsi="Carlito" w:cs="Carlito"/>
           <w:b/>
           <w:bCs/>
           <w:sz w:val="32"/>
@@ -3201,31 +3160,27 @@
       </w:r>
       <w:r>
         <w:rPr>
-          <w:sz w:val="32"/>
-          <w:szCs w:val="32"/>
-        </w:rPr>
-        <w:t>'s tools responsible for correctness, Git responsible for version history, and Codex responsible for engineering feedback</w:t>
-      </w:r>
-      <w:r>
-        <w:rPr>
-          <w:sz w:val="32"/>
-          <w:szCs w:val="32"/>
-        </w:rPr>
-        <w:t>:</w:t>
-      </w:r>
-    </w:p>
-    <w:p>
-      <w:pPr>
-        <w:jc w:val="both"/>
-        <w:rPr>
-          <w:b/>
-          <w:bCs/>
-          <w:sz w:val="28"/>
-          <w:szCs w:val="28"/>
-        </w:rPr>
-      </w:pPr>
-      <w:r>
-        <w:rPr>
+          <w:rFonts w:ascii="Carlito" w:hAnsi="Carlito" w:cs="Carlito"/>
+          <w:sz w:val="32"/>
+          <w:szCs w:val="32"/>
+        </w:rPr>
+        <w:t>'s tools responsible for correctness, Git responsible for version history, and Codex responsible for engineering feedback:</w:t>
+      </w:r>
+    </w:p>
+    <w:p>
+      <w:pPr>
+        <w:jc w:val="both"/>
+        <w:rPr>
+          <w:rFonts w:ascii="Carlito" w:hAnsi="Carlito" w:cs="Carlito"/>
+          <w:b/>
+          <w:bCs/>
+          <w:sz w:val="28"/>
+          <w:szCs w:val="28"/>
+        </w:rPr>
+      </w:pPr>
+      <w:r>
+        <w:rPr>
+          <w:rFonts w:ascii="Carlito" w:hAnsi="Carlito" w:cs="Carlito"/>
           <w:b/>
           <w:bCs/>
           <w:sz w:val="28"/>
@@ -3238,14 +3193,16 @@
       <w:pPr>
         <w:jc w:val="both"/>
         <w:rPr>
-          <w:b/>
-          <w:bCs/>
-          <w:sz w:val="28"/>
-          <w:szCs w:val="28"/>
-        </w:rPr>
-      </w:pPr>
-      <w:r>
-        <w:rPr>
+          <w:rFonts w:ascii="Carlito" w:hAnsi="Carlito" w:cs="Carlito"/>
+          <w:b/>
+          <w:bCs/>
+          <w:sz w:val="28"/>
+          <w:szCs w:val="28"/>
+        </w:rPr>
+      </w:pPr>
+      <w:r>
+        <w:rPr>
+          <w:rFonts w:ascii="Carlito" w:hAnsi="Carlito" w:cs="Carlito"/>
           <w:b/>
           <w:bCs/>
           <w:sz w:val="28"/>
@@ -3258,45 +3215,38 @@
       <w:pPr>
         <w:jc w:val="both"/>
         <w:rPr>
-          <w:b/>
-          <w:bCs/>
-          <w:sz w:val="28"/>
-          <w:szCs w:val="28"/>
-        </w:rPr>
-      </w:pPr>
-      <w:r>
-        <w:rPr>
-          <w:b/>
-          <w:bCs/>
-          <w:sz w:val="28"/>
-          <w:szCs w:val="28"/>
-        </w:rPr>
-        <w:t xml:space="preserve">flutter </w:t>
-      </w:r>
-      <w:proofErr w:type="gramStart"/>
-      <w:r>
-        <w:rPr>
-          <w:b/>
-          <w:bCs/>
-          <w:sz w:val="28"/>
-          <w:szCs w:val="28"/>
-        </w:rPr>
-        <w:t>analyze</w:t>
-      </w:r>
-      <w:proofErr w:type="gramEnd"/>
-    </w:p>
-    <w:p>
-      <w:pPr>
-        <w:jc w:val="both"/>
-        <w:rPr>
-          <w:b/>
-          <w:bCs/>
-          <w:sz w:val="28"/>
-          <w:szCs w:val="28"/>
-        </w:rPr>
-      </w:pPr>
-      <w:r>
-        <w:rPr>
+          <w:rFonts w:ascii="Carlito" w:hAnsi="Carlito" w:cs="Carlito"/>
+          <w:b/>
+          <w:bCs/>
+          <w:sz w:val="28"/>
+          <w:szCs w:val="28"/>
+        </w:rPr>
+      </w:pPr>
+      <w:r>
+        <w:rPr>
+          <w:rFonts w:ascii="Carlito" w:hAnsi="Carlito" w:cs="Carlito"/>
+          <w:b/>
+          <w:bCs/>
+          <w:sz w:val="28"/>
+          <w:szCs w:val="28"/>
+        </w:rPr>
+        <w:t>flutter analyze</w:t>
+      </w:r>
+    </w:p>
+    <w:p>
+      <w:pPr>
+        <w:jc w:val="both"/>
+        <w:rPr>
+          <w:rFonts w:ascii="Carlito" w:hAnsi="Carlito" w:cs="Carlito"/>
+          <w:b/>
+          <w:bCs/>
+          <w:sz w:val="28"/>
+          <w:szCs w:val="28"/>
+        </w:rPr>
+      </w:pPr>
+      <w:r>
+        <w:rPr>
+          <w:rFonts w:ascii="Carlito" w:hAnsi="Carlito" w:cs="Carlito"/>
           <w:b/>
           <w:bCs/>
           <w:sz w:val="28"/>
@@ -3309,14 +3259,16 @@
       <w:pPr>
         <w:jc w:val="both"/>
         <w:rPr>
-          <w:b/>
-          <w:bCs/>
-          <w:sz w:val="28"/>
-          <w:szCs w:val="28"/>
-        </w:rPr>
-      </w:pPr>
-      <w:r>
-        <w:rPr>
+          <w:rFonts w:ascii="Carlito" w:hAnsi="Carlito" w:cs="Carlito"/>
+          <w:b/>
+          <w:bCs/>
+          <w:sz w:val="28"/>
+          <w:szCs w:val="28"/>
+        </w:rPr>
+      </w:pPr>
+      <w:r>
+        <w:rPr>
+          <w:rFonts w:ascii="Carlito" w:hAnsi="Carlito" w:cs="Carlito"/>
           <w:b/>
           <w:bCs/>
           <w:sz w:val="28"/>
@@ -3329,14 +3281,16 @@
       <w:pPr>
         <w:jc w:val="both"/>
         <w:rPr>
-          <w:b/>
-          <w:bCs/>
-          <w:sz w:val="28"/>
-          <w:szCs w:val="28"/>
-        </w:rPr>
-      </w:pPr>
-      <w:r>
-        <w:rPr>
+          <w:rFonts w:ascii="Carlito" w:hAnsi="Carlito" w:cs="Carlito"/>
+          <w:b/>
+          <w:bCs/>
+          <w:sz w:val="28"/>
+          <w:szCs w:val="28"/>
+        </w:rPr>
+      </w:pPr>
+      <w:r>
+        <w:rPr>
+          <w:rFonts w:ascii="Carlito" w:hAnsi="Carlito" w:cs="Carlito"/>
           <w:b/>
           <w:bCs/>
           <w:sz w:val="28"/>
@@ -3349,14 +3303,16 @@
       <w:pPr>
         <w:jc w:val="both"/>
         <w:rPr>
-          <w:b/>
-          <w:bCs/>
-          <w:sz w:val="28"/>
-          <w:szCs w:val="28"/>
-        </w:rPr>
-      </w:pPr>
-      <w:r>
-        <w:rPr>
+          <w:rFonts w:ascii="Carlito" w:hAnsi="Carlito" w:cs="Carlito"/>
+          <w:b/>
+          <w:bCs/>
+          <w:sz w:val="28"/>
+          <w:szCs w:val="28"/>
+        </w:rPr>
+      </w:pPr>
+      <w:r>
+        <w:rPr>
+          <w:rFonts w:ascii="Carlito" w:hAnsi="Carlito" w:cs="Carlito"/>
           <w:b/>
           <w:bCs/>
           <w:sz w:val="28"/>
@@ -3369,14 +3325,16 @@
       <w:pPr>
         <w:jc w:val="both"/>
         <w:rPr>
-          <w:b/>
-          <w:bCs/>
-          <w:sz w:val="28"/>
-          <w:szCs w:val="28"/>
-        </w:rPr>
-      </w:pPr>
-      <w:r>
-        <w:rPr>
+          <w:rFonts w:ascii="Carlito" w:hAnsi="Carlito" w:cs="Carlito"/>
+          <w:b/>
+          <w:bCs/>
+          <w:sz w:val="28"/>
+          <w:szCs w:val="28"/>
+        </w:rPr>
+      </w:pPr>
+      <w:r>
+        <w:rPr>
+          <w:rFonts w:ascii="Carlito" w:hAnsi="Carlito" w:cs="Carlito"/>
           <w:b/>
           <w:bCs/>
           <w:sz w:val="28"/>
@@ -3389,14 +3347,16 @@
       <w:pPr>
         <w:jc w:val="both"/>
         <w:rPr>
-          <w:b/>
-          <w:bCs/>
-          <w:sz w:val="28"/>
-          <w:szCs w:val="28"/>
-        </w:rPr>
-      </w:pPr>
-      <w:r>
-        <w:rPr>
+          <w:rFonts w:ascii="Carlito" w:hAnsi="Carlito" w:cs="Carlito"/>
+          <w:b/>
+          <w:bCs/>
+          <w:sz w:val="28"/>
+          <w:szCs w:val="28"/>
+        </w:rPr>
+      </w:pPr>
+      <w:r>
+        <w:rPr>
+          <w:rFonts w:ascii="Carlito" w:hAnsi="Carlito" w:cs="Carlito"/>
           <w:b/>
           <w:bCs/>
           <w:sz w:val="28"/>
@@ -3409,14 +3369,16 @@
       <w:pPr>
         <w:jc w:val="both"/>
         <w:rPr>
-          <w:b/>
-          <w:bCs/>
-          <w:sz w:val="28"/>
-          <w:szCs w:val="28"/>
-        </w:rPr>
-      </w:pPr>
-      <w:r>
-        <w:rPr>
+          <w:rFonts w:ascii="Carlito" w:hAnsi="Carlito" w:cs="Carlito"/>
+          <w:b/>
+          <w:bCs/>
+          <w:sz w:val="28"/>
+          <w:szCs w:val="28"/>
+        </w:rPr>
+      </w:pPr>
+      <w:r>
+        <w:rPr>
+          <w:rFonts w:ascii="Carlito" w:hAnsi="Carlito" w:cs="Carlito"/>
           <w:b/>
           <w:bCs/>
           <w:sz w:val="28"/>
@@ -3429,14 +3391,16 @@
       <w:pPr>
         <w:jc w:val="both"/>
         <w:rPr>
-          <w:b/>
-          <w:bCs/>
-          <w:sz w:val="28"/>
-          <w:szCs w:val="28"/>
-        </w:rPr>
-      </w:pPr>
-      <w:r>
-        <w:rPr>
+          <w:rFonts w:ascii="Carlito" w:hAnsi="Carlito" w:cs="Carlito"/>
+          <w:b/>
+          <w:bCs/>
+          <w:sz w:val="28"/>
+          <w:szCs w:val="28"/>
+        </w:rPr>
+      </w:pPr>
+      <w:r>
+        <w:rPr>
+          <w:rFonts w:ascii="Carlito" w:hAnsi="Carlito" w:cs="Carlito"/>
           <w:b/>
           <w:bCs/>
           <w:sz w:val="28"/>
@@ -3449,14 +3413,16 @@
       <w:pPr>
         <w:jc w:val="both"/>
         <w:rPr>
-          <w:b/>
-          <w:bCs/>
-          <w:sz w:val="28"/>
-          <w:szCs w:val="28"/>
-        </w:rPr>
-      </w:pPr>
-      <w:r>
-        <w:rPr>
+          <w:rFonts w:ascii="Carlito" w:hAnsi="Carlito" w:cs="Carlito"/>
+          <w:b/>
+          <w:bCs/>
+          <w:sz w:val="28"/>
+          <w:szCs w:val="28"/>
+        </w:rPr>
+      </w:pPr>
+      <w:r>
+        <w:rPr>
+          <w:rFonts w:ascii="Carlito" w:hAnsi="Carlito" w:cs="Carlito"/>
           <w:b/>
           <w:bCs/>
           <w:sz w:val="28"/>
@@ -3469,14 +3435,16 @@
       <w:pPr>
         <w:jc w:val="both"/>
         <w:rPr>
-          <w:b/>
-          <w:bCs/>
-          <w:sz w:val="28"/>
-          <w:szCs w:val="28"/>
-        </w:rPr>
-      </w:pPr>
-      <w:r>
-        <w:rPr>
+          <w:rFonts w:ascii="Carlito" w:hAnsi="Carlito" w:cs="Carlito"/>
+          <w:b/>
+          <w:bCs/>
+          <w:sz w:val="28"/>
+          <w:szCs w:val="28"/>
+        </w:rPr>
+      </w:pPr>
+      <w:r>
+        <w:rPr>
+          <w:rFonts w:ascii="Carlito" w:hAnsi="Carlito" w:cs="Carlito"/>
           <w:b/>
           <w:bCs/>
           <w:sz w:val="28"/>
@@ -3489,14 +3457,16 @@
       <w:pPr>
         <w:jc w:val="both"/>
         <w:rPr>
-          <w:b/>
-          <w:bCs/>
-          <w:sz w:val="28"/>
-          <w:szCs w:val="28"/>
-        </w:rPr>
-      </w:pPr>
-      <w:r>
-        <w:rPr>
+          <w:rFonts w:ascii="Carlito" w:hAnsi="Carlito" w:cs="Carlito"/>
+          <w:b/>
+          <w:bCs/>
+          <w:sz w:val="28"/>
+          <w:szCs w:val="28"/>
+        </w:rPr>
+      </w:pPr>
+      <w:r>
+        <w:rPr>
+          <w:rFonts w:ascii="Carlito" w:hAnsi="Carlito" w:cs="Carlito"/>
           <w:b/>
           <w:bCs/>
           <w:sz w:val="28"/>
@@ -3509,100 +3479,110 @@
       <w:pPr>
         <w:jc w:val="both"/>
         <w:rPr>
-          <w:b/>
-          <w:bCs/>
-          <w:sz w:val="28"/>
-          <w:szCs w:val="28"/>
-        </w:rPr>
-      </w:pPr>
-      <w:r>
-        <w:rPr>
+          <w:rFonts w:ascii="Carlito" w:hAnsi="Carlito" w:cs="Carlito"/>
+          <w:b/>
+          <w:bCs/>
+          <w:sz w:val="28"/>
+          <w:szCs w:val="28"/>
+        </w:rPr>
+      </w:pPr>
+      <w:r>
+        <w:rPr>
+          <w:rFonts w:ascii="Carlito" w:hAnsi="Carlito" w:cs="Carlito"/>
+          <w:b/>
+          <w:bCs/>
+          <w:sz w:val="28"/>
+          <w:szCs w:val="28"/>
+        </w:rPr>
+        <w:t>Review Comments</w:t>
+      </w:r>
+    </w:p>
+    <w:p>
+      <w:pPr>
+        <w:jc w:val="both"/>
+        <w:rPr>
+          <w:rFonts w:ascii="Carlito" w:hAnsi="Carlito" w:cs="Carlito"/>
+          <w:b/>
+          <w:bCs/>
+          <w:sz w:val="28"/>
+          <w:szCs w:val="28"/>
+        </w:rPr>
+      </w:pPr>
+      <w:r>
+        <w:rPr>
+          <w:rFonts w:ascii="Carlito" w:hAnsi="Carlito" w:cs="Carlito"/>
+          <w:b/>
+          <w:bCs/>
+          <w:sz w:val="28"/>
+          <w:szCs w:val="28"/>
+        </w:rPr>
+        <w:t xml:space="preserve">      │</w:t>
+      </w:r>
+    </w:p>
+    <w:p>
+      <w:pPr>
+        <w:jc w:val="both"/>
+        <w:rPr>
+          <w:rFonts w:ascii="Carlito" w:hAnsi="Carlito" w:cs="Carlito"/>
+          <w:b/>
+          <w:bCs/>
+          <w:sz w:val="28"/>
+          <w:szCs w:val="28"/>
+        </w:rPr>
+      </w:pPr>
+      <w:r>
+        <w:rPr>
+          <w:rFonts w:ascii="Carlito" w:hAnsi="Carlito" w:cs="Carlito"/>
+          <w:b/>
+          <w:bCs/>
+          <w:sz w:val="28"/>
+          <w:szCs w:val="28"/>
+        </w:rPr>
+        <w:t>Fix Issues</w:t>
+      </w:r>
+    </w:p>
+    <w:p>
+      <w:pPr>
+        <w:jc w:val="both"/>
+        <w:rPr>
+          <w:rFonts w:ascii="Carlito" w:hAnsi="Carlito" w:cs="Carlito"/>
+          <w:b/>
+          <w:bCs/>
+          <w:sz w:val="28"/>
+          <w:szCs w:val="28"/>
+        </w:rPr>
+      </w:pPr>
+      <w:r>
+        <w:rPr>
+          <w:rFonts w:ascii="Carlito" w:hAnsi="Carlito" w:cs="Carlito"/>
+          <w:b/>
+          <w:bCs/>
+          <w:sz w:val="28"/>
+          <w:szCs w:val="28"/>
+        </w:rPr>
+        <w:t xml:space="preserve">      │</w:t>
+      </w:r>
+    </w:p>
+    <w:p>
+      <w:pPr>
+        <w:jc w:val="both"/>
+        <w:rPr>
+          <w:rFonts w:ascii="Carlito" w:hAnsi="Carlito" w:cs="Carlito"/>
+          <w:b/>
+          <w:bCs/>
+          <w:sz w:val="28"/>
+          <w:szCs w:val="28"/>
+        </w:rPr>
+      </w:pPr>
+      <w:r>
+        <w:rPr>
+          <w:rFonts w:ascii="Carlito" w:hAnsi="Carlito" w:cs="Carlito"/>
           <w:b/>
           <w:bCs/>
           <w:sz w:val="28"/>
           <w:szCs w:val="28"/>
         </w:rPr>
         <w:lastRenderedPageBreak/>
-        <w:t>Review Comments</w:t>
-      </w:r>
-    </w:p>
-    <w:p>
-      <w:pPr>
-        <w:jc w:val="both"/>
-        <w:rPr>
-          <w:b/>
-          <w:bCs/>
-          <w:sz w:val="28"/>
-          <w:szCs w:val="28"/>
-        </w:rPr>
-      </w:pPr>
-      <w:r>
-        <w:rPr>
-          <w:b/>
-          <w:bCs/>
-          <w:sz w:val="28"/>
-          <w:szCs w:val="28"/>
-        </w:rPr>
-        <w:t xml:space="preserve">      │</w:t>
-      </w:r>
-    </w:p>
-    <w:p>
-      <w:pPr>
-        <w:jc w:val="both"/>
-        <w:rPr>
-          <w:b/>
-          <w:bCs/>
-          <w:sz w:val="28"/>
-          <w:szCs w:val="28"/>
-        </w:rPr>
-      </w:pPr>
-      <w:r>
-        <w:rPr>
-          <w:b/>
-          <w:bCs/>
-          <w:sz w:val="28"/>
-          <w:szCs w:val="28"/>
-        </w:rPr>
-        <w:t>Fix Issues</w:t>
-      </w:r>
-    </w:p>
-    <w:p>
-      <w:pPr>
-        <w:jc w:val="both"/>
-        <w:rPr>
-          <w:b/>
-          <w:bCs/>
-          <w:sz w:val="28"/>
-          <w:szCs w:val="28"/>
-        </w:rPr>
-      </w:pPr>
-      <w:r>
-        <w:rPr>
-          <w:b/>
-          <w:bCs/>
-          <w:sz w:val="28"/>
-          <w:szCs w:val="28"/>
-        </w:rPr>
-        <w:t xml:space="preserve">      │</w:t>
-      </w:r>
-    </w:p>
-    <w:p>
-      <w:pPr>
-        <w:jc w:val="both"/>
-        <w:rPr>
-          <w:b/>
-          <w:bCs/>
-          <w:sz w:val="28"/>
-          <w:szCs w:val="28"/>
-        </w:rPr>
-      </w:pPr>
-      <w:r>
-        <w:rPr>
-          <w:b/>
-          <w:bCs/>
-          <w:sz w:val="28"/>
-          <w:szCs w:val="28"/>
-        </w:rPr>
         <w:t>Merge</w:t>
       </w:r>
     </w:p>
@@ -3610,6 +3590,7 @@
       <w:pPr>
         <w:jc w:val="both"/>
         <w:rPr>
+          <w:rFonts w:ascii="Carlito" w:hAnsi="Carlito" w:cs="Carlito"/>
           <w:sz w:val="32"/>
           <w:szCs w:val="32"/>
         </w:rPr>
@@ -3619,12 +3600,14 @@
       <w:pPr>
         <w:jc w:val="center"/>
         <w:rPr>
-          <w:sz w:val="32"/>
-          <w:szCs w:val="32"/>
-        </w:rPr>
-      </w:pPr>
-      <w:r>
-        <w:rPr>
+          <w:rFonts w:ascii="Carlito" w:hAnsi="Carlito" w:cs="Carlito"/>
+          <w:sz w:val="32"/>
+          <w:szCs w:val="32"/>
+        </w:rPr>
+      </w:pPr>
+      <w:r>
+        <w:rPr>
+          <w:rFonts w:ascii="Carlito" w:hAnsi="Carlito" w:cs="Carlito"/>
           <w:sz w:val="32"/>
           <w:szCs w:val="32"/>
         </w:rPr>
@@ -3635,33 +3618,37 @@
       <w:pPr>
         <w:jc w:val="both"/>
         <w:rPr>
-          <w:sz w:val="32"/>
-          <w:szCs w:val="32"/>
-        </w:rPr>
-      </w:pPr>
-    </w:p>
-    <w:p>
-      <w:pPr>
-        <w:jc w:val="both"/>
-        <w:rPr>
-          <w:sz w:val="32"/>
-          <w:szCs w:val="32"/>
-        </w:rPr>
-      </w:pPr>
-    </w:p>
-    <w:p>
-      <w:pPr>
-        <w:jc w:val="both"/>
-        <w:rPr>
-          <w:sz w:val="32"/>
-          <w:szCs w:val="32"/>
-        </w:rPr>
-      </w:pPr>
-    </w:p>
-    <w:p>
-      <w:pPr>
-        <w:jc w:val="both"/>
-        <w:rPr>
+          <w:rFonts w:ascii="Carlito" w:hAnsi="Carlito" w:cs="Carlito"/>
+          <w:sz w:val="32"/>
+          <w:szCs w:val="32"/>
+        </w:rPr>
+      </w:pPr>
+    </w:p>
+    <w:p>
+      <w:pPr>
+        <w:jc w:val="both"/>
+        <w:rPr>
+          <w:rFonts w:ascii="Carlito" w:hAnsi="Carlito" w:cs="Carlito"/>
+          <w:sz w:val="32"/>
+          <w:szCs w:val="32"/>
+        </w:rPr>
+      </w:pPr>
+    </w:p>
+    <w:p>
+      <w:pPr>
+        <w:jc w:val="both"/>
+        <w:rPr>
+          <w:rFonts w:ascii="Carlito" w:hAnsi="Carlito" w:cs="Carlito"/>
+          <w:sz w:val="32"/>
+          <w:szCs w:val="32"/>
+        </w:rPr>
+      </w:pPr>
+    </w:p>
+    <w:p>
+      <w:pPr>
+        <w:jc w:val="both"/>
+        <w:rPr>
+          <w:rFonts w:ascii="Carlito" w:hAnsi="Carlito" w:cs="Carlito"/>
           <w:sz w:val="32"/>
           <w:szCs w:val="32"/>
         </w:rPr>

--- a/codex/cdx2_advanced_automation_using_codex_CLI.docx
+++ b/codex/cdx2_advanced_automation_using_codex_CLI.docx
@@ -6,18 +6,18 @@
       <w:pPr>
         <w:jc w:val="center"/>
         <w:rPr>
-          <w:rFonts w:ascii="Carlito" w:hAnsi="Carlito" w:cs="Carlito"/>
-          <w:sz w:val="32"/>
-          <w:szCs w:val="32"/>
-        </w:rPr>
-      </w:pPr>
-      <w:r>
-        <w:rPr>
-          <w:rFonts w:ascii="Carlito" w:hAnsi="Carlito" w:cs="Carlito"/>
-          <w:b/>
-          <w:bCs/>
-          <w:sz w:val="40"/>
-          <w:szCs w:val="40"/>
+          <w:rFonts w:ascii="Calibri" w:hAnsi="Calibri" w:cs="Calibri"/>
+          <w:sz w:val="36"/>
+          <w:szCs w:val="36"/>
+        </w:rPr>
+      </w:pPr>
+      <w:r>
+        <w:rPr>
+          <w:rFonts w:ascii="Calibri" w:hAnsi="Calibri" w:cs="Calibri"/>
+          <w:b/>
+          <w:bCs/>
+          <w:sz w:val="44"/>
+          <w:szCs w:val="44"/>
         </w:rPr>
         <w:t>INDEX</w:t>
       </w:r>
@@ -31,14 +31,14 @@
         </w:numPr>
         <w:jc w:val="both"/>
         <w:rPr>
-          <w:rFonts w:ascii="Carlito" w:hAnsi="Carlito" w:cs="Carlito"/>
-          <w:sz w:val="32"/>
-          <w:szCs w:val="32"/>
-        </w:rPr>
-      </w:pPr>
-      <w:r>
-        <w:rPr>
-          <w:rFonts w:ascii="Carlito" w:hAnsi="Carlito" w:cs="Carlito"/>
+          <w:rFonts w:ascii="Calibri" w:hAnsi="Calibri" w:cs="Calibri"/>
+          <w:sz w:val="32"/>
+          <w:szCs w:val="32"/>
+        </w:rPr>
+      </w:pPr>
+      <w:r>
+        <w:rPr>
+          <w:rFonts w:ascii="Calibri" w:hAnsi="Calibri" w:cs="Calibri"/>
           <w:sz w:val="32"/>
           <w:szCs w:val="32"/>
         </w:rPr>
@@ -46,7 +46,7 @@
       </w:r>
       <w:r>
         <w:rPr>
-          <w:rFonts w:ascii="Carlito" w:hAnsi="Carlito" w:cs="Carlito"/>
+          <w:rFonts w:ascii="Calibri" w:hAnsi="Calibri" w:cs="Calibri"/>
           <w:sz w:val="32"/>
           <w:szCs w:val="32"/>
         </w:rPr>
@@ -57,55 +57,55 @@
       <w:pPr>
         <w:jc w:val="both"/>
         <w:rPr>
-          <w:rFonts w:ascii="Carlito" w:hAnsi="Carlito" w:cs="Carlito"/>
-          <w:sz w:val="32"/>
-          <w:szCs w:val="32"/>
-        </w:rPr>
-      </w:pPr>
-    </w:p>
-    <w:p>
-      <w:pPr>
-        <w:jc w:val="both"/>
-        <w:rPr>
-          <w:rFonts w:ascii="Carlito" w:hAnsi="Carlito" w:cs="Carlito"/>
-          <w:sz w:val="32"/>
-          <w:szCs w:val="32"/>
-        </w:rPr>
-      </w:pPr>
-    </w:p>
-    <w:p>
-      <w:pPr>
-        <w:jc w:val="both"/>
-        <w:rPr>
-          <w:rFonts w:ascii="Carlito" w:hAnsi="Carlito" w:cs="Carlito"/>
-          <w:sz w:val="32"/>
-          <w:szCs w:val="32"/>
-        </w:rPr>
-      </w:pPr>
-    </w:p>
-    <w:p>
-      <w:pPr>
-        <w:jc w:val="both"/>
-        <w:rPr>
-          <w:rFonts w:ascii="Carlito" w:hAnsi="Carlito" w:cs="Carlito"/>
-          <w:sz w:val="32"/>
-          <w:szCs w:val="32"/>
-        </w:rPr>
-      </w:pPr>
-    </w:p>
-    <w:p>
-      <w:pPr>
-        <w:rPr>
-          <w:rFonts w:ascii="Carlito" w:hAnsi="Carlito" w:cs="Carlito"/>
-          <w:sz w:val="32"/>
-          <w:szCs w:val="32"/>
-        </w:rPr>
-      </w:pPr>
-      <w:r>
-        <w:rPr>
-          <w:rFonts w:ascii="Carlito" w:hAnsi="Carlito" w:cs="Carlito"/>
-          <w:sz w:val="32"/>
-          <w:szCs w:val="32"/>
+          <w:rFonts w:ascii="Calibri" w:hAnsi="Calibri" w:cs="Calibri"/>
+          <w:sz w:val="32"/>
+          <w:szCs w:val="32"/>
+        </w:rPr>
+      </w:pPr>
+    </w:p>
+    <w:p>
+      <w:pPr>
+        <w:jc w:val="both"/>
+        <w:rPr>
+          <w:rFonts w:ascii="Calibri" w:hAnsi="Calibri" w:cs="Calibri"/>
+          <w:sz w:val="36"/>
+          <w:szCs w:val="36"/>
+        </w:rPr>
+      </w:pPr>
+    </w:p>
+    <w:p>
+      <w:pPr>
+        <w:jc w:val="both"/>
+        <w:rPr>
+          <w:rFonts w:ascii="Calibri" w:hAnsi="Calibri" w:cs="Calibri"/>
+          <w:sz w:val="36"/>
+          <w:szCs w:val="36"/>
+        </w:rPr>
+      </w:pPr>
+    </w:p>
+    <w:p>
+      <w:pPr>
+        <w:jc w:val="both"/>
+        <w:rPr>
+          <w:rFonts w:ascii="Calibri" w:hAnsi="Calibri" w:cs="Calibri"/>
+          <w:sz w:val="36"/>
+          <w:szCs w:val="36"/>
+        </w:rPr>
+      </w:pPr>
+    </w:p>
+    <w:p>
+      <w:pPr>
+        <w:rPr>
+          <w:rFonts w:ascii="Calibri" w:hAnsi="Calibri" w:cs="Calibri"/>
+          <w:sz w:val="36"/>
+          <w:szCs w:val="36"/>
+        </w:rPr>
+      </w:pPr>
+      <w:r>
+        <w:rPr>
+          <w:rFonts w:ascii="Calibri" w:hAnsi="Calibri" w:cs="Calibri"/>
+          <w:sz w:val="36"/>
+          <w:szCs w:val="36"/>
         </w:rPr>
         <w:br w:type="page"/>
       </w:r>
@@ -114,20 +114,20 @@
       <w:pPr>
         <w:jc w:val="both"/>
         <w:rPr>
-          <w:rFonts w:ascii="Carlito" w:hAnsi="Carlito" w:cs="Carlito"/>
-          <w:b/>
-          <w:bCs/>
-          <w:sz w:val="32"/>
-          <w:szCs w:val="32"/>
-        </w:rPr>
-      </w:pPr>
-      <w:r>
-        <w:rPr>
-          <w:rFonts w:ascii="Carlito" w:hAnsi="Carlito" w:cs="Carlito"/>
-          <w:b/>
-          <w:bCs/>
-          <w:sz w:val="32"/>
-          <w:szCs w:val="32"/>
+          <w:rFonts w:ascii="Calibri" w:hAnsi="Calibri" w:cs="Calibri"/>
+          <w:b/>
+          <w:bCs/>
+          <w:sz w:val="36"/>
+          <w:szCs w:val="36"/>
+        </w:rPr>
+      </w:pPr>
+      <w:r>
+        <w:rPr>
+          <w:rFonts w:ascii="Calibri" w:hAnsi="Calibri" w:cs="Calibri"/>
+          <w:b/>
+          <w:bCs/>
+          <w:sz w:val="36"/>
+          <w:szCs w:val="36"/>
         </w:rPr>
         <w:lastRenderedPageBreak/>
         <w:t>Advanced Automation with Codex CLI:</w:t>
@@ -137,16 +137,16 @@
       <w:pPr>
         <w:jc w:val="both"/>
         <w:rPr>
-          <w:rFonts w:ascii="Carlito" w:hAnsi="Carlito" w:cs="Carlito"/>
-          <w:sz w:val="32"/>
-          <w:szCs w:val="32"/>
-        </w:rPr>
-      </w:pPr>
-      <w:r>
-        <w:rPr>
-          <w:rFonts w:ascii="Carlito" w:hAnsi="Carlito" w:cs="Carlito"/>
-          <w:sz w:val="32"/>
-          <w:szCs w:val="32"/>
+          <w:rFonts w:ascii="Calibri" w:hAnsi="Calibri" w:cs="Calibri"/>
+          <w:sz w:val="36"/>
+          <w:szCs w:val="36"/>
+        </w:rPr>
+      </w:pPr>
+      <w:r>
+        <w:rPr>
+          <w:rFonts w:ascii="Calibri" w:hAnsi="Calibri" w:cs="Calibri"/>
+          <w:sz w:val="36"/>
+          <w:szCs w:val="36"/>
         </w:rPr>
         <w:t># codex exec command (executive mode) is used for headless automation</w:t>
       </w:r>
@@ -155,26 +155,26 @@
       <w:pPr>
         <w:jc w:val="both"/>
         <w:rPr>
-          <w:rFonts w:ascii="Carlito" w:hAnsi="Carlito" w:cs="Carlito"/>
-          <w:sz w:val="32"/>
-          <w:szCs w:val="32"/>
-        </w:rPr>
-      </w:pPr>
-    </w:p>
-    <w:p>
-      <w:pPr>
-        <w:jc w:val="both"/>
-        <w:rPr>
-          <w:rFonts w:ascii="Carlito" w:hAnsi="Carlito" w:cs="Carlito"/>
-          <w:sz w:val="32"/>
-          <w:szCs w:val="32"/>
-        </w:rPr>
-      </w:pPr>
-      <w:r>
-        <w:rPr>
-          <w:rFonts w:ascii="Carlito" w:hAnsi="Carlito" w:cs="Carlito"/>
-          <w:sz w:val="32"/>
-          <w:szCs w:val="32"/>
+          <w:rFonts w:ascii="Calibri" w:hAnsi="Calibri" w:cs="Calibri"/>
+          <w:sz w:val="36"/>
+          <w:szCs w:val="36"/>
+        </w:rPr>
+      </w:pPr>
+    </w:p>
+    <w:p>
+      <w:pPr>
+        <w:jc w:val="both"/>
+        <w:rPr>
+          <w:rFonts w:ascii="Calibri" w:hAnsi="Calibri" w:cs="Calibri"/>
+          <w:sz w:val="36"/>
+          <w:szCs w:val="36"/>
+        </w:rPr>
+      </w:pPr>
+      <w:r>
+        <w:rPr>
+          <w:rFonts w:ascii="Calibri" w:hAnsi="Calibri" w:cs="Calibri"/>
+          <w:sz w:val="36"/>
+          <w:szCs w:val="36"/>
         </w:rPr>
         <w:t>Stage-1, Headless Mode (codex exec):</w:t>
       </w:r>
@@ -183,16 +183,16 @@
       <w:pPr>
         <w:jc w:val="both"/>
         <w:rPr>
-          <w:rFonts w:ascii="Carlito" w:hAnsi="Carlito" w:cs="Carlito"/>
-          <w:sz w:val="32"/>
-          <w:szCs w:val="32"/>
-        </w:rPr>
-      </w:pPr>
-      <w:r>
-        <w:rPr>
-          <w:rFonts w:ascii="Carlito" w:hAnsi="Carlito" w:cs="Carlito"/>
-          <w:sz w:val="32"/>
-          <w:szCs w:val="32"/>
+          <w:rFonts w:ascii="Calibri" w:hAnsi="Calibri" w:cs="Calibri"/>
+          <w:sz w:val="36"/>
+          <w:szCs w:val="36"/>
+        </w:rPr>
+      </w:pPr>
+      <w:r>
+        <w:rPr>
+          <w:rFonts w:ascii="Calibri" w:hAnsi="Calibri" w:cs="Calibri"/>
+          <w:sz w:val="36"/>
+          <w:szCs w:val="36"/>
         </w:rPr>
         <w:t># Most automation starts with this command:</w:t>
       </w:r>
@@ -201,22 +201,22 @@
       <w:pPr>
         <w:jc w:val="both"/>
         <w:rPr>
-          <w:rFonts w:ascii="Carlito" w:hAnsi="Carlito" w:cs="Carlito"/>
+          <w:rFonts w:ascii="Calibri" w:hAnsi="Calibri" w:cs="Calibri"/>
           <w:b/>
           <w:bCs/>
           <w:color w:val="60CAF3" w:themeColor="accent4" w:themeTint="99"/>
-          <w:sz w:val="32"/>
-          <w:szCs w:val="32"/>
-        </w:rPr>
-      </w:pPr>
-      <w:r>
-        <w:rPr>
-          <w:rFonts w:ascii="Carlito" w:hAnsi="Carlito" w:cs="Carlito"/>
+          <w:sz w:val="36"/>
+          <w:szCs w:val="36"/>
+        </w:rPr>
+      </w:pPr>
+      <w:r>
+        <w:rPr>
+          <w:rFonts w:ascii="Calibri" w:hAnsi="Calibri" w:cs="Calibri"/>
           <w:b/>
           <w:bCs/>
           <w:color w:val="60CAF3" w:themeColor="accent4" w:themeTint="99"/>
-          <w:sz w:val="32"/>
-          <w:szCs w:val="32"/>
+          <w:sz w:val="36"/>
+          <w:szCs w:val="36"/>
         </w:rPr>
         <w:t>codex exec "Review this repository for architectural issues."</w:t>
       </w:r>
@@ -225,34 +225,34 @@
       <w:pPr>
         <w:jc w:val="both"/>
         <w:rPr>
-          <w:rFonts w:ascii="Carlito" w:hAnsi="Carlito" w:cs="Carlito"/>
-          <w:sz w:val="32"/>
-          <w:szCs w:val="32"/>
-        </w:rPr>
-      </w:pPr>
-      <w:r>
-        <w:rPr>
-          <w:rFonts w:ascii="Carlito" w:hAnsi="Carlito" w:cs="Carlito"/>
-          <w:sz w:val="32"/>
-          <w:szCs w:val="32"/>
+          <w:rFonts w:ascii="Calibri" w:hAnsi="Calibri" w:cs="Calibri"/>
+          <w:sz w:val="36"/>
+          <w:szCs w:val="36"/>
+        </w:rPr>
+      </w:pPr>
+      <w:r>
+        <w:rPr>
+          <w:rFonts w:ascii="Calibri" w:hAnsi="Calibri" w:cs="Calibri"/>
+          <w:sz w:val="36"/>
+          <w:szCs w:val="36"/>
         </w:rPr>
         <w:t xml:space="preserve"># Unlike interactive mode, </w:t>
       </w:r>
       <w:r>
         <w:rPr>
-          <w:rFonts w:ascii="Carlito" w:hAnsi="Carlito" w:cs="Carlito"/>
-          <w:b/>
-          <w:bCs/>
-          <w:sz w:val="32"/>
-          <w:szCs w:val="32"/>
+          <w:rFonts w:ascii="Calibri" w:hAnsi="Calibri" w:cs="Calibri"/>
+          <w:b/>
+          <w:bCs/>
+          <w:sz w:val="36"/>
+          <w:szCs w:val="36"/>
         </w:rPr>
         <w:t xml:space="preserve">codex exec </w:t>
       </w:r>
       <w:r>
         <w:rPr>
-          <w:rFonts w:ascii="Carlito" w:hAnsi="Carlito" w:cs="Carlito"/>
-          <w:sz w:val="32"/>
-          <w:szCs w:val="32"/>
+          <w:rFonts w:ascii="Calibri" w:hAnsi="Calibri" w:cs="Calibri"/>
+          <w:sz w:val="36"/>
+          <w:szCs w:val="36"/>
         </w:rPr>
         <w:t>is designed for scripts, Git hooks, cron jobs and CI pipelines. It:</w:t>
       </w:r>
@@ -266,16 +266,16 @@
         </w:numPr>
         <w:jc w:val="both"/>
         <w:rPr>
-          <w:rFonts w:ascii="Carlito" w:hAnsi="Carlito" w:cs="Carlito"/>
-          <w:sz w:val="32"/>
-          <w:szCs w:val="32"/>
-        </w:rPr>
-      </w:pPr>
-      <w:r>
-        <w:rPr>
-          <w:rFonts w:ascii="Carlito" w:hAnsi="Carlito" w:cs="Carlito"/>
-          <w:sz w:val="32"/>
-          <w:szCs w:val="32"/>
+          <w:rFonts w:ascii="Calibri" w:hAnsi="Calibri" w:cs="Calibri"/>
+          <w:sz w:val="36"/>
+          <w:szCs w:val="36"/>
+        </w:rPr>
+      </w:pPr>
+      <w:r>
+        <w:rPr>
+          <w:rFonts w:ascii="Calibri" w:hAnsi="Calibri" w:cs="Calibri"/>
+          <w:sz w:val="36"/>
+          <w:szCs w:val="36"/>
         </w:rPr>
         <w:t>Runs one task</w:t>
       </w:r>
@@ -289,16 +289,16 @@
         </w:numPr>
         <w:jc w:val="both"/>
         <w:rPr>
-          <w:rFonts w:ascii="Carlito" w:hAnsi="Carlito" w:cs="Carlito"/>
-          <w:sz w:val="32"/>
-          <w:szCs w:val="32"/>
-        </w:rPr>
-      </w:pPr>
-      <w:r>
-        <w:rPr>
-          <w:rFonts w:ascii="Carlito" w:hAnsi="Carlito" w:cs="Carlito"/>
-          <w:sz w:val="32"/>
-          <w:szCs w:val="32"/>
+          <w:rFonts w:ascii="Calibri" w:hAnsi="Calibri" w:cs="Calibri"/>
+          <w:sz w:val="36"/>
+          <w:szCs w:val="36"/>
+        </w:rPr>
+      </w:pPr>
+      <w:r>
+        <w:rPr>
+          <w:rFonts w:ascii="Calibri" w:hAnsi="Calibri" w:cs="Calibri"/>
+          <w:sz w:val="36"/>
+          <w:szCs w:val="36"/>
         </w:rPr>
         <w:t>Prints the result</w:t>
       </w:r>
@@ -312,16 +312,16 @@
         </w:numPr>
         <w:jc w:val="both"/>
         <w:rPr>
-          <w:rFonts w:ascii="Carlito" w:hAnsi="Carlito" w:cs="Carlito"/>
-          <w:sz w:val="32"/>
-          <w:szCs w:val="32"/>
-        </w:rPr>
-      </w:pPr>
-      <w:r>
-        <w:rPr>
-          <w:rFonts w:ascii="Carlito" w:hAnsi="Carlito" w:cs="Carlito"/>
-          <w:sz w:val="32"/>
-          <w:szCs w:val="32"/>
+          <w:rFonts w:ascii="Calibri" w:hAnsi="Calibri" w:cs="Calibri"/>
+          <w:sz w:val="36"/>
+          <w:szCs w:val="36"/>
+        </w:rPr>
+      </w:pPr>
+      <w:r>
+        <w:rPr>
+          <w:rFonts w:ascii="Calibri" w:hAnsi="Calibri" w:cs="Calibri"/>
+          <w:sz w:val="36"/>
+          <w:szCs w:val="36"/>
         </w:rPr>
         <w:t>Exits automatically</w:t>
       </w:r>
@@ -330,16 +330,16 @@
       <w:pPr>
         <w:jc w:val="both"/>
         <w:rPr>
-          <w:rFonts w:ascii="Carlito" w:hAnsi="Carlito" w:cs="Carlito"/>
-          <w:sz w:val="32"/>
-          <w:szCs w:val="32"/>
-        </w:rPr>
-      </w:pPr>
-      <w:r>
-        <w:rPr>
-          <w:rFonts w:ascii="Carlito" w:hAnsi="Carlito" w:cs="Carlito"/>
-          <w:sz w:val="32"/>
-          <w:szCs w:val="32"/>
+          <w:rFonts w:ascii="Calibri" w:hAnsi="Calibri" w:cs="Calibri"/>
+          <w:sz w:val="36"/>
+          <w:szCs w:val="36"/>
+        </w:rPr>
+      </w:pPr>
+      <w:r>
+        <w:rPr>
+          <w:rFonts w:ascii="Calibri" w:hAnsi="Calibri" w:cs="Calibri"/>
+          <w:sz w:val="36"/>
+          <w:szCs w:val="36"/>
         </w:rPr>
         <w:t># Think of it like:</w:t>
       </w:r>
@@ -348,20 +348,20 @@
       <w:pPr>
         <w:jc w:val="both"/>
         <w:rPr>
-          <w:rFonts w:ascii="Carlito" w:hAnsi="Carlito" w:cs="Carlito"/>
-          <w:b/>
-          <w:bCs/>
-          <w:sz w:val="28"/>
-          <w:szCs w:val="28"/>
-        </w:rPr>
-      </w:pPr>
-      <w:r>
-        <w:rPr>
-          <w:rFonts w:ascii="Carlito" w:hAnsi="Carlito" w:cs="Carlito"/>
-          <w:b/>
-          <w:bCs/>
-          <w:sz w:val="28"/>
-          <w:szCs w:val="28"/>
+          <w:rFonts w:ascii="Calibri" w:hAnsi="Calibri" w:cs="Calibri"/>
+          <w:b/>
+          <w:bCs/>
+          <w:sz w:val="32"/>
+          <w:szCs w:val="32"/>
+        </w:rPr>
+      </w:pPr>
+      <w:r>
+        <w:rPr>
+          <w:rFonts w:ascii="Calibri" w:hAnsi="Calibri" w:cs="Calibri"/>
+          <w:b/>
+          <w:bCs/>
+          <w:sz w:val="32"/>
+          <w:szCs w:val="32"/>
         </w:rPr>
         <w:t>Interactive</w:t>
       </w:r>
@@ -370,20 +370,20 @@
       <w:pPr>
         <w:jc w:val="both"/>
         <w:rPr>
-          <w:rFonts w:ascii="Carlito" w:hAnsi="Carlito" w:cs="Carlito"/>
-          <w:b/>
-          <w:bCs/>
-          <w:sz w:val="28"/>
-          <w:szCs w:val="28"/>
-        </w:rPr>
-      </w:pPr>
-      <w:r>
-        <w:rPr>
-          <w:rFonts w:ascii="Carlito" w:hAnsi="Carlito" w:cs="Carlito"/>
-          <w:b/>
-          <w:bCs/>
-          <w:sz w:val="28"/>
-          <w:szCs w:val="28"/>
+          <w:rFonts w:ascii="Calibri" w:hAnsi="Calibri" w:cs="Calibri"/>
+          <w:b/>
+          <w:bCs/>
+          <w:sz w:val="32"/>
+          <w:szCs w:val="32"/>
+        </w:rPr>
+      </w:pPr>
+      <w:r>
+        <w:rPr>
+          <w:rFonts w:ascii="Calibri" w:hAnsi="Calibri" w:cs="Calibri"/>
+          <w:b/>
+          <w:bCs/>
+          <w:sz w:val="32"/>
+          <w:szCs w:val="32"/>
         </w:rPr>
         <w:t>You ↔ Codex</w:t>
       </w:r>
@@ -392,20 +392,20 @@
       <w:pPr>
         <w:jc w:val="both"/>
         <w:rPr>
-          <w:rFonts w:ascii="Carlito" w:hAnsi="Carlito" w:cs="Carlito"/>
-          <w:b/>
-          <w:bCs/>
-          <w:sz w:val="28"/>
-          <w:szCs w:val="28"/>
-        </w:rPr>
-      </w:pPr>
-      <w:r>
-        <w:rPr>
-          <w:rFonts w:ascii="Carlito" w:hAnsi="Carlito" w:cs="Carlito"/>
-          <w:b/>
-          <w:bCs/>
-          <w:sz w:val="28"/>
-          <w:szCs w:val="28"/>
+          <w:rFonts w:ascii="Calibri" w:hAnsi="Calibri" w:cs="Calibri"/>
+          <w:b/>
+          <w:bCs/>
+          <w:sz w:val="32"/>
+          <w:szCs w:val="32"/>
+        </w:rPr>
+      </w:pPr>
+      <w:r>
+        <w:rPr>
+          <w:rFonts w:ascii="Calibri" w:hAnsi="Calibri" w:cs="Calibri"/>
+          <w:b/>
+          <w:bCs/>
+          <w:sz w:val="32"/>
+          <w:szCs w:val="32"/>
         </w:rPr>
         <w:t>Headless</w:t>
       </w:r>
@@ -414,20 +414,20 @@
       <w:pPr>
         <w:jc w:val="both"/>
         <w:rPr>
-          <w:rFonts w:ascii="Carlito" w:hAnsi="Carlito" w:cs="Carlito"/>
-          <w:b/>
-          <w:bCs/>
-          <w:sz w:val="28"/>
-          <w:szCs w:val="28"/>
-        </w:rPr>
-      </w:pPr>
-      <w:r>
-        <w:rPr>
-          <w:rFonts w:ascii="Carlito" w:hAnsi="Carlito" w:cs="Carlito"/>
-          <w:b/>
-          <w:bCs/>
-          <w:sz w:val="28"/>
-          <w:szCs w:val="28"/>
+          <w:rFonts w:ascii="Calibri" w:hAnsi="Calibri" w:cs="Calibri"/>
+          <w:b/>
+          <w:bCs/>
+          <w:sz w:val="32"/>
+          <w:szCs w:val="32"/>
+        </w:rPr>
+      </w:pPr>
+      <w:r>
+        <w:rPr>
+          <w:rFonts w:ascii="Calibri" w:hAnsi="Calibri" w:cs="Calibri"/>
+          <w:b/>
+          <w:bCs/>
+          <w:sz w:val="32"/>
+          <w:szCs w:val="32"/>
         </w:rPr>
         <w:t>Script → Codex → Output</w:t>
       </w:r>
@@ -436,26 +436,26 @@
       <w:pPr>
         <w:jc w:val="both"/>
         <w:rPr>
-          <w:rFonts w:ascii="Carlito" w:hAnsi="Carlito" w:cs="Carlito"/>
-          <w:sz w:val="32"/>
-          <w:szCs w:val="32"/>
-        </w:rPr>
-      </w:pPr>
-    </w:p>
-    <w:p>
-      <w:pPr>
-        <w:jc w:val="both"/>
-        <w:rPr>
-          <w:rFonts w:ascii="Carlito" w:hAnsi="Carlito" w:cs="Carlito"/>
-          <w:sz w:val="32"/>
-          <w:szCs w:val="32"/>
-        </w:rPr>
-      </w:pPr>
-      <w:r>
-        <w:rPr>
-          <w:rFonts w:ascii="Carlito" w:hAnsi="Carlito" w:cs="Carlito"/>
-          <w:sz w:val="32"/>
-          <w:szCs w:val="32"/>
+          <w:rFonts w:ascii="Calibri" w:hAnsi="Calibri" w:cs="Calibri"/>
+          <w:sz w:val="36"/>
+          <w:szCs w:val="36"/>
+        </w:rPr>
+      </w:pPr>
+    </w:p>
+    <w:p>
+      <w:pPr>
+        <w:jc w:val="both"/>
+        <w:rPr>
+          <w:rFonts w:ascii="Calibri" w:hAnsi="Calibri" w:cs="Calibri"/>
+          <w:sz w:val="36"/>
+          <w:szCs w:val="36"/>
+        </w:rPr>
+      </w:pPr>
+      <w:r>
+        <w:rPr>
+          <w:rFonts w:ascii="Calibri" w:hAnsi="Calibri" w:cs="Calibri"/>
+          <w:sz w:val="36"/>
+          <w:szCs w:val="36"/>
         </w:rPr>
         <w:t>Stage-2, Local Automation:</w:t>
       </w:r>
@@ -464,16 +464,16 @@
       <w:pPr>
         <w:jc w:val="both"/>
         <w:rPr>
-          <w:rFonts w:ascii="Carlito" w:hAnsi="Carlito" w:cs="Carlito"/>
-          <w:sz w:val="32"/>
-          <w:szCs w:val="32"/>
-        </w:rPr>
-      </w:pPr>
-      <w:r>
-        <w:rPr>
-          <w:rFonts w:ascii="Carlito" w:hAnsi="Carlito" w:cs="Carlito"/>
-          <w:sz w:val="32"/>
-          <w:szCs w:val="32"/>
+          <w:rFonts w:ascii="Calibri" w:hAnsi="Calibri" w:cs="Calibri"/>
+          <w:sz w:val="36"/>
+          <w:szCs w:val="36"/>
+        </w:rPr>
+      </w:pPr>
+      <w:r>
+        <w:rPr>
+          <w:rFonts w:ascii="Calibri" w:hAnsi="Calibri" w:cs="Calibri"/>
+          <w:sz w:val="36"/>
+          <w:szCs w:val="36"/>
         </w:rPr>
         <w:t># Imagine every time we finish coding, instead of manually asking</w:t>
       </w:r>
@@ -482,16 +482,16 @@
       <w:pPr>
         <w:jc w:val="both"/>
         <w:rPr>
-          <w:rFonts w:ascii="Carlito" w:hAnsi="Carlito" w:cs="Carlito"/>
-          <w:sz w:val="32"/>
-          <w:szCs w:val="32"/>
-        </w:rPr>
-      </w:pPr>
-      <w:r>
-        <w:rPr>
-          <w:rFonts w:ascii="Carlito" w:hAnsi="Carlito" w:cs="Carlito"/>
-          <w:sz w:val="32"/>
-          <w:szCs w:val="32"/>
+          <w:rFonts w:ascii="Calibri" w:hAnsi="Calibri" w:cs="Calibri"/>
+          <w:sz w:val="36"/>
+          <w:szCs w:val="36"/>
+        </w:rPr>
+      </w:pPr>
+      <w:r>
+        <w:rPr>
+          <w:rFonts w:ascii="Calibri" w:hAnsi="Calibri" w:cs="Calibri"/>
+          <w:sz w:val="36"/>
+          <w:szCs w:val="36"/>
         </w:rPr>
         <w:t>“Review my code”. Our computer runs:</w:t>
       </w:r>
@@ -500,23 +500,24 @@
       <w:pPr>
         <w:jc w:val="both"/>
         <w:rPr>
-          <w:rFonts w:ascii="Carlito" w:hAnsi="Carlito" w:cs="Carlito"/>
+          <w:rFonts w:ascii="Calibri" w:hAnsi="Calibri" w:cs="Calibri"/>
           <w:b/>
           <w:bCs/>
           <w:color w:val="60CAF3" w:themeColor="accent4" w:themeTint="99"/>
-          <w:sz w:val="32"/>
-          <w:szCs w:val="32"/>
-        </w:rPr>
-      </w:pPr>
-      <w:r>
-        <w:rPr>
-          <w:rFonts w:ascii="Carlito" w:hAnsi="Carlito" w:cs="Carlito"/>
+          <w:sz w:val="36"/>
+          <w:szCs w:val="36"/>
+        </w:rPr>
+      </w:pPr>
+      <w:r>
+        <w:rPr>
+          <w:rFonts w:ascii="Calibri" w:hAnsi="Calibri" w:cs="Calibri"/>
           <w:b/>
           <w:bCs/>
           <w:color w:val="60CAF3" w:themeColor="accent4" w:themeTint="99"/>
-          <w:sz w:val="32"/>
-          <w:szCs w:val="32"/>
-        </w:rPr>
+          <w:sz w:val="36"/>
+          <w:szCs w:val="36"/>
+        </w:rPr>
+        <w:lastRenderedPageBreak/>
         <w:t>flutter analyze</w:t>
       </w:r>
     </w:p>
@@ -524,22 +525,22 @@
       <w:pPr>
         <w:jc w:val="both"/>
         <w:rPr>
-          <w:rFonts w:ascii="Carlito" w:hAnsi="Carlito" w:cs="Carlito"/>
+          <w:rFonts w:ascii="Calibri" w:hAnsi="Calibri" w:cs="Calibri"/>
           <w:b/>
           <w:bCs/>
           <w:color w:val="60CAF3" w:themeColor="accent4" w:themeTint="99"/>
-          <w:sz w:val="32"/>
-          <w:szCs w:val="32"/>
-        </w:rPr>
-      </w:pPr>
-      <w:r>
-        <w:rPr>
-          <w:rFonts w:ascii="Carlito" w:hAnsi="Carlito" w:cs="Carlito"/>
+          <w:sz w:val="36"/>
+          <w:szCs w:val="36"/>
+        </w:rPr>
+      </w:pPr>
+      <w:r>
+        <w:rPr>
+          <w:rFonts w:ascii="Calibri" w:hAnsi="Calibri" w:cs="Calibri"/>
           <w:b/>
           <w:bCs/>
           <w:color w:val="60CAF3" w:themeColor="accent4" w:themeTint="99"/>
-          <w:sz w:val="32"/>
-          <w:szCs w:val="32"/>
+          <w:sz w:val="36"/>
+          <w:szCs w:val="36"/>
         </w:rPr>
         <w:t>flutter test</w:t>
       </w:r>
@@ -548,22 +549,22 @@
       <w:pPr>
         <w:jc w:val="both"/>
         <w:rPr>
-          <w:rFonts w:ascii="Carlito" w:hAnsi="Carlito" w:cs="Carlito"/>
+          <w:rFonts w:ascii="Calibri" w:hAnsi="Calibri" w:cs="Calibri"/>
           <w:b/>
           <w:bCs/>
           <w:color w:val="60CAF3" w:themeColor="accent4" w:themeTint="99"/>
-          <w:sz w:val="32"/>
-          <w:szCs w:val="32"/>
-        </w:rPr>
-      </w:pPr>
-      <w:r>
-        <w:rPr>
-          <w:rFonts w:ascii="Carlito" w:hAnsi="Carlito" w:cs="Carlito"/>
+          <w:sz w:val="36"/>
+          <w:szCs w:val="36"/>
+        </w:rPr>
+      </w:pPr>
+      <w:r>
+        <w:rPr>
+          <w:rFonts w:ascii="Calibri" w:hAnsi="Calibri" w:cs="Calibri"/>
           <w:b/>
           <w:bCs/>
           <w:color w:val="60CAF3" w:themeColor="accent4" w:themeTint="99"/>
-          <w:sz w:val="32"/>
-          <w:szCs w:val="32"/>
+          <w:sz w:val="36"/>
+          <w:szCs w:val="36"/>
         </w:rPr>
         <w:t>codex exec "Review only today's changes."</w:t>
       </w:r>
@@ -572,18 +573,17 @@
       <w:pPr>
         <w:jc w:val="both"/>
         <w:rPr>
-          <w:rFonts w:ascii="Carlito" w:hAnsi="Carlito" w:cs="Carlito"/>
-          <w:sz w:val="32"/>
-          <w:szCs w:val="32"/>
-        </w:rPr>
-      </w:pPr>
-      <w:r>
-        <w:rPr>
-          <w:rFonts w:ascii="Carlito" w:hAnsi="Carlito" w:cs="Carlito"/>
-          <w:sz w:val="32"/>
-          <w:szCs w:val="32"/>
-        </w:rPr>
-        <w:lastRenderedPageBreak/>
+          <w:rFonts w:ascii="Calibri" w:hAnsi="Calibri" w:cs="Calibri"/>
+          <w:sz w:val="36"/>
+          <w:szCs w:val="36"/>
+        </w:rPr>
+      </w:pPr>
+      <w:r>
+        <w:rPr>
+          <w:rFonts w:ascii="Calibri" w:hAnsi="Calibri" w:cs="Calibri"/>
+          <w:sz w:val="36"/>
+          <w:szCs w:val="36"/>
+        </w:rPr>
         <w:t># Automatically that saves several minutes every development session.</w:t>
       </w:r>
     </w:p>
@@ -591,26 +591,26 @@
       <w:pPr>
         <w:jc w:val="both"/>
         <w:rPr>
-          <w:rFonts w:ascii="Carlito" w:hAnsi="Carlito" w:cs="Carlito"/>
-          <w:sz w:val="32"/>
-          <w:szCs w:val="32"/>
-        </w:rPr>
-      </w:pPr>
-    </w:p>
-    <w:p>
-      <w:pPr>
-        <w:jc w:val="both"/>
-        <w:rPr>
-          <w:rFonts w:ascii="Carlito" w:hAnsi="Carlito" w:cs="Carlito"/>
-          <w:sz w:val="32"/>
-          <w:szCs w:val="32"/>
-        </w:rPr>
-      </w:pPr>
-      <w:r>
-        <w:rPr>
-          <w:rFonts w:ascii="Carlito" w:hAnsi="Carlito" w:cs="Carlito"/>
-          <w:sz w:val="32"/>
-          <w:szCs w:val="32"/>
+          <w:rFonts w:ascii="Calibri" w:hAnsi="Calibri" w:cs="Calibri"/>
+          <w:sz w:val="36"/>
+          <w:szCs w:val="36"/>
+        </w:rPr>
+      </w:pPr>
+    </w:p>
+    <w:p>
+      <w:pPr>
+        <w:jc w:val="both"/>
+        <w:rPr>
+          <w:rFonts w:ascii="Calibri" w:hAnsi="Calibri" w:cs="Calibri"/>
+          <w:sz w:val="36"/>
+          <w:szCs w:val="36"/>
+        </w:rPr>
+      </w:pPr>
+      <w:r>
+        <w:rPr>
+          <w:rFonts w:ascii="Calibri" w:hAnsi="Calibri" w:cs="Calibri"/>
+          <w:sz w:val="36"/>
+          <w:szCs w:val="36"/>
         </w:rPr>
         <w:t>Stage-3, Git Hooks:</w:t>
       </w:r>
@@ -619,16 +619,16 @@
       <w:pPr>
         <w:jc w:val="both"/>
         <w:rPr>
-          <w:rFonts w:ascii="Carlito" w:hAnsi="Carlito" w:cs="Carlito"/>
-          <w:sz w:val="32"/>
-          <w:szCs w:val="32"/>
-        </w:rPr>
-      </w:pPr>
-      <w:r>
-        <w:rPr>
-          <w:rFonts w:ascii="Carlito" w:hAnsi="Carlito" w:cs="Carlito"/>
-          <w:sz w:val="32"/>
-          <w:szCs w:val="32"/>
+          <w:rFonts w:ascii="Calibri" w:hAnsi="Calibri" w:cs="Calibri"/>
+          <w:sz w:val="36"/>
+          <w:szCs w:val="36"/>
+        </w:rPr>
+      </w:pPr>
+      <w:r>
+        <w:rPr>
+          <w:rFonts w:ascii="Calibri" w:hAnsi="Calibri" w:cs="Calibri"/>
+          <w:sz w:val="36"/>
+          <w:szCs w:val="36"/>
         </w:rPr>
         <w:t># Git hooks let Git execute scripts at certain events. Examples:</w:t>
       </w:r>
@@ -637,20 +637,20 @@
       <w:pPr>
         <w:jc w:val="both"/>
         <w:rPr>
-          <w:rFonts w:ascii="Carlito" w:hAnsi="Carlito" w:cs="Carlito"/>
-          <w:b/>
-          <w:bCs/>
-          <w:sz w:val="28"/>
-          <w:szCs w:val="28"/>
-        </w:rPr>
-      </w:pPr>
-      <w:r>
-        <w:rPr>
-          <w:rFonts w:ascii="Carlito" w:hAnsi="Carlito" w:cs="Carlito"/>
-          <w:b/>
-          <w:bCs/>
-          <w:sz w:val="28"/>
-          <w:szCs w:val="28"/>
+          <w:rFonts w:ascii="Calibri" w:hAnsi="Calibri" w:cs="Calibri"/>
+          <w:b/>
+          <w:bCs/>
+          <w:sz w:val="32"/>
+          <w:szCs w:val="32"/>
+        </w:rPr>
+      </w:pPr>
+      <w:r>
+        <w:rPr>
+          <w:rFonts w:ascii="Calibri" w:hAnsi="Calibri" w:cs="Calibri"/>
+          <w:b/>
+          <w:bCs/>
+          <w:sz w:val="32"/>
+          <w:szCs w:val="32"/>
         </w:rPr>
         <w:t>Before commit</w:t>
       </w:r>
@@ -659,20 +659,20 @@
       <w:pPr>
         <w:jc w:val="both"/>
         <w:rPr>
-          <w:rFonts w:ascii="Carlito" w:hAnsi="Carlito" w:cs="Carlito"/>
-          <w:b/>
-          <w:bCs/>
-          <w:sz w:val="28"/>
-          <w:szCs w:val="28"/>
-        </w:rPr>
-      </w:pPr>
-      <w:r>
-        <w:rPr>
-          <w:rFonts w:ascii="Carlito" w:hAnsi="Carlito" w:cs="Carlito"/>
-          <w:b/>
-          <w:bCs/>
-          <w:sz w:val="28"/>
-          <w:szCs w:val="28"/>
+          <w:rFonts w:ascii="Calibri" w:hAnsi="Calibri" w:cs="Calibri"/>
+          <w:b/>
+          <w:bCs/>
+          <w:sz w:val="32"/>
+          <w:szCs w:val="32"/>
+        </w:rPr>
+      </w:pPr>
+      <w:r>
+        <w:rPr>
+          <w:rFonts w:ascii="Calibri" w:hAnsi="Calibri" w:cs="Calibri"/>
+          <w:b/>
+          <w:bCs/>
+          <w:sz w:val="32"/>
+          <w:szCs w:val="32"/>
         </w:rPr>
         <w:t>↓</w:t>
       </w:r>
@@ -681,20 +681,20 @@
       <w:pPr>
         <w:jc w:val="both"/>
         <w:rPr>
-          <w:rFonts w:ascii="Carlito" w:hAnsi="Carlito" w:cs="Carlito"/>
-          <w:b/>
-          <w:bCs/>
-          <w:sz w:val="28"/>
-          <w:szCs w:val="28"/>
-        </w:rPr>
-      </w:pPr>
-      <w:r>
-        <w:rPr>
-          <w:rFonts w:ascii="Carlito" w:hAnsi="Carlito" w:cs="Carlito"/>
-          <w:b/>
-          <w:bCs/>
-          <w:sz w:val="28"/>
-          <w:szCs w:val="28"/>
+          <w:rFonts w:ascii="Calibri" w:hAnsi="Calibri" w:cs="Calibri"/>
+          <w:b/>
+          <w:bCs/>
+          <w:sz w:val="32"/>
+          <w:szCs w:val="32"/>
+        </w:rPr>
+      </w:pPr>
+      <w:r>
+        <w:rPr>
+          <w:rFonts w:ascii="Calibri" w:hAnsi="Calibri" w:cs="Calibri"/>
+          <w:b/>
+          <w:bCs/>
+          <w:sz w:val="32"/>
+          <w:szCs w:val="32"/>
         </w:rPr>
         <w:t>flutter analyze</w:t>
       </w:r>
@@ -703,20 +703,20 @@
       <w:pPr>
         <w:jc w:val="both"/>
         <w:rPr>
-          <w:rFonts w:ascii="Carlito" w:hAnsi="Carlito" w:cs="Carlito"/>
-          <w:b/>
-          <w:bCs/>
-          <w:sz w:val="28"/>
-          <w:szCs w:val="28"/>
-        </w:rPr>
-      </w:pPr>
-      <w:r>
-        <w:rPr>
-          <w:rFonts w:ascii="Carlito" w:hAnsi="Carlito" w:cs="Carlito"/>
-          <w:b/>
-          <w:bCs/>
-          <w:sz w:val="28"/>
-          <w:szCs w:val="28"/>
+          <w:rFonts w:ascii="Calibri" w:hAnsi="Calibri" w:cs="Calibri"/>
+          <w:b/>
+          <w:bCs/>
+          <w:sz w:val="32"/>
+          <w:szCs w:val="32"/>
+        </w:rPr>
+      </w:pPr>
+      <w:r>
+        <w:rPr>
+          <w:rFonts w:ascii="Calibri" w:hAnsi="Calibri" w:cs="Calibri"/>
+          <w:b/>
+          <w:bCs/>
+          <w:sz w:val="32"/>
+          <w:szCs w:val="32"/>
         </w:rPr>
         <w:t>↓</w:t>
       </w:r>
@@ -725,20 +725,20 @@
       <w:pPr>
         <w:jc w:val="both"/>
         <w:rPr>
-          <w:rFonts w:ascii="Carlito" w:hAnsi="Carlito" w:cs="Carlito"/>
-          <w:b/>
-          <w:bCs/>
-          <w:sz w:val="28"/>
-          <w:szCs w:val="28"/>
-        </w:rPr>
-      </w:pPr>
-      <w:r>
-        <w:rPr>
-          <w:rFonts w:ascii="Carlito" w:hAnsi="Carlito" w:cs="Carlito"/>
-          <w:b/>
-          <w:bCs/>
-          <w:sz w:val="28"/>
-          <w:szCs w:val="28"/>
+          <w:rFonts w:ascii="Calibri" w:hAnsi="Calibri" w:cs="Calibri"/>
+          <w:b/>
+          <w:bCs/>
+          <w:sz w:val="32"/>
+          <w:szCs w:val="32"/>
+        </w:rPr>
+      </w:pPr>
+      <w:r>
+        <w:rPr>
+          <w:rFonts w:ascii="Calibri" w:hAnsi="Calibri" w:cs="Calibri"/>
+          <w:b/>
+          <w:bCs/>
+          <w:sz w:val="32"/>
+          <w:szCs w:val="32"/>
         </w:rPr>
         <w:t>flutter test</w:t>
       </w:r>
@@ -747,20 +747,20 @@
       <w:pPr>
         <w:jc w:val="both"/>
         <w:rPr>
-          <w:rFonts w:ascii="Carlito" w:hAnsi="Carlito" w:cs="Carlito"/>
-          <w:b/>
-          <w:bCs/>
-          <w:sz w:val="28"/>
-          <w:szCs w:val="28"/>
-        </w:rPr>
-      </w:pPr>
-      <w:r>
-        <w:rPr>
-          <w:rFonts w:ascii="Carlito" w:hAnsi="Carlito" w:cs="Carlito"/>
-          <w:b/>
-          <w:bCs/>
-          <w:sz w:val="28"/>
-          <w:szCs w:val="28"/>
+          <w:rFonts w:ascii="Calibri" w:hAnsi="Calibri" w:cs="Calibri"/>
+          <w:b/>
+          <w:bCs/>
+          <w:sz w:val="32"/>
+          <w:szCs w:val="32"/>
+        </w:rPr>
+      </w:pPr>
+      <w:r>
+        <w:rPr>
+          <w:rFonts w:ascii="Calibri" w:hAnsi="Calibri" w:cs="Calibri"/>
+          <w:b/>
+          <w:bCs/>
+          <w:sz w:val="32"/>
+          <w:szCs w:val="32"/>
         </w:rPr>
         <w:t>↓</w:t>
       </w:r>
@@ -769,20 +769,20 @@
       <w:pPr>
         <w:jc w:val="both"/>
         <w:rPr>
-          <w:rFonts w:ascii="Carlito" w:hAnsi="Carlito" w:cs="Carlito"/>
-          <w:b/>
-          <w:bCs/>
-          <w:sz w:val="28"/>
-          <w:szCs w:val="28"/>
-        </w:rPr>
-      </w:pPr>
-      <w:r>
-        <w:rPr>
-          <w:rFonts w:ascii="Carlito" w:hAnsi="Carlito" w:cs="Carlito"/>
-          <w:b/>
-          <w:bCs/>
-          <w:sz w:val="28"/>
-          <w:szCs w:val="28"/>
+          <w:rFonts w:ascii="Calibri" w:hAnsi="Calibri" w:cs="Calibri"/>
+          <w:b/>
+          <w:bCs/>
+          <w:sz w:val="32"/>
+          <w:szCs w:val="32"/>
+        </w:rPr>
+      </w:pPr>
+      <w:r>
+        <w:rPr>
+          <w:rFonts w:ascii="Calibri" w:hAnsi="Calibri" w:cs="Calibri"/>
+          <w:b/>
+          <w:bCs/>
+          <w:sz w:val="32"/>
+          <w:szCs w:val="32"/>
         </w:rPr>
         <w:t>Codex Review</w:t>
       </w:r>
@@ -791,20 +791,20 @@
       <w:pPr>
         <w:jc w:val="both"/>
         <w:rPr>
-          <w:rFonts w:ascii="Carlito" w:hAnsi="Carlito" w:cs="Carlito"/>
-          <w:b/>
-          <w:bCs/>
-          <w:sz w:val="28"/>
-          <w:szCs w:val="28"/>
-        </w:rPr>
-      </w:pPr>
-      <w:r>
-        <w:rPr>
-          <w:rFonts w:ascii="Carlito" w:hAnsi="Carlito" w:cs="Carlito"/>
-          <w:b/>
-          <w:bCs/>
-          <w:sz w:val="28"/>
-          <w:szCs w:val="28"/>
+          <w:rFonts w:ascii="Calibri" w:hAnsi="Calibri" w:cs="Calibri"/>
+          <w:b/>
+          <w:bCs/>
+          <w:sz w:val="32"/>
+          <w:szCs w:val="32"/>
+        </w:rPr>
+      </w:pPr>
+      <w:r>
+        <w:rPr>
+          <w:rFonts w:ascii="Calibri" w:hAnsi="Calibri" w:cs="Calibri"/>
+          <w:b/>
+          <w:bCs/>
+          <w:sz w:val="32"/>
+          <w:szCs w:val="32"/>
         </w:rPr>
         <w:t>↓</w:t>
       </w:r>
@@ -813,20 +813,20 @@
       <w:pPr>
         <w:jc w:val="both"/>
         <w:rPr>
-          <w:rFonts w:ascii="Carlito" w:hAnsi="Carlito" w:cs="Carlito"/>
-          <w:b/>
-          <w:bCs/>
-          <w:sz w:val="28"/>
-          <w:szCs w:val="28"/>
-        </w:rPr>
-      </w:pPr>
-      <w:r>
-        <w:rPr>
-          <w:rFonts w:ascii="Carlito" w:hAnsi="Carlito" w:cs="Carlito"/>
-          <w:b/>
-          <w:bCs/>
-          <w:sz w:val="28"/>
-          <w:szCs w:val="28"/>
+          <w:rFonts w:ascii="Calibri" w:hAnsi="Calibri" w:cs="Calibri"/>
+          <w:b/>
+          <w:bCs/>
+          <w:sz w:val="32"/>
+          <w:szCs w:val="32"/>
+        </w:rPr>
+      </w:pPr>
+      <w:r>
+        <w:rPr>
+          <w:rFonts w:ascii="Calibri" w:hAnsi="Calibri" w:cs="Calibri"/>
+          <w:b/>
+          <w:bCs/>
+          <w:sz w:val="32"/>
+          <w:szCs w:val="32"/>
         </w:rPr>
         <w:t>Allow commit</w:t>
       </w:r>
@@ -835,16 +835,16 @@
       <w:pPr>
         <w:jc w:val="both"/>
         <w:rPr>
-          <w:rFonts w:ascii="Carlito" w:hAnsi="Carlito" w:cs="Carlito"/>
-          <w:sz w:val="32"/>
-          <w:szCs w:val="32"/>
-        </w:rPr>
-      </w:pPr>
-      <w:r>
-        <w:rPr>
-          <w:rFonts w:ascii="Carlito" w:hAnsi="Carlito" w:cs="Carlito"/>
-          <w:sz w:val="32"/>
-          <w:szCs w:val="32"/>
+          <w:rFonts w:ascii="Calibri" w:hAnsi="Calibri" w:cs="Calibri"/>
+          <w:sz w:val="36"/>
+          <w:szCs w:val="36"/>
+        </w:rPr>
+      </w:pPr>
+      <w:r>
+        <w:rPr>
+          <w:rFonts w:ascii="Calibri" w:hAnsi="Calibri" w:cs="Calibri"/>
+          <w:sz w:val="36"/>
+          <w:szCs w:val="36"/>
         </w:rPr>
         <w:t># We can also make the hook stop the commit if analysis or tests fail.</w:t>
       </w:r>
@@ -853,16 +853,16 @@
       <w:pPr>
         <w:jc w:val="both"/>
         <w:rPr>
-          <w:rFonts w:ascii="Carlito" w:hAnsi="Carlito" w:cs="Carlito"/>
-          <w:sz w:val="32"/>
-          <w:szCs w:val="32"/>
-        </w:rPr>
-      </w:pPr>
-      <w:r>
-        <w:rPr>
-          <w:rFonts w:ascii="Carlito" w:hAnsi="Carlito" w:cs="Carlito"/>
-          <w:sz w:val="32"/>
-          <w:szCs w:val="32"/>
+          <w:rFonts w:ascii="Calibri" w:hAnsi="Calibri" w:cs="Calibri"/>
+          <w:sz w:val="36"/>
+          <w:szCs w:val="36"/>
+        </w:rPr>
+      </w:pPr>
+      <w:r>
+        <w:rPr>
+          <w:rFonts w:ascii="Calibri" w:hAnsi="Calibri" w:cs="Calibri"/>
+          <w:sz w:val="36"/>
+          <w:szCs w:val="36"/>
         </w:rPr>
         <w:t># Pre-commit, run:</w:t>
       </w:r>
@@ -876,20 +876,20 @@
         </w:numPr>
         <w:jc w:val="both"/>
         <w:rPr>
-          <w:rFonts w:ascii="Carlito" w:hAnsi="Carlito" w:cs="Carlito"/>
-          <w:b/>
-          <w:bCs/>
-          <w:sz w:val="32"/>
-          <w:szCs w:val="32"/>
-        </w:rPr>
-      </w:pPr>
-      <w:r>
-        <w:rPr>
-          <w:rFonts w:ascii="Carlito" w:hAnsi="Carlito" w:cs="Carlito"/>
-          <w:b/>
-          <w:bCs/>
-          <w:sz w:val="32"/>
-          <w:szCs w:val="32"/>
+          <w:rFonts w:ascii="Calibri" w:hAnsi="Calibri" w:cs="Calibri"/>
+          <w:b/>
+          <w:bCs/>
+          <w:sz w:val="36"/>
+          <w:szCs w:val="36"/>
+        </w:rPr>
+      </w:pPr>
+      <w:r>
+        <w:rPr>
+          <w:rFonts w:ascii="Calibri" w:hAnsi="Calibri" w:cs="Calibri"/>
+          <w:b/>
+          <w:bCs/>
+          <w:sz w:val="36"/>
+          <w:szCs w:val="36"/>
         </w:rPr>
         <w:t>flutter analyze</w:t>
       </w:r>
@@ -903,20 +903,20 @@
         </w:numPr>
         <w:jc w:val="both"/>
         <w:rPr>
-          <w:rFonts w:ascii="Carlito" w:hAnsi="Carlito" w:cs="Carlito"/>
-          <w:b/>
-          <w:bCs/>
-          <w:sz w:val="32"/>
-          <w:szCs w:val="32"/>
-        </w:rPr>
-      </w:pPr>
-      <w:r>
-        <w:rPr>
-          <w:rFonts w:ascii="Carlito" w:hAnsi="Carlito" w:cs="Carlito"/>
-          <w:b/>
-          <w:bCs/>
-          <w:sz w:val="32"/>
-          <w:szCs w:val="32"/>
+          <w:rFonts w:ascii="Calibri" w:hAnsi="Calibri" w:cs="Calibri"/>
+          <w:b/>
+          <w:bCs/>
+          <w:sz w:val="36"/>
+          <w:szCs w:val="36"/>
+        </w:rPr>
+      </w:pPr>
+      <w:r>
+        <w:rPr>
+          <w:rFonts w:ascii="Calibri" w:hAnsi="Calibri" w:cs="Calibri"/>
+          <w:b/>
+          <w:bCs/>
+          <w:sz w:val="36"/>
+          <w:szCs w:val="36"/>
         </w:rPr>
         <w:t>dart format (optional)</w:t>
       </w:r>
@@ -930,21 +930,22 @@
         </w:numPr>
         <w:jc w:val="both"/>
         <w:rPr>
-          <w:rFonts w:ascii="Carlito" w:hAnsi="Carlito" w:cs="Carlito"/>
-          <w:b/>
-          <w:bCs/>
-          <w:sz w:val="32"/>
-          <w:szCs w:val="32"/>
-        </w:rPr>
-      </w:pPr>
-      <w:r>
-        <w:rPr>
-          <w:rFonts w:ascii="Carlito" w:hAnsi="Carlito" w:cs="Carlito"/>
-          <w:b/>
-          <w:bCs/>
-          <w:sz w:val="32"/>
-          <w:szCs w:val="32"/>
-        </w:rPr>
+          <w:rFonts w:ascii="Calibri" w:hAnsi="Calibri" w:cs="Calibri"/>
+          <w:b/>
+          <w:bCs/>
+          <w:sz w:val="36"/>
+          <w:szCs w:val="36"/>
+        </w:rPr>
+      </w:pPr>
+      <w:r>
+        <w:rPr>
+          <w:rFonts w:ascii="Calibri" w:hAnsi="Calibri" w:cs="Calibri"/>
+          <w:b/>
+          <w:bCs/>
+          <w:sz w:val="36"/>
+          <w:szCs w:val="36"/>
+        </w:rPr>
+        <w:lastRenderedPageBreak/>
         <w:t>flutter test</w:t>
       </w:r>
     </w:p>
@@ -952,16 +953,16 @@
       <w:pPr>
         <w:jc w:val="both"/>
         <w:rPr>
-          <w:rFonts w:ascii="Carlito" w:hAnsi="Carlito" w:cs="Carlito"/>
-          <w:sz w:val="32"/>
-          <w:szCs w:val="32"/>
-        </w:rPr>
-      </w:pPr>
-      <w:r>
-        <w:rPr>
-          <w:rFonts w:ascii="Carlito" w:hAnsi="Carlito" w:cs="Carlito"/>
-          <w:sz w:val="32"/>
-          <w:szCs w:val="32"/>
+          <w:rFonts w:ascii="Calibri" w:hAnsi="Calibri" w:cs="Calibri"/>
+          <w:sz w:val="36"/>
+          <w:szCs w:val="36"/>
+        </w:rPr>
+      </w:pPr>
+      <w:r>
+        <w:rPr>
+          <w:rFonts w:ascii="Calibri" w:hAnsi="Calibri" w:cs="Calibri"/>
+          <w:sz w:val="36"/>
+          <w:szCs w:val="36"/>
         </w:rPr>
         <w:t># Pre-push, run:</w:t>
       </w:r>
@@ -975,20 +976,20 @@
         </w:numPr>
         <w:jc w:val="both"/>
         <w:rPr>
-          <w:rFonts w:ascii="Carlito" w:hAnsi="Carlito" w:cs="Carlito"/>
-          <w:b/>
-          <w:bCs/>
-          <w:sz w:val="32"/>
-          <w:szCs w:val="32"/>
-        </w:rPr>
-      </w:pPr>
-      <w:r>
-        <w:rPr>
-          <w:rFonts w:ascii="Carlito" w:hAnsi="Carlito" w:cs="Carlito"/>
-          <w:b/>
-          <w:bCs/>
-          <w:sz w:val="32"/>
-          <w:szCs w:val="32"/>
+          <w:rFonts w:ascii="Calibri" w:hAnsi="Calibri" w:cs="Calibri"/>
+          <w:b/>
+          <w:bCs/>
+          <w:sz w:val="36"/>
+          <w:szCs w:val="36"/>
+        </w:rPr>
+      </w:pPr>
+      <w:r>
+        <w:rPr>
+          <w:rFonts w:ascii="Calibri" w:hAnsi="Calibri" w:cs="Calibri"/>
+          <w:b/>
+          <w:bCs/>
+          <w:sz w:val="36"/>
+          <w:szCs w:val="36"/>
         </w:rPr>
         <w:t>Codex review</w:t>
       </w:r>
@@ -1002,16 +1003,16 @@
         </w:numPr>
         <w:jc w:val="both"/>
         <w:rPr>
-          <w:rFonts w:ascii="Carlito" w:hAnsi="Carlito" w:cs="Carlito"/>
-          <w:sz w:val="32"/>
-          <w:szCs w:val="32"/>
-        </w:rPr>
-      </w:pPr>
-      <w:r>
-        <w:rPr>
-          <w:rFonts w:ascii="Carlito" w:hAnsi="Carlito" w:cs="Carlito"/>
-          <w:sz w:val="32"/>
-          <w:szCs w:val="32"/>
+          <w:rFonts w:ascii="Calibri" w:hAnsi="Calibri" w:cs="Calibri"/>
+          <w:sz w:val="36"/>
+          <w:szCs w:val="36"/>
+        </w:rPr>
+      </w:pPr>
+      <w:r>
+        <w:rPr>
+          <w:rFonts w:ascii="Calibri" w:hAnsi="Calibri" w:cs="Calibri"/>
+          <w:sz w:val="36"/>
+          <w:szCs w:val="36"/>
         </w:rPr>
         <w:t>Full test suite</w:t>
       </w:r>
@@ -1020,16 +1021,16 @@
       <w:pPr>
         <w:jc w:val="both"/>
         <w:rPr>
-          <w:rFonts w:ascii="Carlito" w:hAnsi="Carlito" w:cs="Carlito"/>
-          <w:sz w:val="32"/>
-          <w:szCs w:val="32"/>
-        </w:rPr>
-      </w:pPr>
-      <w:r>
-        <w:rPr>
-          <w:rFonts w:ascii="Carlito" w:hAnsi="Carlito" w:cs="Carlito"/>
-          <w:sz w:val="32"/>
-          <w:szCs w:val="32"/>
+          <w:rFonts w:ascii="Calibri" w:hAnsi="Calibri" w:cs="Calibri"/>
+          <w:sz w:val="36"/>
+          <w:szCs w:val="36"/>
+        </w:rPr>
+      </w:pPr>
+      <w:r>
+        <w:rPr>
+          <w:rFonts w:ascii="Calibri" w:hAnsi="Calibri" w:cs="Calibri"/>
+          <w:sz w:val="36"/>
+          <w:szCs w:val="36"/>
         </w:rPr>
         <w:t># Codex becomes another quality gate, not a replacement for Flutter tooling.</w:t>
       </w:r>
@@ -1038,89 +1039,737 @@
       <w:pPr>
         <w:jc w:val="both"/>
         <w:rPr>
-          <w:rFonts w:ascii="Carlito" w:hAnsi="Carlito" w:cs="Carlito"/>
-          <w:sz w:val="32"/>
-          <w:szCs w:val="32"/>
-        </w:rPr>
-      </w:pPr>
-    </w:p>
-    <w:p>
-      <w:pPr>
-        <w:jc w:val="both"/>
-        <w:rPr>
-          <w:rFonts w:ascii="Carlito" w:hAnsi="Carlito" w:cs="Carlito"/>
-          <w:sz w:val="32"/>
-          <w:szCs w:val="32"/>
-        </w:rPr>
-      </w:pPr>
-      <w:r>
-        <w:rPr>
-          <w:rFonts w:ascii="Carlito" w:hAnsi="Carlito" w:cs="Carlito"/>
+          <w:rFonts w:ascii="Calibri" w:hAnsi="Calibri" w:cs="Calibri"/>
+          <w:sz w:val="36"/>
+          <w:szCs w:val="36"/>
+        </w:rPr>
+      </w:pPr>
+    </w:p>
+    <w:p>
+      <w:pPr>
+        <w:jc w:val="both"/>
+        <w:rPr>
+          <w:rFonts w:ascii="Calibri" w:hAnsi="Calibri" w:cs="Calibri"/>
+          <w:sz w:val="36"/>
+          <w:szCs w:val="36"/>
+        </w:rPr>
+      </w:pPr>
+      <w:r>
+        <w:rPr>
+          <w:rFonts w:ascii="Calibri" w:hAnsi="Calibri" w:cs="Calibri"/>
+          <w:sz w:val="36"/>
+          <w:szCs w:val="36"/>
+        </w:rPr>
+        <w:t>Stage-4, GitHub Actions:</w:t>
+      </w:r>
+    </w:p>
+    <w:p>
+      <w:pPr>
+        <w:jc w:val="both"/>
+        <w:rPr>
+          <w:rFonts w:ascii="Calibri" w:hAnsi="Calibri" w:cs="Calibri"/>
+          <w:sz w:val="36"/>
+          <w:szCs w:val="36"/>
+        </w:rPr>
+      </w:pPr>
+      <w:r>
+        <w:rPr>
+          <w:rFonts w:ascii="Calibri" w:hAnsi="Calibri" w:cs="Calibri"/>
+          <w:sz w:val="36"/>
+          <w:szCs w:val="36"/>
+        </w:rPr>
+        <w:t># Instead of reviewing code locally:</w:t>
+      </w:r>
+    </w:p>
+    <w:p>
+      <w:pPr>
+        <w:jc w:val="both"/>
+        <w:rPr>
+          <w:rFonts w:ascii="Calibri" w:hAnsi="Calibri" w:cs="Calibri"/>
+          <w:b/>
+          <w:bCs/>
+          <w:sz w:val="32"/>
+          <w:szCs w:val="32"/>
+        </w:rPr>
+      </w:pPr>
+      <w:r>
+        <w:rPr>
+          <w:rFonts w:ascii="Calibri" w:hAnsi="Calibri" w:cs="Calibri"/>
+          <w:b/>
+          <w:bCs/>
+          <w:sz w:val="32"/>
+          <w:szCs w:val="32"/>
+        </w:rPr>
+        <w:t>Developer pushes code</w:t>
+      </w:r>
+    </w:p>
+    <w:p>
+      <w:pPr>
+        <w:jc w:val="both"/>
+        <w:rPr>
+          <w:rFonts w:ascii="Calibri" w:hAnsi="Calibri" w:cs="Calibri"/>
+          <w:b/>
+          <w:bCs/>
+          <w:sz w:val="32"/>
+          <w:szCs w:val="32"/>
+        </w:rPr>
+      </w:pPr>
+      <w:r>
+        <w:rPr>
+          <w:rFonts w:ascii="Calibri" w:hAnsi="Calibri" w:cs="Calibri"/>
+          <w:b/>
+          <w:bCs/>
+          <w:sz w:val="32"/>
+          <w:szCs w:val="32"/>
+        </w:rPr>
+        <w:t>↓</w:t>
+      </w:r>
+    </w:p>
+    <w:p>
+      <w:pPr>
+        <w:jc w:val="both"/>
+        <w:rPr>
+          <w:rFonts w:ascii="Calibri" w:hAnsi="Calibri" w:cs="Calibri"/>
+          <w:b/>
+          <w:bCs/>
+          <w:sz w:val="32"/>
+          <w:szCs w:val="32"/>
+        </w:rPr>
+      </w:pPr>
+      <w:r>
+        <w:rPr>
+          <w:rFonts w:ascii="Calibri" w:hAnsi="Calibri" w:cs="Calibri"/>
+          <w:b/>
+          <w:bCs/>
+          <w:sz w:val="32"/>
+          <w:szCs w:val="32"/>
+        </w:rPr>
+        <w:t>GitHub Actions</w:t>
+      </w:r>
+    </w:p>
+    <w:p>
+      <w:pPr>
+        <w:jc w:val="both"/>
+        <w:rPr>
+          <w:rFonts w:ascii="Calibri" w:hAnsi="Calibri" w:cs="Calibri"/>
+          <w:b/>
+          <w:bCs/>
+          <w:sz w:val="32"/>
+          <w:szCs w:val="32"/>
+        </w:rPr>
+      </w:pPr>
+      <w:r>
+        <w:rPr>
+          <w:rFonts w:ascii="Calibri" w:hAnsi="Calibri" w:cs="Calibri"/>
+          <w:b/>
+          <w:bCs/>
+          <w:sz w:val="32"/>
+          <w:szCs w:val="32"/>
+        </w:rPr>
+        <w:t>↓</w:t>
+      </w:r>
+    </w:p>
+    <w:p>
+      <w:pPr>
+        <w:jc w:val="both"/>
+        <w:rPr>
+          <w:rFonts w:ascii="Calibri" w:hAnsi="Calibri" w:cs="Calibri"/>
+          <w:b/>
+          <w:bCs/>
+          <w:sz w:val="32"/>
+          <w:szCs w:val="32"/>
+        </w:rPr>
+      </w:pPr>
+      <w:r>
+        <w:rPr>
+          <w:rFonts w:ascii="Calibri" w:hAnsi="Calibri" w:cs="Calibri"/>
+          <w:b/>
+          <w:bCs/>
+          <w:sz w:val="32"/>
+          <w:szCs w:val="32"/>
+        </w:rPr>
+        <w:t>Codex Review</w:t>
+      </w:r>
+    </w:p>
+    <w:p>
+      <w:pPr>
+        <w:jc w:val="both"/>
+        <w:rPr>
+          <w:rFonts w:ascii="Calibri" w:hAnsi="Calibri" w:cs="Calibri"/>
+          <w:b/>
+          <w:bCs/>
+          <w:sz w:val="32"/>
+          <w:szCs w:val="32"/>
+        </w:rPr>
+      </w:pPr>
+      <w:r>
+        <w:rPr>
+          <w:rFonts w:ascii="Calibri" w:hAnsi="Calibri" w:cs="Calibri"/>
+          <w:b/>
+          <w:bCs/>
+          <w:sz w:val="32"/>
+          <w:szCs w:val="32"/>
+        </w:rPr>
+        <w:t>↓</w:t>
+      </w:r>
+    </w:p>
+    <w:p>
+      <w:pPr>
+        <w:jc w:val="both"/>
+        <w:rPr>
+          <w:rFonts w:ascii="Calibri" w:hAnsi="Calibri" w:cs="Calibri"/>
+          <w:b/>
+          <w:bCs/>
+          <w:sz w:val="32"/>
+          <w:szCs w:val="32"/>
+        </w:rPr>
+      </w:pPr>
+      <w:r>
+        <w:rPr>
+          <w:rFonts w:ascii="Calibri" w:hAnsi="Calibri" w:cs="Calibri"/>
+          <w:b/>
+          <w:bCs/>
+          <w:sz w:val="32"/>
+          <w:szCs w:val="32"/>
+        </w:rPr>
+        <w:t>Comment on PR</w:t>
+      </w:r>
+    </w:p>
+    <w:p>
+      <w:pPr>
+        <w:jc w:val="both"/>
+        <w:rPr>
+          <w:rFonts w:ascii="Calibri" w:hAnsi="Calibri" w:cs="Calibri"/>
+          <w:b/>
+          <w:bCs/>
+          <w:sz w:val="32"/>
+          <w:szCs w:val="32"/>
+        </w:rPr>
+      </w:pPr>
+      <w:r>
+        <w:rPr>
+          <w:rFonts w:ascii="Calibri" w:hAnsi="Calibri" w:cs="Calibri"/>
+          <w:b/>
+          <w:bCs/>
+          <w:sz w:val="32"/>
+          <w:szCs w:val="32"/>
+        </w:rPr>
+        <w:t>↓</w:t>
+      </w:r>
+    </w:p>
+    <w:p>
+      <w:pPr>
+        <w:jc w:val="both"/>
+        <w:rPr>
+          <w:rFonts w:ascii="Calibri" w:hAnsi="Calibri" w:cs="Calibri"/>
+          <w:b/>
+          <w:bCs/>
+          <w:sz w:val="32"/>
+          <w:szCs w:val="32"/>
+        </w:rPr>
+      </w:pPr>
+      <w:r>
+        <w:rPr>
+          <w:rFonts w:ascii="Calibri" w:hAnsi="Calibri" w:cs="Calibri"/>
+          <w:b/>
+          <w:bCs/>
+          <w:sz w:val="32"/>
+          <w:szCs w:val="32"/>
+        </w:rPr>
+        <w:t>Developer fixes issues</w:t>
+      </w:r>
+    </w:p>
+    <w:p>
+      <w:pPr>
+        <w:jc w:val="both"/>
+        <w:rPr>
+          <w:rFonts w:ascii="Calibri" w:hAnsi="Calibri" w:cs="Calibri"/>
+          <w:b/>
+          <w:bCs/>
+          <w:sz w:val="32"/>
+          <w:szCs w:val="32"/>
+        </w:rPr>
+      </w:pPr>
+      <w:r>
+        <w:rPr>
+          <w:rFonts w:ascii="Calibri" w:hAnsi="Calibri" w:cs="Calibri"/>
+          <w:b/>
+          <w:bCs/>
+          <w:sz w:val="32"/>
+          <w:szCs w:val="32"/>
+        </w:rPr>
+        <w:t>↓</w:t>
+      </w:r>
+    </w:p>
+    <w:p>
+      <w:pPr>
+        <w:jc w:val="both"/>
+        <w:rPr>
+          <w:rFonts w:ascii="Calibri" w:hAnsi="Calibri" w:cs="Calibri"/>
+          <w:b/>
+          <w:bCs/>
+          <w:sz w:val="32"/>
+          <w:szCs w:val="32"/>
+        </w:rPr>
+      </w:pPr>
+      <w:r>
+        <w:rPr>
+          <w:rFonts w:ascii="Calibri" w:hAnsi="Calibri" w:cs="Calibri"/>
+          <w:b/>
+          <w:bCs/>
+          <w:sz w:val="32"/>
+          <w:szCs w:val="32"/>
+        </w:rPr>
+        <w:t>Merge</w:t>
+      </w:r>
+    </w:p>
+    <w:p>
+      <w:pPr>
+        <w:jc w:val="both"/>
+        <w:rPr>
+          <w:rFonts w:ascii="Calibri" w:hAnsi="Calibri" w:cs="Calibri"/>
+          <w:sz w:val="36"/>
+          <w:szCs w:val="36"/>
+        </w:rPr>
+      </w:pPr>
+      <w:r>
+        <w:rPr>
+          <w:rFonts w:ascii="Calibri" w:hAnsi="Calibri" w:cs="Calibri"/>
+          <w:sz w:val="36"/>
+          <w:szCs w:val="36"/>
+        </w:rPr>
+        <w:t xml:space="preserve"># Since, </w:t>
+      </w:r>
+      <w:r>
+        <w:rPr>
+          <w:rFonts w:ascii="Calibri" w:hAnsi="Calibri" w:cs="Calibri"/>
+          <w:b/>
+          <w:bCs/>
+          <w:sz w:val="36"/>
+          <w:szCs w:val="36"/>
+        </w:rPr>
+        <w:t>codex exec</w:t>
+      </w:r>
+      <w:r>
+        <w:rPr>
+          <w:rFonts w:ascii="Calibri" w:hAnsi="Calibri" w:cs="Calibri"/>
+          <w:sz w:val="36"/>
+          <w:szCs w:val="36"/>
+        </w:rPr>
+        <w:t xml:space="preserve"> is non-interactive, it's suitable for CI/CD environments.</w:t>
+      </w:r>
+    </w:p>
+    <w:p>
+      <w:pPr>
+        <w:jc w:val="both"/>
+        <w:rPr>
+          <w:rFonts w:ascii="Calibri" w:hAnsi="Calibri" w:cs="Calibri"/>
+          <w:sz w:val="36"/>
+          <w:szCs w:val="36"/>
+        </w:rPr>
+      </w:pPr>
+    </w:p>
+    <w:p>
+      <w:pPr>
+        <w:jc w:val="both"/>
+        <w:rPr>
+          <w:rFonts w:ascii="Calibri" w:hAnsi="Calibri" w:cs="Calibri"/>
+          <w:sz w:val="36"/>
+          <w:szCs w:val="36"/>
+        </w:rPr>
+      </w:pPr>
+      <w:r>
+        <w:rPr>
+          <w:rFonts w:ascii="Calibri" w:hAnsi="Calibri" w:cs="Calibri"/>
+          <w:sz w:val="36"/>
+          <w:szCs w:val="36"/>
+        </w:rPr>
+        <w:t>Stage-5, Nightly Reviews:</w:t>
+      </w:r>
+    </w:p>
+    <w:p>
+      <w:pPr>
+        <w:jc w:val="both"/>
+        <w:rPr>
+          <w:rFonts w:ascii="Calibri" w:hAnsi="Calibri" w:cs="Calibri"/>
+          <w:sz w:val="36"/>
+          <w:szCs w:val="36"/>
+        </w:rPr>
+      </w:pPr>
+      <w:r>
+        <w:rPr>
+          <w:rFonts w:ascii="Calibri" w:hAnsi="Calibri" w:cs="Calibri"/>
+          <w:sz w:val="36"/>
+          <w:szCs w:val="36"/>
+        </w:rPr>
+        <w:t># Imagine every night:</w:t>
+      </w:r>
+    </w:p>
+    <w:p>
+      <w:pPr>
+        <w:jc w:val="both"/>
+        <w:rPr>
+          <w:rFonts w:ascii="Calibri" w:hAnsi="Calibri" w:cs="Calibri"/>
+          <w:b/>
+          <w:bCs/>
+          <w:sz w:val="32"/>
+          <w:szCs w:val="32"/>
+        </w:rPr>
+      </w:pPr>
+      <w:r>
+        <w:rPr>
+          <w:rFonts w:ascii="Calibri" w:hAnsi="Calibri" w:cs="Calibri"/>
+          <w:b/>
+          <w:bCs/>
+          <w:sz w:val="32"/>
+          <w:szCs w:val="32"/>
+        </w:rPr>
+        <w:t>2:00 AM</w:t>
+      </w:r>
+    </w:p>
+    <w:p>
+      <w:pPr>
+        <w:jc w:val="both"/>
+        <w:rPr>
+          <w:rFonts w:ascii="Calibri" w:hAnsi="Calibri" w:cs="Calibri"/>
+          <w:b/>
+          <w:bCs/>
+          <w:sz w:val="32"/>
+          <w:szCs w:val="32"/>
+        </w:rPr>
+      </w:pPr>
+      <w:r>
+        <w:rPr>
+          <w:rFonts w:ascii="Calibri" w:hAnsi="Calibri" w:cs="Calibri"/>
+          <w:b/>
+          <w:bCs/>
+          <w:sz w:val="32"/>
+          <w:szCs w:val="32"/>
+        </w:rPr>
+        <w:t>↓</w:t>
+      </w:r>
+    </w:p>
+    <w:p>
+      <w:pPr>
+        <w:jc w:val="both"/>
+        <w:rPr>
+          <w:rFonts w:ascii="Calibri" w:hAnsi="Calibri" w:cs="Calibri"/>
+          <w:b/>
+          <w:bCs/>
+          <w:sz w:val="32"/>
+          <w:szCs w:val="32"/>
+        </w:rPr>
+      </w:pPr>
+      <w:r>
+        <w:rPr>
+          <w:rFonts w:ascii="Calibri" w:hAnsi="Calibri" w:cs="Calibri"/>
+          <w:b/>
+          <w:bCs/>
+          <w:sz w:val="32"/>
+          <w:szCs w:val="32"/>
+        </w:rPr>
+        <w:t>Review repository</w:t>
+      </w:r>
+    </w:p>
+    <w:p>
+      <w:pPr>
+        <w:jc w:val="both"/>
+        <w:rPr>
+          <w:rFonts w:ascii="Calibri" w:hAnsi="Calibri" w:cs="Calibri"/>
+          <w:b/>
+          <w:bCs/>
+          <w:sz w:val="32"/>
+          <w:szCs w:val="32"/>
+        </w:rPr>
+      </w:pPr>
+      <w:r>
+        <w:rPr>
+          <w:rFonts w:ascii="Calibri" w:hAnsi="Calibri" w:cs="Calibri"/>
+          <w:b/>
+          <w:bCs/>
+          <w:sz w:val="32"/>
+          <w:szCs w:val="32"/>
+        </w:rPr>
+        <w:t>↓</w:t>
+      </w:r>
+    </w:p>
+    <w:p>
+      <w:pPr>
+        <w:jc w:val="both"/>
+        <w:rPr>
+          <w:rFonts w:ascii="Calibri" w:hAnsi="Calibri" w:cs="Calibri"/>
+          <w:b/>
+          <w:bCs/>
+          <w:sz w:val="32"/>
+          <w:szCs w:val="32"/>
+        </w:rPr>
+      </w:pPr>
+      <w:r>
+        <w:rPr>
+          <w:rFonts w:ascii="Calibri" w:hAnsi="Calibri" w:cs="Calibri"/>
+          <w:b/>
+          <w:bCs/>
+          <w:sz w:val="32"/>
+          <w:szCs w:val="32"/>
+        </w:rPr>
+        <w:t>Find duplicated code</w:t>
+      </w:r>
+    </w:p>
+    <w:p>
+      <w:pPr>
+        <w:jc w:val="both"/>
+        <w:rPr>
+          <w:rFonts w:ascii="Calibri" w:hAnsi="Calibri" w:cs="Calibri"/>
+          <w:b/>
+          <w:bCs/>
+          <w:sz w:val="32"/>
+          <w:szCs w:val="32"/>
+        </w:rPr>
+      </w:pPr>
+      <w:r>
+        <w:rPr>
+          <w:rFonts w:ascii="Calibri" w:hAnsi="Calibri" w:cs="Calibri"/>
+          <w:b/>
+          <w:bCs/>
+          <w:sz w:val="32"/>
+          <w:szCs w:val="32"/>
+        </w:rPr>
+        <w:t>↓</w:t>
+      </w:r>
+    </w:p>
+    <w:p>
+      <w:pPr>
+        <w:jc w:val="both"/>
+        <w:rPr>
+          <w:rFonts w:ascii="Calibri" w:hAnsi="Calibri" w:cs="Calibri"/>
+          <w:b/>
+          <w:bCs/>
+          <w:sz w:val="32"/>
+          <w:szCs w:val="32"/>
+        </w:rPr>
+      </w:pPr>
+      <w:r>
+        <w:rPr>
+          <w:rFonts w:ascii="Calibri" w:hAnsi="Calibri" w:cs="Calibri"/>
+          <w:b/>
+          <w:bCs/>
+          <w:sz w:val="32"/>
+          <w:szCs w:val="32"/>
+        </w:rPr>
+        <w:t>Find TODOs</w:t>
+      </w:r>
+    </w:p>
+    <w:p>
+      <w:pPr>
+        <w:jc w:val="both"/>
+        <w:rPr>
+          <w:rFonts w:ascii="Calibri" w:hAnsi="Calibri" w:cs="Calibri"/>
+          <w:b/>
+          <w:bCs/>
+          <w:sz w:val="32"/>
+          <w:szCs w:val="32"/>
+        </w:rPr>
+      </w:pPr>
+      <w:r>
+        <w:rPr>
+          <w:rFonts w:ascii="Calibri" w:hAnsi="Calibri" w:cs="Calibri"/>
+          <w:b/>
+          <w:bCs/>
+          <w:sz w:val="32"/>
+          <w:szCs w:val="32"/>
+        </w:rPr>
+        <w:t>↓</w:t>
+      </w:r>
+    </w:p>
+    <w:p>
+      <w:pPr>
+        <w:jc w:val="both"/>
+        <w:rPr>
+          <w:rFonts w:ascii="Calibri" w:hAnsi="Calibri" w:cs="Calibri"/>
+          <w:b/>
+          <w:bCs/>
+          <w:sz w:val="32"/>
+          <w:szCs w:val="32"/>
+        </w:rPr>
+      </w:pPr>
+      <w:r>
+        <w:rPr>
+          <w:rFonts w:ascii="Calibri" w:hAnsi="Calibri" w:cs="Calibri"/>
+          <w:b/>
+          <w:bCs/>
+          <w:sz w:val="32"/>
+          <w:szCs w:val="32"/>
+        </w:rPr>
+        <w:t>Find failing tests</w:t>
+      </w:r>
+    </w:p>
+    <w:p>
+      <w:pPr>
+        <w:jc w:val="both"/>
+        <w:rPr>
+          <w:rFonts w:ascii="Calibri" w:hAnsi="Calibri" w:cs="Calibri"/>
+          <w:b/>
+          <w:bCs/>
+          <w:sz w:val="32"/>
+          <w:szCs w:val="32"/>
+        </w:rPr>
+      </w:pPr>
+      <w:r>
+        <w:rPr>
+          <w:rFonts w:ascii="Calibri" w:hAnsi="Calibri" w:cs="Calibri"/>
+          <w:b/>
+          <w:bCs/>
+          <w:sz w:val="32"/>
+          <w:szCs w:val="32"/>
+        </w:rPr>
+        <w:t>↓</w:t>
+      </w:r>
+    </w:p>
+    <w:p>
+      <w:pPr>
+        <w:jc w:val="both"/>
+        <w:rPr>
+          <w:rFonts w:ascii="Calibri" w:hAnsi="Calibri" w:cs="Calibri"/>
+          <w:b/>
+          <w:bCs/>
+          <w:sz w:val="32"/>
+          <w:szCs w:val="32"/>
+        </w:rPr>
+      </w:pPr>
+      <w:r>
+        <w:rPr>
+          <w:rFonts w:ascii="Calibri" w:hAnsi="Calibri" w:cs="Calibri"/>
+          <w:b/>
+          <w:bCs/>
+          <w:sz w:val="32"/>
+          <w:szCs w:val="32"/>
+        </w:rPr>
+        <w:t>Generate report</w:t>
+      </w:r>
+    </w:p>
+    <w:p>
+      <w:pPr>
+        <w:jc w:val="both"/>
+        <w:rPr>
+          <w:rFonts w:ascii="Calibri" w:hAnsi="Calibri" w:cs="Calibri"/>
+          <w:sz w:val="36"/>
+          <w:szCs w:val="36"/>
+        </w:rPr>
+      </w:pPr>
+      <w:r>
+        <w:rPr>
+          <w:rFonts w:ascii="Calibri" w:hAnsi="Calibri" w:cs="Calibri"/>
+          <w:sz w:val="36"/>
+          <w:szCs w:val="36"/>
+        </w:rPr>
+        <w:t># When you start work in the morning, we already have a report waiting.</w:t>
+      </w:r>
+    </w:p>
+    <w:p>
+      <w:pPr>
+        <w:jc w:val="both"/>
+        <w:rPr>
+          <w:rFonts w:ascii="Calibri" w:hAnsi="Calibri" w:cs="Calibri"/>
+          <w:sz w:val="36"/>
+          <w:szCs w:val="36"/>
+        </w:rPr>
+      </w:pPr>
+      <w:r>
+        <w:rPr>
+          <w:rFonts w:ascii="Calibri" w:hAnsi="Calibri" w:cs="Calibri"/>
+          <w:sz w:val="36"/>
+          <w:szCs w:val="36"/>
+        </w:rPr>
+        <w:t># Good automation candidates include recurring analyses like bug scanning, CI failure summaries, release notes, and code health checks.</w:t>
+      </w:r>
+    </w:p>
+    <w:p>
+      <w:pPr>
+        <w:jc w:val="both"/>
+        <w:rPr>
+          <w:rFonts w:ascii="Calibri" w:hAnsi="Calibri" w:cs="Calibri"/>
+          <w:sz w:val="36"/>
+          <w:szCs w:val="36"/>
+        </w:rPr>
+      </w:pPr>
+    </w:p>
+    <w:p>
+      <w:pPr>
+        <w:jc w:val="both"/>
+        <w:rPr>
+          <w:rFonts w:ascii="Calibri" w:hAnsi="Calibri" w:cs="Calibri"/>
+          <w:sz w:val="36"/>
+          <w:szCs w:val="36"/>
+        </w:rPr>
+      </w:pPr>
+      <w:r>
+        <w:rPr>
+          <w:rFonts w:ascii="Calibri" w:hAnsi="Calibri" w:cs="Calibri"/>
+          <w:sz w:val="36"/>
+          <w:szCs w:val="36"/>
+        </w:rPr>
+        <w:t>Stage-6, Pull Request Review:</w:t>
+      </w:r>
+    </w:p>
+    <w:p>
+      <w:pPr>
+        <w:jc w:val="both"/>
+        <w:rPr>
+          <w:rFonts w:ascii="Calibri" w:hAnsi="Calibri" w:cs="Calibri"/>
+          <w:sz w:val="36"/>
+          <w:szCs w:val="36"/>
+        </w:rPr>
+      </w:pPr>
+      <w:r>
+        <w:rPr>
+          <w:rFonts w:ascii="Calibri" w:hAnsi="Calibri" w:cs="Calibri"/>
+          <w:sz w:val="36"/>
+          <w:szCs w:val="36"/>
+        </w:rPr>
+        <w:t># Whenever a PR is opened:</w:t>
+      </w:r>
+    </w:p>
+    <w:p>
+      <w:pPr>
+        <w:jc w:val="both"/>
+        <w:rPr>
+          <w:rFonts w:ascii="Calibri" w:hAnsi="Calibri" w:cs="Calibri"/>
+          <w:b/>
+          <w:bCs/>
+          <w:sz w:val="32"/>
+          <w:szCs w:val="32"/>
+        </w:rPr>
+      </w:pPr>
+      <w:r>
+        <w:rPr>
+          <w:rFonts w:ascii="Calibri" w:hAnsi="Calibri" w:cs="Calibri"/>
+          <w:b/>
+          <w:bCs/>
           <w:sz w:val="32"/>
           <w:szCs w:val="32"/>
         </w:rPr>
         <w:lastRenderedPageBreak/>
-        <w:t>Stage-4, GitHub Actions:</w:t>
-      </w:r>
-    </w:p>
-    <w:p>
-      <w:pPr>
-        <w:jc w:val="both"/>
-        <w:rPr>
-          <w:rFonts w:ascii="Carlito" w:hAnsi="Carlito" w:cs="Carlito"/>
-          <w:sz w:val="32"/>
-          <w:szCs w:val="32"/>
-        </w:rPr>
-      </w:pPr>
-      <w:r>
-        <w:rPr>
-          <w:rFonts w:ascii="Carlito" w:hAnsi="Carlito" w:cs="Carlito"/>
-          <w:sz w:val="32"/>
-          <w:szCs w:val="32"/>
-        </w:rPr>
-        <w:t># Instead of reviewing code locally:</w:t>
-      </w:r>
-    </w:p>
-    <w:p>
-      <w:pPr>
-        <w:jc w:val="both"/>
-        <w:rPr>
-          <w:rFonts w:ascii="Carlito" w:hAnsi="Carlito" w:cs="Carlito"/>
-          <w:b/>
-          <w:bCs/>
-          <w:sz w:val="28"/>
-          <w:szCs w:val="28"/>
-        </w:rPr>
-      </w:pPr>
-      <w:r>
-        <w:rPr>
-          <w:rFonts w:ascii="Carlito" w:hAnsi="Carlito" w:cs="Carlito"/>
-          <w:b/>
-          <w:bCs/>
-          <w:sz w:val="28"/>
-          <w:szCs w:val="28"/>
-        </w:rPr>
-        <w:t>Developer pushes code</w:t>
-      </w:r>
-    </w:p>
-    <w:p>
-      <w:pPr>
-        <w:jc w:val="both"/>
-        <w:rPr>
-          <w:rFonts w:ascii="Carlito" w:hAnsi="Carlito" w:cs="Carlito"/>
-          <w:b/>
-          <w:bCs/>
-          <w:sz w:val="28"/>
-          <w:szCs w:val="28"/>
-        </w:rPr>
-      </w:pPr>
-      <w:r>
-        <w:rPr>
-          <w:rFonts w:ascii="Carlito" w:hAnsi="Carlito" w:cs="Carlito"/>
-          <w:b/>
-          <w:bCs/>
-          <w:sz w:val="28"/>
-          <w:szCs w:val="28"/>
+        <w:t>PR Created</w:t>
+      </w:r>
+    </w:p>
+    <w:p>
+      <w:pPr>
+        <w:jc w:val="both"/>
+        <w:rPr>
+          <w:rFonts w:ascii="Calibri" w:hAnsi="Calibri" w:cs="Calibri"/>
+          <w:b/>
+          <w:bCs/>
+          <w:sz w:val="32"/>
+          <w:szCs w:val="32"/>
+        </w:rPr>
+      </w:pPr>
+      <w:r>
+        <w:rPr>
+          <w:rFonts w:ascii="Calibri" w:hAnsi="Calibri" w:cs="Calibri"/>
+          <w:b/>
+          <w:bCs/>
+          <w:sz w:val="32"/>
+          <w:szCs w:val="32"/>
         </w:rPr>
         <w:t>↓</w:t>
       </w:r>
@@ -1129,42 +1778,42 @@
       <w:pPr>
         <w:jc w:val="both"/>
         <w:rPr>
-          <w:rFonts w:ascii="Carlito" w:hAnsi="Carlito" w:cs="Carlito"/>
-          <w:b/>
-          <w:bCs/>
-          <w:sz w:val="28"/>
-          <w:szCs w:val="28"/>
-        </w:rPr>
-      </w:pPr>
-      <w:r>
-        <w:rPr>
-          <w:rFonts w:ascii="Carlito" w:hAnsi="Carlito" w:cs="Carlito"/>
-          <w:b/>
-          <w:bCs/>
-          <w:sz w:val="28"/>
-          <w:szCs w:val="28"/>
-        </w:rPr>
-        <w:t>GitHub Actions</w:t>
-      </w:r>
-    </w:p>
-    <w:p>
-      <w:pPr>
-        <w:jc w:val="both"/>
-        <w:rPr>
-          <w:rFonts w:ascii="Carlito" w:hAnsi="Carlito" w:cs="Carlito"/>
-          <w:b/>
-          <w:bCs/>
-          <w:sz w:val="28"/>
-          <w:szCs w:val="28"/>
-        </w:rPr>
-      </w:pPr>
-      <w:r>
-        <w:rPr>
-          <w:rFonts w:ascii="Carlito" w:hAnsi="Carlito" w:cs="Carlito"/>
-          <w:b/>
-          <w:bCs/>
-          <w:sz w:val="28"/>
-          <w:szCs w:val="28"/>
+          <w:rFonts w:ascii="Calibri" w:hAnsi="Calibri" w:cs="Calibri"/>
+          <w:b/>
+          <w:bCs/>
+          <w:sz w:val="32"/>
+          <w:szCs w:val="32"/>
+        </w:rPr>
+      </w:pPr>
+      <w:r>
+        <w:rPr>
+          <w:rFonts w:ascii="Calibri" w:hAnsi="Calibri" w:cs="Calibri"/>
+          <w:b/>
+          <w:bCs/>
+          <w:sz w:val="32"/>
+          <w:szCs w:val="32"/>
+        </w:rPr>
+        <w:t>Codex</w:t>
+      </w:r>
+    </w:p>
+    <w:p>
+      <w:pPr>
+        <w:jc w:val="both"/>
+        <w:rPr>
+          <w:rFonts w:ascii="Calibri" w:hAnsi="Calibri" w:cs="Calibri"/>
+          <w:b/>
+          <w:bCs/>
+          <w:sz w:val="32"/>
+          <w:szCs w:val="32"/>
+        </w:rPr>
+      </w:pPr>
+      <w:r>
+        <w:rPr>
+          <w:rFonts w:ascii="Calibri" w:hAnsi="Calibri" w:cs="Calibri"/>
+          <w:b/>
+          <w:bCs/>
+          <w:sz w:val="32"/>
+          <w:szCs w:val="32"/>
         </w:rPr>
         <w:t>↓</w:t>
       </w:r>
@@ -1173,42 +1822,42 @@
       <w:pPr>
         <w:jc w:val="both"/>
         <w:rPr>
-          <w:rFonts w:ascii="Carlito" w:hAnsi="Carlito" w:cs="Carlito"/>
-          <w:b/>
-          <w:bCs/>
-          <w:sz w:val="28"/>
-          <w:szCs w:val="28"/>
-        </w:rPr>
-      </w:pPr>
-      <w:r>
-        <w:rPr>
-          <w:rFonts w:ascii="Carlito" w:hAnsi="Carlito" w:cs="Carlito"/>
-          <w:b/>
-          <w:bCs/>
-          <w:sz w:val="28"/>
-          <w:szCs w:val="28"/>
-        </w:rPr>
-        <w:t>Codex Review</w:t>
-      </w:r>
-    </w:p>
-    <w:p>
-      <w:pPr>
-        <w:jc w:val="both"/>
-        <w:rPr>
-          <w:rFonts w:ascii="Carlito" w:hAnsi="Carlito" w:cs="Carlito"/>
-          <w:b/>
-          <w:bCs/>
-          <w:sz w:val="28"/>
-          <w:szCs w:val="28"/>
-        </w:rPr>
-      </w:pPr>
-      <w:r>
-        <w:rPr>
-          <w:rFonts w:ascii="Carlito" w:hAnsi="Carlito" w:cs="Carlito"/>
-          <w:b/>
-          <w:bCs/>
-          <w:sz w:val="28"/>
-          <w:szCs w:val="28"/>
+          <w:rFonts w:ascii="Calibri" w:hAnsi="Calibri" w:cs="Calibri"/>
+          <w:b/>
+          <w:bCs/>
+          <w:sz w:val="32"/>
+          <w:szCs w:val="32"/>
+        </w:rPr>
+      </w:pPr>
+      <w:r>
+        <w:rPr>
+          <w:rFonts w:ascii="Calibri" w:hAnsi="Calibri" w:cs="Calibri"/>
+          <w:b/>
+          <w:bCs/>
+          <w:sz w:val="32"/>
+          <w:szCs w:val="32"/>
+        </w:rPr>
+        <w:t>Architecture Review</w:t>
+      </w:r>
+    </w:p>
+    <w:p>
+      <w:pPr>
+        <w:jc w:val="both"/>
+        <w:rPr>
+          <w:rFonts w:ascii="Calibri" w:hAnsi="Calibri" w:cs="Calibri"/>
+          <w:b/>
+          <w:bCs/>
+          <w:sz w:val="32"/>
+          <w:szCs w:val="32"/>
+        </w:rPr>
+      </w:pPr>
+      <w:r>
+        <w:rPr>
+          <w:rFonts w:ascii="Calibri" w:hAnsi="Calibri" w:cs="Calibri"/>
+          <w:b/>
+          <w:bCs/>
+          <w:sz w:val="32"/>
+          <w:szCs w:val="32"/>
         </w:rPr>
         <w:t>↓</w:t>
       </w:r>
@@ -1217,42 +1866,42 @@
       <w:pPr>
         <w:jc w:val="both"/>
         <w:rPr>
-          <w:rFonts w:ascii="Carlito" w:hAnsi="Carlito" w:cs="Carlito"/>
-          <w:b/>
-          <w:bCs/>
-          <w:sz w:val="28"/>
-          <w:szCs w:val="28"/>
-        </w:rPr>
-      </w:pPr>
-      <w:r>
-        <w:rPr>
-          <w:rFonts w:ascii="Carlito" w:hAnsi="Carlito" w:cs="Carlito"/>
-          <w:b/>
-          <w:bCs/>
-          <w:sz w:val="28"/>
-          <w:szCs w:val="28"/>
-        </w:rPr>
-        <w:t>Comment on PR</w:t>
-      </w:r>
-    </w:p>
-    <w:p>
-      <w:pPr>
-        <w:jc w:val="both"/>
-        <w:rPr>
-          <w:rFonts w:ascii="Carlito" w:hAnsi="Carlito" w:cs="Carlito"/>
-          <w:b/>
-          <w:bCs/>
-          <w:sz w:val="28"/>
-          <w:szCs w:val="28"/>
-        </w:rPr>
-      </w:pPr>
-      <w:r>
-        <w:rPr>
-          <w:rFonts w:ascii="Carlito" w:hAnsi="Carlito" w:cs="Carlito"/>
-          <w:b/>
-          <w:bCs/>
-          <w:sz w:val="28"/>
-          <w:szCs w:val="28"/>
+          <w:rFonts w:ascii="Calibri" w:hAnsi="Calibri" w:cs="Calibri"/>
+          <w:b/>
+          <w:bCs/>
+          <w:sz w:val="32"/>
+          <w:szCs w:val="32"/>
+        </w:rPr>
+      </w:pPr>
+      <w:r>
+        <w:rPr>
+          <w:rFonts w:ascii="Calibri" w:hAnsi="Calibri" w:cs="Calibri"/>
+          <w:b/>
+          <w:bCs/>
+          <w:sz w:val="32"/>
+          <w:szCs w:val="32"/>
+        </w:rPr>
+        <w:t>Performance Review</w:t>
+      </w:r>
+    </w:p>
+    <w:p>
+      <w:pPr>
+        <w:jc w:val="both"/>
+        <w:rPr>
+          <w:rFonts w:ascii="Calibri" w:hAnsi="Calibri" w:cs="Calibri"/>
+          <w:b/>
+          <w:bCs/>
+          <w:sz w:val="32"/>
+          <w:szCs w:val="32"/>
+        </w:rPr>
+      </w:pPr>
+      <w:r>
+        <w:rPr>
+          <w:rFonts w:ascii="Calibri" w:hAnsi="Calibri" w:cs="Calibri"/>
+          <w:b/>
+          <w:bCs/>
+          <w:sz w:val="32"/>
+          <w:szCs w:val="32"/>
         </w:rPr>
         <w:t>↓</w:t>
       </w:r>
@@ -1261,42 +1910,42 @@
       <w:pPr>
         <w:jc w:val="both"/>
         <w:rPr>
-          <w:rFonts w:ascii="Carlito" w:hAnsi="Carlito" w:cs="Carlito"/>
-          <w:b/>
-          <w:bCs/>
-          <w:sz w:val="28"/>
-          <w:szCs w:val="28"/>
-        </w:rPr>
-      </w:pPr>
-      <w:r>
-        <w:rPr>
-          <w:rFonts w:ascii="Carlito" w:hAnsi="Carlito" w:cs="Carlito"/>
-          <w:b/>
-          <w:bCs/>
-          <w:sz w:val="28"/>
-          <w:szCs w:val="28"/>
-        </w:rPr>
-        <w:t>Developer fixes issues</w:t>
-      </w:r>
-    </w:p>
-    <w:p>
-      <w:pPr>
-        <w:jc w:val="both"/>
-        <w:rPr>
-          <w:rFonts w:ascii="Carlito" w:hAnsi="Carlito" w:cs="Carlito"/>
-          <w:b/>
-          <w:bCs/>
-          <w:sz w:val="28"/>
-          <w:szCs w:val="28"/>
-        </w:rPr>
-      </w:pPr>
-      <w:r>
-        <w:rPr>
-          <w:rFonts w:ascii="Carlito" w:hAnsi="Carlito" w:cs="Carlito"/>
-          <w:b/>
-          <w:bCs/>
-          <w:sz w:val="28"/>
-          <w:szCs w:val="28"/>
+          <w:rFonts w:ascii="Calibri" w:hAnsi="Calibri" w:cs="Calibri"/>
+          <w:b/>
+          <w:bCs/>
+          <w:sz w:val="32"/>
+          <w:szCs w:val="32"/>
+        </w:rPr>
+      </w:pPr>
+      <w:r>
+        <w:rPr>
+          <w:rFonts w:ascii="Calibri" w:hAnsi="Calibri" w:cs="Calibri"/>
+          <w:b/>
+          <w:bCs/>
+          <w:sz w:val="32"/>
+          <w:szCs w:val="32"/>
+        </w:rPr>
+        <w:t>Testing Review</w:t>
+      </w:r>
+    </w:p>
+    <w:p>
+      <w:pPr>
+        <w:jc w:val="both"/>
+        <w:rPr>
+          <w:rFonts w:ascii="Calibri" w:hAnsi="Calibri" w:cs="Calibri"/>
+          <w:b/>
+          <w:bCs/>
+          <w:sz w:val="32"/>
+          <w:szCs w:val="32"/>
+        </w:rPr>
+      </w:pPr>
+      <w:r>
+        <w:rPr>
+          <w:rFonts w:ascii="Calibri" w:hAnsi="Calibri" w:cs="Calibri"/>
+          <w:b/>
+          <w:bCs/>
+          <w:sz w:val="32"/>
+          <w:szCs w:val="32"/>
         </w:rPr>
         <w:t>↓</w:t>
       </w:r>
@@ -1305,146 +1954,42 @@
       <w:pPr>
         <w:jc w:val="both"/>
         <w:rPr>
-          <w:rFonts w:ascii="Carlito" w:hAnsi="Carlito" w:cs="Carlito"/>
-          <w:b/>
-          <w:bCs/>
-          <w:sz w:val="28"/>
-          <w:szCs w:val="28"/>
-        </w:rPr>
-      </w:pPr>
-      <w:r>
-        <w:rPr>
-          <w:rFonts w:ascii="Carlito" w:hAnsi="Carlito" w:cs="Carlito"/>
-          <w:b/>
-          <w:bCs/>
-          <w:sz w:val="28"/>
-          <w:szCs w:val="28"/>
-        </w:rPr>
-        <w:t>Merge</w:t>
-      </w:r>
-    </w:p>
-    <w:p>
-      <w:pPr>
-        <w:jc w:val="both"/>
-        <w:rPr>
-          <w:rFonts w:ascii="Carlito" w:hAnsi="Carlito" w:cs="Carlito"/>
-          <w:sz w:val="32"/>
-          <w:szCs w:val="32"/>
-        </w:rPr>
-      </w:pPr>
-      <w:r>
-        <w:rPr>
-          <w:rFonts w:ascii="Carlito" w:hAnsi="Carlito" w:cs="Carlito"/>
-          <w:sz w:val="32"/>
-          <w:szCs w:val="32"/>
-        </w:rPr>
-        <w:t xml:space="preserve"># Since, </w:t>
-      </w:r>
-      <w:r>
-        <w:rPr>
-          <w:rFonts w:ascii="Carlito" w:hAnsi="Carlito" w:cs="Carlito"/>
-          <w:b/>
-          <w:bCs/>
-          <w:sz w:val="32"/>
-          <w:szCs w:val="32"/>
-        </w:rPr>
-        <w:t>codex exec</w:t>
-      </w:r>
-      <w:r>
-        <w:rPr>
-          <w:rFonts w:ascii="Carlito" w:hAnsi="Carlito" w:cs="Carlito"/>
-          <w:sz w:val="32"/>
-          <w:szCs w:val="32"/>
-        </w:rPr>
-        <w:t xml:space="preserve"> is non-interactive, it's suitable for CI/CD environments.</w:t>
-      </w:r>
-    </w:p>
-    <w:p>
-      <w:pPr>
-        <w:jc w:val="both"/>
-        <w:rPr>
-          <w:rFonts w:ascii="Carlito" w:hAnsi="Carlito" w:cs="Carlito"/>
-          <w:sz w:val="32"/>
-          <w:szCs w:val="32"/>
-        </w:rPr>
-      </w:pPr>
-    </w:p>
-    <w:p>
-      <w:pPr>
-        <w:jc w:val="both"/>
-        <w:rPr>
-          <w:rFonts w:ascii="Carlito" w:hAnsi="Carlito" w:cs="Carlito"/>
-          <w:sz w:val="32"/>
-          <w:szCs w:val="32"/>
-        </w:rPr>
-      </w:pPr>
-      <w:r>
-        <w:rPr>
-          <w:rFonts w:ascii="Carlito" w:hAnsi="Carlito" w:cs="Carlito"/>
-          <w:sz w:val="32"/>
-          <w:szCs w:val="32"/>
-        </w:rPr>
-        <w:t>Stage-5, Nightly Reviews:</w:t>
-      </w:r>
-    </w:p>
-    <w:p>
-      <w:pPr>
-        <w:jc w:val="both"/>
-        <w:rPr>
-          <w:rFonts w:ascii="Carlito" w:hAnsi="Carlito" w:cs="Carlito"/>
-          <w:sz w:val="32"/>
-          <w:szCs w:val="32"/>
-        </w:rPr>
-      </w:pPr>
-      <w:r>
-        <w:rPr>
-          <w:rFonts w:ascii="Carlito" w:hAnsi="Carlito" w:cs="Carlito"/>
-          <w:sz w:val="32"/>
-          <w:szCs w:val="32"/>
-        </w:rPr>
-        <w:t># Imagine every night:</w:t>
-      </w:r>
-    </w:p>
-    <w:p>
-      <w:pPr>
-        <w:jc w:val="both"/>
-        <w:rPr>
-          <w:rFonts w:ascii="Carlito" w:hAnsi="Carlito" w:cs="Carlito"/>
-          <w:b/>
-          <w:bCs/>
-          <w:sz w:val="28"/>
-          <w:szCs w:val="28"/>
-        </w:rPr>
-      </w:pPr>
-      <w:r>
-        <w:rPr>
-          <w:rFonts w:ascii="Carlito" w:hAnsi="Carlito" w:cs="Carlito"/>
-          <w:b/>
-          <w:bCs/>
-          <w:sz w:val="28"/>
-          <w:szCs w:val="28"/>
-        </w:rPr>
-        <w:t>2:00 AM</w:t>
-      </w:r>
-    </w:p>
-    <w:p>
-      <w:pPr>
-        <w:jc w:val="both"/>
-        <w:rPr>
-          <w:rFonts w:ascii="Carlito" w:hAnsi="Carlito" w:cs="Carlito"/>
-          <w:b/>
-          <w:bCs/>
-          <w:sz w:val="28"/>
-          <w:szCs w:val="28"/>
-        </w:rPr>
-      </w:pPr>
-      <w:r>
-        <w:rPr>
-          <w:rFonts w:ascii="Carlito" w:hAnsi="Carlito" w:cs="Carlito"/>
-          <w:b/>
-          <w:bCs/>
-          <w:sz w:val="28"/>
-          <w:szCs w:val="28"/>
+          <w:rFonts w:ascii="Calibri" w:hAnsi="Calibri" w:cs="Calibri"/>
+          <w:b/>
+          <w:bCs/>
+          <w:sz w:val="32"/>
+          <w:szCs w:val="32"/>
+        </w:rPr>
+      </w:pPr>
+      <w:r>
+        <w:rPr>
+          <w:rFonts w:ascii="Calibri" w:hAnsi="Calibri" w:cs="Calibri"/>
+          <w:b/>
+          <w:bCs/>
+          <w:sz w:val="32"/>
+          <w:szCs w:val="32"/>
+        </w:rPr>
+        <w:t>Security Review</w:t>
+      </w:r>
+    </w:p>
+    <w:p>
+      <w:pPr>
+        <w:jc w:val="both"/>
+        <w:rPr>
+          <w:rFonts w:ascii="Calibri" w:hAnsi="Calibri" w:cs="Calibri"/>
+          <w:b/>
+          <w:bCs/>
+          <w:sz w:val="32"/>
+          <w:szCs w:val="32"/>
+        </w:rPr>
+      </w:pPr>
+      <w:r>
+        <w:rPr>
+          <w:rFonts w:ascii="Calibri" w:hAnsi="Calibri" w:cs="Calibri"/>
+          <w:b/>
+          <w:bCs/>
+          <w:sz w:val="32"/>
+          <w:szCs w:val="32"/>
         </w:rPr>
         <w:t>↓</w:t>
       </w:r>
@@ -1453,42 +1998,110 @@
       <w:pPr>
         <w:jc w:val="both"/>
         <w:rPr>
-          <w:rFonts w:ascii="Carlito" w:hAnsi="Carlito" w:cs="Carlito"/>
-          <w:b/>
-          <w:bCs/>
-          <w:sz w:val="28"/>
-          <w:szCs w:val="28"/>
-        </w:rPr>
-      </w:pPr>
-      <w:r>
-        <w:rPr>
-          <w:rFonts w:ascii="Carlito" w:hAnsi="Carlito" w:cs="Carlito"/>
-          <w:b/>
-          <w:bCs/>
-          <w:sz w:val="28"/>
-          <w:szCs w:val="28"/>
-        </w:rPr>
-        <w:t>Review repository</w:t>
-      </w:r>
-    </w:p>
-    <w:p>
-      <w:pPr>
-        <w:jc w:val="both"/>
-        <w:rPr>
-          <w:rFonts w:ascii="Carlito" w:hAnsi="Carlito" w:cs="Carlito"/>
-          <w:b/>
-          <w:bCs/>
-          <w:sz w:val="28"/>
-          <w:szCs w:val="28"/>
-        </w:rPr>
-      </w:pPr>
-      <w:r>
-        <w:rPr>
-          <w:rFonts w:ascii="Carlito" w:hAnsi="Carlito" w:cs="Carlito"/>
-          <w:b/>
-          <w:bCs/>
-          <w:sz w:val="28"/>
-          <w:szCs w:val="28"/>
+          <w:rFonts w:ascii="Calibri" w:hAnsi="Calibri" w:cs="Calibri"/>
+          <w:b/>
+          <w:bCs/>
+          <w:sz w:val="32"/>
+          <w:szCs w:val="32"/>
+        </w:rPr>
+      </w:pPr>
+      <w:r>
+        <w:rPr>
+          <w:rFonts w:ascii="Calibri" w:hAnsi="Calibri" w:cs="Calibri"/>
+          <w:b/>
+          <w:bCs/>
+          <w:sz w:val="32"/>
+          <w:szCs w:val="32"/>
+        </w:rPr>
+        <w:t>Comments</w:t>
+      </w:r>
+    </w:p>
+    <w:p>
+      <w:pPr>
+        <w:jc w:val="both"/>
+        <w:rPr>
+          <w:rFonts w:ascii="Calibri" w:hAnsi="Calibri" w:cs="Calibri"/>
+          <w:sz w:val="36"/>
+          <w:szCs w:val="36"/>
+        </w:rPr>
+      </w:pPr>
+    </w:p>
+    <w:p>
+      <w:pPr>
+        <w:jc w:val="both"/>
+        <w:rPr>
+          <w:rFonts w:ascii="Calibri" w:hAnsi="Calibri" w:cs="Calibri"/>
+          <w:sz w:val="36"/>
+          <w:szCs w:val="36"/>
+        </w:rPr>
+      </w:pPr>
+      <w:r>
+        <w:rPr>
+          <w:rFonts w:ascii="Calibri" w:hAnsi="Calibri" w:cs="Calibri"/>
+          <w:sz w:val="36"/>
+          <w:szCs w:val="36"/>
+        </w:rPr>
+        <w:t>Stage-7, Flutter Automation:</w:t>
+      </w:r>
+    </w:p>
+    <w:p>
+      <w:pPr>
+        <w:jc w:val="both"/>
+        <w:rPr>
+          <w:rFonts w:ascii="Calibri" w:hAnsi="Calibri" w:cs="Calibri"/>
+          <w:sz w:val="36"/>
+          <w:szCs w:val="36"/>
+        </w:rPr>
+      </w:pPr>
+      <w:r>
+        <w:rPr>
+          <w:rFonts w:ascii="Calibri" w:hAnsi="Calibri" w:cs="Calibri"/>
+          <w:sz w:val="36"/>
+          <w:szCs w:val="36"/>
+        </w:rPr>
+        <w:t># Imagine our own portfolio project. Where every push automatically runs:</w:t>
+      </w:r>
+    </w:p>
+    <w:p>
+      <w:pPr>
+        <w:jc w:val="both"/>
+        <w:rPr>
+          <w:rFonts w:ascii="Calibri" w:hAnsi="Calibri" w:cs="Calibri"/>
+          <w:b/>
+          <w:bCs/>
+          <w:sz w:val="32"/>
+          <w:szCs w:val="32"/>
+        </w:rPr>
+      </w:pPr>
+      <w:r>
+        <w:rPr>
+          <w:rFonts w:ascii="Calibri" w:hAnsi="Calibri" w:cs="Calibri"/>
+          <w:b/>
+          <w:bCs/>
+          <w:sz w:val="32"/>
+          <w:szCs w:val="32"/>
+        </w:rPr>
+        <w:t>flutter analyze</w:t>
+      </w:r>
+    </w:p>
+    <w:p>
+      <w:pPr>
+        <w:jc w:val="both"/>
+        <w:rPr>
+          <w:rFonts w:ascii="Calibri" w:hAnsi="Calibri" w:cs="Calibri"/>
+          <w:b/>
+          <w:bCs/>
+          <w:sz w:val="32"/>
+          <w:szCs w:val="32"/>
+        </w:rPr>
+      </w:pPr>
+      <w:r>
+        <w:rPr>
+          <w:rFonts w:ascii="Calibri" w:hAnsi="Calibri" w:cs="Calibri"/>
+          <w:b/>
+          <w:bCs/>
+          <w:sz w:val="32"/>
+          <w:szCs w:val="32"/>
         </w:rPr>
         <w:t>↓</w:t>
       </w:r>
@@ -1497,42 +2110,42 @@
       <w:pPr>
         <w:jc w:val="both"/>
         <w:rPr>
-          <w:rFonts w:ascii="Carlito" w:hAnsi="Carlito" w:cs="Carlito"/>
-          <w:b/>
-          <w:bCs/>
-          <w:sz w:val="28"/>
-          <w:szCs w:val="28"/>
-        </w:rPr>
-      </w:pPr>
-      <w:r>
-        <w:rPr>
-          <w:rFonts w:ascii="Carlito" w:hAnsi="Carlito" w:cs="Carlito"/>
-          <w:b/>
-          <w:bCs/>
-          <w:sz w:val="28"/>
-          <w:szCs w:val="28"/>
-        </w:rPr>
-        <w:t>Find duplicated code</w:t>
-      </w:r>
-    </w:p>
-    <w:p>
-      <w:pPr>
-        <w:jc w:val="both"/>
-        <w:rPr>
-          <w:rFonts w:ascii="Carlito" w:hAnsi="Carlito" w:cs="Carlito"/>
-          <w:b/>
-          <w:bCs/>
-          <w:sz w:val="28"/>
-          <w:szCs w:val="28"/>
-        </w:rPr>
-      </w:pPr>
-      <w:r>
-        <w:rPr>
-          <w:rFonts w:ascii="Carlito" w:hAnsi="Carlito" w:cs="Carlito"/>
-          <w:b/>
-          <w:bCs/>
-          <w:sz w:val="28"/>
-          <w:szCs w:val="28"/>
+          <w:rFonts w:ascii="Calibri" w:hAnsi="Calibri" w:cs="Calibri"/>
+          <w:b/>
+          <w:bCs/>
+          <w:sz w:val="32"/>
+          <w:szCs w:val="32"/>
+        </w:rPr>
+      </w:pPr>
+      <w:r>
+        <w:rPr>
+          <w:rFonts w:ascii="Calibri" w:hAnsi="Calibri" w:cs="Calibri"/>
+          <w:b/>
+          <w:bCs/>
+          <w:sz w:val="32"/>
+          <w:szCs w:val="32"/>
+        </w:rPr>
+        <w:t>flutter test</w:t>
+      </w:r>
+    </w:p>
+    <w:p>
+      <w:pPr>
+        <w:jc w:val="both"/>
+        <w:rPr>
+          <w:rFonts w:ascii="Calibri" w:hAnsi="Calibri" w:cs="Calibri"/>
+          <w:b/>
+          <w:bCs/>
+          <w:sz w:val="32"/>
+          <w:szCs w:val="32"/>
+        </w:rPr>
+      </w:pPr>
+      <w:r>
+        <w:rPr>
+          <w:rFonts w:ascii="Calibri" w:hAnsi="Calibri" w:cs="Calibri"/>
+          <w:b/>
+          <w:bCs/>
+          <w:sz w:val="32"/>
+          <w:szCs w:val="32"/>
         </w:rPr>
         <w:t>↓</w:t>
       </w:r>
@@ -1541,44 +2154,88 @@
       <w:pPr>
         <w:jc w:val="both"/>
         <w:rPr>
-          <w:rFonts w:ascii="Carlito" w:hAnsi="Carlito" w:cs="Carlito"/>
-          <w:b/>
-          <w:bCs/>
-          <w:sz w:val="28"/>
-          <w:szCs w:val="28"/>
-        </w:rPr>
-      </w:pPr>
-      <w:r>
-        <w:rPr>
-          <w:rFonts w:ascii="Carlito" w:hAnsi="Carlito" w:cs="Carlito"/>
-          <w:b/>
-          <w:bCs/>
-          <w:sz w:val="28"/>
-          <w:szCs w:val="28"/>
-        </w:rPr>
-        <w:t>Find TODOs</w:t>
-      </w:r>
-    </w:p>
-    <w:p>
-      <w:pPr>
-        <w:jc w:val="both"/>
-        <w:rPr>
-          <w:rFonts w:ascii="Carlito" w:hAnsi="Carlito" w:cs="Carlito"/>
-          <w:b/>
-          <w:bCs/>
-          <w:sz w:val="28"/>
-          <w:szCs w:val="28"/>
-        </w:rPr>
-      </w:pPr>
-      <w:r>
-        <w:rPr>
-          <w:rFonts w:ascii="Carlito" w:hAnsi="Carlito" w:cs="Carlito"/>
-          <w:b/>
-          <w:bCs/>
-          <w:sz w:val="28"/>
-          <w:szCs w:val="28"/>
+          <w:rFonts w:ascii="Calibri" w:hAnsi="Calibri" w:cs="Calibri"/>
+          <w:b/>
+          <w:bCs/>
+          <w:sz w:val="32"/>
+          <w:szCs w:val="32"/>
+        </w:rPr>
+      </w:pPr>
+      <w:r>
+        <w:rPr>
+          <w:rFonts w:ascii="Calibri" w:hAnsi="Calibri" w:cs="Calibri"/>
+          <w:b/>
+          <w:bCs/>
+          <w:sz w:val="32"/>
+          <w:szCs w:val="32"/>
+        </w:rPr>
+        <w:t>Codex Architecture Review</w:t>
+      </w:r>
+    </w:p>
+    <w:p>
+      <w:pPr>
+        <w:jc w:val="both"/>
+        <w:rPr>
+          <w:rFonts w:ascii="Calibri" w:hAnsi="Calibri" w:cs="Calibri"/>
+          <w:b/>
+          <w:bCs/>
+          <w:sz w:val="32"/>
+          <w:szCs w:val="32"/>
+        </w:rPr>
+      </w:pPr>
+      <w:r>
+        <w:rPr>
+          <w:rFonts w:ascii="Calibri" w:hAnsi="Calibri" w:cs="Calibri"/>
+          <w:b/>
+          <w:bCs/>
+          <w:sz w:val="32"/>
+          <w:szCs w:val="32"/>
+        </w:rPr>
+        <w:t>↓</w:t>
+      </w:r>
+    </w:p>
+    <w:p>
+      <w:pPr>
+        <w:jc w:val="both"/>
+        <w:rPr>
+          <w:rFonts w:ascii="Calibri" w:hAnsi="Calibri" w:cs="Calibri"/>
+          <w:b/>
+          <w:bCs/>
+          <w:sz w:val="32"/>
+          <w:szCs w:val="32"/>
+        </w:rPr>
+      </w:pPr>
+      <w:r>
+        <w:rPr>
+          <w:rFonts w:ascii="Calibri" w:hAnsi="Calibri" w:cs="Calibri"/>
+          <w:b/>
+          <w:bCs/>
+          <w:sz w:val="32"/>
+          <w:szCs w:val="32"/>
         </w:rPr>
         <w:lastRenderedPageBreak/>
+        <w:t>Performance Review</w:t>
+      </w:r>
+    </w:p>
+    <w:p>
+      <w:pPr>
+        <w:jc w:val="both"/>
+        <w:rPr>
+          <w:rFonts w:ascii="Calibri" w:hAnsi="Calibri" w:cs="Calibri"/>
+          <w:b/>
+          <w:bCs/>
+          <w:sz w:val="32"/>
+          <w:szCs w:val="32"/>
+        </w:rPr>
+      </w:pPr>
+      <w:r>
+        <w:rPr>
+          <w:rFonts w:ascii="Calibri" w:hAnsi="Calibri" w:cs="Calibri"/>
+          <w:b/>
+          <w:bCs/>
+          <w:sz w:val="32"/>
+          <w:szCs w:val="32"/>
+        </w:rPr>
         <w:t>↓</w:t>
       </w:r>
     </w:p>
@@ -1586,42 +2243,42 @@
       <w:pPr>
         <w:jc w:val="both"/>
         <w:rPr>
-          <w:rFonts w:ascii="Carlito" w:hAnsi="Carlito" w:cs="Carlito"/>
-          <w:b/>
-          <w:bCs/>
-          <w:sz w:val="28"/>
-          <w:szCs w:val="28"/>
-        </w:rPr>
-      </w:pPr>
-      <w:r>
-        <w:rPr>
-          <w:rFonts w:ascii="Carlito" w:hAnsi="Carlito" w:cs="Carlito"/>
-          <w:b/>
-          <w:bCs/>
-          <w:sz w:val="28"/>
-          <w:szCs w:val="28"/>
-        </w:rPr>
-        <w:t>Find failing tests</w:t>
-      </w:r>
-    </w:p>
-    <w:p>
-      <w:pPr>
-        <w:jc w:val="both"/>
-        <w:rPr>
-          <w:rFonts w:ascii="Carlito" w:hAnsi="Carlito" w:cs="Carlito"/>
-          <w:b/>
-          <w:bCs/>
-          <w:sz w:val="28"/>
-          <w:szCs w:val="28"/>
-        </w:rPr>
-      </w:pPr>
-      <w:r>
-        <w:rPr>
-          <w:rFonts w:ascii="Carlito" w:hAnsi="Carlito" w:cs="Carlito"/>
-          <w:b/>
-          <w:bCs/>
-          <w:sz w:val="28"/>
-          <w:szCs w:val="28"/>
+          <w:rFonts w:ascii="Calibri" w:hAnsi="Calibri" w:cs="Calibri"/>
+          <w:b/>
+          <w:bCs/>
+          <w:sz w:val="32"/>
+          <w:szCs w:val="32"/>
+        </w:rPr>
+      </w:pPr>
+      <w:r>
+        <w:rPr>
+          <w:rFonts w:ascii="Calibri" w:hAnsi="Calibri" w:cs="Calibri"/>
+          <w:b/>
+          <w:bCs/>
+          <w:sz w:val="32"/>
+          <w:szCs w:val="32"/>
+        </w:rPr>
+        <w:t>Generate Markdown Report</w:t>
+      </w:r>
+    </w:p>
+    <w:p>
+      <w:pPr>
+        <w:jc w:val="both"/>
+        <w:rPr>
+          <w:rFonts w:ascii="Calibri" w:hAnsi="Calibri" w:cs="Calibri"/>
+          <w:b/>
+          <w:bCs/>
+          <w:sz w:val="32"/>
+          <w:szCs w:val="32"/>
+        </w:rPr>
+      </w:pPr>
+      <w:r>
+        <w:rPr>
+          <w:rFonts w:ascii="Calibri" w:hAnsi="Calibri" w:cs="Calibri"/>
+          <w:b/>
+          <w:bCs/>
+          <w:sz w:val="32"/>
+          <w:szCs w:val="32"/>
         </w:rPr>
         <w:t>↓</w:t>
       </w:r>
@@ -1630,677 +2287,20 @@
       <w:pPr>
         <w:jc w:val="both"/>
         <w:rPr>
-          <w:rFonts w:ascii="Carlito" w:hAnsi="Carlito" w:cs="Carlito"/>
-          <w:b/>
-          <w:bCs/>
-          <w:sz w:val="28"/>
-          <w:szCs w:val="28"/>
-        </w:rPr>
-      </w:pPr>
-      <w:r>
-        <w:rPr>
-          <w:rFonts w:ascii="Carlito" w:hAnsi="Carlito" w:cs="Carlito"/>
-          <w:b/>
-          <w:bCs/>
-          <w:sz w:val="28"/>
-          <w:szCs w:val="28"/>
-        </w:rPr>
-        <w:t>Generate report</w:t>
-      </w:r>
-    </w:p>
-    <w:p>
-      <w:pPr>
-        <w:jc w:val="both"/>
-        <w:rPr>
-          <w:rFonts w:ascii="Carlito" w:hAnsi="Carlito" w:cs="Carlito"/>
-          <w:sz w:val="32"/>
-          <w:szCs w:val="32"/>
-        </w:rPr>
-      </w:pPr>
-      <w:r>
-        <w:rPr>
-          <w:rFonts w:ascii="Carlito" w:hAnsi="Carlito" w:cs="Carlito"/>
-          <w:sz w:val="32"/>
-          <w:szCs w:val="32"/>
-        </w:rPr>
-        <w:t># When you start work in the morning, we already have a report waiting.</w:t>
-      </w:r>
-    </w:p>
-    <w:p>
-      <w:pPr>
-        <w:jc w:val="both"/>
-        <w:rPr>
-          <w:rFonts w:ascii="Carlito" w:hAnsi="Carlito" w:cs="Carlito"/>
-          <w:sz w:val="32"/>
-          <w:szCs w:val="32"/>
-        </w:rPr>
-      </w:pPr>
-      <w:r>
-        <w:rPr>
-          <w:rFonts w:ascii="Carlito" w:hAnsi="Carlito" w:cs="Carlito"/>
-          <w:sz w:val="32"/>
-          <w:szCs w:val="32"/>
-        </w:rPr>
-        <w:t># Good automation candidates include recurring analyses like bug scanning, CI failure summaries, release notes, and code health checks.</w:t>
-      </w:r>
-    </w:p>
-    <w:p>
-      <w:pPr>
-        <w:jc w:val="both"/>
-        <w:rPr>
-          <w:rFonts w:ascii="Carlito" w:hAnsi="Carlito" w:cs="Carlito"/>
-          <w:sz w:val="32"/>
-          <w:szCs w:val="32"/>
-        </w:rPr>
-      </w:pPr>
-    </w:p>
-    <w:p>
-      <w:pPr>
-        <w:jc w:val="both"/>
-        <w:rPr>
-          <w:rFonts w:ascii="Carlito" w:hAnsi="Carlito" w:cs="Carlito"/>
-          <w:sz w:val="32"/>
-          <w:szCs w:val="32"/>
-        </w:rPr>
-      </w:pPr>
-      <w:r>
-        <w:rPr>
-          <w:rFonts w:ascii="Carlito" w:hAnsi="Carlito" w:cs="Carlito"/>
-          <w:sz w:val="32"/>
-          <w:szCs w:val="32"/>
-        </w:rPr>
-        <w:t>Stage-6, Pull Request Review:</w:t>
-      </w:r>
-    </w:p>
-    <w:p>
-      <w:pPr>
-        <w:jc w:val="both"/>
-        <w:rPr>
-          <w:rFonts w:ascii="Carlito" w:hAnsi="Carlito" w:cs="Carlito"/>
-          <w:sz w:val="32"/>
-          <w:szCs w:val="32"/>
-        </w:rPr>
-      </w:pPr>
-      <w:r>
-        <w:rPr>
-          <w:rFonts w:ascii="Carlito" w:hAnsi="Carlito" w:cs="Carlito"/>
-          <w:sz w:val="32"/>
-          <w:szCs w:val="32"/>
-        </w:rPr>
-        <w:t># Whenever a PR is opened:</w:t>
-      </w:r>
-    </w:p>
-    <w:p>
-      <w:pPr>
-        <w:jc w:val="both"/>
-        <w:rPr>
-          <w:rFonts w:ascii="Carlito" w:hAnsi="Carlito" w:cs="Carlito"/>
-          <w:b/>
-          <w:bCs/>
-          <w:sz w:val="28"/>
-          <w:szCs w:val="28"/>
-        </w:rPr>
-      </w:pPr>
-      <w:r>
-        <w:rPr>
-          <w:rFonts w:ascii="Carlito" w:hAnsi="Carlito" w:cs="Carlito"/>
-          <w:b/>
-          <w:bCs/>
-          <w:sz w:val="28"/>
-          <w:szCs w:val="28"/>
-        </w:rPr>
-        <w:t>PR Created</w:t>
-      </w:r>
-    </w:p>
-    <w:p>
-      <w:pPr>
-        <w:jc w:val="both"/>
-        <w:rPr>
-          <w:rFonts w:ascii="Carlito" w:hAnsi="Carlito" w:cs="Carlito"/>
-          <w:b/>
-          <w:bCs/>
-          <w:sz w:val="28"/>
-          <w:szCs w:val="28"/>
-        </w:rPr>
-      </w:pPr>
-      <w:r>
-        <w:rPr>
-          <w:rFonts w:ascii="Carlito" w:hAnsi="Carlito" w:cs="Carlito"/>
-          <w:b/>
-          <w:bCs/>
-          <w:sz w:val="28"/>
-          <w:szCs w:val="28"/>
-        </w:rPr>
-        <w:t>↓</w:t>
-      </w:r>
-    </w:p>
-    <w:p>
-      <w:pPr>
-        <w:jc w:val="both"/>
-        <w:rPr>
-          <w:rFonts w:ascii="Carlito" w:hAnsi="Carlito" w:cs="Carlito"/>
-          <w:b/>
-          <w:bCs/>
-          <w:sz w:val="28"/>
-          <w:szCs w:val="28"/>
-        </w:rPr>
-      </w:pPr>
-      <w:r>
-        <w:rPr>
-          <w:rFonts w:ascii="Carlito" w:hAnsi="Carlito" w:cs="Carlito"/>
-          <w:b/>
-          <w:bCs/>
-          <w:sz w:val="28"/>
-          <w:szCs w:val="28"/>
-        </w:rPr>
-        <w:t>Codex</w:t>
-      </w:r>
-    </w:p>
-    <w:p>
-      <w:pPr>
-        <w:jc w:val="both"/>
-        <w:rPr>
-          <w:rFonts w:ascii="Carlito" w:hAnsi="Carlito" w:cs="Carlito"/>
-          <w:b/>
-          <w:bCs/>
-          <w:sz w:val="28"/>
-          <w:szCs w:val="28"/>
-        </w:rPr>
-      </w:pPr>
-      <w:r>
-        <w:rPr>
-          <w:rFonts w:ascii="Carlito" w:hAnsi="Carlito" w:cs="Carlito"/>
-          <w:b/>
-          <w:bCs/>
-          <w:sz w:val="28"/>
-          <w:szCs w:val="28"/>
-        </w:rPr>
-        <w:t>↓</w:t>
-      </w:r>
-    </w:p>
-    <w:p>
-      <w:pPr>
-        <w:jc w:val="both"/>
-        <w:rPr>
-          <w:rFonts w:ascii="Carlito" w:hAnsi="Carlito" w:cs="Carlito"/>
-          <w:b/>
-          <w:bCs/>
-          <w:sz w:val="28"/>
-          <w:szCs w:val="28"/>
-        </w:rPr>
-      </w:pPr>
-      <w:r>
-        <w:rPr>
-          <w:rFonts w:ascii="Carlito" w:hAnsi="Carlito" w:cs="Carlito"/>
-          <w:b/>
-          <w:bCs/>
-          <w:sz w:val="28"/>
-          <w:szCs w:val="28"/>
-        </w:rPr>
-        <w:t>Architecture Review</w:t>
-      </w:r>
-    </w:p>
-    <w:p>
-      <w:pPr>
-        <w:jc w:val="both"/>
-        <w:rPr>
-          <w:rFonts w:ascii="Carlito" w:hAnsi="Carlito" w:cs="Carlito"/>
-          <w:b/>
-          <w:bCs/>
-          <w:sz w:val="28"/>
-          <w:szCs w:val="28"/>
-        </w:rPr>
-      </w:pPr>
-      <w:r>
-        <w:rPr>
-          <w:rFonts w:ascii="Carlito" w:hAnsi="Carlito" w:cs="Carlito"/>
-          <w:b/>
-          <w:bCs/>
-          <w:sz w:val="28"/>
-          <w:szCs w:val="28"/>
-        </w:rPr>
-        <w:t>↓</w:t>
-      </w:r>
-    </w:p>
-    <w:p>
-      <w:pPr>
-        <w:jc w:val="both"/>
-        <w:rPr>
-          <w:rFonts w:ascii="Carlito" w:hAnsi="Carlito" w:cs="Carlito"/>
-          <w:b/>
-          <w:bCs/>
-          <w:sz w:val="28"/>
-          <w:szCs w:val="28"/>
-        </w:rPr>
-      </w:pPr>
-      <w:r>
-        <w:rPr>
-          <w:rFonts w:ascii="Carlito" w:hAnsi="Carlito" w:cs="Carlito"/>
-          <w:b/>
-          <w:bCs/>
-          <w:sz w:val="28"/>
-          <w:szCs w:val="28"/>
-        </w:rPr>
-        <w:t>Performance Review</w:t>
-      </w:r>
-    </w:p>
-    <w:p>
-      <w:pPr>
-        <w:jc w:val="both"/>
-        <w:rPr>
-          <w:rFonts w:ascii="Carlito" w:hAnsi="Carlito" w:cs="Carlito"/>
-          <w:b/>
-          <w:bCs/>
-          <w:sz w:val="28"/>
-          <w:szCs w:val="28"/>
-        </w:rPr>
-      </w:pPr>
-      <w:r>
-        <w:rPr>
-          <w:rFonts w:ascii="Carlito" w:hAnsi="Carlito" w:cs="Carlito"/>
-          <w:b/>
-          <w:bCs/>
-          <w:sz w:val="28"/>
-          <w:szCs w:val="28"/>
-        </w:rPr>
-        <w:t>↓</w:t>
-      </w:r>
-    </w:p>
-    <w:p>
-      <w:pPr>
-        <w:jc w:val="both"/>
-        <w:rPr>
-          <w:rFonts w:ascii="Carlito" w:hAnsi="Carlito" w:cs="Carlito"/>
-          <w:b/>
-          <w:bCs/>
-          <w:sz w:val="28"/>
-          <w:szCs w:val="28"/>
-        </w:rPr>
-      </w:pPr>
-      <w:r>
-        <w:rPr>
-          <w:rFonts w:ascii="Carlito" w:hAnsi="Carlito" w:cs="Carlito"/>
-          <w:b/>
-          <w:bCs/>
-          <w:sz w:val="28"/>
-          <w:szCs w:val="28"/>
-        </w:rPr>
-        <w:t>Testing Review</w:t>
-      </w:r>
-    </w:p>
-    <w:p>
-      <w:pPr>
-        <w:jc w:val="both"/>
-        <w:rPr>
-          <w:rFonts w:ascii="Carlito" w:hAnsi="Carlito" w:cs="Carlito"/>
-          <w:b/>
-          <w:bCs/>
-          <w:sz w:val="28"/>
-          <w:szCs w:val="28"/>
-        </w:rPr>
-      </w:pPr>
-      <w:r>
-        <w:rPr>
-          <w:rFonts w:ascii="Carlito" w:hAnsi="Carlito" w:cs="Carlito"/>
-          <w:b/>
-          <w:bCs/>
-          <w:sz w:val="28"/>
-          <w:szCs w:val="28"/>
-        </w:rPr>
-        <w:t>↓</w:t>
-      </w:r>
-    </w:p>
-    <w:p>
-      <w:pPr>
-        <w:jc w:val="both"/>
-        <w:rPr>
-          <w:rFonts w:ascii="Carlito" w:hAnsi="Carlito" w:cs="Carlito"/>
-          <w:b/>
-          <w:bCs/>
-          <w:sz w:val="28"/>
-          <w:szCs w:val="28"/>
-        </w:rPr>
-      </w:pPr>
-      <w:r>
-        <w:rPr>
-          <w:rFonts w:ascii="Carlito" w:hAnsi="Carlito" w:cs="Carlito"/>
-          <w:b/>
-          <w:bCs/>
-          <w:sz w:val="28"/>
-          <w:szCs w:val="28"/>
-        </w:rPr>
-        <w:t>Security Review</w:t>
-      </w:r>
-    </w:p>
-    <w:p>
-      <w:pPr>
-        <w:jc w:val="both"/>
-        <w:rPr>
-          <w:rFonts w:ascii="Carlito" w:hAnsi="Carlito" w:cs="Carlito"/>
-          <w:b/>
-          <w:bCs/>
-          <w:sz w:val="28"/>
-          <w:szCs w:val="28"/>
-        </w:rPr>
-      </w:pPr>
-      <w:r>
-        <w:rPr>
-          <w:rFonts w:ascii="Carlito" w:hAnsi="Carlito" w:cs="Carlito"/>
-          <w:b/>
-          <w:bCs/>
-          <w:sz w:val="28"/>
-          <w:szCs w:val="28"/>
-        </w:rPr>
-        <w:t>↓</w:t>
-      </w:r>
-    </w:p>
-    <w:p>
-      <w:pPr>
-        <w:jc w:val="both"/>
-        <w:rPr>
-          <w:rFonts w:ascii="Carlito" w:hAnsi="Carlito" w:cs="Carlito"/>
-          <w:b/>
-          <w:bCs/>
-          <w:sz w:val="28"/>
-          <w:szCs w:val="28"/>
-        </w:rPr>
-      </w:pPr>
-      <w:r>
-        <w:rPr>
-          <w:rFonts w:ascii="Carlito" w:hAnsi="Carlito" w:cs="Carlito"/>
-          <w:b/>
-          <w:bCs/>
-          <w:sz w:val="28"/>
-          <w:szCs w:val="28"/>
-        </w:rPr>
-        <w:t>Comments</w:t>
-      </w:r>
-    </w:p>
-    <w:p>
-      <w:pPr>
-        <w:jc w:val="both"/>
-        <w:rPr>
-          <w:rFonts w:ascii="Carlito" w:hAnsi="Carlito" w:cs="Carlito"/>
-          <w:sz w:val="32"/>
-          <w:szCs w:val="32"/>
-        </w:rPr>
-      </w:pPr>
-    </w:p>
-    <w:p>
-      <w:pPr>
-        <w:jc w:val="both"/>
-        <w:rPr>
-          <w:rFonts w:ascii="Carlito" w:hAnsi="Carlito" w:cs="Carlito"/>
-          <w:sz w:val="32"/>
-          <w:szCs w:val="32"/>
-        </w:rPr>
-      </w:pPr>
-      <w:r>
-        <w:rPr>
-          <w:rFonts w:ascii="Carlito" w:hAnsi="Carlito" w:cs="Carlito"/>
-          <w:sz w:val="32"/>
-          <w:szCs w:val="32"/>
-        </w:rPr>
-        <w:lastRenderedPageBreak/>
-        <w:t>Stage-7, Flutter Automation:</w:t>
-      </w:r>
-    </w:p>
-    <w:p>
-      <w:pPr>
-        <w:jc w:val="both"/>
-        <w:rPr>
-          <w:rFonts w:ascii="Carlito" w:hAnsi="Carlito" w:cs="Carlito"/>
-          <w:sz w:val="32"/>
-          <w:szCs w:val="32"/>
-        </w:rPr>
-      </w:pPr>
-      <w:r>
-        <w:rPr>
-          <w:rFonts w:ascii="Carlito" w:hAnsi="Carlito" w:cs="Carlito"/>
-          <w:sz w:val="32"/>
-          <w:szCs w:val="32"/>
-        </w:rPr>
-        <w:t># Imagine our own portfolio project. Where every push automatically runs:</w:t>
-      </w:r>
-    </w:p>
-    <w:p>
-      <w:pPr>
-        <w:jc w:val="both"/>
-        <w:rPr>
-          <w:rFonts w:ascii="Carlito" w:hAnsi="Carlito" w:cs="Carlito"/>
-          <w:b/>
-          <w:bCs/>
-          <w:sz w:val="28"/>
-          <w:szCs w:val="28"/>
-        </w:rPr>
-      </w:pPr>
-      <w:r>
-        <w:rPr>
-          <w:rFonts w:ascii="Carlito" w:hAnsi="Carlito" w:cs="Carlito"/>
-          <w:b/>
-          <w:bCs/>
-          <w:sz w:val="28"/>
-          <w:szCs w:val="28"/>
-        </w:rPr>
-        <w:t>flutter analyze</w:t>
-      </w:r>
-    </w:p>
-    <w:p>
-      <w:pPr>
-        <w:jc w:val="both"/>
-        <w:rPr>
-          <w:rFonts w:ascii="Carlito" w:hAnsi="Carlito" w:cs="Carlito"/>
-          <w:b/>
-          <w:bCs/>
-          <w:sz w:val="28"/>
-          <w:szCs w:val="28"/>
-        </w:rPr>
-      </w:pPr>
-      <w:r>
-        <w:rPr>
-          <w:rFonts w:ascii="Carlito" w:hAnsi="Carlito" w:cs="Carlito"/>
-          <w:b/>
-          <w:bCs/>
-          <w:sz w:val="28"/>
-          <w:szCs w:val="28"/>
-        </w:rPr>
-        <w:t>↓</w:t>
-      </w:r>
-    </w:p>
-    <w:p>
-      <w:pPr>
-        <w:jc w:val="both"/>
-        <w:rPr>
-          <w:rFonts w:ascii="Carlito" w:hAnsi="Carlito" w:cs="Carlito"/>
-          <w:b/>
-          <w:bCs/>
-          <w:sz w:val="28"/>
-          <w:szCs w:val="28"/>
-        </w:rPr>
-      </w:pPr>
-      <w:r>
-        <w:rPr>
-          <w:rFonts w:ascii="Carlito" w:hAnsi="Carlito" w:cs="Carlito"/>
-          <w:b/>
-          <w:bCs/>
-          <w:sz w:val="28"/>
-          <w:szCs w:val="28"/>
-        </w:rPr>
-        <w:t>flutter test</w:t>
-      </w:r>
-    </w:p>
-    <w:p>
-      <w:pPr>
-        <w:jc w:val="both"/>
-        <w:rPr>
-          <w:rFonts w:ascii="Carlito" w:hAnsi="Carlito" w:cs="Carlito"/>
-          <w:b/>
-          <w:bCs/>
-          <w:sz w:val="28"/>
-          <w:szCs w:val="28"/>
-        </w:rPr>
-      </w:pPr>
-      <w:r>
-        <w:rPr>
-          <w:rFonts w:ascii="Carlito" w:hAnsi="Carlito" w:cs="Carlito"/>
-          <w:b/>
-          <w:bCs/>
-          <w:sz w:val="28"/>
-          <w:szCs w:val="28"/>
-        </w:rPr>
-        <w:t>↓</w:t>
-      </w:r>
-    </w:p>
-    <w:p>
-      <w:pPr>
-        <w:jc w:val="both"/>
-        <w:rPr>
-          <w:rFonts w:ascii="Carlito" w:hAnsi="Carlito" w:cs="Carlito"/>
-          <w:b/>
-          <w:bCs/>
-          <w:sz w:val="28"/>
-          <w:szCs w:val="28"/>
-        </w:rPr>
-      </w:pPr>
-      <w:r>
-        <w:rPr>
-          <w:rFonts w:ascii="Carlito" w:hAnsi="Carlito" w:cs="Carlito"/>
-          <w:b/>
-          <w:bCs/>
-          <w:sz w:val="28"/>
-          <w:szCs w:val="28"/>
-        </w:rPr>
-        <w:t>Codex Architecture Review</w:t>
-      </w:r>
-    </w:p>
-    <w:p>
-      <w:pPr>
-        <w:jc w:val="both"/>
-        <w:rPr>
-          <w:rFonts w:ascii="Carlito" w:hAnsi="Carlito" w:cs="Carlito"/>
-          <w:b/>
-          <w:bCs/>
-          <w:sz w:val="28"/>
-          <w:szCs w:val="28"/>
-        </w:rPr>
-      </w:pPr>
-      <w:r>
-        <w:rPr>
-          <w:rFonts w:ascii="Carlito" w:hAnsi="Carlito" w:cs="Carlito"/>
-          <w:b/>
-          <w:bCs/>
-          <w:sz w:val="28"/>
-          <w:szCs w:val="28"/>
-        </w:rPr>
-        <w:t>↓</w:t>
-      </w:r>
-    </w:p>
-    <w:p>
-      <w:pPr>
-        <w:jc w:val="both"/>
-        <w:rPr>
-          <w:rFonts w:ascii="Carlito" w:hAnsi="Carlito" w:cs="Carlito"/>
-          <w:b/>
-          <w:bCs/>
-          <w:sz w:val="28"/>
-          <w:szCs w:val="28"/>
-        </w:rPr>
-      </w:pPr>
-      <w:r>
-        <w:rPr>
-          <w:rFonts w:ascii="Carlito" w:hAnsi="Carlito" w:cs="Carlito"/>
-          <w:b/>
-          <w:bCs/>
-          <w:sz w:val="28"/>
-          <w:szCs w:val="28"/>
-        </w:rPr>
-        <w:t>Performance Review</w:t>
-      </w:r>
-    </w:p>
-    <w:p>
-      <w:pPr>
-        <w:jc w:val="both"/>
-        <w:rPr>
-          <w:rFonts w:ascii="Carlito" w:hAnsi="Carlito" w:cs="Carlito"/>
-          <w:b/>
-          <w:bCs/>
-          <w:sz w:val="28"/>
-          <w:szCs w:val="28"/>
-        </w:rPr>
-      </w:pPr>
-      <w:r>
-        <w:rPr>
-          <w:rFonts w:ascii="Carlito" w:hAnsi="Carlito" w:cs="Carlito"/>
-          <w:b/>
-          <w:bCs/>
-          <w:sz w:val="28"/>
-          <w:szCs w:val="28"/>
-        </w:rPr>
-        <w:t>↓</w:t>
-      </w:r>
-    </w:p>
-    <w:p>
-      <w:pPr>
-        <w:jc w:val="both"/>
-        <w:rPr>
-          <w:rFonts w:ascii="Carlito" w:hAnsi="Carlito" w:cs="Carlito"/>
-          <w:b/>
-          <w:bCs/>
-          <w:sz w:val="28"/>
-          <w:szCs w:val="28"/>
-        </w:rPr>
-      </w:pPr>
-      <w:r>
-        <w:rPr>
-          <w:rFonts w:ascii="Carlito" w:hAnsi="Carlito" w:cs="Carlito"/>
-          <w:b/>
-          <w:bCs/>
-          <w:sz w:val="28"/>
-          <w:szCs w:val="28"/>
-        </w:rPr>
-        <w:t>Generate Markdown Report</w:t>
-      </w:r>
-    </w:p>
-    <w:p>
-      <w:pPr>
-        <w:jc w:val="both"/>
-        <w:rPr>
-          <w:rFonts w:ascii="Carlito" w:hAnsi="Carlito" w:cs="Carlito"/>
-          <w:b/>
-          <w:bCs/>
-          <w:sz w:val="28"/>
-          <w:szCs w:val="28"/>
-        </w:rPr>
-      </w:pPr>
-      <w:r>
-        <w:rPr>
-          <w:rFonts w:ascii="Carlito" w:hAnsi="Carlito" w:cs="Carlito"/>
-          <w:b/>
-          <w:bCs/>
-          <w:sz w:val="28"/>
-          <w:szCs w:val="28"/>
-        </w:rPr>
-        <w:t>↓</w:t>
-      </w:r>
-    </w:p>
-    <w:p>
-      <w:pPr>
-        <w:jc w:val="both"/>
-        <w:rPr>
-          <w:rFonts w:ascii="Carlito" w:hAnsi="Carlito" w:cs="Carlito"/>
-          <w:b/>
-          <w:bCs/>
-          <w:sz w:val="28"/>
-          <w:szCs w:val="28"/>
-        </w:rPr>
-      </w:pPr>
-      <w:r>
-        <w:rPr>
-          <w:rFonts w:ascii="Carlito" w:hAnsi="Carlito" w:cs="Carlito"/>
-          <w:b/>
-          <w:bCs/>
-          <w:sz w:val="28"/>
-          <w:szCs w:val="28"/>
+          <w:rFonts w:ascii="Calibri" w:hAnsi="Calibri" w:cs="Calibri"/>
+          <w:b/>
+          <w:bCs/>
+          <w:sz w:val="32"/>
+          <w:szCs w:val="32"/>
+        </w:rPr>
+      </w:pPr>
+      <w:r>
+        <w:rPr>
+          <w:rFonts w:ascii="Calibri" w:hAnsi="Calibri" w:cs="Calibri"/>
+          <w:b/>
+          <w:bCs/>
+          <w:sz w:val="32"/>
+          <w:szCs w:val="32"/>
         </w:rPr>
         <w:t>Attach report to GitHub Action</w:t>
       </w:r>
@@ -2309,26 +2309,26 @@
       <w:pPr>
         <w:jc w:val="both"/>
         <w:rPr>
-          <w:rFonts w:ascii="Carlito" w:hAnsi="Carlito" w:cs="Carlito"/>
-          <w:sz w:val="32"/>
-          <w:szCs w:val="32"/>
-        </w:rPr>
-      </w:pPr>
-    </w:p>
-    <w:p>
-      <w:pPr>
-        <w:jc w:val="both"/>
-        <w:rPr>
-          <w:rFonts w:ascii="Carlito" w:hAnsi="Carlito" w:cs="Carlito"/>
-          <w:sz w:val="32"/>
-          <w:szCs w:val="32"/>
-        </w:rPr>
-      </w:pPr>
-      <w:r>
-        <w:rPr>
-          <w:rFonts w:ascii="Carlito" w:hAnsi="Carlito" w:cs="Carlito"/>
-          <w:sz w:val="32"/>
-          <w:szCs w:val="32"/>
+          <w:rFonts w:ascii="Calibri" w:hAnsi="Calibri" w:cs="Calibri"/>
+          <w:sz w:val="36"/>
+          <w:szCs w:val="36"/>
+        </w:rPr>
+      </w:pPr>
+    </w:p>
+    <w:p>
+      <w:pPr>
+        <w:jc w:val="both"/>
+        <w:rPr>
+          <w:rFonts w:ascii="Calibri" w:hAnsi="Calibri" w:cs="Calibri"/>
+          <w:sz w:val="36"/>
+          <w:szCs w:val="36"/>
+        </w:rPr>
+      </w:pPr>
+      <w:r>
+        <w:rPr>
+          <w:rFonts w:ascii="Calibri" w:hAnsi="Calibri" w:cs="Calibri"/>
+          <w:sz w:val="36"/>
+          <w:szCs w:val="36"/>
         </w:rPr>
         <w:t>Great Automation Candidates:</w:t>
       </w:r>
@@ -2337,16 +2337,16 @@
       <w:pPr>
         <w:jc w:val="both"/>
         <w:rPr>
-          <w:rFonts w:ascii="Carlito" w:hAnsi="Carlito" w:cs="Carlito"/>
-          <w:sz w:val="32"/>
-          <w:szCs w:val="32"/>
-        </w:rPr>
-      </w:pPr>
-      <w:r>
-        <w:rPr>
-          <w:rFonts w:ascii="Carlito" w:hAnsi="Carlito" w:cs="Carlito"/>
-          <w:sz w:val="32"/>
-          <w:szCs w:val="32"/>
+          <w:rFonts w:ascii="Calibri" w:hAnsi="Calibri" w:cs="Calibri"/>
+          <w:sz w:val="36"/>
+          <w:szCs w:val="36"/>
+        </w:rPr>
+      </w:pPr>
+      <w:r>
+        <w:rPr>
+          <w:rFonts w:ascii="Calibri" w:hAnsi="Calibri" w:cs="Calibri"/>
+          <w:sz w:val="36"/>
+          <w:szCs w:val="36"/>
         </w:rPr>
         <w:t># Automate:</w:t>
       </w:r>
@@ -2360,16 +2360,16 @@
         </w:numPr>
         <w:jc w:val="both"/>
         <w:rPr>
-          <w:rFonts w:ascii="Carlito" w:hAnsi="Carlito" w:cs="Carlito"/>
-          <w:sz w:val="32"/>
-          <w:szCs w:val="32"/>
-        </w:rPr>
-      </w:pPr>
-      <w:r>
-        <w:rPr>
-          <w:rFonts w:ascii="Carlito" w:hAnsi="Carlito" w:cs="Carlito"/>
-          <w:sz w:val="32"/>
-          <w:szCs w:val="32"/>
+          <w:rFonts w:ascii="Calibri" w:hAnsi="Calibri" w:cs="Calibri"/>
+          <w:sz w:val="36"/>
+          <w:szCs w:val="36"/>
+        </w:rPr>
+      </w:pPr>
+      <w:r>
+        <w:rPr>
+          <w:rFonts w:ascii="Calibri" w:hAnsi="Calibri" w:cs="Calibri"/>
+          <w:sz w:val="36"/>
+          <w:szCs w:val="36"/>
         </w:rPr>
         <w:t>Architecture Review:</w:t>
       </w:r>
@@ -2378,22 +2378,22 @@
       <w:pPr>
         <w:jc w:val="both"/>
         <w:rPr>
-          <w:rFonts w:ascii="Carlito" w:hAnsi="Carlito" w:cs="Carlito"/>
+          <w:rFonts w:ascii="Calibri" w:hAnsi="Calibri" w:cs="Calibri"/>
           <w:b/>
           <w:bCs/>
           <w:color w:val="D86DCB" w:themeColor="accent5" w:themeTint="99"/>
-          <w:sz w:val="32"/>
-          <w:szCs w:val="32"/>
-        </w:rPr>
-      </w:pPr>
-      <w:r>
-        <w:rPr>
-          <w:rFonts w:ascii="Carlito" w:hAnsi="Carlito" w:cs="Carlito"/>
+          <w:sz w:val="36"/>
+          <w:szCs w:val="36"/>
+        </w:rPr>
+      </w:pPr>
+      <w:r>
+        <w:rPr>
+          <w:rFonts w:ascii="Calibri" w:hAnsi="Calibri" w:cs="Calibri"/>
           <w:b/>
           <w:bCs/>
           <w:color w:val="D86DCB" w:themeColor="accent5" w:themeTint="99"/>
-          <w:sz w:val="32"/>
-          <w:szCs w:val="32"/>
+          <w:sz w:val="36"/>
+          <w:szCs w:val="36"/>
         </w:rPr>
         <w:t>Review today's changes.</w:t>
       </w:r>
@@ -2402,22 +2402,22 @@
       <w:pPr>
         <w:jc w:val="both"/>
         <w:rPr>
-          <w:rFonts w:ascii="Carlito" w:hAnsi="Carlito" w:cs="Carlito"/>
+          <w:rFonts w:ascii="Calibri" w:hAnsi="Calibri" w:cs="Calibri"/>
           <w:b/>
           <w:bCs/>
           <w:color w:val="D86DCB" w:themeColor="accent5" w:themeTint="99"/>
-          <w:sz w:val="32"/>
-          <w:szCs w:val="32"/>
-        </w:rPr>
-      </w:pPr>
-      <w:r>
-        <w:rPr>
-          <w:rFonts w:ascii="Carlito" w:hAnsi="Carlito" w:cs="Carlito"/>
+          <w:sz w:val="36"/>
+          <w:szCs w:val="36"/>
+        </w:rPr>
+      </w:pPr>
+      <w:r>
+        <w:rPr>
+          <w:rFonts w:ascii="Calibri" w:hAnsi="Calibri" w:cs="Calibri"/>
           <w:b/>
           <w:bCs/>
           <w:color w:val="D86DCB" w:themeColor="accent5" w:themeTint="99"/>
-          <w:sz w:val="32"/>
-          <w:szCs w:val="32"/>
+          <w:sz w:val="36"/>
+          <w:szCs w:val="36"/>
         </w:rPr>
         <w:t>Focus:</w:t>
       </w:r>
@@ -2426,22 +2426,22 @@
       <w:pPr>
         <w:jc w:val="both"/>
         <w:rPr>
-          <w:rFonts w:ascii="Carlito" w:hAnsi="Carlito" w:cs="Carlito"/>
+          <w:rFonts w:ascii="Calibri" w:hAnsi="Calibri" w:cs="Calibri"/>
           <w:b/>
           <w:bCs/>
           <w:color w:val="D86DCB" w:themeColor="accent5" w:themeTint="99"/>
-          <w:sz w:val="32"/>
-          <w:szCs w:val="32"/>
-        </w:rPr>
-      </w:pPr>
-      <w:r>
-        <w:rPr>
-          <w:rFonts w:ascii="Carlito" w:hAnsi="Carlito" w:cs="Carlito"/>
+          <w:sz w:val="36"/>
+          <w:szCs w:val="36"/>
+        </w:rPr>
+      </w:pPr>
+      <w:r>
+        <w:rPr>
+          <w:rFonts w:ascii="Calibri" w:hAnsi="Calibri" w:cs="Calibri"/>
           <w:b/>
           <w:bCs/>
           <w:color w:val="D86DCB" w:themeColor="accent5" w:themeTint="99"/>
-          <w:sz w:val="32"/>
-          <w:szCs w:val="32"/>
+          <w:sz w:val="36"/>
+          <w:szCs w:val="36"/>
         </w:rPr>
         <w:t>- Clean Architecture</w:t>
       </w:r>
@@ -2450,22 +2450,22 @@
       <w:pPr>
         <w:jc w:val="both"/>
         <w:rPr>
-          <w:rFonts w:ascii="Carlito" w:hAnsi="Carlito" w:cs="Carlito"/>
+          <w:rFonts w:ascii="Calibri" w:hAnsi="Calibri" w:cs="Calibri"/>
           <w:b/>
           <w:bCs/>
           <w:color w:val="D86DCB" w:themeColor="accent5" w:themeTint="99"/>
-          <w:sz w:val="32"/>
-          <w:szCs w:val="32"/>
-        </w:rPr>
-      </w:pPr>
-      <w:r>
-        <w:rPr>
-          <w:rFonts w:ascii="Carlito" w:hAnsi="Carlito" w:cs="Carlito"/>
+          <w:sz w:val="36"/>
+          <w:szCs w:val="36"/>
+        </w:rPr>
+      </w:pPr>
+      <w:r>
+        <w:rPr>
+          <w:rFonts w:ascii="Calibri" w:hAnsi="Calibri" w:cs="Calibri"/>
           <w:b/>
           <w:bCs/>
           <w:color w:val="D86DCB" w:themeColor="accent5" w:themeTint="99"/>
-          <w:sz w:val="32"/>
-          <w:szCs w:val="32"/>
+          <w:sz w:val="36"/>
+          <w:szCs w:val="36"/>
         </w:rPr>
         <w:t>- SOLID</w:t>
       </w:r>
@@ -2474,22 +2474,22 @@
       <w:pPr>
         <w:jc w:val="both"/>
         <w:rPr>
-          <w:rFonts w:ascii="Carlito" w:hAnsi="Carlito" w:cs="Carlito"/>
+          <w:rFonts w:ascii="Calibri" w:hAnsi="Calibri" w:cs="Calibri"/>
           <w:b/>
           <w:bCs/>
           <w:color w:val="D86DCB" w:themeColor="accent5" w:themeTint="99"/>
-          <w:sz w:val="32"/>
-          <w:szCs w:val="32"/>
-        </w:rPr>
-      </w:pPr>
-      <w:r>
-        <w:rPr>
-          <w:rFonts w:ascii="Carlito" w:hAnsi="Carlito" w:cs="Carlito"/>
+          <w:sz w:val="36"/>
+          <w:szCs w:val="36"/>
+        </w:rPr>
+      </w:pPr>
+      <w:r>
+        <w:rPr>
+          <w:rFonts w:ascii="Calibri" w:hAnsi="Calibri" w:cs="Calibri"/>
           <w:b/>
           <w:bCs/>
           <w:color w:val="D86DCB" w:themeColor="accent5" w:themeTint="99"/>
-          <w:sz w:val="32"/>
-          <w:szCs w:val="32"/>
+          <w:sz w:val="36"/>
+          <w:szCs w:val="36"/>
         </w:rPr>
         <w:t>- Dependency direction</w:t>
       </w:r>
@@ -2503,16 +2503,16 @@
         </w:numPr>
         <w:jc w:val="both"/>
         <w:rPr>
-          <w:rFonts w:ascii="Carlito" w:hAnsi="Carlito" w:cs="Carlito"/>
-          <w:sz w:val="32"/>
-          <w:szCs w:val="32"/>
-        </w:rPr>
-      </w:pPr>
-      <w:r>
-        <w:rPr>
-          <w:rFonts w:ascii="Carlito" w:hAnsi="Carlito" w:cs="Carlito"/>
-          <w:sz w:val="32"/>
-          <w:szCs w:val="32"/>
+          <w:rFonts w:ascii="Calibri" w:hAnsi="Calibri" w:cs="Calibri"/>
+          <w:sz w:val="36"/>
+          <w:szCs w:val="36"/>
+        </w:rPr>
+      </w:pPr>
+      <w:r>
+        <w:rPr>
+          <w:rFonts w:ascii="Calibri" w:hAnsi="Calibri" w:cs="Calibri"/>
+          <w:sz w:val="36"/>
+          <w:szCs w:val="36"/>
         </w:rPr>
         <w:t>Widget Review:</w:t>
       </w:r>
@@ -2521,24 +2521,23 @@
       <w:pPr>
         <w:jc w:val="both"/>
         <w:rPr>
-          <w:rFonts w:ascii="Carlito" w:hAnsi="Carlito" w:cs="Carlito"/>
+          <w:rFonts w:ascii="Calibri" w:hAnsi="Calibri" w:cs="Calibri"/>
           <w:b/>
           <w:bCs/>
           <w:color w:val="D86DCB" w:themeColor="accent5" w:themeTint="99"/>
-          <w:sz w:val="32"/>
-          <w:szCs w:val="32"/>
-        </w:rPr>
-      </w:pPr>
-      <w:r>
-        <w:rPr>
-          <w:rFonts w:ascii="Carlito" w:hAnsi="Carlito" w:cs="Carlito"/>
+          <w:sz w:val="36"/>
+          <w:szCs w:val="36"/>
+        </w:rPr>
+      </w:pPr>
+      <w:r>
+        <w:rPr>
+          <w:rFonts w:ascii="Calibri" w:hAnsi="Calibri" w:cs="Calibri"/>
           <w:b/>
           <w:bCs/>
           <w:color w:val="D86DCB" w:themeColor="accent5" w:themeTint="99"/>
-          <w:sz w:val="32"/>
-          <w:szCs w:val="32"/>
-        </w:rPr>
-        <w:lastRenderedPageBreak/>
+          <w:sz w:val="36"/>
+          <w:szCs w:val="36"/>
+        </w:rPr>
         <w:t>Review widgets.</w:t>
       </w:r>
     </w:p>
@@ -2546,22 +2545,22 @@
       <w:pPr>
         <w:jc w:val="both"/>
         <w:rPr>
-          <w:rFonts w:ascii="Carlito" w:hAnsi="Carlito" w:cs="Carlito"/>
+          <w:rFonts w:ascii="Calibri" w:hAnsi="Calibri" w:cs="Calibri"/>
           <w:b/>
           <w:bCs/>
           <w:color w:val="D86DCB" w:themeColor="accent5" w:themeTint="99"/>
-          <w:sz w:val="32"/>
-          <w:szCs w:val="32"/>
-        </w:rPr>
-      </w:pPr>
-      <w:r>
-        <w:rPr>
-          <w:rFonts w:ascii="Carlito" w:hAnsi="Carlito" w:cs="Carlito"/>
+          <w:sz w:val="36"/>
+          <w:szCs w:val="36"/>
+        </w:rPr>
+      </w:pPr>
+      <w:r>
+        <w:rPr>
+          <w:rFonts w:ascii="Calibri" w:hAnsi="Calibri" w:cs="Calibri"/>
           <w:b/>
           <w:bCs/>
           <w:color w:val="D86DCB" w:themeColor="accent5" w:themeTint="99"/>
-          <w:sz w:val="32"/>
-          <w:szCs w:val="32"/>
+          <w:sz w:val="36"/>
+          <w:szCs w:val="36"/>
         </w:rPr>
         <w:t>Find:</w:t>
       </w:r>
@@ -2570,22 +2569,22 @@
       <w:pPr>
         <w:jc w:val="both"/>
         <w:rPr>
-          <w:rFonts w:ascii="Carlito" w:hAnsi="Carlito" w:cs="Carlito"/>
+          <w:rFonts w:ascii="Calibri" w:hAnsi="Calibri" w:cs="Calibri"/>
           <w:b/>
           <w:bCs/>
           <w:color w:val="D86DCB" w:themeColor="accent5" w:themeTint="99"/>
-          <w:sz w:val="32"/>
-          <w:szCs w:val="32"/>
-        </w:rPr>
-      </w:pPr>
-      <w:r>
-        <w:rPr>
-          <w:rFonts w:ascii="Carlito" w:hAnsi="Carlito" w:cs="Carlito"/>
+          <w:sz w:val="36"/>
+          <w:szCs w:val="36"/>
+        </w:rPr>
+      </w:pPr>
+      <w:r>
+        <w:rPr>
+          <w:rFonts w:ascii="Calibri" w:hAnsi="Calibri" w:cs="Calibri"/>
           <w:b/>
           <w:bCs/>
           <w:color w:val="D86DCB" w:themeColor="accent5" w:themeTint="99"/>
-          <w:sz w:val="32"/>
-          <w:szCs w:val="32"/>
+          <w:sz w:val="36"/>
+          <w:szCs w:val="36"/>
         </w:rPr>
         <w:t>- Duplication</w:t>
       </w:r>
@@ -2594,22 +2593,22 @@
       <w:pPr>
         <w:jc w:val="both"/>
         <w:rPr>
-          <w:rFonts w:ascii="Carlito" w:hAnsi="Carlito" w:cs="Carlito"/>
+          <w:rFonts w:ascii="Calibri" w:hAnsi="Calibri" w:cs="Calibri"/>
           <w:b/>
           <w:bCs/>
           <w:color w:val="D86DCB" w:themeColor="accent5" w:themeTint="99"/>
-          <w:sz w:val="32"/>
-          <w:szCs w:val="32"/>
-        </w:rPr>
-      </w:pPr>
-      <w:r>
-        <w:rPr>
-          <w:rFonts w:ascii="Carlito" w:hAnsi="Carlito" w:cs="Carlito"/>
+          <w:sz w:val="36"/>
+          <w:szCs w:val="36"/>
+        </w:rPr>
+      </w:pPr>
+      <w:r>
+        <w:rPr>
+          <w:rFonts w:ascii="Calibri" w:hAnsi="Calibri" w:cs="Calibri"/>
           <w:b/>
           <w:bCs/>
           <w:color w:val="D86DCB" w:themeColor="accent5" w:themeTint="99"/>
-          <w:sz w:val="32"/>
-          <w:szCs w:val="32"/>
+          <w:sz w:val="36"/>
+          <w:szCs w:val="36"/>
         </w:rPr>
         <w:t>- Large widgets</w:t>
       </w:r>
@@ -2618,22 +2617,22 @@
       <w:pPr>
         <w:jc w:val="both"/>
         <w:rPr>
-          <w:rFonts w:ascii="Carlito" w:hAnsi="Carlito" w:cs="Carlito"/>
+          <w:rFonts w:ascii="Calibri" w:hAnsi="Calibri" w:cs="Calibri"/>
           <w:b/>
           <w:bCs/>
           <w:color w:val="D86DCB" w:themeColor="accent5" w:themeTint="99"/>
-          <w:sz w:val="32"/>
-          <w:szCs w:val="32"/>
-        </w:rPr>
-      </w:pPr>
-      <w:r>
-        <w:rPr>
-          <w:rFonts w:ascii="Carlito" w:hAnsi="Carlito" w:cs="Carlito"/>
+          <w:sz w:val="36"/>
+          <w:szCs w:val="36"/>
+        </w:rPr>
+      </w:pPr>
+      <w:r>
+        <w:rPr>
+          <w:rFonts w:ascii="Calibri" w:hAnsi="Calibri" w:cs="Calibri"/>
           <w:b/>
           <w:bCs/>
           <w:color w:val="D86DCB" w:themeColor="accent5" w:themeTint="99"/>
-          <w:sz w:val="32"/>
-          <w:szCs w:val="32"/>
+          <w:sz w:val="36"/>
+          <w:szCs w:val="36"/>
         </w:rPr>
         <w:t>- Poor composition</w:t>
       </w:r>
@@ -2647,16 +2646,16 @@
         </w:numPr>
         <w:jc w:val="both"/>
         <w:rPr>
-          <w:rFonts w:ascii="Carlito" w:hAnsi="Carlito" w:cs="Carlito"/>
-          <w:sz w:val="32"/>
-          <w:szCs w:val="32"/>
-        </w:rPr>
-      </w:pPr>
-      <w:r>
-        <w:rPr>
-          <w:rFonts w:ascii="Carlito" w:hAnsi="Carlito" w:cs="Carlito"/>
-          <w:sz w:val="32"/>
-          <w:szCs w:val="32"/>
+          <w:rFonts w:ascii="Calibri" w:hAnsi="Calibri" w:cs="Calibri"/>
+          <w:sz w:val="36"/>
+          <w:szCs w:val="36"/>
+        </w:rPr>
+      </w:pPr>
+      <w:r>
+        <w:rPr>
+          <w:rFonts w:ascii="Calibri" w:hAnsi="Calibri" w:cs="Calibri"/>
+          <w:sz w:val="36"/>
+          <w:szCs w:val="36"/>
         </w:rPr>
         <w:t>Performance Review:</w:t>
       </w:r>
@@ -2665,23 +2664,24 @@
       <w:pPr>
         <w:jc w:val="both"/>
         <w:rPr>
-          <w:rFonts w:ascii="Carlito" w:hAnsi="Carlito" w:cs="Carlito"/>
+          <w:rFonts w:ascii="Calibri" w:hAnsi="Calibri" w:cs="Calibri"/>
           <w:b/>
           <w:bCs/>
           <w:color w:val="D86DCB" w:themeColor="accent5" w:themeTint="99"/>
-          <w:sz w:val="32"/>
-          <w:szCs w:val="32"/>
-        </w:rPr>
-      </w:pPr>
-      <w:r>
-        <w:rPr>
-          <w:rFonts w:ascii="Carlito" w:hAnsi="Carlito" w:cs="Carlito"/>
+          <w:sz w:val="36"/>
+          <w:szCs w:val="36"/>
+        </w:rPr>
+      </w:pPr>
+      <w:r>
+        <w:rPr>
+          <w:rFonts w:ascii="Calibri" w:hAnsi="Calibri" w:cs="Calibri"/>
           <w:b/>
           <w:bCs/>
           <w:color w:val="D86DCB" w:themeColor="accent5" w:themeTint="99"/>
-          <w:sz w:val="32"/>
-          <w:szCs w:val="32"/>
-        </w:rPr>
+          <w:sz w:val="36"/>
+          <w:szCs w:val="36"/>
+        </w:rPr>
+        <w:lastRenderedPageBreak/>
         <w:t>Find:</w:t>
       </w:r>
     </w:p>
@@ -2689,22 +2689,22 @@
       <w:pPr>
         <w:jc w:val="both"/>
         <w:rPr>
-          <w:rFonts w:ascii="Carlito" w:hAnsi="Carlito" w:cs="Carlito"/>
+          <w:rFonts w:ascii="Calibri" w:hAnsi="Calibri" w:cs="Calibri"/>
           <w:b/>
           <w:bCs/>
           <w:color w:val="D86DCB" w:themeColor="accent5" w:themeTint="99"/>
-          <w:sz w:val="32"/>
-          <w:szCs w:val="32"/>
-        </w:rPr>
-      </w:pPr>
-      <w:r>
-        <w:rPr>
-          <w:rFonts w:ascii="Carlito" w:hAnsi="Carlito" w:cs="Carlito"/>
+          <w:sz w:val="36"/>
+          <w:szCs w:val="36"/>
+        </w:rPr>
+      </w:pPr>
+      <w:r>
+        <w:rPr>
+          <w:rFonts w:ascii="Calibri" w:hAnsi="Calibri" w:cs="Calibri"/>
           <w:b/>
           <w:bCs/>
           <w:color w:val="D86DCB" w:themeColor="accent5" w:themeTint="99"/>
-          <w:sz w:val="32"/>
-          <w:szCs w:val="32"/>
+          <w:sz w:val="36"/>
+          <w:szCs w:val="36"/>
         </w:rPr>
         <w:t>- Missing const</w:t>
       </w:r>
@@ -2713,22 +2713,22 @@
       <w:pPr>
         <w:jc w:val="both"/>
         <w:rPr>
-          <w:rFonts w:ascii="Carlito" w:hAnsi="Carlito" w:cs="Carlito"/>
+          <w:rFonts w:ascii="Calibri" w:hAnsi="Calibri" w:cs="Calibri"/>
           <w:b/>
           <w:bCs/>
           <w:color w:val="D86DCB" w:themeColor="accent5" w:themeTint="99"/>
-          <w:sz w:val="32"/>
-          <w:szCs w:val="32"/>
-        </w:rPr>
-      </w:pPr>
-      <w:r>
-        <w:rPr>
-          <w:rFonts w:ascii="Carlito" w:hAnsi="Carlito" w:cs="Carlito"/>
+          <w:sz w:val="36"/>
+          <w:szCs w:val="36"/>
+        </w:rPr>
+      </w:pPr>
+      <w:r>
+        <w:rPr>
+          <w:rFonts w:ascii="Calibri" w:hAnsi="Calibri" w:cs="Calibri"/>
           <w:b/>
           <w:bCs/>
           <w:color w:val="D86DCB" w:themeColor="accent5" w:themeTint="99"/>
-          <w:sz w:val="32"/>
-          <w:szCs w:val="32"/>
+          <w:sz w:val="36"/>
+          <w:szCs w:val="36"/>
         </w:rPr>
         <w:t>- Expensive rebuilds</w:t>
       </w:r>
@@ -2737,22 +2737,22 @@
       <w:pPr>
         <w:jc w:val="both"/>
         <w:rPr>
-          <w:rFonts w:ascii="Carlito" w:hAnsi="Carlito" w:cs="Carlito"/>
+          <w:rFonts w:ascii="Calibri" w:hAnsi="Calibri" w:cs="Calibri"/>
           <w:b/>
           <w:bCs/>
           <w:color w:val="D86DCB" w:themeColor="accent5" w:themeTint="99"/>
-          <w:sz w:val="32"/>
-          <w:szCs w:val="32"/>
-        </w:rPr>
-      </w:pPr>
-      <w:r>
-        <w:rPr>
-          <w:rFonts w:ascii="Carlito" w:hAnsi="Carlito" w:cs="Carlito"/>
+          <w:sz w:val="36"/>
+          <w:szCs w:val="36"/>
+        </w:rPr>
+      </w:pPr>
+      <w:r>
+        <w:rPr>
+          <w:rFonts w:ascii="Calibri" w:hAnsi="Calibri" w:cs="Calibri"/>
           <w:b/>
           <w:bCs/>
           <w:color w:val="D86DCB" w:themeColor="accent5" w:themeTint="99"/>
-          <w:sz w:val="32"/>
-          <w:szCs w:val="32"/>
+          <w:sz w:val="36"/>
+          <w:szCs w:val="36"/>
         </w:rPr>
         <w:t>- Memory issues</w:t>
       </w:r>
@@ -2761,22 +2761,22 @@
       <w:pPr>
         <w:jc w:val="both"/>
         <w:rPr>
-          <w:rFonts w:ascii="Carlito" w:hAnsi="Carlito" w:cs="Carlito"/>
+          <w:rFonts w:ascii="Calibri" w:hAnsi="Calibri" w:cs="Calibri"/>
           <w:b/>
           <w:bCs/>
           <w:color w:val="D86DCB" w:themeColor="accent5" w:themeTint="99"/>
-          <w:sz w:val="32"/>
-          <w:szCs w:val="32"/>
-        </w:rPr>
-      </w:pPr>
-      <w:r>
-        <w:rPr>
-          <w:rFonts w:ascii="Carlito" w:hAnsi="Carlito" w:cs="Carlito"/>
+          <w:sz w:val="36"/>
+          <w:szCs w:val="36"/>
+        </w:rPr>
+      </w:pPr>
+      <w:r>
+        <w:rPr>
+          <w:rFonts w:ascii="Calibri" w:hAnsi="Calibri" w:cs="Calibri"/>
           <w:b/>
           <w:bCs/>
           <w:color w:val="D86DCB" w:themeColor="accent5" w:themeTint="99"/>
-          <w:sz w:val="32"/>
-          <w:szCs w:val="32"/>
+          <w:sz w:val="36"/>
+          <w:szCs w:val="36"/>
         </w:rPr>
         <w:t>- Scroll performance</w:t>
       </w:r>
@@ -2790,16 +2790,16 @@
         </w:numPr>
         <w:jc w:val="both"/>
         <w:rPr>
-          <w:rFonts w:ascii="Carlito" w:hAnsi="Carlito" w:cs="Carlito"/>
-          <w:sz w:val="32"/>
-          <w:szCs w:val="32"/>
-        </w:rPr>
-      </w:pPr>
-      <w:r>
-        <w:rPr>
-          <w:rFonts w:ascii="Carlito" w:hAnsi="Carlito" w:cs="Carlito"/>
-          <w:sz w:val="32"/>
-          <w:szCs w:val="32"/>
+          <w:rFonts w:ascii="Calibri" w:hAnsi="Calibri" w:cs="Calibri"/>
+          <w:sz w:val="36"/>
+          <w:szCs w:val="36"/>
+        </w:rPr>
+      </w:pPr>
+      <w:r>
+        <w:rPr>
+          <w:rFonts w:ascii="Calibri" w:hAnsi="Calibri" w:cs="Calibri"/>
+          <w:sz w:val="36"/>
+          <w:szCs w:val="36"/>
         </w:rPr>
         <w:t>Test Coverage Review:</w:t>
       </w:r>
@@ -2808,22 +2808,22 @@
       <w:pPr>
         <w:jc w:val="both"/>
         <w:rPr>
-          <w:rFonts w:ascii="Carlito" w:hAnsi="Carlito" w:cs="Carlito"/>
+          <w:rFonts w:ascii="Calibri" w:hAnsi="Calibri" w:cs="Calibri"/>
           <w:b/>
           <w:bCs/>
           <w:color w:val="D86DCB" w:themeColor="accent5" w:themeTint="99"/>
-          <w:sz w:val="32"/>
-          <w:szCs w:val="32"/>
-        </w:rPr>
-      </w:pPr>
-      <w:r>
-        <w:rPr>
-          <w:rFonts w:ascii="Carlito" w:hAnsi="Carlito" w:cs="Carlito"/>
+          <w:sz w:val="36"/>
+          <w:szCs w:val="36"/>
+        </w:rPr>
+      </w:pPr>
+      <w:r>
+        <w:rPr>
+          <w:rFonts w:ascii="Calibri" w:hAnsi="Calibri" w:cs="Calibri"/>
           <w:b/>
           <w:bCs/>
           <w:color w:val="D86DCB" w:themeColor="accent5" w:themeTint="99"/>
-          <w:sz w:val="32"/>
-          <w:szCs w:val="32"/>
+          <w:sz w:val="36"/>
+          <w:szCs w:val="36"/>
         </w:rPr>
         <w:t>Suggest:</w:t>
       </w:r>
@@ -2832,22 +2832,22 @@
       <w:pPr>
         <w:jc w:val="both"/>
         <w:rPr>
-          <w:rFonts w:ascii="Carlito" w:hAnsi="Carlito" w:cs="Carlito"/>
+          <w:rFonts w:ascii="Calibri" w:hAnsi="Calibri" w:cs="Calibri"/>
           <w:b/>
           <w:bCs/>
           <w:color w:val="D86DCB" w:themeColor="accent5" w:themeTint="99"/>
-          <w:sz w:val="32"/>
-          <w:szCs w:val="32"/>
-        </w:rPr>
-      </w:pPr>
-      <w:r>
-        <w:rPr>
-          <w:rFonts w:ascii="Carlito" w:hAnsi="Carlito" w:cs="Carlito"/>
+          <w:sz w:val="36"/>
+          <w:szCs w:val="36"/>
+        </w:rPr>
+      </w:pPr>
+      <w:r>
+        <w:rPr>
+          <w:rFonts w:ascii="Calibri" w:hAnsi="Calibri" w:cs="Calibri"/>
           <w:b/>
           <w:bCs/>
           <w:color w:val="D86DCB" w:themeColor="accent5" w:themeTint="99"/>
-          <w:sz w:val="32"/>
-          <w:szCs w:val="32"/>
+          <w:sz w:val="36"/>
+          <w:szCs w:val="36"/>
         </w:rPr>
         <w:t>Missing widget tests</w:t>
       </w:r>
@@ -2856,22 +2856,22 @@
       <w:pPr>
         <w:jc w:val="both"/>
         <w:rPr>
-          <w:rFonts w:ascii="Carlito" w:hAnsi="Carlito" w:cs="Carlito"/>
+          <w:rFonts w:ascii="Calibri" w:hAnsi="Calibri" w:cs="Calibri"/>
           <w:b/>
           <w:bCs/>
           <w:color w:val="D86DCB" w:themeColor="accent5" w:themeTint="99"/>
-          <w:sz w:val="32"/>
-          <w:szCs w:val="32"/>
-        </w:rPr>
-      </w:pPr>
-      <w:r>
-        <w:rPr>
-          <w:rFonts w:ascii="Carlito" w:hAnsi="Carlito" w:cs="Carlito"/>
+          <w:sz w:val="36"/>
+          <w:szCs w:val="36"/>
+        </w:rPr>
+      </w:pPr>
+      <w:r>
+        <w:rPr>
+          <w:rFonts w:ascii="Calibri" w:hAnsi="Calibri" w:cs="Calibri"/>
           <w:b/>
           <w:bCs/>
           <w:color w:val="D86DCB" w:themeColor="accent5" w:themeTint="99"/>
-          <w:sz w:val="32"/>
-          <w:szCs w:val="32"/>
+          <w:sz w:val="36"/>
+          <w:szCs w:val="36"/>
         </w:rPr>
         <w:t>Missing unit tests</w:t>
       </w:r>
@@ -2880,22 +2880,22 @@
       <w:pPr>
         <w:jc w:val="both"/>
         <w:rPr>
-          <w:rFonts w:ascii="Carlito" w:hAnsi="Carlito" w:cs="Carlito"/>
+          <w:rFonts w:ascii="Calibri" w:hAnsi="Calibri" w:cs="Calibri"/>
           <w:b/>
           <w:bCs/>
           <w:color w:val="D86DCB" w:themeColor="accent5" w:themeTint="99"/>
-          <w:sz w:val="32"/>
-          <w:szCs w:val="32"/>
-        </w:rPr>
-      </w:pPr>
-      <w:r>
-        <w:rPr>
-          <w:rFonts w:ascii="Carlito" w:hAnsi="Carlito" w:cs="Carlito"/>
+          <w:sz w:val="36"/>
+          <w:szCs w:val="36"/>
+        </w:rPr>
+      </w:pPr>
+      <w:r>
+        <w:rPr>
+          <w:rFonts w:ascii="Calibri" w:hAnsi="Calibri" w:cs="Calibri"/>
           <w:b/>
           <w:bCs/>
           <w:color w:val="D86DCB" w:themeColor="accent5" w:themeTint="99"/>
-          <w:sz w:val="32"/>
-          <w:szCs w:val="32"/>
+          <w:sz w:val="36"/>
+          <w:szCs w:val="36"/>
         </w:rPr>
         <w:t>Edge cases</w:t>
       </w:r>
@@ -2904,26 +2904,26 @@
       <w:pPr>
         <w:jc w:val="both"/>
         <w:rPr>
-          <w:rFonts w:ascii="Carlito" w:hAnsi="Carlito" w:cs="Carlito"/>
-          <w:sz w:val="32"/>
-          <w:szCs w:val="32"/>
-        </w:rPr>
-      </w:pPr>
-    </w:p>
-    <w:p>
-      <w:pPr>
-        <w:jc w:val="both"/>
-        <w:rPr>
-          <w:rFonts w:ascii="Carlito" w:hAnsi="Carlito" w:cs="Carlito"/>
-          <w:sz w:val="32"/>
-          <w:szCs w:val="32"/>
-        </w:rPr>
-      </w:pPr>
-      <w:r>
-        <w:rPr>
-          <w:rFonts w:ascii="Carlito" w:hAnsi="Carlito" w:cs="Carlito"/>
-          <w:sz w:val="32"/>
-          <w:szCs w:val="32"/>
+          <w:rFonts w:ascii="Calibri" w:hAnsi="Calibri" w:cs="Calibri"/>
+          <w:sz w:val="36"/>
+          <w:szCs w:val="36"/>
+        </w:rPr>
+      </w:pPr>
+    </w:p>
+    <w:p>
+      <w:pPr>
+        <w:jc w:val="both"/>
+        <w:rPr>
+          <w:rFonts w:ascii="Calibri" w:hAnsi="Calibri" w:cs="Calibri"/>
+          <w:sz w:val="36"/>
+          <w:szCs w:val="36"/>
+        </w:rPr>
+      </w:pPr>
+      <w:r>
+        <w:rPr>
+          <w:rFonts w:ascii="Calibri" w:hAnsi="Calibri" w:cs="Calibri"/>
+          <w:sz w:val="36"/>
+          <w:szCs w:val="36"/>
         </w:rPr>
         <w:t>Things NOT to Automate:</w:t>
       </w:r>
@@ -2932,16 +2932,16 @@
       <w:pPr>
         <w:jc w:val="both"/>
         <w:rPr>
-          <w:rFonts w:ascii="Carlito" w:hAnsi="Carlito" w:cs="Carlito"/>
-          <w:sz w:val="32"/>
-          <w:szCs w:val="32"/>
-        </w:rPr>
-      </w:pPr>
-      <w:r>
-        <w:rPr>
-          <w:rFonts w:ascii="Carlito" w:hAnsi="Carlito" w:cs="Carlito"/>
-          <w:sz w:val="32"/>
-          <w:szCs w:val="32"/>
+          <w:rFonts w:ascii="Calibri" w:hAnsi="Calibri" w:cs="Calibri"/>
+          <w:sz w:val="36"/>
+          <w:szCs w:val="36"/>
+        </w:rPr>
+      </w:pPr>
+      <w:r>
+        <w:rPr>
+          <w:rFonts w:ascii="Calibri" w:hAnsi="Calibri" w:cs="Calibri"/>
+          <w:sz w:val="36"/>
+          <w:szCs w:val="36"/>
         </w:rPr>
         <w:t># Never automatically:</w:t>
       </w:r>
@@ -2955,16 +2955,16 @@
         </w:numPr>
         <w:jc w:val="both"/>
         <w:rPr>
-          <w:rFonts w:ascii="Carlito" w:hAnsi="Carlito" w:cs="Carlito"/>
-          <w:sz w:val="32"/>
-          <w:szCs w:val="32"/>
-        </w:rPr>
-      </w:pPr>
-      <w:r>
-        <w:rPr>
-          <w:rFonts w:ascii="Carlito" w:hAnsi="Carlito" w:cs="Carlito"/>
-          <w:sz w:val="32"/>
-          <w:szCs w:val="32"/>
+          <w:rFonts w:ascii="Calibri" w:hAnsi="Calibri" w:cs="Calibri"/>
+          <w:sz w:val="36"/>
+          <w:szCs w:val="36"/>
+        </w:rPr>
+      </w:pPr>
+      <w:r>
+        <w:rPr>
+          <w:rFonts w:ascii="Calibri" w:hAnsi="Calibri" w:cs="Calibri"/>
+          <w:sz w:val="36"/>
+          <w:szCs w:val="36"/>
         </w:rPr>
         <w:t>Commit code</w:t>
       </w:r>
@@ -2978,16 +2978,16 @@
         </w:numPr>
         <w:jc w:val="both"/>
         <w:rPr>
-          <w:rFonts w:ascii="Carlito" w:hAnsi="Carlito" w:cs="Carlito"/>
-          <w:sz w:val="32"/>
-          <w:szCs w:val="32"/>
-        </w:rPr>
-      </w:pPr>
-      <w:r>
-        <w:rPr>
-          <w:rFonts w:ascii="Carlito" w:hAnsi="Carlito" w:cs="Carlito"/>
-          <w:sz w:val="32"/>
-          <w:szCs w:val="32"/>
+          <w:rFonts w:ascii="Calibri" w:hAnsi="Calibri" w:cs="Calibri"/>
+          <w:sz w:val="36"/>
+          <w:szCs w:val="36"/>
+        </w:rPr>
+      </w:pPr>
+      <w:r>
+        <w:rPr>
+          <w:rFonts w:ascii="Calibri" w:hAnsi="Calibri" w:cs="Calibri"/>
+          <w:sz w:val="36"/>
+          <w:szCs w:val="36"/>
         </w:rPr>
         <w:t>Push code</w:t>
       </w:r>
@@ -3001,16 +3001,16 @@
         </w:numPr>
         <w:jc w:val="both"/>
         <w:rPr>
-          <w:rFonts w:ascii="Carlito" w:hAnsi="Carlito" w:cs="Carlito"/>
-          <w:sz w:val="32"/>
-          <w:szCs w:val="32"/>
-        </w:rPr>
-      </w:pPr>
-      <w:r>
-        <w:rPr>
-          <w:rFonts w:ascii="Carlito" w:hAnsi="Carlito" w:cs="Carlito"/>
-          <w:sz w:val="32"/>
-          <w:szCs w:val="32"/>
+          <w:rFonts w:ascii="Calibri" w:hAnsi="Calibri" w:cs="Calibri"/>
+          <w:sz w:val="36"/>
+          <w:szCs w:val="36"/>
+        </w:rPr>
+      </w:pPr>
+      <w:r>
+        <w:rPr>
+          <w:rFonts w:ascii="Calibri" w:hAnsi="Calibri" w:cs="Calibri"/>
+          <w:sz w:val="36"/>
+          <w:szCs w:val="36"/>
         </w:rPr>
         <w:t>Merge PRs</w:t>
       </w:r>
@@ -3024,16 +3024,16 @@
         </w:numPr>
         <w:jc w:val="both"/>
         <w:rPr>
-          <w:rFonts w:ascii="Carlito" w:hAnsi="Carlito" w:cs="Carlito"/>
-          <w:sz w:val="32"/>
-          <w:szCs w:val="32"/>
-        </w:rPr>
-      </w:pPr>
-      <w:r>
-        <w:rPr>
-          <w:rFonts w:ascii="Carlito" w:hAnsi="Carlito" w:cs="Carlito"/>
-          <w:sz w:val="32"/>
-          <w:szCs w:val="32"/>
+          <w:rFonts w:ascii="Calibri" w:hAnsi="Calibri" w:cs="Calibri"/>
+          <w:sz w:val="36"/>
+          <w:szCs w:val="36"/>
+        </w:rPr>
+      </w:pPr>
+      <w:r>
+        <w:rPr>
+          <w:rFonts w:ascii="Calibri" w:hAnsi="Calibri" w:cs="Calibri"/>
+          <w:sz w:val="36"/>
+          <w:szCs w:val="36"/>
         </w:rPr>
         <w:t>Delete branches</w:t>
       </w:r>
@@ -3047,16 +3047,16 @@
         </w:numPr>
         <w:jc w:val="both"/>
         <w:rPr>
-          <w:rFonts w:ascii="Carlito" w:hAnsi="Carlito" w:cs="Carlito"/>
-          <w:sz w:val="32"/>
-          <w:szCs w:val="32"/>
-        </w:rPr>
-      </w:pPr>
-      <w:r>
-        <w:rPr>
-          <w:rFonts w:ascii="Carlito" w:hAnsi="Carlito" w:cs="Carlito"/>
-          <w:sz w:val="32"/>
-          <w:szCs w:val="32"/>
+          <w:rFonts w:ascii="Calibri" w:hAnsi="Calibri" w:cs="Calibri"/>
+          <w:sz w:val="36"/>
+          <w:szCs w:val="36"/>
+        </w:rPr>
+      </w:pPr>
+      <w:r>
+        <w:rPr>
+          <w:rFonts w:ascii="Calibri" w:hAnsi="Calibri" w:cs="Calibri"/>
+          <w:sz w:val="36"/>
+          <w:szCs w:val="36"/>
         </w:rPr>
         <w:t>Rewrite Git history</w:t>
       </w:r>
@@ -3070,64 +3070,64 @@
         </w:numPr>
         <w:jc w:val="both"/>
         <w:rPr>
-          <w:rFonts w:ascii="Carlito" w:hAnsi="Carlito" w:cs="Carlito"/>
-          <w:sz w:val="32"/>
-          <w:szCs w:val="32"/>
-        </w:rPr>
-      </w:pPr>
-      <w:r>
-        <w:rPr>
-          <w:rFonts w:ascii="Carlito" w:hAnsi="Carlito" w:cs="Carlito"/>
-          <w:sz w:val="32"/>
-          <w:szCs w:val="32"/>
+          <w:rFonts w:ascii="Calibri" w:hAnsi="Calibri" w:cs="Calibri"/>
+          <w:sz w:val="36"/>
+          <w:szCs w:val="36"/>
+        </w:rPr>
+      </w:pPr>
+      <w:r>
+        <w:rPr>
+          <w:rFonts w:ascii="Calibri" w:hAnsi="Calibri" w:cs="Calibri"/>
+          <w:sz w:val="36"/>
+          <w:szCs w:val="36"/>
+        </w:rPr>
+        <w:t>Deploy to production without human approval</w:t>
+      </w:r>
+    </w:p>
+    <w:p>
+      <w:pPr>
+        <w:jc w:val="both"/>
+        <w:rPr>
+          <w:rFonts w:ascii="Calibri" w:hAnsi="Calibri" w:cs="Calibri"/>
+          <w:sz w:val="36"/>
+          <w:szCs w:val="36"/>
+        </w:rPr>
+      </w:pPr>
+      <w:r>
+        <w:rPr>
+          <w:rFonts w:ascii="Calibri" w:hAnsi="Calibri" w:cs="Calibri"/>
+          <w:sz w:val="36"/>
+          <w:szCs w:val="36"/>
+        </w:rPr>
+        <w:t># Automation should assist decisions, not silently make irreversible ones</w:t>
+      </w:r>
+    </w:p>
+    <w:p>
+      <w:pPr>
+        <w:jc w:val="both"/>
+        <w:rPr>
+          <w:rFonts w:ascii="Calibri" w:hAnsi="Calibri" w:cs="Calibri"/>
+          <w:sz w:val="36"/>
+          <w:szCs w:val="36"/>
+        </w:rPr>
+      </w:pPr>
+    </w:p>
+    <w:p>
+      <w:pPr>
+        <w:jc w:val="both"/>
+        <w:rPr>
+          <w:rFonts w:ascii="Calibri" w:hAnsi="Calibri" w:cs="Calibri"/>
+          <w:sz w:val="36"/>
+          <w:szCs w:val="36"/>
+        </w:rPr>
+      </w:pPr>
+      <w:r>
+        <w:rPr>
+          <w:rFonts w:ascii="Calibri" w:hAnsi="Calibri" w:cs="Calibri"/>
+          <w:sz w:val="36"/>
+          <w:szCs w:val="36"/>
         </w:rPr>
         <w:lastRenderedPageBreak/>
-        <w:t>Deploy to production without human approval</w:t>
-      </w:r>
-    </w:p>
-    <w:p>
-      <w:pPr>
-        <w:jc w:val="both"/>
-        <w:rPr>
-          <w:rFonts w:ascii="Carlito" w:hAnsi="Carlito" w:cs="Carlito"/>
-          <w:sz w:val="32"/>
-          <w:szCs w:val="32"/>
-        </w:rPr>
-      </w:pPr>
-      <w:r>
-        <w:rPr>
-          <w:rFonts w:ascii="Carlito" w:hAnsi="Carlito" w:cs="Carlito"/>
-          <w:sz w:val="32"/>
-          <w:szCs w:val="32"/>
-        </w:rPr>
-        <w:t># Automation should assist decisions, not silently make irreversible ones</w:t>
-      </w:r>
-    </w:p>
-    <w:p>
-      <w:pPr>
-        <w:jc w:val="both"/>
-        <w:rPr>
-          <w:rFonts w:ascii="Carlito" w:hAnsi="Carlito" w:cs="Carlito"/>
-          <w:sz w:val="32"/>
-          <w:szCs w:val="32"/>
-        </w:rPr>
-      </w:pPr>
-    </w:p>
-    <w:p>
-      <w:pPr>
-        <w:jc w:val="both"/>
-        <w:rPr>
-          <w:rFonts w:ascii="Carlito" w:hAnsi="Carlito" w:cs="Carlito"/>
-          <w:sz w:val="32"/>
-          <w:szCs w:val="32"/>
-        </w:rPr>
-      </w:pPr>
-      <w:r>
-        <w:rPr>
-          <w:rFonts w:ascii="Carlito" w:hAnsi="Carlito" w:cs="Carlito"/>
-          <w:sz w:val="32"/>
-          <w:szCs w:val="32"/>
-        </w:rPr>
         <w:t>Workflow for Automation:</w:t>
       </w:r>
     </w:p>
@@ -3135,34 +3135,34 @@
       <w:pPr>
         <w:jc w:val="both"/>
         <w:rPr>
-          <w:rFonts w:ascii="Carlito" w:hAnsi="Carlito" w:cs="Carlito"/>
-          <w:sz w:val="32"/>
-          <w:szCs w:val="32"/>
-        </w:rPr>
-      </w:pPr>
-      <w:r>
-        <w:rPr>
-          <w:rFonts w:ascii="Carlito" w:hAnsi="Carlito" w:cs="Carlito"/>
-          <w:sz w:val="32"/>
-          <w:szCs w:val="32"/>
+          <w:rFonts w:ascii="Calibri" w:hAnsi="Calibri" w:cs="Calibri"/>
+          <w:sz w:val="36"/>
+          <w:szCs w:val="36"/>
+        </w:rPr>
+      </w:pPr>
+      <w:r>
+        <w:rPr>
+          <w:rFonts w:ascii="Calibri" w:hAnsi="Calibri" w:cs="Calibri"/>
+          <w:sz w:val="36"/>
+          <w:szCs w:val="36"/>
         </w:rPr>
         <w:t xml:space="preserve"># This keeps </w:t>
       </w:r>
       <w:r>
         <w:rPr>
-          <w:rFonts w:ascii="Carlito" w:hAnsi="Carlito" w:cs="Carlito"/>
-          <w:b/>
-          <w:bCs/>
-          <w:sz w:val="32"/>
-          <w:szCs w:val="32"/>
+          <w:rFonts w:ascii="Calibri" w:hAnsi="Calibri" w:cs="Calibri"/>
+          <w:b/>
+          <w:bCs/>
+          <w:sz w:val="36"/>
+          <w:szCs w:val="36"/>
         </w:rPr>
         <w:t>Flutter</w:t>
       </w:r>
       <w:r>
         <w:rPr>
-          <w:rFonts w:ascii="Carlito" w:hAnsi="Carlito" w:cs="Carlito"/>
-          <w:sz w:val="32"/>
-          <w:szCs w:val="32"/>
+          <w:rFonts w:ascii="Calibri" w:hAnsi="Calibri" w:cs="Calibri"/>
+          <w:sz w:val="36"/>
+          <w:szCs w:val="36"/>
         </w:rPr>
         <w:t>'s tools responsible for correctness, Git responsible for version history, and Codex responsible for engineering feedback:</w:t>
       </w:r>
@@ -3171,20 +3171,20 @@
       <w:pPr>
         <w:jc w:val="both"/>
         <w:rPr>
-          <w:rFonts w:ascii="Carlito" w:hAnsi="Carlito" w:cs="Carlito"/>
-          <w:b/>
-          <w:bCs/>
-          <w:sz w:val="28"/>
-          <w:szCs w:val="28"/>
-        </w:rPr>
-      </w:pPr>
-      <w:r>
-        <w:rPr>
-          <w:rFonts w:ascii="Carlito" w:hAnsi="Carlito" w:cs="Carlito"/>
-          <w:b/>
-          <w:bCs/>
-          <w:sz w:val="28"/>
-          <w:szCs w:val="28"/>
+          <w:rFonts w:ascii="Calibri" w:hAnsi="Calibri" w:cs="Calibri"/>
+          <w:b/>
+          <w:bCs/>
+          <w:sz w:val="32"/>
+          <w:szCs w:val="32"/>
+        </w:rPr>
+      </w:pPr>
+      <w:r>
+        <w:rPr>
+          <w:rFonts w:ascii="Calibri" w:hAnsi="Calibri" w:cs="Calibri"/>
+          <w:b/>
+          <w:bCs/>
+          <w:sz w:val="32"/>
+          <w:szCs w:val="32"/>
         </w:rPr>
         <w:t>Write Feature</w:t>
       </w:r>
@@ -3193,20 +3193,20 @@
       <w:pPr>
         <w:jc w:val="both"/>
         <w:rPr>
-          <w:rFonts w:ascii="Carlito" w:hAnsi="Carlito" w:cs="Carlito"/>
-          <w:b/>
-          <w:bCs/>
-          <w:sz w:val="28"/>
-          <w:szCs w:val="28"/>
-        </w:rPr>
-      </w:pPr>
-      <w:r>
-        <w:rPr>
-          <w:rFonts w:ascii="Carlito" w:hAnsi="Carlito" w:cs="Carlito"/>
-          <w:b/>
-          <w:bCs/>
-          <w:sz w:val="28"/>
-          <w:szCs w:val="28"/>
+          <w:rFonts w:ascii="Calibri" w:hAnsi="Calibri" w:cs="Calibri"/>
+          <w:b/>
+          <w:bCs/>
+          <w:sz w:val="32"/>
+          <w:szCs w:val="32"/>
+        </w:rPr>
+      </w:pPr>
+      <w:r>
+        <w:rPr>
+          <w:rFonts w:ascii="Calibri" w:hAnsi="Calibri" w:cs="Calibri"/>
+          <w:b/>
+          <w:bCs/>
+          <w:sz w:val="32"/>
+          <w:szCs w:val="32"/>
         </w:rPr>
         <w:t xml:space="preserve">      │</w:t>
       </w:r>
@@ -3215,20 +3215,20 @@
       <w:pPr>
         <w:jc w:val="both"/>
         <w:rPr>
-          <w:rFonts w:ascii="Carlito" w:hAnsi="Carlito" w:cs="Carlito"/>
-          <w:b/>
-          <w:bCs/>
-          <w:sz w:val="28"/>
-          <w:szCs w:val="28"/>
-        </w:rPr>
-      </w:pPr>
-      <w:r>
-        <w:rPr>
-          <w:rFonts w:ascii="Carlito" w:hAnsi="Carlito" w:cs="Carlito"/>
-          <w:b/>
-          <w:bCs/>
-          <w:sz w:val="28"/>
-          <w:szCs w:val="28"/>
+          <w:rFonts w:ascii="Calibri" w:hAnsi="Calibri" w:cs="Calibri"/>
+          <w:b/>
+          <w:bCs/>
+          <w:sz w:val="32"/>
+          <w:szCs w:val="32"/>
+        </w:rPr>
+      </w:pPr>
+      <w:r>
+        <w:rPr>
+          <w:rFonts w:ascii="Calibri" w:hAnsi="Calibri" w:cs="Calibri"/>
+          <w:b/>
+          <w:bCs/>
+          <w:sz w:val="32"/>
+          <w:szCs w:val="32"/>
         </w:rPr>
         <w:t>flutter analyze</w:t>
       </w:r>
@@ -3237,20 +3237,20 @@
       <w:pPr>
         <w:jc w:val="both"/>
         <w:rPr>
-          <w:rFonts w:ascii="Carlito" w:hAnsi="Carlito" w:cs="Carlito"/>
-          <w:b/>
-          <w:bCs/>
-          <w:sz w:val="28"/>
-          <w:szCs w:val="28"/>
-        </w:rPr>
-      </w:pPr>
-      <w:r>
-        <w:rPr>
-          <w:rFonts w:ascii="Carlito" w:hAnsi="Carlito" w:cs="Carlito"/>
-          <w:b/>
-          <w:bCs/>
-          <w:sz w:val="28"/>
-          <w:szCs w:val="28"/>
+          <w:rFonts w:ascii="Calibri" w:hAnsi="Calibri" w:cs="Calibri"/>
+          <w:b/>
+          <w:bCs/>
+          <w:sz w:val="32"/>
+          <w:szCs w:val="32"/>
+        </w:rPr>
+      </w:pPr>
+      <w:r>
+        <w:rPr>
+          <w:rFonts w:ascii="Calibri" w:hAnsi="Calibri" w:cs="Calibri"/>
+          <w:b/>
+          <w:bCs/>
+          <w:sz w:val="32"/>
+          <w:szCs w:val="32"/>
         </w:rPr>
         <w:t xml:space="preserve">      │</w:t>
       </w:r>
@@ -3259,20 +3259,20 @@
       <w:pPr>
         <w:jc w:val="both"/>
         <w:rPr>
-          <w:rFonts w:ascii="Carlito" w:hAnsi="Carlito" w:cs="Carlito"/>
-          <w:b/>
-          <w:bCs/>
-          <w:sz w:val="28"/>
-          <w:szCs w:val="28"/>
-        </w:rPr>
-      </w:pPr>
-      <w:r>
-        <w:rPr>
-          <w:rFonts w:ascii="Carlito" w:hAnsi="Carlito" w:cs="Carlito"/>
-          <w:b/>
-          <w:bCs/>
-          <w:sz w:val="28"/>
-          <w:szCs w:val="28"/>
+          <w:rFonts w:ascii="Calibri" w:hAnsi="Calibri" w:cs="Calibri"/>
+          <w:b/>
+          <w:bCs/>
+          <w:sz w:val="32"/>
+          <w:szCs w:val="32"/>
+        </w:rPr>
+      </w:pPr>
+      <w:r>
+        <w:rPr>
+          <w:rFonts w:ascii="Calibri" w:hAnsi="Calibri" w:cs="Calibri"/>
+          <w:b/>
+          <w:bCs/>
+          <w:sz w:val="32"/>
+          <w:szCs w:val="32"/>
         </w:rPr>
         <w:t>flutter test</w:t>
       </w:r>
@@ -3281,20 +3281,20 @@
       <w:pPr>
         <w:jc w:val="both"/>
         <w:rPr>
-          <w:rFonts w:ascii="Carlito" w:hAnsi="Carlito" w:cs="Carlito"/>
-          <w:b/>
-          <w:bCs/>
-          <w:sz w:val="28"/>
-          <w:szCs w:val="28"/>
-        </w:rPr>
-      </w:pPr>
-      <w:r>
-        <w:rPr>
-          <w:rFonts w:ascii="Carlito" w:hAnsi="Carlito" w:cs="Carlito"/>
-          <w:b/>
-          <w:bCs/>
-          <w:sz w:val="28"/>
-          <w:szCs w:val="28"/>
+          <w:rFonts w:ascii="Calibri" w:hAnsi="Calibri" w:cs="Calibri"/>
+          <w:b/>
+          <w:bCs/>
+          <w:sz w:val="32"/>
+          <w:szCs w:val="32"/>
+        </w:rPr>
+      </w:pPr>
+      <w:r>
+        <w:rPr>
+          <w:rFonts w:ascii="Calibri" w:hAnsi="Calibri" w:cs="Calibri"/>
+          <w:b/>
+          <w:bCs/>
+          <w:sz w:val="32"/>
+          <w:szCs w:val="32"/>
         </w:rPr>
         <w:t xml:space="preserve">      │</w:t>
       </w:r>
@@ -3303,20 +3303,20 @@
       <w:pPr>
         <w:jc w:val="both"/>
         <w:rPr>
-          <w:rFonts w:ascii="Carlito" w:hAnsi="Carlito" w:cs="Carlito"/>
-          <w:b/>
-          <w:bCs/>
-          <w:sz w:val="28"/>
-          <w:szCs w:val="28"/>
-        </w:rPr>
-      </w:pPr>
-      <w:r>
-        <w:rPr>
-          <w:rFonts w:ascii="Carlito" w:hAnsi="Carlito" w:cs="Carlito"/>
-          <w:b/>
-          <w:bCs/>
-          <w:sz w:val="28"/>
-          <w:szCs w:val="28"/>
+          <w:rFonts w:ascii="Calibri" w:hAnsi="Calibri" w:cs="Calibri"/>
+          <w:b/>
+          <w:bCs/>
+          <w:sz w:val="32"/>
+          <w:szCs w:val="32"/>
+        </w:rPr>
+      </w:pPr>
+      <w:r>
+        <w:rPr>
+          <w:rFonts w:ascii="Calibri" w:hAnsi="Calibri" w:cs="Calibri"/>
+          <w:b/>
+          <w:bCs/>
+          <w:sz w:val="32"/>
+          <w:szCs w:val="32"/>
         </w:rPr>
         <w:t>Git Commit</w:t>
       </w:r>
@@ -3325,20 +3325,20 @@
       <w:pPr>
         <w:jc w:val="both"/>
         <w:rPr>
-          <w:rFonts w:ascii="Carlito" w:hAnsi="Carlito" w:cs="Carlito"/>
-          <w:b/>
-          <w:bCs/>
-          <w:sz w:val="28"/>
-          <w:szCs w:val="28"/>
-        </w:rPr>
-      </w:pPr>
-      <w:r>
-        <w:rPr>
-          <w:rFonts w:ascii="Carlito" w:hAnsi="Carlito" w:cs="Carlito"/>
-          <w:b/>
-          <w:bCs/>
-          <w:sz w:val="28"/>
-          <w:szCs w:val="28"/>
+          <w:rFonts w:ascii="Calibri" w:hAnsi="Calibri" w:cs="Calibri"/>
+          <w:b/>
+          <w:bCs/>
+          <w:sz w:val="32"/>
+          <w:szCs w:val="32"/>
+        </w:rPr>
+      </w:pPr>
+      <w:r>
+        <w:rPr>
+          <w:rFonts w:ascii="Calibri" w:hAnsi="Calibri" w:cs="Calibri"/>
+          <w:b/>
+          <w:bCs/>
+          <w:sz w:val="32"/>
+          <w:szCs w:val="32"/>
         </w:rPr>
         <w:t xml:space="preserve">      │</w:t>
       </w:r>
@@ -3347,20 +3347,20 @@
       <w:pPr>
         <w:jc w:val="both"/>
         <w:rPr>
-          <w:rFonts w:ascii="Carlito" w:hAnsi="Carlito" w:cs="Carlito"/>
-          <w:b/>
-          <w:bCs/>
-          <w:sz w:val="28"/>
-          <w:szCs w:val="28"/>
-        </w:rPr>
-      </w:pPr>
-      <w:r>
-        <w:rPr>
-          <w:rFonts w:ascii="Carlito" w:hAnsi="Carlito" w:cs="Carlito"/>
-          <w:b/>
-          <w:bCs/>
-          <w:sz w:val="28"/>
-          <w:szCs w:val="28"/>
+          <w:rFonts w:ascii="Calibri" w:hAnsi="Calibri" w:cs="Calibri"/>
+          <w:b/>
+          <w:bCs/>
+          <w:sz w:val="32"/>
+          <w:szCs w:val="32"/>
+        </w:rPr>
+      </w:pPr>
+      <w:r>
+        <w:rPr>
+          <w:rFonts w:ascii="Calibri" w:hAnsi="Calibri" w:cs="Calibri"/>
+          <w:b/>
+          <w:bCs/>
+          <w:sz w:val="32"/>
+          <w:szCs w:val="32"/>
         </w:rPr>
         <w:t>Push to GitHub</w:t>
       </w:r>
@@ -3369,20 +3369,20 @@
       <w:pPr>
         <w:jc w:val="both"/>
         <w:rPr>
-          <w:rFonts w:ascii="Carlito" w:hAnsi="Carlito" w:cs="Carlito"/>
-          <w:b/>
-          <w:bCs/>
-          <w:sz w:val="28"/>
-          <w:szCs w:val="28"/>
-        </w:rPr>
-      </w:pPr>
-      <w:r>
-        <w:rPr>
-          <w:rFonts w:ascii="Carlito" w:hAnsi="Carlito" w:cs="Carlito"/>
-          <w:b/>
-          <w:bCs/>
-          <w:sz w:val="28"/>
-          <w:szCs w:val="28"/>
+          <w:rFonts w:ascii="Calibri" w:hAnsi="Calibri" w:cs="Calibri"/>
+          <w:b/>
+          <w:bCs/>
+          <w:sz w:val="32"/>
+          <w:szCs w:val="32"/>
+        </w:rPr>
+      </w:pPr>
+      <w:r>
+        <w:rPr>
+          <w:rFonts w:ascii="Calibri" w:hAnsi="Calibri" w:cs="Calibri"/>
+          <w:b/>
+          <w:bCs/>
+          <w:sz w:val="32"/>
+          <w:szCs w:val="32"/>
         </w:rPr>
         <w:t xml:space="preserve">      │</w:t>
       </w:r>
@@ -3391,20 +3391,20 @@
       <w:pPr>
         <w:jc w:val="both"/>
         <w:rPr>
-          <w:rFonts w:ascii="Carlito" w:hAnsi="Carlito" w:cs="Carlito"/>
-          <w:b/>
-          <w:bCs/>
-          <w:sz w:val="28"/>
-          <w:szCs w:val="28"/>
-        </w:rPr>
-      </w:pPr>
-      <w:r>
-        <w:rPr>
-          <w:rFonts w:ascii="Carlito" w:hAnsi="Carlito" w:cs="Carlito"/>
-          <w:b/>
-          <w:bCs/>
-          <w:sz w:val="28"/>
-          <w:szCs w:val="28"/>
+          <w:rFonts w:ascii="Calibri" w:hAnsi="Calibri" w:cs="Calibri"/>
+          <w:b/>
+          <w:bCs/>
+          <w:sz w:val="32"/>
+          <w:szCs w:val="32"/>
+        </w:rPr>
+      </w:pPr>
+      <w:r>
+        <w:rPr>
+          <w:rFonts w:ascii="Calibri" w:hAnsi="Calibri" w:cs="Calibri"/>
+          <w:b/>
+          <w:bCs/>
+          <w:sz w:val="32"/>
+          <w:szCs w:val="32"/>
         </w:rPr>
         <w:t>GitHub Action</w:t>
       </w:r>
@@ -3413,20 +3413,20 @@
       <w:pPr>
         <w:jc w:val="both"/>
         <w:rPr>
-          <w:rFonts w:ascii="Carlito" w:hAnsi="Carlito" w:cs="Carlito"/>
-          <w:b/>
-          <w:bCs/>
-          <w:sz w:val="28"/>
-          <w:szCs w:val="28"/>
-        </w:rPr>
-      </w:pPr>
-      <w:r>
-        <w:rPr>
-          <w:rFonts w:ascii="Carlito" w:hAnsi="Carlito" w:cs="Carlito"/>
-          <w:b/>
-          <w:bCs/>
-          <w:sz w:val="28"/>
-          <w:szCs w:val="28"/>
+          <w:rFonts w:ascii="Calibri" w:hAnsi="Calibri" w:cs="Calibri"/>
+          <w:b/>
+          <w:bCs/>
+          <w:sz w:val="32"/>
+          <w:szCs w:val="32"/>
+        </w:rPr>
+      </w:pPr>
+      <w:r>
+        <w:rPr>
+          <w:rFonts w:ascii="Calibri" w:hAnsi="Calibri" w:cs="Calibri"/>
+          <w:b/>
+          <w:bCs/>
+          <w:sz w:val="32"/>
+          <w:szCs w:val="32"/>
         </w:rPr>
         <w:t xml:space="preserve">      │</w:t>
       </w:r>
@@ -3435,20 +3435,20 @@
       <w:pPr>
         <w:jc w:val="both"/>
         <w:rPr>
-          <w:rFonts w:ascii="Carlito" w:hAnsi="Carlito" w:cs="Carlito"/>
-          <w:b/>
-          <w:bCs/>
-          <w:sz w:val="28"/>
-          <w:szCs w:val="28"/>
-        </w:rPr>
-      </w:pPr>
-      <w:r>
-        <w:rPr>
-          <w:rFonts w:ascii="Carlito" w:hAnsi="Carlito" w:cs="Carlito"/>
-          <w:b/>
-          <w:bCs/>
-          <w:sz w:val="28"/>
-          <w:szCs w:val="28"/>
+          <w:rFonts w:ascii="Calibri" w:hAnsi="Calibri" w:cs="Calibri"/>
+          <w:b/>
+          <w:bCs/>
+          <w:sz w:val="32"/>
+          <w:szCs w:val="32"/>
+        </w:rPr>
+      </w:pPr>
+      <w:r>
+        <w:rPr>
+          <w:rFonts w:ascii="Calibri" w:hAnsi="Calibri" w:cs="Calibri"/>
+          <w:b/>
+          <w:bCs/>
+          <w:sz w:val="32"/>
+          <w:szCs w:val="32"/>
         </w:rPr>
         <w:t>Codex Review</w:t>
       </w:r>
@@ -3457,20 +3457,20 @@
       <w:pPr>
         <w:jc w:val="both"/>
         <w:rPr>
-          <w:rFonts w:ascii="Carlito" w:hAnsi="Carlito" w:cs="Carlito"/>
-          <w:b/>
-          <w:bCs/>
-          <w:sz w:val="28"/>
-          <w:szCs w:val="28"/>
-        </w:rPr>
-      </w:pPr>
-      <w:r>
-        <w:rPr>
-          <w:rFonts w:ascii="Carlito" w:hAnsi="Carlito" w:cs="Carlito"/>
-          <w:b/>
-          <w:bCs/>
-          <w:sz w:val="28"/>
-          <w:szCs w:val="28"/>
+          <w:rFonts w:ascii="Calibri" w:hAnsi="Calibri" w:cs="Calibri"/>
+          <w:b/>
+          <w:bCs/>
+          <w:sz w:val="32"/>
+          <w:szCs w:val="32"/>
+        </w:rPr>
+      </w:pPr>
+      <w:r>
+        <w:rPr>
+          <w:rFonts w:ascii="Calibri" w:hAnsi="Calibri" w:cs="Calibri"/>
+          <w:b/>
+          <w:bCs/>
+          <w:sz w:val="32"/>
+          <w:szCs w:val="32"/>
         </w:rPr>
         <w:t xml:space="preserve">      │</w:t>
       </w:r>
@@ -3479,20 +3479,20 @@
       <w:pPr>
         <w:jc w:val="both"/>
         <w:rPr>
-          <w:rFonts w:ascii="Carlito" w:hAnsi="Carlito" w:cs="Carlito"/>
-          <w:b/>
-          <w:bCs/>
-          <w:sz w:val="28"/>
-          <w:szCs w:val="28"/>
-        </w:rPr>
-      </w:pPr>
-      <w:r>
-        <w:rPr>
-          <w:rFonts w:ascii="Carlito" w:hAnsi="Carlito" w:cs="Carlito"/>
-          <w:b/>
-          <w:bCs/>
-          <w:sz w:val="28"/>
-          <w:szCs w:val="28"/>
+          <w:rFonts w:ascii="Calibri" w:hAnsi="Calibri" w:cs="Calibri"/>
+          <w:b/>
+          <w:bCs/>
+          <w:sz w:val="32"/>
+          <w:szCs w:val="32"/>
+        </w:rPr>
+      </w:pPr>
+      <w:r>
+        <w:rPr>
+          <w:rFonts w:ascii="Calibri" w:hAnsi="Calibri" w:cs="Calibri"/>
+          <w:b/>
+          <w:bCs/>
+          <w:sz w:val="32"/>
+          <w:szCs w:val="32"/>
         </w:rPr>
         <w:t>Review Comments</w:t>
       </w:r>
@@ -3501,20 +3501,20 @@
       <w:pPr>
         <w:jc w:val="both"/>
         <w:rPr>
-          <w:rFonts w:ascii="Carlito" w:hAnsi="Carlito" w:cs="Carlito"/>
-          <w:b/>
-          <w:bCs/>
-          <w:sz w:val="28"/>
-          <w:szCs w:val="28"/>
-        </w:rPr>
-      </w:pPr>
-      <w:r>
-        <w:rPr>
-          <w:rFonts w:ascii="Carlito" w:hAnsi="Carlito" w:cs="Carlito"/>
-          <w:b/>
-          <w:bCs/>
-          <w:sz w:val="28"/>
-          <w:szCs w:val="28"/>
+          <w:rFonts w:ascii="Calibri" w:hAnsi="Calibri" w:cs="Calibri"/>
+          <w:b/>
+          <w:bCs/>
+          <w:sz w:val="32"/>
+          <w:szCs w:val="32"/>
+        </w:rPr>
+      </w:pPr>
+      <w:r>
+        <w:rPr>
+          <w:rFonts w:ascii="Calibri" w:hAnsi="Calibri" w:cs="Calibri"/>
+          <w:b/>
+          <w:bCs/>
+          <w:sz w:val="32"/>
+          <w:szCs w:val="32"/>
         </w:rPr>
         <w:t xml:space="preserve">      │</w:t>
       </w:r>
@@ -3523,20 +3523,20 @@
       <w:pPr>
         <w:jc w:val="both"/>
         <w:rPr>
-          <w:rFonts w:ascii="Carlito" w:hAnsi="Carlito" w:cs="Carlito"/>
-          <w:b/>
-          <w:bCs/>
-          <w:sz w:val="28"/>
-          <w:szCs w:val="28"/>
-        </w:rPr>
-      </w:pPr>
-      <w:r>
-        <w:rPr>
-          <w:rFonts w:ascii="Carlito" w:hAnsi="Carlito" w:cs="Carlito"/>
-          <w:b/>
-          <w:bCs/>
-          <w:sz w:val="28"/>
-          <w:szCs w:val="28"/>
+          <w:rFonts w:ascii="Calibri" w:hAnsi="Calibri" w:cs="Calibri"/>
+          <w:b/>
+          <w:bCs/>
+          <w:sz w:val="32"/>
+          <w:szCs w:val="32"/>
+        </w:rPr>
+      </w:pPr>
+      <w:r>
+        <w:rPr>
+          <w:rFonts w:ascii="Calibri" w:hAnsi="Calibri" w:cs="Calibri"/>
+          <w:b/>
+          <w:bCs/>
+          <w:sz w:val="32"/>
+          <w:szCs w:val="32"/>
         </w:rPr>
         <w:t>Fix Issues</w:t>
       </w:r>
@@ -3545,20 +3545,20 @@
       <w:pPr>
         <w:jc w:val="both"/>
         <w:rPr>
-          <w:rFonts w:ascii="Carlito" w:hAnsi="Carlito" w:cs="Carlito"/>
-          <w:b/>
-          <w:bCs/>
-          <w:sz w:val="28"/>
-          <w:szCs w:val="28"/>
-        </w:rPr>
-      </w:pPr>
-      <w:r>
-        <w:rPr>
-          <w:rFonts w:ascii="Carlito" w:hAnsi="Carlito" w:cs="Carlito"/>
-          <w:b/>
-          <w:bCs/>
-          <w:sz w:val="28"/>
-          <w:szCs w:val="28"/>
+          <w:rFonts w:ascii="Calibri" w:hAnsi="Calibri" w:cs="Calibri"/>
+          <w:b/>
+          <w:bCs/>
+          <w:sz w:val="32"/>
+          <w:szCs w:val="32"/>
+        </w:rPr>
+      </w:pPr>
+      <w:r>
+        <w:rPr>
+          <w:rFonts w:ascii="Calibri" w:hAnsi="Calibri" w:cs="Calibri"/>
+          <w:b/>
+          <w:bCs/>
+          <w:sz w:val="32"/>
+          <w:szCs w:val="32"/>
         </w:rPr>
         <w:t xml:space="preserve">      │</w:t>
       </w:r>
@@ -3567,22 +3567,21 @@
       <w:pPr>
         <w:jc w:val="both"/>
         <w:rPr>
-          <w:rFonts w:ascii="Carlito" w:hAnsi="Carlito" w:cs="Carlito"/>
-          <w:b/>
-          <w:bCs/>
-          <w:sz w:val="28"/>
-          <w:szCs w:val="28"/>
-        </w:rPr>
-      </w:pPr>
-      <w:r>
-        <w:rPr>
-          <w:rFonts w:ascii="Carlito" w:hAnsi="Carlito" w:cs="Carlito"/>
-          <w:b/>
-          <w:bCs/>
-          <w:sz w:val="28"/>
-          <w:szCs w:val="28"/>
-        </w:rPr>
-        <w:lastRenderedPageBreak/>
+          <w:rFonts w:ascii="Calibri" w:hAnsi="Calibri" w:cs="Calibri"/>
+          <w:b/>
+          <w:bCs/>
+          <w:sz w:val="32"/>
+          <w:szCs w:val="32"/>
+        </w:rPr>
+      </w:pPr>
+      <w:r>
+        <w:rPr>
+          <w:rFonts w:ascii="Calibri" w:hAnsi="Calibri" w:cs="Calibri"/>
+          <w:b/>
+          <w:bCs/>
+          <w:sz w:val="32"/>
+          <w:szCs w:val="32"/>
+        </w:rPr>
         <w:t>Merge</w:t>
       </w:r>
     </w:p>
@@ -3590,9 +3589,9 @@
       <w:pPr>
         <w:jc w:val="both"/>
         <w:rPr>
-          <w:rFonts w:ascii="Carlito" w:hAnsi="Carlito" w:cs="Carlito"/>
-          <w:sz w:val="32"/>
-          <w:szCs w:val="32"/>
+          <w:rFonts w:ascii="Calibri" w:hAnsi="Calibri" w:cs="Calibri"/>
+          <w:sz w:val="36"/>
+          <w:szCs w:val="36"/>
         </w:rPr>
       </w:pPr>
     </w:p>
@@ -3600,16 +3599,16 @@
       <w:pPr>
         <w:jc w:val="center"/>
         <w:rPr>
-          <w:rFonts w:ascii="Carlito" w:hAnsi="Carlito" w:cs="Carlito"/>
-          <w:sz w:val="32"/>
-          <w:szCs w:val="32"/>
-        </w:rPr>
-      </w:pPr>
-      <w:r>
-        <w:rPr>
-          <w:rFonts w:ascii="Carlito" w:hAnsi="Carlito" w:cs="Carlito"/>
-          <w:sz w:val="32"/>
-          <w:szCs w:val="32"/>
+          <w:rFonts w:ascii="Calibri" w:hAnsi="Calibri" w:cs="Calibri"/>
+          <w:sz w:val="36"/>
+          <w:szCs w:val="36"/>
+        </w:rPr>
+      </w:pPr>
+      <w:r>
+        <w:rPr>
+          <w:rFonts w:ascii="Calibri" w:hAnsi="Calibri" w:cs="Calibri"/>
+          <w:sz w:val="36"/>
+          <w:szCs w:val="36"/>
         </w:rPr>
         <w:t>Break</w:t>
       </w:r>
@@ -3618,39 +3617,39 @@
       <w:pPr>
         <w:jc w:val="both"/>
         <w:rPr>
-          <w:rFonts w:ascii="Carlito" w:hAnsi="Carlito" w:cs="Carlito"/>
-          <w:sz w:val="32"/>
-          <w:szCs w:val="32"/>
-        </w:rPr>
-      </w:pPr>
-    </w:p>
-    <w:p>
-      <w:pPr>
-        <w:jc w:val="both"/>
-        <w:rPr>
-          <w:rFonts w:ascii="Carlito" w:hAnsi="Carlito" w:cs="Carlito"/>
-          <w:sz w:val="32"/>
-          <w:szCs w:val="32"/>
-        </w:rPr>
-      </w:pPr>
-    </w:p>
-    <w:p>
-      <w:pPr>
-        <w:jc w:val="both"/>
-        <w:rPr>
-          <w:rFonts w:ascii="Carlito" w:hAnsi="Carlito" w:cs="Carlito"/>
-          <w:sz w:val="32"/>
-          <w:szCs w:val="32"/>
-        </w:rPr>
-      </w:pPr>
-    </w:p>
-    <w:p>
-      <w:pPr>
-        <w:jc w:val="both"/>
-        <w:rPr>
-          <w:rFonts w:ascii="Carlito" w:hAnsi="Carlito" w:cs="Carlito"/>
-          <w:sz w:val="32"/>
-          <w:szCs w:val="32"/>
+          <w:rFonts w:ascii="Calibri" w:hAnsi="Calibri" w:cs="Calibri"/>
+          <w:sz w:val="36"/>
+          <w:szCs w:val="36"/>
+        </w:rPr>
+      </w:pPr>
+    </w:p>
+    <w:p>
+      <w:pPr>
+        <w:jc w:val="both"/>
+        <w:rPr>
+          <w:rFonts w:ascii="Calibri" w:hAnsi="Calibri" w:cs="Calibri"/>
+          <w:sz w:val="36"/>
+          <w:szCs w:val="36"/>
+        </w:rPr>
+      </w:pPr>
+    </w:p>
+    <w:p>
+      <w:pPr>
+        <w:jc w:val="both"/>
+        <w:rPr>
+          <w:rFonts w:ascii="Calibri" w:hAnsi="Calibri" w:cs="Calibri"/>
+          <w:sz w:val="36"/>
+          <w:szCs w:val="36"/>
+        </w:rPr>
+      </w:pPr>
+    </w:p>
+    <w:p>
+      <w:pPr>
+        <w:jc w:val="both"/>
+        <w:rPr>
+          <w:rFonts w:ascii="Calibri" w:hAnsi="Calibri" w:cs="Calibri"/>
+          <w:sz w:val="36"/>
+          <w:szCs w:val="36"/>
         </w:rPr>
       </w:pPr>
     </w:p>
